--- a/marais_r_sense_dossier_technique_partie_commune.docx
+++ b/marais_r_sense_dossier_technique_partie_commune.docx
@@ -624,7 +624,16 @@
         </w:rPr>
       </w:r>
       <w:bookmarkEnd w:id="1"/>
-      <w:r/>
+      <w:r>
+        <w:rPr>
+          <w:rFonts w:ascii="Times New Roman" w:hAnsi="Times New Roman" w:eastAsia="Times New Roman" w:cs="Times New Roman"/>
+          <w:b/>
+          <w:bCs/>
+          <w:sz w:val="48"/>
+          <w:szCs w:val="48"/>
+          <w:highlight w:val="none"/>
+        </w:rPr>
+      </w:r>
       <w:r>
         <w:rPr>
           <w:rFonts w:ascii="Times New Roman" w:hAnsi="Times New Roman" w:eastAsia="Times New Roman" w:cs="Times New Roman"/>
@@ -737,6 +746,12 @@
               <w:highlight w:val="none"/>
             </w:rPr>
           </w:r>
+          <w:r>
+            <w:rPr>
+              <w:rFonts w:ascii="Times New Roman" w:hAnsi="Times New Roman" w:eastAsia="Times New Roman" w:cs="Times New Roman"/>
+              <w:highlight w:val="none"/>
+            </w:rPr>
+          </w:r>
         </w:p>
         <w:p>
           <w:pPr>
@@ -752,6 +767,7 @@
               <w14:ligatures w14:val="none"/>
             </w:rPr>
           </w:pPr>
+          <w:r/>
           <w:hyperlink w:tooltip="#_Toc2" w:anchor="_Toc2" w:history="1">
             <w:r>
               <w:rPr>
@@ -808,6 +824,12 @@
               <w14:ligatures w14:val="none"/>
             </w:rPr>
           </w:r>
+          <w:r>
+            <w:rPr>
+              <w:highlight w:val="none"/>
+              <w14:ligatures w14:val="none"/>
+            </w:rPr>
+          </w:r>
         </w:p>
         <w:p>
           <w:pPr>
@@ -823,6 +845,7 @@
               <w:highlight w:val="none"/>
             </w:rPr>
           </w:pPr>
+          <w:r/>
           <w:hyperlink w:tooltip="#_Toc3" w:anchor="_Toc3" w:history="1">
             <w:r>
               <w:rPr>
@@ -859,6 +882,12 @@
               <w:highlight w:val="none"/>
             </w:rPr>
           </w:r>
+          <w:r>
+            <w:rPr>
+              <w:rFonts w:ascii="Times New Roman" w:hAnsi="Times New Roman" w:eastAsia="Times New Roman" w:cs="Times New Roman"/>
+              <w:highlight w:val="none"/>
+            </w:rPr>
+          </w:r>
         </w:p>
         <w:p>
           <w:pPr>
@@ -871,6 +900,7 @@
             <w:ind/>
             <w:rPr/>
           </w:pPr>
+          <w:r/>
           <w:hyperlink w:tooltip="#_Toc4" w:anchor="_Toc4" w:history="1">
             <w:r>
               <w:rPr>
@@ -910,6 +940,7 @@
             </w:r>
           </w:hyperlink>
           <w:r/>
+          <w:r/>
         </w:p>
         <w:p>
           <w:pPr>
@@ -922,6 +953,7 @@
             <w:ind/>
             <w:rPr/>
           </w:pPr>
+          <w:r/>
           <w:hyperlink w:tooltip="#_Toc5" w:anchor="_Toc5" w:history="1">
             <w:r>
               <w:rPr>
@@ -951,6 +983,7 @@
             </w:r>
           </w:hyperlink>
           <w:r/>
+          <w:r/>
         </w:p>
         <w:p>
           <w:pPr>
@@ -966,7 +999,6 @@
               <w:highlight w:val="none"/>
             </w:rPr>
           </w:pPr>
-          <w:r/>
           <w:r>
             <w:fldChar w:fldCharType="end"/>
           </w:r>
@@ -980,7 +1012,16 @@
               <w:highlight w:val="none"/>
             </w:rPr>
           </w:r>
-          <w:r/>
+          <w:r>
+            <w:rPr>
+              <w:rFonts w:ascii="Times New Roman" w:hAnsi="Times New Roman" w:eastAsia="Times New Roman" w:cs="Times New Roman"/>
+              <w:b/>
+              <w:bCs/>
+              <w:sz w:val="48"/>
+              <w:szCs w:val="48"/>
+              <w:highlight w:val="none"/>
+            </w:rPr>
+          </w:r>
         </w:p>
       </w:sdtContent>
     </w:sdt>
@@ -1069,7 +1110,12 @@
         </w:rPr>
       </w:r>
       <w:bookmarkEnd w:id="2"/>
-      <w:r/>
+      <w:r>
+        <w:rPr>
+          <w:highlight w:val="none"/>
+          <w14:ligatures w14:val="none"/>
+        </w:rPr>
+      </w:r>
       <w:r>
         <w:rPr>
           <w:highlight w:val="none"/>
@@ -1242,7 +1288,16 @@
         </w:rPr>
       </w:r>
       <w:bookmarkEnd w:id="3"/>
-      <w:r/>
+      <w:r>
+        <w:rPr>
+          <w:rFonts w:ascii="Times New Roman" w:hAnsi="Times New Roman" w:eastAsia="Times New Roman" w:cs="Times New Roman"/>
+          <w:b/>
+          <w:bCs/>
+          <w:sz w:val="48"/>
+          <w:szCs w:val="48"/>
+          <w:highlight w:val="none"/>
+        </w:rPr>
+      </w:r>
       <w:r>
         <w:rPr>
           <w:rFonts w:ascii="Times New Roman" w:hAnsi="Times New Roman" w:eastAsia="Times New Roman" w:cs="Times New Roman"/>
@@ -1326,7 +1381,12 @@
         </w:rPr>
       </w:r>
       <w:bookmarkEnd w:id="4"/>
-      <w:r/>
+      <w:r>
+        <w:rPr>
+          <w:sz w:val="36"/>
+          <w:szCs w:val="36"/>
+        </w:rPr>
+      </w:r>
       <w:r>
         <w:rPr>
           <w:sz w:val="36"/>
@@ -1434,7 +1494,6 @@
       <w:r>
         <w:t xml:space="preserve">Tableau description diagramme d’utilisation : </w:t>
       </w:r>
-      <w:r/>
       <w:bookmarkEnd w:id="5"/>
       <w:r/>
       <w:r/>
@@ -4249,10 +4308,10 @@
     </w:p>
     <w:p>
       <w:pPr>
-        <w:pBdr/>
-        <w:spacing/>
-        <w:ind w:right="284" w:firstLine="0" w:left="-567"/>
-        <w:jc w:val="center"/>
+        <w:pStyle w:val="845"/>
+        <w:pBdr/>
+        <w:spacing/>
+        <w:ind/>
         <w:rPr>
           <w:rFonts w:ascii="Times New Roman" w:hAnsi="Times New Roman" w:eastAsia="Times New Roman" w:cs="Times New Roman"/>
           <w:b/>
@@ -4281,6 +4340,7 @@
           <w:szCs w:val="48"/>
           <w:highlight w:val="none"/>
         </w:rPr>
+        <w:t xml:space="preserve">Étude préliminaire</w:t>
       </w:r>
       <w:r>
         <w:rPr>
@@ -4289,6 +4349,737 @@
           <w:bCs/>
           <w:sz w:val="48"/>
           <w:szCs w:val="48"/>
+          <w:highlight w:val="none"/>
+        </w:rPr>
+      </w:r>
+    </w:p>
+    <w:p>
+      <w:pPr>
+        <w:pBdr/>
+        <w:spacing/>
+        <w:ind/>
+        <w:rPr/>
+      </w:pPr>
+      <w:r/>
+      <w:r/>
+      <w:r/>
+    </w:p>
+    <w:p>
+      <w:pPr>
+        <w:pStyle w:val="846"/>
+        <w:pBdr/>
+        <w:spacing/>
+        <w:ind/>
+        <w:rPr>
+          <w14:ligatures w14:val="none"/>
+        </w:rPr>
+      </w:pPr>
+      <w:r>
+        <w:rPr>
+          <w:highlight w:val="none"/>
+        </w:rPr>
+      </w:r>
+      <w:r>
+        <w:rPr>
+          <w:highlight w:val="none"/>
+        </w:rPr>
+        <w:t xml:space="preserve">Diagramme de déploiement d’exploitation</w:t>
+      </w:r>
+      <w:r/>
+    </w:p>
+    <w:p>
+      <w:pPr>
+        <w:pBdr/>
+        <w:spacing/>
+        <w:ind/>
+        <w:rPr>
+          <w:rFonts w:ascii="Times New Roman" w:hAnsi="Times New Roman" w:eastAsia="Times New Roman" w:cs="Times New Roman"/>
+          <w:b/>
+          <w:bCs/>
+          <w:color w:val="000000"/>
+          <w:sz w:val="24"/>
+          <w:szCs w:val="24"/>
+          <w14:ligatures w14:val="none"/>
+        </w:rPr>
+      </w:pPr>
+      <w:r>
+        <w:rPr>
+          <w:highlight w:val="none"/>
+        </w:rPr>
+      </w:r>
+      <w:r>
+        <mc:AlternateContent>
+          <mc:Choice Requires="wpg">
+            <w:drawing>
+              <wp:inline xmlns:wp="http://schemas.openxmlformats.org/drawingml/2006/wordprocessingDrawing" distT="0" distB="0" distL="0" distR="0">
+                <wp:extent cx="5940425" cy="4397934"/>
+                <wp:effectExtent l="0" t="0" r="0" b="0"/>
+                <wp:docPr id="4" name=""/>
+                <wp:cNvGraphicFramePr>
+                  <a:graphicFrameLocks xmlns:a="http://schemas.openxmlformats.org/drawingml/2006/main" noChangeAspect="1"/>
+                </wp:cNvGraphicFramePr>
+                <a:graphic xmlns:a="http://schemas.openxmlformats.org/drawingml/2006/main">
+                  <a:graphicData uri="http://schemas.openxmlformats.org/drawingml/2006/picture">
+                    <pic:pic xmlns:pic="http://schemas.openxmlformats.org/drawingml/2006/picture">
+                      <pic:nvPicPr>
+                        <pic:cNvPr id="616372683" name=""/>
+                        <pic:cNvPicPr>
+                          <a:picLocks noChangeAspect="1"/>
+                        </pic:cNvPicPr>
+                        <pic:nvPr/>
+                      </pic:nvPicPr>
+                      <pic:blipFill rotWithShape="1">
+                        <a:blip r:embed="rId14"/>
+                        <a:stretch/>
+                      </pic:blipFill>
+                      <pic:spPr bwMode="auto">
+                        <a:xfrm>
+                          <a:off x="0" y="0"/>
+                          <a:ext cx="5940424" cy="4397934"/>
+                        </a:xfrm>
+                        <a:prstGeom prst="rect">
+                          <a:avLst/>
+                        </a:prstGeom>
+                      </pic:spPr>
+                    </pic:pic>
+                  </a:graphicData>
+                </a:graphic>
+              </wp:inline>
+            </w:drawing>
+          </mc:Choice>
+          <mc:Fallback>
+            <w:pict>
+              <v:shapetype id="_x0000_t75" coordsize="21600,21600" o:spt="75" o:preferrelative="t" path="m@4@5l@4@11@9@11@9@5xe" filled="f" stroked="f">
+                <v:stroke joinstyle="miter"/>
+                <v:formulas>
+                  <v:f eqn="if lineDrawn pixelLineWidth 0"/>
+                  <v:f eqn="sum @0 1 0"/>
+                  <v:f eqn="sum 0 0 @1"/>
+                  <v:f eqn="prod @2 1 2"/>
+                  <v:f eqn="prod @3 21600 pixelWidth"/>
+                  <v:f eqn="prod @3 21600 pixelHeight"/>
+                  <v:f eqn="sum @0 0 1"/>
+                  <v:f eqn="prod @6 1 2"/>
+                  <v:f eqn="prod @7 21600 pixelWidth"/>
+                  <v:f eqn="sum @8 21600 0"/>
+                  <v:f eqn="prod @7 21600 pixelHeight"/>
+                  <v:f eqn="sum @10 21600 0"/>
+                </v:formulas>
+                <v:path o:extrusionok="f" gradientshapeok="t" o:connecttype="rect"/>
+                <o:lock v:ext="edit" aspectratio="t"/>
+              </v:shapetype>
+              <v:shape id="_x0000_i3" o:spid="_x0000_s3" type="#_x0000_t75" style="width:467.75pt;height:346.29pt;mso-wrap-distance-left:0.00pt;mso-wrap-distance-top:0.00pt;mso-wrap-distance-right:0.00pt;mso-wrap-distance-bottom:0.00pt;z-index:1;" stroked="false">
+                <v:imagedata r:id="rId14" o:title=""/>
+                <o:lock v:ext="edit" rotation="t"/>
+              </v:shape>
+            </w:pict>
+          </mc:Fallback>
+        </mc:AlternateContent>
+      </w:r>
+      <w:r>
+        <w:rPr>
+          <w:highlight w:val="none"/>
+        </w:rPr>
+      </w:r>
+      <w:r/>
+      <w:r/>
+      <w:r>
+        <w:rPr>
+          <w:rFonts w:ascii="Times New Roman" w:hAnsi="Times New Roman" w:eastAsia="Times New Roman" w:cs="Times New Roman"/>
+          <w:b/>
+          <w:color w:val="000000"/>
+          <w:sz w:val="24"/>
+        </w:rPr>
+        <w:t xml:space="preserve">Diagramme de déploiement UML</w:t>
+      </w:r>
+      <w:r>
+        <w:rPr>
+          <w:highlight w:val="none"/>
+        </w:rPr>
+      </w:r>
+    </w:p>
+    <w:p>
+      <w:pPr>
+        <w:pBdr/>
+        <w:spacing/>
+        <w:ind/>
+        <w:rPr>
+          <w:rFonts w:ascii="Times New Roman" w:hAnsi="Times New Roman" w:eastAsia="Times New Roman" w:cs="Times New Roman"/>
+          <w:color w:val="000000"/>
+          <w:sz w:val="24"/>
+          <w:szCs w:val="24"/>
+          <w14:ligatures w14:val="none"/>
+        </w:rPr>
+      </w:pPr>
+      <w:r>
+        <w:rPr>
+          <w:rFonts w:ascii="Times New Roman" w:hAnsi="Times New Roman" w:eastAsia="Times New Roman" w:cs="Times New Roman"/>
+          <w:b/>
+          <w:color w:val="000000"/>
+          <w:sz w:val="24"/>
+        </w:rPr>
+      </w:r>
+      <w:r>
+        <w:rPr>
+          <w:rFonts w:ascii="Times New Roman" w:hAnsi="Times New Roman" w:eastAsia="Times New Roman" w:cs="Times New Roman"/>
+          <w:color w:val="000000"/>
+          <w:sz w:val="24"/>
+        </w:rPr>
+        <w:t xml:space="preserve">Le diagramme de déploiement ci-dessus représente l'architecture physique du système de surveillance de la qualité de l'air.</w:t>
+      </w:r>
+      <w:r>
+        <w:rPr>
+          <w:highlight w:val="none"/>
+        </w:rPr>
+      </w:r>
+    </w:p>
+    <w:p>
+      <w:pPr>
+        <w:pBdr/>
+        <w:spacing/>
+        <w:ind/>
+        <w:rPr>
+          <w:rFonts w:ascii="Times New Roman" w:hAnsi="Times New Roman" w:eastAsia="Times New Roman" w:cs="Times New Roman"/>
+          <w:b/>
+          <w:bCs/>
+          <w:color w:val="000000"/>
+          <w:sz w:val="24"/>
+          <w:szCs w:val="24"/>
+          <w14:ligatures w14:val="none"/>
+        </w:rPr>
+      </w:pPr>
+      <w:r>
+        <w:rPr>
+          <w:rFonts w:ascii="Times New Roman" w:hAnsi="Times New Roman" w:eastAsia="Times New Roman" w:cs="Times New Roman"/>
+          <w:color w:val="000000"/>
+          <w:sz w:val="24"/>
+        </w:rPr>
+      </w:r>
+      <w:r>
+        <w:rPr>
+          <w:rFonts w:ascii="Times New Roman" w:hAnsi="Times New Roman" w:eastAsia="Times New Roman" w:cs="Times New Roman"/>
+          <w:b/>
+          <w:color w:val="000000"/>
+          <w:sz w:val="24"/>
+        </w:rPr>
+        <w:t xml:space="preserve">Nœuds d'exécution et périphériques</w:t>
+      </w:r>
+      <w:r>
+        <w:rPr>
+          <w:highlight w:val="none"/>
+        </w:rPr>
+      </w:r>
+    </w:p>
+    <w:p>
+      <w:pPr>
+        <w:pBdr/>
+        <w:spacing/>
+        <w:ind/>
+        <w:rPr>
+          <w:rFonts w:ascii="Times New Roman" w:hAnsi="Times New Roman" w:eastAsia="Times New Roman" w:cs="Times New Roman"/>
+          <w:color w:val="000000"/>
+          <w:sz w:val="24"/>
+          <w:szCs w:val="24"/>
+          <w14:ligatures w14:val="none"/>
+        </w:rPr>
+      </w:pPr>
+      <w:r>
+        <w:rPr>
+          <w:rFonts w:ascii="Times New Roman" w:hAnsi="Times New Roman" w:eastAsia="Times New Roman" w:cs="Times New Roman"/>
+          <w:b/>
+          <w:color w:val="000000"/>
+          <w:sz w:val="24"/>
+        </w:rPr>
+      </w:r>
+      <w:r>
+        <w:rPr>
+          <w:rFonts w:ascii="Times New Roman" w:hAnsi="Times New Roman" w:eastAsia="Times New Roman" w:cs="Times New Roman"/>
+          <w:color w:val="000000"/>
+          <w:sz w:val="24"/>
+        </w:rPr>
+        <w:t xml:space="preserve">Le système repose sur deux types de sondes déployées sur un VLAN dédié (VLAN Sondes).</w:t>
+      </w:r>
+      <w:r>
+        <w:rPr>
+          <w:rFonts w:ascii="Times New Roman" w:hAnsi="Times New Roman" w:eastAsia="Times New Roman" w:cs="Times New Roman"/>
+          <w:color w:val="000000"/>
+          <w:sz w:val="24"/>
+        </w:rPr>
+        <w:t xml:space="preserve"> Chacune embarque une carte </w:t>
+      </w:r>
+      <w:r>
+        <w:rPr>
+          <w:rFonts w:ascii="Times New Roman" w:hAnsi="Times New Roman" w:eastAsia="Times New Roman" w:cs="Times New Roman"/>
+          <w:i w:val="0"/>
+          <w:iCs w:val="0"/>
+          <w:color w:val="000000"/>
+          <w:sz w:val="24"/>
+        </w:rPr>
+        <w:t xml:space="preserve">Unihiker</w:t>
+      </w:r>
+      <w:r>
+        <w:rPr>
+          <w:rFonts w:ascii="Times New Roman" w:hAnsi="Times New Roman" w:eastAsia="Times New Roman" w:cs="Times New Roman"/>
+          <w:color w:val="000000"/>
+          <w:sz w:val="24"/>
+        </w:rPr>
+        <w:t xml:space="preserve"> qui héberge quatre modules logiciels : un module de transmission, un module de mesure, un module d'affichage et un module d'alerte. </w:t>
+        <w:br/>
+      </w:r>
+      <w:r>
+        <w:rPr>
+          <w:rFonts w:ascii="Times New Roman" w:hAnsi="Times New Roman" w:eastAsia="Times New Roman" w:cs="Times New Roman"/>
+          <w:color w:val="000000"/>
+          <w:sz w:val="24"/>
+        </w:rPr>
+        <w:t xml:space="preserve">La sonde particules bois est connectée à un capteur de particules via une liaison série </w:t>
+      </w:r>
+      <w:r>
+        <w:rPr>
+          <w:rFonts w:ascii="Times New Roman" w:hAnsi="Times New Roman" w:eastAsia="Times New Roman" w:cs="Times New Roman"/>
+          <w:b w:val="0"/>
+          <w:bCs w:val="0"/>
+          <w:color w:val="000000"/>
+          <w:sz w:val="24"/>
+        </w:rPr>
+        <w:t xml:space="preserve">UART</w:t>
+      </w:r>
+      <w:r>
+        <w:rPr>
+          <w:rFonts w:ascii="Times New Roman" w:hAnsi="Times New Roman" w:eastAsia="Times New Roman" w:cs="Times New Roman"/>
+          <w:color w:val="000000"/>
+          <w:sz w:val="24"/>
+        </w:rPr>
+        <w:t xml:space="preserve">. La sonde solvants collage est reliée à un capteur TVOC et CO2 via une liaison série</w:t>
+      </w:r>
+      <w:r>
+        <w:rPr>
+          <w:rFonts w:ascii="Times New Roman" w:hAnsi="Times New Roman" w:eastAsia="Times New Roman" w:cs="Times New Roman"/>
+          <w:b w:val="0"/>
+          <w:bCs w:val="0"/>
+          <w:color w:val="000000"/>
+          <w:sz w:val="24"/>
+        </w:rPr>
+        <w:t xml:space="preserve"> </w:t>
+      </w:r>
+      <w:r>
+        <w:rPr>
+          <w:rFonts w:ascii="Times New Roman" w:hAnsi="Times New Roman" w:eastAsia="Times New Roman" w:cs="Times New Roman"/>
+          <w:b w:val="0"/>
+          <w:bCs w:val="0"/>
+          <w:color w:val="000000"/>
+          <w:sz w:val="24"/>
+        </w:rPr>
+        <w:t xml:space="preserve">I2C</w:t>
+      </w:r>
+      <w:r>
+        <w:rPr>
+          <w:rFonts w:ascii="Times New Roman" w:hAnsi="Times New Roman" w:eastAsia="Times New Roman" w:cs="Times New Roman"/>
+          <w:color w:val="000000"/>
+          <w:sz w:val="24"/>
+        </w:rPr>
+        <w:t xml:space="preserve">.</w:t>
+      </w:r>
+      <w:r/>
+      <w:r>
+        <w:rPr>
+          <w:rFonts w:ascii="Times New Roman" w:hAnsi="Times New Roman" w:eastAsia="Times New Roman" w:cs="Times New Roman"/>
+          <w:color w:val="000000"/>
+          <w:sz w:val="24"/>
+          <w:szCs w:val="24"/>
+        </w:rPr>
+      </w:r>
+    </w:p>
+    <w:p>
+      <w:pPr>
+        <w:pBdr/>
+        <w:spacing/>
+        <w:ind/>
+        <w:rPr>
+          <w:rFonts w:ascii="Times New Roman" w:hAnsi="Times New Roman" w:eastAsia="Times New Roman" w:cs="Times New Roman"/>
+          <w:b/>
+          <w:bCs/>
+          <w:color w:val="000000"/>
+          <w:sz w:val="24"/>
+          <w:szCs w:val="24"/>
+          <w14:ligatures w14:val="none"/>
+        </w:rPr>
+      </w:pPr>
+      <w:r>
+        <w:rPr>
+          <w:rFonts w:ascii="Times New Roman" w:hAnsi="Times New Roman" w:eastAsia="Times New Roman" w:cs="Times New Roman"/>
+          <w:color w:val="000000"/>
+          <w:sz w:val="24"/>
+        </w:rPr>
+      </w:r>
+      <w:r>
+        <w:rPr>
+          <w:rFonts w:ascii="Times New Roman" w:hAnsi="Times New Roman" w:eastAsia="Times New Roman" w:cs="Times New Roman"/>
+          <w:b/>
+          <w:color w:val="000000"/>
+          <w:sz w:val="24"/>
+        </w:rPr>
+        <w:t xml:space="preserve">Éléments du réseau</w:t>
+      </w:r>
+      <w:r>
+        <w:rPr>
+          <w:highlight w:val="none"/>
+        </w:rPr>
+      </w:r>
+    </w:p>
+    <w:p>
+      <w:pPr>
+        <w:pBdr/>
+        <w:spacing/>
+        <w:ind/>
+        <w:rPr>
+          <w:rFonts w:ascii="Times New Roman" w:hAnsi="Times New Roman" w:eastAsia="Times New Roman" w:cs="Times New Roman"/>
+          <w:color w:val="000000"/>
+          <w:sz w:val="24"/>
+          <w:szCs w:val="24"/>
+          <w14:ligatures w14:val="none"/>
+        </w:rPr>
+      </w:pPr>
+      <w:r>
+        <w:rPr>
+          <w:rFonts w:ascii="Times New Roman" w:hAnsi="Times New Roman" w:eastAsia="Times New Roman" w:cs="Times New Roman"/>
+          <w:b/>
+          <w:color w:val="000000"/>
+          <w:sz w:val="24"/>
+        </w:rPr>
+      </w:r>
+      <w:r>
+        <w:rPr>
+          <w:rFonts w:ascii="Times New Roman" w:hAnsi="Times New Roman" w:eastAsia="Times New Roman" w:cs="Times New Roman"/>
+          <w:color w:val="000000"/>
+          <w:sz w:val="24"/>
+        </w:rPr>
+        <w:t xml:space="preserve">Les deux sondes communiquent sans fil avec un </w:t>
+      </w:r>
+      <w:r>
+        <w:rPr>
+          <w:rFonts w:ascii="Times New Roman" w:hAnsi="Times New Roman" w:eastAsia="Times New Roman" w:cs="Times New Roman"/>
+          <w:i w:val="0"/>
+          <w:iCs w:val="0"/>
+          <w:color w:val="000000"/>
+          <w:sz w:val="24"/>
+        </w:rPr>
+        <w:t xml:space="preserve">Point d'accès sans fil</w:t>
+      </w:r>
+      <w:r>
+        <w:rPr>
+          <w:rFonts w:ascii="Times New Roman" w:hAnsi="Times New Roman" w:eastAsia="Times New Roman" w:cs="Times New Roman"/>
+          <w:color w:val="000000"/>
+          <w:sz w:val="24"/>
+        </w:rPr>
+        <w:t xml:space="preserve"> via le protocole MQTT.</w:t>
+      </w:r>
+      <w:r>
+        <w:rPr>
+          <w:rFonts w:ascii="Times New Roman" w:hAnsi="Times New Roman" w:eastAsia="Times New Roman" w:cs="Times New Roman"/>
+          <w:i/>
+          <w:color w:val="000000"/>
+          <w:sz w:val="24"/>
+        </w:rPr>
+        <w:t xml:space="preserve"> </w:t>
+      </w:r>
+      <w:r>
+        <w:rPr>
+          <w:rFonts w:ascii="Times New Roman" w:hAnsi="Times New Roman" w:eastAsia="Times New Roman" w:cs="Times New Roman"/>
+          <w:i w:val="0"/>
+          <w:iCs w:val="0"/>
+          <w:color w:val="000000"/>
+          <w:sz w:val="24"/>
+        </w:rPr>
+        <w:t xml:space="preserve">Ce point d'accès est relié par </w:t>
+      </w:r>
+      <w:r>
+        <w:rPr>
+          <w:rFonts w:ascii="Times New Roman" w:hAnsi="Times New Roman" w:eastAsia="Times New Roman" w:cs="Times New Roman"/>
+          <w:b w:val="0"/>
+          <w:bCs w:val="0"/>
+          <w:i w:val="0"/>
+          <w:iCs w:val="0"/>
+          <w:color w:val="000000"/>
+          <w:sz w:val="24"/>
+        </w:rPr>
+        <w:t xml:space="preserve">Ethernet</w:t>
+      </w:r>
+      <w:r>
+        <w:rPr>
+          <w:rFonts w:ascii="Times New Roman" w:hAnsi="Times New Roman" w:eastAsia="Times New Roman" w:cs="Times New Roman"/>
+          <w:i w:val="0"/>
+          <w:iCs w:val="0"/>
+          <w:color w:val="000000"/>
+          <w:sz w:val="24"/>
+        </w:rPr>
+        <w:t xml:space="preserve"> à un Commutateur connecté à un Routeur</w:t>
+      </w:r>
+      <w:r>
+        <w:rPr>
+          <w:rFonts w:ascii="Times New Roman" w:hAnsi="Times New Roman" w:eastAsia="Times New Roman" w:cs="Times New Roman"/>
+          <w:i w:val="0"/>
+          <w:iCs w:val="0"/>
+          <w:color w:val="000000"/>
+          <w:sz w:val="24"/>
+        </w:rPr>
+        <w:t xml:space="preserve">.</w:t>
+      </w:r>
+      <w:r>
+        <w:rPr>
+          <w:rFonts w:ascii="Times New Roman" w:hAnsi="Times New Roman" w:eastAsia="Times New Roman" w:cs="Times New Roman"/>
+          <w:color w:val="000000"/>
+          <w:sz w:val="24"/>
+        </w:rPr>
+        <w:t xml:space="preserve"> Le routeur </w:t>
+      </w:r>
+      <w:r>
+        <w:rPr>
+          <w:rFonts w:ascii="Times New Roman" w:hAnsi="Times New Roman" w:eastAsia="Times New Roman" w:cs="Times New Roman"/>
+          <w:color w:val="000000"/>
+          <w:sz w:val="24"/>
+        </w:rPr>
+        <w:t xml:space="preserve">assure la connexion </w:t>
+      </w:r>
+      <w:r>
+        <w:rPr>
+          <w:rFonts w:ascii="Times New Roman" w:hAnsi="Times New Roman" w:eastAsia="Times New Roman" w:cs="Times New Roman"/>
+          <w:b w:val="0"/>
+          <w:bCs w:val="0"/>
+          <w:color w:val="000000"/>
+          <w:sz w:val="24"/>
+        </w:rPr>
+        <w:t xml:space="preserve">Internet</w:t>
+      </w:r>
+      <w:r>
+        <w:rPr>
+          <w:rFonts w:ascii="Times New Roman" w:hAnsi="Times New Roman" w:eastAsia="Times New Roman" w:cs="Times New Roman"/>
+          <w:color w:val="000000"/>
+          <w:sz w:val="24"/>
+        </w:rPr>
+        <w:t xml:space="preserve"> vers le </w:t>
+      </w:r>
+      <w:r>
+        <w:rPr>
+          <w:rFonts w:ascii="Times New Roman" w:hAnsi="Times New Roman" w:eastAsia="Times New Roman" w:cs="Times New Roman"/>
+          <w:i w:val="0"/>
+          <w:iCs w:val="0"/>
+          <w:color w:val="000000"/>
+          <w:sz w:val="24"/>
+        </w:rPr>
+        <w:t xml:space="preserve">Serveur Marais_R_Site</w:t>
+      </w:r>
+      <w:r>
+        <w:rPr>
+          <w:rFonts w:ascii="Times New Roman" w:hAnsi="Times New Roman" w:eastAsia="Times New Roman" w:cs="Times New Roman"/>
+          <w:color w:val="000000"/>
+          <w:sz w:val="24"/>
+        </w:rPr>
+        <w:t xml:space="preserve"> qui héberge le site web de supervision.</w:t>
+      </w:r>
+      <w:r>
+        <w:rPr>
+          <w:highlight w:val="none"/>
+        </w:rPr>
+      </w:r>
+    </w:p>
+    <w:p>
+      <w:pPr>
+        <w:pBdr/>
+        <w:spacing/>
+        <w:ind/>
+        <w:rPr>
+          <w:rFonts w:ascii="Times New Roman" w:hAnsi="Times New Roman" w:eastAsia="Times New Roman" w:cs="Times New Roman"/>
+          <w:b/>
+          <w:bCs/>
+          <w:color w:val="000000"/>
+          <w:sz w:val="24"/>
+          <w:szCs w:val="24"/>
+          <w14:ligatures w14:val="none"/>
+        </w:rPr>
+      </w:pPr>
+      <w:r>
+        <w:rPr>
+          <w:rFonts w:ascii="Times New Roman" w:hAnsi="Times New Roman" w:eastAsia="Times New Roman" w:cs="Times New Roman"/>
+          <w:color w:val="000000"/>
+          <w:sz w:val="24"/>
+        </w:rPr>
+      </w:r>
+      <w:r>
+        <w:rPr>
+          <w:rFonts w:ascii="Times New Roman" w:hAnsi="Times New Roman" w:eastAsia="Times New Roman" w:cs="Times New Roman"/>
+          <w:b/>
+          <w:color w:val="000000"/>
+          <w:sz w:val="24"/>
+        </w:rPr>
+        <w:t xml:space="preserve">Module d'alerte visuelle</w:t>
+      </w:r>
+      <w:r>
+        <w:rPr>
+          <w:highlight w:val="none"/>
+        </w:rPr>
+      </w:r>
+    </w:p>
+    <w:p>
+      <w:pPr>
+        <w:pBdr/>
+        <w:spacing/>
+        <w:ind/>
+        <w:rPr>
+          <w:rFonts w:ascii="Times New Roman" w:hAnsi="Times New Roman" w:eastAsia="Times New Roman" w:cs="Times New Roman"/>
+          <w:color w:val="000000"/>
+          <w:sz w:val="24"/>
+          <w:szCs w:val="24"/>
+          <w14:ligatures w14:val="none"/>
+        </w:rPr>
+      </w:pPr>
+      <w:r>
+        <w:rPr>
+          <w:rFonts w:ascii="Times New Roman" w:hAnsi="Times New Roman" w:eastAsia="Times New Roman" w:cs="Times New Roman"/>
+          <w:b/>
+          <w:color w:val="000000"/>
+          <w:sz w:val="24"/>
+        </w:rPr>
+      </w:r>
+      <w:r>
+        <w:rPr>
+          <w:rFonts w:ascii="Times New Roman" w:hAnsi="Times New Roman" w:eastAsia="Times New Roman" w:cs="Times New Roman"/>
+          <w:color w:val="000000"/>
+          <w:sz w:val="24"/>
+        </w:rPr>
+        <w:t xml:space="preserve">Le point d'accès communique également via </w:t>
+      </w:r>
+      <w:r>
+        <w:rPr>
+          <w:rFonts w:ascii="Times New Roman" w:hAnsi="Times New Roman" w:eastAsia="Times New Roman" w:cs="Times New Roman"/>
+          <w:b w:val="0"/>
+          <w:bCs w:val="0"/>
+          <w:color w:val="000000"/>
+          <w:sz w:val="24"/>
+        </w:rPr>
+        <w:t xml:space="preserve">MQTT</w:t>
+      </w:r>
+      <w:r>
+        <w:rPr>
+          <w:rFonts w:ascii="Times New Roman" w:hAnsi="Times New Roman" w:eastAsia="Times New Roman" w:cs="Times New Roman"/>
+          <w:color w:val="000000"/>
+          <w:sz w:val="24"/>
+        </w:rPr>
+        <w:t xml:space="preserve"> avec un module d'alerte visuelle composé d'un relais WiFi connecté électriquement à un gyrophare</w:t>
+      </w:r>
+      <w:r>
+        <w:rPr>
+          <w:rFonts w:ascii="Times New Roman" w:hAnsi="Times New Roman" w:eastAsia="Times New Roman" w:cs="Times New Roman"/>
+          <w:color w:val="000000"/>
+          <w:sz w:val="24"/>
+        </w:rPr>
+        <w:t xml:space="preserve">, permettant une signalisation physique en cas de dépassement de seuil.</w:t>
+        <w:br/>
+        <w:t xml:space="preserve">De plus, si le module d’alerte de la carte Unihiker détecte un dépassement des seuils, il sera affiché une alerte sur l’écran de la carte.</w:t>
+      </w:r>
+      <w:r>
+        <w:rPr>
+          <w:highlight w:val="none"/>
+        </w:rPr>
+      </w:r>
+    </w:p>
+    <w:p>
+      <w:pPr>
+        <w:pBdr/>
+        <w:spacing/>
+        <w:ind/>
+        <w:rPr>
+          <w:rFonts w:ascii="Times New Roman" w:hAnsi="Times New Roman" w:eastAsia="Times New Roman" w:cs="Times New Roman"/>
+          <w:b/>
+          <w:bCs/>
+          <w:color w:val="000000"/>
+          <w:sz w:val="24"/>
+          <w:szCs w:val="24"/>
+          <w14:ligatures w14:val="none"/>
+        </w:rPr>
+      </w:pPr>
+      <w:r>
+        <w:rPr>
+          <w:rFonts w:ascii="Times New Roman" w:hAnsi="Times New Roman" w:eastAsia="Times New Roman" w:cs="Times New Roman"/>
+          <w:color w:val="000000"/>
+          <w:sz w:val="24"/>
+        </w:rPr>
+      </w:r>
+      <w:r>
+        <w:rPr>
+          <w:rFonts w:ascii="Times New Roman" w:hAnsi="Times New Roman" w:eastAsia="Times New Roman" w:cs="Times New Roman"/>
+          <w:b/>
+          <w:color w:val="000000"/>
+          <w:sz w:val="24"/>
+        </w:rPr>
+        <w:t xml:space="preserve">Bus, liaisons et protocoles</w:t>
+      </w:r>
+      <w:r>
+        <w:rPr>
+          <w:highlight w:val="none"/>
+        </w:rPr>
+      </w:r>
+    </w:p>
+    <w:p>
+      <w:pPr>
+        <w:pBdr/>
+        <w:spacing/>
+        <w:ind/>
+        <w:rPr>
+          <w:highlight w:val="none"/>
+          <w14:ligatures w14:val="none"/>
+        </w:rPr>
+      </w:pPr>
+      <w:r>
+        <w:rPr>
+          <w:rFonts w:ascii="Times New Roman" w:hAnsi="Times New Roman" w:eastAsia="Times New Roman" w:cs="Times New Roman"/>
+          <w:b/>
+          <w:color w:val="000000"/>
+          <w:sz w:val="24"/>
+        </w:rPr>
+      </w:r>
+      <w:r>
+        <w:rPr>
+          <w:rFonts w:ascii="Times New Roman" w:hAnsi="Times New Roman" w:eastAsia="Times New Roman" w:cs="Times New Roman"/>
+          <w:color w:val="000000"/>
+          <w:sz w:val="24"/>
+        </w:rPr>
+        <w:t xml:space="preserve">Les protocoles et liaisons mis en œuvre sont les suivants : UART et I2C pour les liaisons capteurs, MQTT sur WiFi pour l’envoi des données des sondes, Ethernet pour l'interconnexion des équipements réseau, et Internet pour l'accès distant au serveur we</w:t>
+      </w:r>
+      <w:r>
+        <w:rPr>
+          <w:rFonts w:ascii="Times New Roman" w:hAnsi="Times New Roman" w:eastAsia="Times New Roman" w:cs="Times New Roman"/>
+          <w:color w:val="000000"/>
+          <w:sz w:val="24"/>
+        </w:rPr>
+        <w:t xml:space="preserve">b.</w:t>
+      </w:r>
+      <w:r>
+        <w:rPr>
+          <w:highlight w:val="none"/>
+        </w:rPr>
+      </w:r>
+      <w:r/>
+    </w:p>
+    <w:p>
+      <w:pPr>
+        <w:pBdr/>
+        <w:spacing/>
+        <w:ind/>
+        <w:rPr/>
+      </w:pPr>
+      <w:r>
+        <w:rPr>
+          <w:highlight w:val="none"/>
+        </w:rPr>
+      </w:r>
+      <w:r>
+        <w:rPr>
+          <w:highlight w:val="none"/>
+        </w:rPr>
+      </w:r>
+      <w:r>
+        <w:rPr>
           <w:highlight w:val="none"/>
         </w:rPr>
       </w:r>

--- a/marais_r_sense_dossier_technique_partie_commune.docx
+++ b/marais_r_sense_dossier_technique_partie_commune.docx
@@ -624,16 +624,7 @@
         </w:rPr>
       </w:r>
       <w:bookmarkEnd w:id="1"/>
-      <w:r>
-        <w:rPr>
-          <w:rFonts w:ascii="Times New Roman" w:hAnsi="Times New Roman" w:eastAsia="Times New Roman" w:cs="Times New Roman"/>
-          <w:b/>
-          <w:bCs/>
-          <w:sz w:val="48"/>
-          <w:szCs w:val="48"/>
-          <w:highlight w:val="none"/>
-        </w:rPr>
-      </w:r>
+      <w:r/>
       <w:r>
         <w:rPr>
           <w:rFonts w:ascii="Times New Roman" w:hAnsi="Times New Roman" w:eastAsia="Times New Roman" w:cs="Times New Roman"/>
@@ -746,12 +737,6 @@
               <w:highlight w:val="none"/>
             </w:rPr>
           </w:r>
-          <w:r>
-            <w:rPr>
-              <w:rFonts w:ascii="Times New Roman" w:hAnsi="Times New Roman" w:eastAsia="Times New Roman" w:cs="Times New Roman"/>
-              <w:highlight w:val="none"/>
-            </w:rPr>
-          </w:r>
         </w:p>
         <w:p>
           <w:pPr>
@@ -767,7 +752,6 @@
               <w14:ligatures w14:val="none"/>
             </w:rPr>
           </w:pPr>
-          <w:r/>
           <w:hyperlink w:tooltip="#_Toc2" w:anchor="_Toc2" w:history="1">
             <w:r>
               <w:rPr>
@@ -824,12 +808,6 @@
               <w14:ligatures w14:val="none"/>
             </w:rPr>
           </w:r>
-          <w:r>
-            <w:rPr>
-              <w:highlight w:val="none"/>
-              <w14:ligatures w14:val="none"/>
-            </w:rPr>
-          </w:r>
         </w:p>
         <w:p>
           <w:pPr>
@@ -845,7 +823,6 @@
               <w:highlight w:val="none"/>
             </w:rPr>
           </w:pPr>
-          <w:r/>
           <w:hyperlink w:tooltip="#_Toc3" w:anchor="_Toc3" w:history="1">
             <w:r>
               <w:rPr>
@@ -882,12 +859,6 @@
               <w:highlight w:val="none"/>
             </w:rPr>
           </w:r>
-          <w:r>
-            <w:rPr>
-              <w:rFonts w:ascii="Times New Roman" w:hAnsi="Times New Roman" w:eastAsia="Times New Roman" w:cs="Times New Roman"/>
-              <w:highlight w:val="none"/>
-            </w:rPr>
-          </w:r>
         </w:p>
         <w:p>
           <w:pPr>
@@ -900,7 +871,6 @@
             <w:ind/>
             <w:rPr/>
           </w:pPr>
-          <w:r/>
           <w:hyperlink w:tooltip="#_Toc4" w:anchor="_Toc4" w:history="1">
             <w:r>
               <w:rPr>
@@ -940,7 +910,6 @@
             </w:r>
           </w:hyperlink>
           <w:r/>
-          <w:r/>
         </w:p>
         <w:p>
           <w:pPr>
@@ -953,7 +922,6 @@
             <w:ind/>
             <w:rPr/>
           </w:pPr>
-          <w:r/>
           <w:hyperlink w:tooltip="#_Toc5" w:anchor="_Toc5" w:history="1">
             <w:r>
               <w:rPr>
@@ -983,7 +951,318 @@
             </w:r>
           </w:hyperlink>
           <w:r/>
+        </w:p>
+        <w:p>
+          <w:pPr>
+            <w:pStyle w:val="893"/>
+            <w:pBdr/>
+            <w:tabs>
+              <w:tab w:val="right" w:leader="dot" w:pos="9355"/>
+            </w:tabs>
+            <w:spacing/>
+            <w:ind/>
+            <w:rPr/>
+          </w:pPr>
+          <w:hyperlink w:tooltip="#_Toc6" w:anchor="_Toc6" w:history="1">
+            <w:r>
+              <w:rPr>
+                <w:rStyle w:val="890"/>
+              </w:rPr>
+            </w:r>
+            <w:r>
+              <w:rPr>
+                <w:rStyle w:val="890"/>
+              </w:rPr>
+              <w:t xml:space="preserve">Scénarios associés</w:t>
+            </w:r>
+            <w:r>
+              <w:rPr>
+                <w:rStyle w:val="890"/>
+              </w:rPr>
+            </w:r>
+            <w:r>
+              <w:tab/>
+            </w:r>
+            <w:r>
+              <w:fldChar w:fldCharType="begin"/>
+              <w:instrText xml:space="preserve">PAGEREF _Toc6 \h</w:instrText>
+              <w:fldChar w:fldCharType="separate"/>
+              <w:t xml:space="preserve">5</w:t>
+              <w:fldChar w:fldCharType="end"/>
+            </w:r>
+          </w:hyperlink>
           <w:r/>
+        </w:p>
+        <w:p>
+          <w:pPr>
+            <w:pStyle w:val="893"/>
+            <w:pBdr/>
+            <w:tabs>
+              <w:tab w:val="right" w:leader="dot" w:pos="9355"/>
+            </w:tabs>
+            <w:spacing/>
+            <w:ind/>
+            <w:rPr>
+              <w:rFonts w:ascii="Times New Roman" w:hAnsi="Times New Roman" w:eastAsia="Times New Roman" w:cs="Times New Roman"/>
+              <w:highlight w:val="none"/>
+            </w:rPr>
+          </w:pPr>
+          <w:hyperlink w:tooltip="#_Toc7" w:anchor="_Toc7" w:history="1">
+            <w:r>
+              <w:rPr>
+                <w:rStyle w:val="890"/>
+              </w:rPr>
+            </w:r>
+            <w:r>
+              <w:rPr>
+                <w:rStyle w:val="890"/>
+              </w:rPr>
+            </w:r>
+            <w:r>
+              <w:rPr>
+                <w:rStyle w:val="890"/>
+                <w:rFonts w:ascii="Times New Roman" w:hAnsi="Times New Roman" w:eastAsia="Times New Roman" w:cs="Times New Roman"/>
+              </w:rPr>
+              <w:t xml:space="preserve"> </w:t>
+            </w:r>
+            <w:r>
+              <w:rPr>
+                <w:rStyle w:val="890"/>
+                <w:rFonts w:ascii="Times New Roman" w:hAnsi="Times New Roman" w:eastAsia="Times New Roman" w:cs="Times New Roman"/>
+                <w:highlight w:val="none"/>
+              </w:rPr>
+            </w:r>
+            <w:r>
+              <w:tab/>
+            </w:r>
+            <w:r>
+              <w:fldChar w:fldCharType="begin"/>
+              <w:instrText xml:space="preserve">PAGEREF _Toc7 \h</w:instrText>
+              <w:fldChar w:fldCharType="separate"/>
+              <w:t xml:space="preserve">5</w:t>
+              <w:fldChar w:fldCharType="end"/>
+            </w:r>
+          </w:hyperlink>
+          <w:r>
+            <w:rPr>
+              <w:rFonts w:ascii="Times New Roman" w:hAnsi="Times New Roman" w:eastAsia="Times New Roman" w:cs="Times New Roman"/>
+              <w:highlight w:val="none"/>
+            </w:rPr>
+          </w:r>
+        </w:p>
+        <w:p>
+          <w:pPr>
+            <w:pStyle w:val="893"/>
+            <w:pBdr/>
+            <w:tabs>
+              <w:tab w:val="right" w:leader="dot" w:pos="9355"/>
+            </w:tabs>
+            <w:spacing/>
+            <w:ind/>
+            <w:rPr>
+              <w:rFonts w:ascii="Times New Roman" w:hAnsi="Times New Roman" w:eastAsia="Times New Roman" w:cs="Times New Roman"/>
+              <w:highlight w:val="none"/>
+            </w:rPr>
+          </w:pPr>
+          <w:hyperlink w:tooltip="#_Toc8" w:anchor="_Toc8" w:history="1">
+            <w:r>
+              <w:rPr>
+                <w:rStyle w:val="890"/>
+              </w:rPr>
+            </w:r>
+            <w:r>
+              <w:rPr>
+                <w:rStyle w:val="890"/>
+                <w:rFonts w:ascii="Times New Roman" w:hAnsi="Times New Roman" w:eastAsia="Times New Roman" w:cs="Times New Roman"/>
+              </w:rPr>
+              <w:t xml:space="preserve">IHM</w:t>
+            </w:r>
+            <w:r>
+              <w:rPr>
+                <w:rStyle w:val="890"/>
+                <w:rFonts w:ascii="Times New Roman" w:hAnsi="Times New Roman" w:eastAsia="Times New Roman" w:cs="Times New Roman"/>
+                <w:highlight w:val="none"/>
+              </w:rPr>
+              <w:t xml:space="preserve"> </w:t>
+            </w:r>
+            <w:r>
+              <w:rPr>
+                <w:rStyle w:val="890"/>
+                <w:rFonts w:ascii="Times New Roman" w:hAnsi="Times New Roman" w:eastAsia="Times New Roman" w:cs="Times New Roman"/>
+                <w:highlight w:val="none"/>
+              </w:rPr>
+            </w:r>
+            <w:r>
+              <w:tab/>
+            </w:r>
+            <w:r>
+              <w:fldChar w:fldCharType="begin"/>
+              <w:instrText xml:space="preserve">PAGEREF _Toc8 \h</w:instrText>
+              <w:fldChar w:fldCharType="separate"/>
+              <w:t xml:space="preserve">5</w:t>
+              <w:fldChar w:fldCharType="end"/>
+            </w:r>
+          </w:hyperlink>
+          <w:r>
+            <w:rPr>
+              <w:rFonts w:ascii="Times New Roman" w:hAnsi="Times New Roman" w:eastAsia="Times New Roman" w:cs="Times New Roman"/>
+              <w:highlight w:val="none"/>
+            </w:rPr>
+          </w:r>
+        </w:p>
+        <w:p>
+          <w:pPr>
+            <w:pStyle w:val="893"/>
+            <w:pBdr/>
+            <w:tabs>
+              <w:tab w:val="right" w:leader="dot" w:pos="9355"/>
+            </w:tabs>
+            <w:spacing/>
+            <w:ind/>
+            <w:rPr>
+              <w:highlight w:val="none"/>
+              <w14:ligatures w14:val="none"/>
+            </w:rPr>
+          </w:pPr>
+          <w:hyperlink w:tooltip="#_Toc9" w:anchor="_Toc9" w:history="1">
+            <w:r>
+              <w:rPr>
+                <w:rStyle w:val="890"/>
+              </w:rPr>
+            </w:r>
+            <w:r>
+              <w:rPr>
+                <w:rStyle w:val="890"/>
+                <w:highlight w:val="none"/>
+              </w:rPr>
+              <w:t xml:space="preserve">Contraintes diverses exprimées par le demandeur </w:t>
+            </w:r>
+            <w:r>
+              <w:rPr>
+                <w:rStyle w:val="890"/>
+                <w:highlight w:val="none"/>
+                <w14:ligatures w14:val="none"/>
+              </w:rPr>
+            </w:r>
+            <w:r>
+              <w:tab/>
+            </w:r>
+            <w:r>
+              <w:fldChar w:fldCharType="begin"/>
+              <w:instrText xml:space="preserve">PAGEREF _Toc9 \h</w:instrText>
+              <w:fldChar w:fldCharType="separate"/>
+              <w:t xml:space="preserve">6</w:t>
+              <w:fldChar w:fldCharType="end"/>
+            </w:r>
+          </w:hyperlink>
+          <w:r>
+            <w:rPr>
+              <w:highlight w:val="none"/>
+              <w14:ligatures w14:val="none"/>
+            </w:rPr>
+          </w:r>
+        </w:p>
+        <w:p>
+          <w:pPr>
+            <w:pStyle w:val="892"/>
+            <w:pBdr/>
+            <w:tabs>
+              <w:tab w:val="right" w:leader="dot" w:pos="9355"/>
+            </w:tabs>
+            <w:spacing/>
+            <w:ind/>
+            <w:rPr>
+              <w:rFonts w:ascii="Times New Roman" w:hAnsi="Times New Roman" w:eastAsia="Times New Roman" w:cs="Times New Roman"/>
+              <w:highlight w:val="none"/>
+            </w:rPr>
+          </w:pPr>
+          <w:hyperlink w:tooltip="#_Toc10" w:anchor="_Toc10" w:history="1">
+            <w:r>
+              <w:rPr>
+                <w:rStyle w:val="890"/>
+              </w:rPr>
+            </w:r>
+            <w:r>
+              <w:rPr>
+                <w:rStyle w:val="890"/>
+                <w:rFonts w:ascii="Times New Roman" w:hAnsi="Times New Roman" w:eastAsia="Times New Roman" w:cs="Times New Roman"/>
+                <w:highlight w:val="none"/>
+              </w:rPr>
+              <w:t xml:space="preserve">Étude préliminaire</w:t>
+            </w:r>
+            <w:r>
+              <w:rPr>
+                <w:rStyle w:val="890"/>
+                <w:rFonts w:ascii="Times New Roman" w:hAnsi="Times New Roman" w:eastAsia="Times New Roman" w:cs="Times New Roman"/>
+                <w:highlight w:val="none"/>
+              </w:rPr>
+            </w:r>
+            <w:r>
+              <w:tab/>
+            </w:r>
+            <w:r>
+              <w:fldChar w:fldCharType="begin"/>
+              <w:instrText xml:space="preserve">PAGEREF _Toc10 \h</w:instrText>
+              <w:fldChar w:fldCharType="separate"/>
+              <w:t xml:space="preserve">7</w:t>
+              <w:fldChar w:fldCharType="end"/>
+            </w:r>
+          </w:hyperlink>
+          <w:r>
+            <w:rPr>
+              <w:rFonts w:ascii="Times New Roman" w:hAnsi="Times New Roman" w:eastAsia="Times New Roman" w:cs="Times New Roman"/>
+              <w:highlight w:val="none"/>
+            </w:rPr>
+          </w:r>
+        </w:p>
+        <w:p>
+          <w:pPr>
+            <w:pStyle w:val="893"/>
+            <w:pBdr/>
+            <w:tabs>
+              <w:tab w:val="right" w:leader="dot" w:pos="9355"/>
+            </w:tabs>
+            <w:spacing/>
+            <w:ind/>
+            <w:rPr>
+              <w14:ligatures w14:val="none"/>
+            </w:rPr>
+          </w:pPr>
+          <w:hyperlink w:tooltip="#_Toc11" w:anchor="_Toc11" w:history="1">
+            <w:r>
+              <w:rPr>
+                <w:rStyle w:val="890"/>
+              </w:rPr>
+            </w:r>
+            <w:r>
+              <w:rPr>
+                <w:rStyle w:val="890"/>
+                <w:highlight w:val="none"/>
+              </w:rPr>
+              <w:t xml:space="preserve">Diagramme de déploiement d’exploitation</w:t>
+            </w:r>
+            <w:r>
+              <w:rPr>
+                <w:rStyle w:val="890"/>
+                <w14:ligatures w14:val="none"/>
+              </w:rPr>
+            </w:r>
+            <w:r>
+              <w:tab/>
+            </w:r>
+            <w:r>
+              <w:fldChar w:fldCharType="begin"/>
+              <w:instrText xml:space="preserve">PAGEREF _Toc11 \h</w:instrText>
+              <w:fldChar w:fldCharType="separate"/>
+              <w:t xml:space="preserve">7</w:t>
+              <w:fldChar w:fldCharType="end"/>
+            </w:r>
+          </w:hyperlink>
+          <w:r>
+            <w:rPr>
+              <w14:ligatures w14:val="none"/>
+            </w:rPr>
+          </w:r>
         </w:p>
         <w:p>
           <w:pPr>
@@ -999,6 +1278,7 @@
               <w:highlight w:val="none"/>
             </w:rPr>
           </w:pPr>
+          <w:r/>
           <w:r>
             <w:fldChar w:fldCharType="end"/>
           </w:r>
@@ -1012,16 +1292,7 @@
               <w:highlight w:val="none"/>
             </w:rPr>
           </w:r>
-          <w:r>
-            <w:rPr>
-              <w:rFonts w:ascii="Times New Roman" w:hAnsi="Times New Roman" w:eastAsia="Times New Roman" w:cs="Times New Roman"/>
-              <w:b/>
-              <w:bCs/>
-              <w:sz w:val="48"/>
-              <w:szCs w:val="48"/>
-              <w:highlight w:val="none"/>
-            </w:rPr>
-          </w:r>
+          <w:r/>
         </w:p>
       </w:sdtContent>
     </w:sdt>
@@ -1110,12 +1381,7 @@
         </w:rPr>
       </w:r>
       <w:bookmarkEnd w:id="2"/>
-      <w:r>
-        <w:rPr>
-          <w:highlight w:val="none"/>
-          <w14:ligatures w14:val="none"/>
-        </w:rPr>
-      </w:r>
+      <w:r/>
       <w:r>
         <w:rPr>
           <w:highlight w:val="none"/>
@@ -1288,16 +1554,7 @@
         </w:rPr>
       </w:r>
       <w:bookmarkEnd w:id="3"/>
-      <w:r>
-        <w:rPr>
-          <w:rFonts w:ascii="Times New Roman" w:hAnsi="Times New Roman" w:eastAsia="Times New Roman" w:cs="Times New Roman"/>
-          <w:b/>
-          <w:bCs/>
-          <w:sz w:val="48"/>
-          <w:szCs w:val="48"/>
-          <w:highlight w:val="none"/>
-        </w:rPr>
-      </w:r>
+      <w:r/>
       <w:r>
         <w:rPr>
           <w:rFonts w:ascii="Times New Roman" w:hAnsi="Times New Roman" w:eastAsia="Times New Roman" w:cs="Times New Roman"/>
@@ -1381,12 +1638,7 @@
         </w:rPr>
       </w:r>
       <w:bookmarkEnd w:id="4"/>
-      <w:r>
-        <w:rPr>
-          <w:sz w:val="36"/>
-          <w:szCs w:val="36"/>
-        </w:rPr>
-      </w:r>
+      <w:r/>
       <w:r>
         <w:rPr>
           <w:sz w:val="36"/>
@@ -1494,6 +1746,7 @@
       <w:r>
         <w:t xml:space="preserve">Tableau description diagramme d’utilisation : </w:t>
       </w:r>
+      <w:r/>
       <w:bookmarkEnd w:id="5"/>
       <w:r/>
       <w:r/>
@@ -3854,6 +4107,7 @@
                 <w:szCs w:val="24"/>
                 <w:highlight w:val="none"/>
               </w:rPr>
+              <w:t xml:space="preserve">Recevoir les seuils </w:t>
             </w:r>
             <w:r>
               <w:rPr>
@@ -3910,6 +4164,7 @@
                 <w:szCs w:val="24"/>
                 <w:highlight w:val="none"/>
               </w:rPr>
+              <w:t xml:space="preserve">1/2/3</w:t>
             </w:r>
             <w:r>
               <w:rPr>
@@ -4083,6 +4338,7 @@
                 <w:szCs w:val="24"/>
                 <w:highlight w:val="none"/>
               </w:rPr>
+              <w:t xml:space="preserve">Recevoir les mesures</w:t>
             </w:r>
             <w:r>
               <w:rPr>
@@ -4139,6 +4395,7 @@
                 <w:szCs w:val="24"/>
                 <w:highlight w:val="none"/>
               </w:rPr>
+              <w:t xml:space="preserve">1/2/3</w:t>
             </w:r>
             <w:r>
               <w:rPr>
@@ -4169,54 +4426,7 @@
         <w:pBdr/>
         <w:shd w:val="nil" w:color="000000"/>
         <w:spacing/>
-        <w:ind w:right="0" w:firstLine="0" w:left="-567"/>
-        <w:jc w:val="left"/>
-        <w:rPr>
-          <w:rFonts w:ascii="Times New Roman" w:hAnsi="Times New Roman" w:eastAsia="Times New Roman" w:cs="Times New Roman"/>
-          <w:b w:val="0"/>
-          <w:bCs w:val="0"/>
-          <w:sz w:val="24"/>
-          <w:szCs w:val="24"/>
-          <w:highlight w:val="none"/>
-        </w:rPr>
-      </w:pPr>
-      <w:r>
-        <w:rPr>
-          <w:rFonts w:ascii="Times New Roman" w:hAnsi="Times New Roman" w:eastAsia="Times New Roman" w:cs="Times New Roman"/>
-          <w:b w:val="0"/>
-          <w:bCs w:val="0"/>
-          <w:sz w:val="24"/>
-          <w:szCs w:val="24"/>
-          <w:highlight w:val="none"/>
-        </w:rPr>
-      </w:r>
-      <w:r>
-        <w:rPr>
-          <w:rFonts w:ascii="Times New Roman" w:hAnsi="Times New Roman" w:eastAsia="Times New Roman" w:cs="Times New Roman"/>
-          <w:b w:val="0"/>
-          <w:bCs w:val="0"/>
-          <w:sz w:val="24"/>
-          <w:szCs w:val="24"/>
-          <w:highlight w:val="none"/>
-        </w:rPr>
-      </w:r>
-      <w:r>
-        <w:rPr>
-          <w:rFonts w:ascii="Times New Roman" w:hAnsi="Times New Roman" w:eastAsia="Times New Roman" w:cs="Times New Roman"/>
-          <w:b w:val="0"/>
-          <w:bCs w:val="0"/>
-          <w:sz w:val="24"/>
-          <w:szCs w:val="24"/>
-          <w:highlight w:val="none"/>
-        </w:rPr>
-      </w:r>
-    </w:p>
-    <w:p>
-      <w:pPr>
-        <w:pBdr/>
-        <w:shd w:val="nil" w:color="000000"/>
-        <w:spacing/>
-        <w:ind w:right="0" w:firstLine="0" w:left="-567"/>
+        <w:ind w:right="0" w:firstLine="0" w:left="0"/>
         <w:jc w:val="left"/>
         <w:rPr>
           <w:rFonts w:ascii="Times New Roman" w:hAnsi="Times New Roman" w:eastAsia="Times New Roman" w:cs="Times New Roman"/>
@@ -4260,11 +4470,30 @@
     </w:p>
     <w:p>
       <w:pPr>
-        <w:pBdr/>
-        <w:shd w:val="nil" w:color="000000"/>
-        <w:spacing/>
-        <w:ind w:right="0" w:firstLine="0" w:left="-567"/>
-        <w:jc w:val="left"/>
+        <w:pStyle w:val="846"/>
+        <w:pBdr/>
+        <w:spacing/>
+        <w:ind/>
+        <w:rPr>
+          <w14:ligatures w14:val="none"/>
+        </w:rPr>
+      </w:pPr>
+      <w:r/>
+      <w:bookmarkStart w:id="6" w:name="_Toc6"/>
+      <w:r>
+        <w:t xml:space="preserve">Scénarios associés</w:t>
+      </w:r>
+      <w:r/>
+      <w:bookmarkEnd w:id="6"/>
+      <w:r/>
+      <w:r/>
+    </w:p>
+    <w:p>
+      <w:pPr>
+        <w:pStyle w:val="846"/>
+        <w:pBdr/>
+        <w:spacing/>
+        <w:ind/>
         <w:rPr>
           <w:rFonts w:ascii="Times New Roman" w:hAnsi="Times New Roman" w:eastAsia="Times New Roman" w:cs="Times New Roman"/>
           <w:b/>
@@ -4274,145 +4503,14 @@
           <w:highlight w:val="none"/>
         </w:rPr>
       </w:pPr>
-      <w:r>
-        <w:rPr>
-          <w:rFonts w:ascii="Times New Roman" w:hAnsi="Times New Roman" w:eastAsia="Times New Roman" w:cs="Times New Roman"/>
-          <w:b/>
-          <w:bCs/>
-          <w:sz w:val="48"/>
-          <w:szCs w:val="48"/>
-          <w:highlight w:val="none"/>
-        </w:rPr>
-        <w:br w:type="page" w:clear="all"/>
-      </w:r>
-      <w:r>
-        <w:rPr>
-          <w:rFonts w:ascii="Times New Roman" w:hAnsi="Times New Roman" w:eastAsia="Times New Roman" w:cs="Times New Roman"/>
-          <w:b/>
-          <w:bCs/>
-          <w:sz w:val="48"/>
-          <w:szCs w:val="48"/>
-          <w:highlight w:val="none"/>
-        </w:rPr>
-      </w:r>
-      <w:r>
-        <w:rPr>
-          <w:rFonts w:ascii="Times New Roman" w:hAnsi="Times New Roman" w:eastAsia="Times New Roman" w:cs="Times New Roman"/>
-          <w:b/>
-          <w:bCs/>
-          <w:sz w:val="48"/>
-          <w:szCs w:val="48"/>
-          <w:highlight w:val="none"/>
-        </w:rPr>
-      </w:r>
-    </w:p>
-    <w:p>
-      <w:pPr>
-        <w:pStyle w:val="845"/>
-        <w:pBdr/>
-        <w:spacing/>
-        <w:ind/>
-        <w:rPr>
-          <w:rFonts w:ascii="Times New Roman" w:hAnsi="Times New Roman" w:eastAsia="Times New Roman" w:cs="Times New Roman"/>
-          <w:b/>
-          <w:bCs/>
-          <w:sz w:val="48"/>
-          <w:szCs w:val="48"/>
-          <w:highlight w:val="none"/>
-        </w:rPr>
-      </w:pPr>
-      <w:r>
-        <w:rPr>
-          <w:rFonts w:ascii="Times New Roman" w:hAnsi="Times New Roman" w:eastAsia="Times New Roman" w:cs="Times New Roman"/>
-          <w:b/>
-          <w:bCs/>
-          <w:sz w:val="48"/>
-          <w:szCs w:val="48"/>
-          <w:highlight w:val="none"/>
-        </w:rPr>
-      </w:r>
-      <w:r>
-        <w:rPr>
-          <w:rFonts w:ascii="Times New Roman" w:hAnsi="Times New Roman" w:eastAsia="Times New Roman" w:cs="Times New Roman"/>
-          <w:b/>
-          <w:bCs/>
-          <w:sz w:val="48"/>
-          <w:szCs w:val="48"/>
-          <w:highlight w:val="none"/>
-        </w:rPr>
-        <w:t xml:space="preserve">Étude préliminaire</w:t>
-      </w:r>
-      <w:r>
-        <w:rPr>
-          <w:rFonts w:ascii="Times New Roman" w:hAnsi="Times New Roman" w:eastAsia="Times New Roman" w:cs="Times New Roman"/>
-          <w:b/>
-          <w:bCs/>
-          <w:sz w:val="48"/>
-          <w:szCs w:val="48"/>
-          <w:highlight w:val="none"/>
-        </w:rPr>
-      </w:r>
-    </w:p>
-    <w:p>
-      <w:pPr>
-        <w:pBdr/>
-        <w:spacing/>
-        <w:ind/>
-        <w:rPr/>
-      </w:pPr>
       <w:r/>
-      <w:r/>
-      <w:r/>
-    </w:p>
-    <w:p>
-      <w:pPr>
-        <w:pStyle w:val="846"/>
-        <w:pBdr/>
-        <w:spacing/>
-        <w:ind/>
-        <w:rPr>
-          <w14:ligatures w14:val="none"/>
-        </w:rPr>
-      </w:pPr>
-      <w:r>
-        <w:rPr>
-          <w:highlight w:val="none"/>
-        </w:rPr>
-      </w:r>
-      <w:r>
-        <w:rPr>
-          <w:highlight w:val="none"/>
-        </w:rPr>
-        <w:t xml:space="preserve">Diagramme de déploiement d’exploitation</w:t>
-      </w:r>
-      <w:r/>
-    </w:p>
-    <w:p>
-      <w:pPr>
-        <w:pBdr/>
-        <w:spacing/>
-        <w:ind/>
-        <w:rPr>
-          <w:rFonts w:ascii="Times New Roman" w:hAnsi="Times New Roman" w:eastAsia="Times New Roman" w:cs="Times New Roman"/>
-          <w:b/>
-          <w:bCs/>
-          <w:color w:val="000000"/>
-          <w:sz w:val="24"/>
-          <w:szCs w:val="24"/>
-          <w14:ligatures w14:val="none"/>
-        </w:rPr>
-      </w:pPr>
-      <w:r>
-        <w:rPr>
-          <w:highlight w:val="none"/>
-        </w:rPr>
-      </w:r>
+      <w:bookmarkStart w:id="7" w:name="_Toc7"/>
       <w:r>
         <mc:AlternateContent>
           <mc:Choice Requires="wpg">
             <w:drawing>
               <wp:inline xmlns:wp="http://schemas.openxmlformats.org/drawingml/2006/wordprocessingDrawing" distT="0" distB="0" distL="0" distR="0">
-                <wp:extent cx="5940425" cy="4397934"/>
+                <wp:extent cx="6348435" cy="3612539"/>
                 <wp:effectExtent l="0" t="0" r="0" b="0"/>
                 <wp:docPr id="4" name=""/>
                 <wp:cNvGraphicFramePr>
@@ -4422,7 +4520,7 @@
                   <a:graphicData uri="http://schemas.openxmlformats.org/drawingml/2006/picture">
                     <pic:pic xmlns:pic="http://schemas.openxmlformats.org/drawingml/2006/picture">
                       <pic:nvPicPr>
-                        <pic:cNvPr id="616372683" name=""/>
+                        <pic:cNvPr id="1818675042" name=""/>
                         <pic:cNvPicPr>
                           <a:picLocks noChangeAspect="1"/>
                         </pic:cNvPicPr>
@@ -4433,9 +4531,9 @@
                         <a:stretch/>
                       </pic:blipFill>
                       <pic:spPr bwMode="auto">
-                        <a:xfrm>
+                        <a:xfrm flipH="0" flipV="0">
                           <a:off x="0" y="0"/>
-                          <a:ext cx="5940424" cy="4397934"/>
+                          <a:ext cx="6348434" cy="3612538"/>
                         </a:xfrm>
                         <a:prstGeom prst="rect">
                           <a:avLst/>
@@ -4468,8 +4566,304 @@
                 <v:path o:extrusionok="f" gradientshapeok="t" o:connecttype="rect"/>
                 <o:lock v:ext="edit" aspectratio="t"/>
               </v:shapetype>
-              <v:shape id="_x0000_i3" o:spid="_x0000_s3" type="#_x0000_t75" style="width:467.75pt;height:346.29pt;mso-wrap-distance-left:0.00pt;mso-wrap-distance-top:0.00pt;mso-wrap-distance-right:0.00pt;mso-wrap-distance-bottom:0.00pt;z-index:1;" stroked="false">
+              <v:shape id="_x0000_i3" o:spid="_x0000_s3" type="#_x0000_t75" style="width:499.88pt;height:284.45pt;mso-wrap-distance-left:0.00pt;mso-wrap-distance-top:0.00pt;mso-wrap-distance-right:0.00pt;mso-wrap-distance-bottom:0.00pt;z-index:1;" stroked="false">
                 <v:imagedata r:id="rId14" o:title=""/>
+                <o:lock v:ext="edit" rotation="t"/>
+              </v:shape>
+            </w:pict>
+          </mc:Fallback>
+        </mc:AlternateContent>
+      </w:r>
+      <w:r>
+        <w:rPr>
+          <w:rStyle w:val="856"/>
+          <w:rFonts w:ascii="Times New Roman" w:hAnsi="Times New Roman" w:eastAsia="Times New Roman" w:cs="Times New Roman"/>
+        </w:rPr>
+        <w:t xml:space="preserve"> </w:t>
+      </w:r>
+      <w:r>
+        <w:rPr>
+          <w:rFonts w:ascii="Times New Roman" w:hAnsi="Times New Roman" w:eastAsia="Times New Roman" w:cs="Times New Roman"/>
+          <w:b/>
+          <w:bCs/>
+          <w:sz w:val="48"/>
+          <w:szCs w:val="48"/>
+          <w:highlight w:val="none"/>
+        </w:rPr>
+      </w:r>
+      <w:bookmarkEnd w:id="7"/>
+      <w:r/>
+      <w:r>
+        <w:rPr>
+          <w:rFonts w:ascii="Times New Roman" w:hAnsi="Times New Roman" w:eastAsia="Times New Roman" w:cs="Times New Roman"/>
+          <w:b/>
+          <w:bCs/>
+          <w:sz w:val="48"/>
+          <w:szCs w:val="48"/>
+          <w:highlight w:val="none"/>
+        </w:rPr>
+      </w:r>
+    </w:p>
+    <w:p>
+      <w:pPr>
+        <w:pStyle w:val="846"/>
+        <w:pBdr/>
+        <w:spacing/>
+        <w:ind/>
+        <w:rPr>
+          <w:rFonts w:ascii="Times New Roman" w:hAnsi="Times New Roman" w:eastAsia="Times New Roman" w:cs="Times New Roman"/>
+          <w:b/>
+          <w:bCs/>
+          <w:sz w:val="48"/>
+          <w:szCs w:val="48"/>
+          <w:highlight w:val="none"/>
+        </w:rPr>
+      </w:pPr>
+      <w:r/>
+      <w:bookmarkStart w:id="8" w:name="_Toc8"/>
+      <w:r>
+        <mc:AlternateContent>
+          <mc:Choice Requires="wpg">
+            <w:drawing>
+              <wp:anchor xmlns:wp="http://schemas.openxmlformats.org/drawingml/2006/wordprocessingDrawing" xmlns:wp14="http://schemas.microsoft.com/office/word/2010/wordprocessingDrawing" distT="0" distB="0" distL="115200" distR="115200" simplePos="0" relativeHeight="15360" behindDoc="0" locked="0" layoutInCell="1" allowOverlap="1">
+                <wp:simplePos x="0" y="0"/>
+                <wp:positionH relativeFrom="column">
+                  <wp:posOffset>-360045</wp:posOffset>
+                </wp:positionH>
+                <wp:positionV relativeFrom="paragraph">
+                  <wp:posOffset>530679</wp:posOffset>
+                </wp:positionV>
+                <wp:extent cx="3567150" cy="2675363"/>
+                <wp:effectExtent l="0" t="0" r="0" b="0"/>
+                <wp:wrapTight wrapText="bothSides">
+                  <wp:wrapPolygon edited="1">
+                    <wp:start x="0" y="0"/>
+                    <wp:lineTo x="21600" y="0"/>
+                    <wp:lineTo x="21600" y="21600"/>
+                    <wp:lineTo x="0" y="21600"/>
+                  </wp:wrapPolygon>
+                </wp:wrapTight>
+                <wp:docPr id="5" name=""/>
+                <wp:cNvGraphicFramePr>
+                  <a:graphicFrameLocks xmlns:a="http://schemas.openxmlformats.org/drawingml/2006/main" noChangeAspect="1"/>
+                </wp:cNvGraphicFramePr>
+                <a:graphic xmlns:a="http://schemas.openxmlformats.org/drawingml/2006/main">
+                  <a:graphicData uri="http://schemas.openxmlformats.org/drawingml/2006/picture">
+                    <pic:pic xmlns:pic="http://schemas.openxmlformats.org/drawingml/2006/picture">
+                      <pic:nvPicPr>
+                        <pic:cNvPr id="272410930" name=""/>
+                        <pic:cNvPicPr>
+                          <a:picLocks noChangeAspect="1"/>
+                        </pic:cNvPicPr>
+                        <pic:nvPr/>
+                      </pic:nvPicPr>
+                      <pic:blipFill rotWithShape="1">
+                        <a:blip r:embed="rId15"/>
+                        <a:stretch/>
+                      </pic:blipFill>
+                      <pic:spPr bwMode="auto">
+                        <a:xfrm flipH="0" flipV="0">
+                          <a:off x="0" y="0"/>
+                          <a:ext cx="3567150" cy="2675362"/>
+                        </a:xfrm>
+                        <a:prstGeom prst="rect">
+                          <a:avLst/>
+                        </a:prstGeom>
+                      </pic:spPr>
+                    </pic:pic>
+                  </a:graphicData>
+                </a:graphic>
+              </wp:anchor>
+            </w:drawing>
+          </mc:Choice>
+          <mc:Fallback>
+            <w:pict>
+              <v:shapetype id="_x0000_t75" coordsize="21600,21600" o:spt="75" o:preferrelative="t" path="m@4@5l@4@11@9@11@9@5xe" filled="f" stroked="f">
+                <v:stroke joinstyle="miter"/>
+                <v:formulas>
+                  <v:f eqn="if lineDrawn pixelLineWidth 0"/>
+                  <v:f eqn="sum @0 1 0"/>
+                  <v:f eqn="sum 0 0 @1"/>
+                  <v:f eqn="prod @2 1 2"/>
+                  <v:f eqn="prod @3 21600 pixelWidth"/>
+                  <v:f eqn="prod @3 21600 pixelHeight"/>
+                  <v:f eqn="sum @0 0 1"/>
+                  <v:f eqn="prod @6 1 2"/>
+                  <v:f eqn="prod @7 21600 pixelWidth"/>
+                  <v:f eqn="sum @8 21600 0"/>
+                  <v:f eqn="prod @7 21600 pixelHeight"/>
+                  <v:f eqn="sum @10 21600 0"/>
+                </v:formulas>
+                <v:path o:extrusionok="f" gradientshapeok="t" o:connecttype="rect"/>
+                <o:lock v:ext="edit" aspectratio="t"/>
+              </v:shapetype>
+              <v:shape id="_x0000_i4" o:spid="_x0000_s4" type="#_x0000_t75" style="position:absolute;z-index:15360;o:allowoverlap:true;o:allowincell:true;mso-position-horizontal-relative:text;margin-left:-28.35pt;mso-position-horizontal:absolute;mso-position-vertical-relative:text;margin-top:41.79pt;mso-position-vertical:absolute;width:280.88pt;height:210.66pt;mso-wrap-distance-left:9.07pt;mso-wrap-distance-top:0.00pt;mso-wrap-distance-right:9.07pt;mso-wrap-distance-bottom:0.00pt;z-index:1;" wrapcoords="0 0 100000 0 100000 100000 0 100000" stroked="false">
+                <w10:wrap type="tight"/>
+                <v:imagedata r:id="rId15" o:title=""/>
+                <o:lock v:ext="edit" rotation="t"/>
+              </v:shape>
+            </w:pict>
+          </mc:Fallback>
+        </mc:AlternateContent>
+      </w:r>
+      <w:r>
+        <w:rPr>
+          <w:rStyle w:val="856"/>
+          <w:rFonts w:ascii="Times New Roman" w:hAnsi="Times New Roman" w:eastAsia="Times New Roman" w:cs="Times New Roman"/>
+        </w:rPr>
+        <w:t xml:space="preserve">IHM</w:t>
+      </w:r>
+      <w:r>
+        <w:rPr>
+          <w:rFonts w:ascii="Times New Roman" w:hAnsi="Times New Roman" w:eastAsia="Times New Roman" w:cs="Times New Roman"/>
+          <w:b/>
+          <w:bCs/>
+          <w:sz w:val="48"/>
+          <w:szCs w:val="48"/>
+          <w:highlight w:val="none"/>
+        </w:rPr>
+        <w:br w:type="page" w:clear="all"/>
+      </w:r>
+      <w:r>
+        <w:rPr>
+          <w:rFonts w:ascii="Times New Roman" w:hAnsi="Times New Roman" w:eastAsia="Times New Roman" w:cs="Times New Roman"/>
+          <w:b/>
+          <w:bCs/>
+          <w:sz w:val="48"/>
+          <w:szCs w:val="48"/>
+          <w:highlight w:val="none"/>
+        </w:rPr>
+      </w:r>
+      <w:bookmarkEnd w:id="8"/>
+      <w:r/>
+      <w:r>
+        <w:rPr>
+          <w:rFonts w:ascii="Times New Roman" w:hAnsi="Times New Roman" w:eastAsia="Times New Roman" w:cs="Times New Roman"/>
+          <w:b/>
+          <w:bCs/>
+          <w:sz w:val="48"/>
+          <w:szCs w:val="48"/>
+          <w:highlight w:val="none"/>
+        </w:rPr>
+      </w:r>
+    </w:p>
+    <w:p>
+      <w:pPr>
+        <w:pStyle w:val="846"/>
+        <w:pBdr/>
+        <w:spacing/>
+        <w:ind/>
+        <w:rPr>
+          <w:highlight w:val="none"/>
+          <w14:ligatures w14:val="none"/>
+        </w:rPr>
+      </w:pPr>
+      <w:r/>
+      <w:bookmarkStart w:id="9" w:name="_Toc9"/>
+      <w:r/>
+      <w:r>
+        <w:rPr>
+          <w:highlight w:val="none"/>
+        </w:rPr>
+        <w:t xml:space="preserve">Contraintes diverses exprimées par le demandeur </w:t>
+      </w:r>
+      <w:r>
+        <w:rPr>
+          <w:highlight w:val="none"/>
+          <w14:ligatures w14:val="none"/>
+        </w:rPr>
+      </w:r>
+      <w:bookmarkEnd w:id="9"/>
+      <w:r/>
+      <w:r>
+        <w:rPr>
+          <w:highlight w:val="none"/>
+          <w14:ligatures w14:val="none"/>
+        </w:rPr>
+      </w:r>
+    </w:p>
+    <w:p>
+      <w:pPr>
+        <w:pBdr/>
+        <w:spacing/>
+        <w:ind/>
+        <w:rPr/>
+      </w:pPr>
+      <w:r/>
+      <w:r/>
+    </w:p>
+    <w:p>
+      <w:pPr>
+        <w:pBdr/>
+        <w:spacing/>
+        <w:ind/>
+        <w:rPr>
+          <w:highlight w:val="none"/>
+        </w:rPr>
+      </w:pPr>
+      <w:r>
+        <mc:AlternateContent>
+          <mc:Choice Requires="wpg">
+            <w:drawing>
+              <wp:inline xmlns:wp="http://schemas.openxmlformats.org/drawingml/2006/wordprocessingDrawing" distT="0" distB="0" distL="0" distR="0">
+                <wp:extent cx="6300810" cy="3428813"/>
+                <wp:effectExtent l="0" t="0" r="0" b="0"/>
+                <wp:docPr id="6" name=""/>
+                <wp:cNvGraphicFramePr>
+                  <a:graphicFrameLocks xmlns:a="http://schemas.openxmlformats.org/drawingml/2006/main" noChangeAspect="1"/>
+                </wp:cNvGraphicFramePr>
+                <a:graphic xmlns:a="http://schemas.openxmlformats.org/drawingml/2006/main">
+                  <a:graphicData uri="http://schemas.openxmlformats.org/drawingml/2006/picture">
+                    <pic:pic xmlns:pic="http://schemas.openxmlformats.org/drawingml/2006/picture">
+                      <pic:nvPicPr>
+                        <pic:cNvPr id="1292193101" name=""/>
+                        <pic:cNvPicPr>
+                          <a:picLocks noChangeAspect="1"/>
+                        </pic:cNvPicPr>
+                        <pic:nvPr/>
+                      </pic:nvPicPr>
+                      <pic:blipFill rotWithShape="1">
+                        <a:blip r:embed="rId16"/>
+                        <a:stretch/>
+                      </pic:blipFill>
+                      <pic:spPr bwMode="auto">
+                        <a:xfrm flipH="0" flipV="0">
+                          <a:off x="0" y="0"/>
+                          <a:ext cx="6300810" cy="3428812"/>
+                        </a:xfrm>
+                        <a:prstGeom prst="rect">
+                          <a:avLst/>
+                        </a:prstGeom>
+                      </pic:spPr>
+                    </pic:pic>
+                  </a:graphicData>
+                </a:graphic>
+              </wp:inline>
+            </w:drawing>
+          </mc:Choice>
+          <mc:Fallback>
+            <w:pict>
+              <v:shapetype id="_x0000_t75" coordsize="21600,21600" o:spt="75" o:preferrelative="t" path="m@4@5l@4@11@9@11@9@5xe" filled="f" stroked="f">
+                <v:stroke joinstyle="miter"/>
+                <v:formulas>
+                  <v:f eqn="if lineDrawn pixelLineWidth 0"/>
+                  <v:f eqn="sum @0 1 0"/>
+                  <v:f eqn="sum 0 0 @1"/>
+                  <v:f eqn="prod @2 1 2"/>
+                  <v:f eqn="prod @3 21600 pixelWidth"/>
+                  <v:f eqn="prod @3 21600 pixelHeight"/>
+                  <v:f eqn="sum @0 0 1"/>
+                  <v:f eqn="prod @6 1 2"/>
+                  <v:f eqn="prod @7 21600 pixelWidth"/>
+                  <v:f eqn="sum @8 21600 0"/>
+                  <v:f eqn="prod @7 21600 pixelHeight"/>
+                  <v:f eqn="sum @10 21600 0"/>
+                </v:formulas>
+                <v:path o:extrusionok="f" gradientshapeok="t" o:connecttype="rect"/>
+                <o:lock v:ext="edit" aspectratio="t"/>
+              </v:shapetype>
+              <v:shape id="_x0000_i5" o:spid="_x0000_s5" type="#_x0000_t75" style="width:496.13pt;height:269.99pt;mso-wrap-distance-left:0.00pt;mso-wrap-distance-top:0.00pt;mso-wrap-distance-right:0.00pt;mso-wrap-distance-bottom:0.00pt;z-index:1;" stroked="false">
+                <v:imagedata r:id="rId16" o:title=""/>
                 <o:lock v:ext="edit" rotation="t"/>
               </v:shape>
             </w:pict>
@@ -4481,8 +4875,254 @@
           <w:highlight w:val="none"/>
         </w:rPr>
       </w:r>
+      <w:r>
+        <w:rPr>
+          <w:highlight w:val="none"/>
+        </w:rPr>
+      </w:r>
+    </w:p>
+    <w:p>
+      <w:pPr>
+        <w:pBdr/>
+        <w:spacing/>
+        <w:ind/>
+        <w:rPr/>
+      </w:pPr>
       <w:r/>
       <w:r/>
+    </w:p>
+    <w:p>
+      <w:pPr>
+        <w:pBdr/>
+        <w:spacing/>
+        <w:ind/>
+        <w:rPr>
+          <w:highlight w:val="none"/>
+        </w:rPr>
+      </w:pPr>
+      <w:r>
+        <w:rPr>
+          <w:highlight w:val="none"/>
+        </w:rPr>
+        <w:t xml:space="preserve">Le demandeur a notifier une demande sur les taux de CO2. La demande étant de savoir si elle pouvait prévenir </w:t>
+      </w:r>
+      <w:r>
+        <w:rPr>
+          <w:highlight w:val="none"/>
+        </w:rPr>
+        <w:t xml:space="preserve">d’un éventuel incendie dans le cas au les taux étaient suspect. </w:t>
+        <w:br/>
+        <w:t xml:space="preserve">Il est en e</w:t>
+      </w:r>
+      <w:r>
+        <w:rPr>
+          <w:highlight w:val="none"/>
+        </w:rPr>
+        <w:t xml:space="preserve">ffet possible de détourner l’utilisation du capteur de TVOC/CO2, pour détecter un éventuel départ de feu dans la menuiserie. Le demander étant très exposer à ce risque en vu de la quantité de matières inflammable dans sa menuiserie(colle, solvant et bois).</w:t>
+      </w:r>
+      <w:r>
+        <w:rPr>
+          <w:highlight w:val="none"/>
+        </w:rPr>
+      </w:r>
+      <w:r/>
+    </w:p>
+    <w:p>
+      <w:pPr>
+        <w:pBdr/>
+        <w:shd w:val="nil"/>
+        <w:spacing/>
+        <w:ind/>
+        <w:rPr/>
+      </w:pPr>
+      <w:r>
+        <w:br w:type="page" w:clear="all"/>
+      </w:r>
+      <w:r/>
+      <w:r/>
+    </w:p>
+    <w:p>
+      <w:pPr>
+        <w:pStyle w:val="845"/>
+        <w:pBdr/>
+        <w:spacing/>
+        <w:ind/>
+        <w:rPr>
+          <w:rFonts w:ascii="Times New Roman" w:hAnsi="Times New Roman" w:eastAsia="Times New Roman" w:cs="Times New Roman"/>
+          <w:b/>
+          <w:bCs/>
+          <w:sz w:val="48"/>
+          <w:szCs w:val="48"/>
+          <w:highlight w:val="none"/>
+        </w:rPr>
+      </w:pPr>
+      <w:r/>
+      <w:bookmarkStart w:id="10" w:name="_Toc10"/>
+      <w:r>
+        <w:rPr>
+          <w:rFonts w:ascii="Times New Roman" w:hAnsi="Times New Roman" w:eastAsia="Times New Roman" w:cs="Times New Roman"/>
+          <w:b/>
+          <w:bCs/>
+          <w:sz w:val="48"/>
+          <w:szCs w:val="48"/>
+          <w:highlight w:val="none"/>
+        </w:rPr>
+        <w:t xml:space="preserve">Étude préliminaire</w:t>
+      </w:r>
+      <w:r>
+        <w:rPr>
+          <w:rFonts w:ascii="Times New Roman" w:hAnsi="Times New Roman" w:eastAsia="Times New Roman" w:cs="Times New Roman"/>
+          <w:b/>
+          <w:bCs/>
+          <w:sz w:val="48"/>
+          <w:szCs w:val="48"/>
+          <w:highlight w:val="none"/>
+        </w:rPr>
+      </w:r>
+      <w:bookmarkEnd w:id="10"/>
+      <w:r/>
+      <w:r>
+        <w:rPr>
+          <w:rFonts w:ascii="Times New Roman" w:hAnsi="Times New Roman" w:eastAsia="Times New Roman" w:cs="Times New Roman"/>
+          <w:b/>
+          <w:bCs/>
+          <w:sz w:val="48"/>
+          <w:szCs w:val="48"/>
+          <w:highlight w:val="none"/>
+        </w:rPr>
+      </w:r>
+    </w:p>
+    <w:p>
+      <w:pPr>
+        <w:pBdr/>
+        <w:spacing/>
+        <w:ind/>
+        <w:rPr/>
+      </w:pPr>
+      <w:r/>
+      <w:r/>
+      <w:r/>
+    </w:p>
+    <w:p>
+      <w:pPr>
+        <w:pStyle w:val="846"/>
+        <w:pBdr/>
+        <w:spacing/>
+        <w:ind/>
+        <w:rPr>
+          <w14:ligatures w14:val="none"/>
+        </w:rPr>
+      </w:pPr>
+      <w:r/>
+      <w:bookmarkStart w:id="11" w:name="_Toc11"/>
+      <w:r>
+        <w:rPr>
+          <w:highlight w:val="none"/>
+        </w:rPr>
+        <w:t xml:space="preserve">Diagramme de déploiement d’exploitation</w:t>
+      </w:r>
+      <w:r>
+        <w:rPr>
+          <w14:ligatures w14:val="none"/>
+        </w:rPr>
+      </w:r>
+      <w:bookmarkEnd w:id="11"/>
+      <w:r/>
+      <w:r>
+        <w:rPr>
+          <w14:ligatures w14:val="none"/>
+        </w:rPr>
+      </w:r>
+    </w:p>
+    <w:p>
+      <w:pPr>
+        <w:pBdr/>
+        <w:spacing/>
+        <w:ind/>
+        <w:rPr>
+          <w:rFonts w:ascii="Times New Roman" w:hAnsi="Times New Roman" w:eastAsia="Times New Roman" w:cs="Times New Roman"/>
+          <w:b/>
+          <w:bCs/>
+          <w:color w:val="000000"/>
+          <w:sz w:val="24"/>
+          <w:szCs w:val="24"/>
+          <w14:ligatures w14:val="none"/>
+        </w:rPr>
+      </w:pPr>
+      <w:r>
+        <w:rPr>
+          <w:highlight w:val="none"/>
+        </w:rPr>
+      </w:r>
+      <w:r>
+        <mc:AlternateContent>
+          <mc:Choice Requires="wpg">
+            <w:drawing>
+              <wp:inline xmlns:wp="http://schemas.openxmlformats.org/drawingml/2006/wordprocessingDrawing" distT="0" distB="0" distL="0" distR="0">
+                <wp:extent cx="5940425" cy="4397934"/>
+                <wp:effectExtent l="0" t="0" r="0" b="0"/>
+                <wp:docPr id="7" name=""/>
+                <wp:cNvGraphicFramePr>
+                  <a:graphicFrameLocks xmlns:a="http://schemas.openxmlformats.org/drawingml/2006/main" noChangeAspect="1"/>
+                </wp:cNvGraphicFramePr>
+                <a:graphic xmlns:a="http://schemas.openxmlformats.org/drawingml/2006/main">
+                  <a:graphicData uri="http://schemas.openxmlformats.org/drawingml/2006/picture">
+                    <pic:pic xmlns:pic="http://schemas.openxmlformats.org/drawingml/2006/picture">
+                      <pic:nvPicPr>
+                        <pic:cNvPr id="698565566" name=""/>
+                        <pic:cNvPicPr>
+                          <a:picLocks noChangeAspect="1"/>
+                        </pic:cNvPicPr>
+                        <pic:nvPr/>
+                      </pic:nvPicPr>
+                      <pic:blipFill rotWithShape="1">
+                        <a:blip r:embed="rId17"/>
+                        <a:stretch/>
+                      </pic:blipFill>
+                      <pic:spPr bwMode="auto">
+                        <a:xfrm>
+                          <a:off x="0" y="0"/>
+                          <a:ext cx="5940423" cy="4397933"/>
+                        </a:xfrm>
+                        <a:prstGeom prst="rect">
+                          <a:avLst/>
+                        </a:prstGeom>
+                      </pic:spPr>
+                    </pic:pic>
+                  </a:graphicData>
+                </a:graphic>
+              </wp:inline>
+            </w:drawing>
+          </mc:Choice>
+          <mc:Fallback>
+            <w:pict>
+              <v:shapetype id="_x0000_t75" coordsize="21600,21600" o:spt="75" o:preferrelative="t" path="m@4@5l@4@11@9@11@9@5xe" filled="f" stroked="f">
+                <v:stroke joinstyle="miter"/>
+                <v:formulas>
+                  <v:f eqn="if lineDrawn pixelLineWidth 0"/>
+                  <v:f eqn="sum @0 1 0"/>
+                  <v:f eqn="sum 0 0 @1"/>
+                  <v:f eqn="prod @2 1 2"/>
+                  <v:f eqn="prod @3 21600 pixelWidth"/>
+                  <v:f eqn="prod @3 21600 pixelHeight"/>
+                  <v:f eqn="sum @0 0 1"/>
+                  <v:f eqn="prod @6 1 2"/>
+                  <v:f eqn="prod @7 21600 pixelWidth"/>
+                  <v:f eqn="sum @8 21600 0"/>
+                  <v:f eqn="prod @7 21600 pixelHeight"/>
+                  <v:f eqn="sum @10 21600 0"/>
+                </v:formulas>
+                <v:path o:extrusionok="f" gradientshapeok="t" o:connecttype="rect"/>
+                <o:lock v:ext="edit" aspectratio="t"/>
+              </v:shapetype>
+              <v:shape id="_x0000_i6" o:spid="_x0000_s6" type="#_x0000_t75" style="width:467.75pt;height:346.29pt;mso-wrap-distance-left:0.00pt;mso-wrap-distance-top:0.00pt;mso-wrap-distance-right:0.00pt;mso-wrap-distance-bottom:0.00pt;z-index:1;" stroked="false">
+                <v:imagedata r:id="rId17" o:title=""/>
+                <o:lock v:ext="edit" rotation="t"/>
+              </v:shape>
+            </w:pict>
+          </mc:Fallback>
+        </mc:AlternateContent>
+      </w:r>
       <w:r>
         <w:rPr>
           <w:rFonts w:ascii="Times New Roman" w:hAnsi="Times New Roman" w:eastAsia="Times New Roman" w:cs="Times New Roman"/>
@@ -4494,7 +5134,24 @@
       </w:r>
       <w:r>
         <w:rPr>
-          <w:highlight w:val="none"/>
+          <w:rFonts w:ascii="Times New Roman" w:hAnsi="Times New Roman" w:eastAsia="Times New Roman" w:cs="Times New Roman"/>
+          <w:b/>
+          <w:bCs/>
+          <w:color w:val="000000"/>
+          <w:sz w:val="24"/>
+          <w:szCs w:val="24"/>
+          <w14:ligatures w14:val="none"/>
+        </w:rPr>
+      </w:r>
+      <w:r>
+        <w:rPr>
+          <w:rFonts w:ascii="Times New Roman" w:hAnsi="Times New Roman" w:eastAsia="Times New Roman" w:cs="Times New Roman"/>
+          <w:b/>
+          <w:bCs/>
+          <w:color w:val="000000"/>
+          <w:sz w:val="24"/>
+          <w:szCs w:val="24"/>
+          <w14:ligatures w14:val="none"/>
         </w:rPr>
       </w:r>
     </w:p>
@@ -4529,7 +5186,20 @@
       </w:r>
       <w:r>
         <w:rPr>
-          <w:highlight w:val="none"/>
+          <w:rFonts w:ascii="Times New Roman" w:hAnsi="Times New Roman" w:eastAsia="Times New Roman" w:cs="Times New Roman"/>
+          <w:color w:val="000000"/>
+          <w:sz w:val="24"/>
+          <w:szCs w:val="24"/>
+          <w14:ligatures w14:val="none"/>
+        </w:rPr>
+      </w:r>
+      <w:r>
+        <w:rPr>
+          <w:rFonts w:ascii="Times New Roman" w:hAnsi="Times New Roman" w:eastAsia="Times New Roman" w:cs="Times New Roman"/>
+          <w:color w:val="000000"/>
+          <w:sz w:val="24"/>
+          <w:szCs w:val="24"/>
+          <w14:ligatures w14:val="none"/>
         </w:rPr>
       </w:r>
     </w:p>
@@ -4566,7 +5236,24 @@
       </w:r>
       <w:r>
         <w:rPr>
-          <w:highlight w:val="none"/>
+          <w:rFonts w:ascii="Times New Roman" w:hAnsi="Times New Roman" w:eastAsia="Times New Roman" w:cs="Times New Roman"/>
+          <w:b/>
+          <w:bCs/>
+          <w:color w:val="000000"/>
+          <w:sz w:val="24"/>
+          <w:szCs w:val="24"/>
+          <w14:ligatures w14:val="none"/>
+        </w:rPr>
+      </w:r>
+      <w:r>
+        <w:rPr>
+          <w:rFonts w:ascii="Times New Roman" w:hAnsi="Times New Roman" w:eastAsia="Times New Roman" w:cs="Times New Roman"/>
+          <w:b/>
+          <w:bCs/>
+          <w:color w:val="000000"/>
+          <w:sz w:val="24"/>
+          <w:szCs w:val="24"/>
+          <w14:ligatures w14:val="none"/>
         </w:rPr>
       </w:r>
     </w:p>
@@ -4680,13 +5367,22 @@
         </w:rPr>
         <w:t xml:space="preserve">.</w:t>
       </w:r>
-      <w:r/>
       <w:r>
         <w:rPr>
           <w:rFonts w:ascii="Times New Roman" w:hAnsi="Times New Roman" w:eastAsia="Times New Roman" w:cs="Times New Roman"/>
           <w:color w:val="000000"/>
           <w:sz w:val="24"/>
           <w:szCs w:val="24"/>
+          <w14:ligatures w14:val="none"/>
+        </w:rPr>
+      </w:r>
+      <w:r>
+        <w:rPr>
+          <w:rFonts w:ascii="Times New Roman" w:hAnsi="Times New Roman" w:eastAsia="Times New Roman" w:cs="Times New Roman"/>
+          <w:color w:val="000000"/>
+          <w:sz w:val="24"/>
+          <w:szCs w:val="24"/>
+          <w14:ligatures w14:val="none"/>
         </w:rPr>
       </w:r>
     </w:p>
@@ -4723,7 +5419,24 @@
       </w:r>
       <w:r>
         <w:rPr>
-          <w:highlight w:val="none"/>
+          <w:rFonts w:ascii="Times New Roman" w:hAnsi="Times New Roman" w:eastAsia="Times New Roman" w:cs="Times New Roman"/>
+          <w:b/>
+          <w:bCs/>
+          <w:color w:val="000000"/>
+          <w:sz w:val="24"/>
+          <w:szCs w:val="24"/>
+          <w14:ligatures w14:val="none"/>
+        </w:rPr>
+      </w:r>
+      <w:r>
+        <w:rPr>
+          <w:rFonts w:ascii="Times New Roman" w:hAnsi="Times New Roman" w:eastAsia="Times New Roman" w:cs="Times New Roman"/>
+          <w:b/>
+          <w:bCs/>
+          <w:color w:val="000000"/>
+          <w:sz w:val="24"/>
+          <w:szCs w:val="24"/>
+          <w14:ligatures w14:val="none"/>
         </w:rPr>
       </w:r>
     </w:p>
@@ -4879,7 +5592,20 @@
       </w:r>
       <w:r>
         <w:rPr>
-          <w:highlight w:val="none"/>
+          <w:rFonts w:ascii="Times New Roman" w:hAnsi="Times New Roman" w:eastAsia="Times New Roman" w:cs="Times New Roman"/>
+          <w:color w:val="000000"/>
+          <w:sz w:val="24"/>
+          <w:szCs w:val="24"/>
+          <w14:ligatures w14:val="none"/>
+        </w:rPr>
+      </w:r>
+      <w:r>
+        <w:rPr>
+          <w:rFonts w:ascii="Times New Roman" w:hAnsi="Times New Roman" w:eastAsia="Times New Roman" w:cs="Times New Roman"/>
+          <w:color w:val="000000"/>
+          <w:sz w:val="24"/>
+          <w:szCs w:val="24"/>
+          <w14:ligatures w14:val="none"/>
         </w:rPr>
       </w:r>
     </w:p>
@@ -4916,7 +5642,24 @@
       </w:r>
       <w:r>
         <w:rPr>
-          <w:highlight w:val="none"/>
+          <w:rFonts w:ascii="Times New Roman" w:hAnsi="Times New Roman" w:eastAsia="Times New Roman" w:cs="Times New Roman"/>
+          <w:b/>
+          <w:bCs/>
+          <w:color w:val="000000"/>
+          <w:sz w:val="24"/>
+          <w:szCs w:val="24"/>
+          <w14:ligatures w14:val="none"/>
+        </w:rPr>
+      </w:r>
+      <w:r>
+        <w:rPr>
+          <w:rFonts w:ascii="Times New Roman" w:hAnsi="Times New Roman" w:eastAsia="Times New Roman" w:cs="Times New Roman"/>
+          <w:b/>
+          <w:bCs/>
+          <w:color w:val="000000"/>
+          <w:sz w:val="24"/>
+          <w:szCs w:val="24"/>
+          <w14:ligatures w14:val="none"/>
         </w:rPr>
       </w:r>
     </w:p>
@@ -4979,7 +5722,20 @@
       </w:r>
       <w:r>
         <w:rPr>
-          <w:highlight w:val="none"/>
+          <w:rFonts w:ascii="Times New Roman" w:hAnsi="Times New Roman" w:eastAsia="Times New Roman" w:cs="Times New Roman"/>
+          <w:color w:val="000000"/>
+          <w:sz w:val="24"/>
+          <w:szCs w:val="24"/>
+          <w14:ligatures w14:val="none"/>
+        </w:rPr>
+      </w:r>
+      <w:r>
+        <w:rPr>
+          <w:rFonts w:ascii="Times New Roman" w:hAnsi="Times New Roman" w:eastAsia="Times New Roman" w:cs="Times New Roman"/>
+          <w:color w:val="000000"/>
+          <w:sz w:val="24"/>
+          <w:szCs w:val="24"/>
+          <w14:ligatures w14:val="none"/>
         </w:rPr>
       </w:r>
     </w:p>
@@ -5016,7 +5772,24 @@
       </w:r>
       <w:r>
         <w:rPr>
-          <w:highlight w:val="none"/>
+          <w:rFonts w:ascii="Times New Roman" w:hAnsi="Times New Roman" w:eastAsia="Times New Roman" w:cs="Times New Roman"/>
+          <w:b/>
+          <w:bCs/>
+          <w:color w:val="000000"/>
+          <w:sz w:val="24"/>
+          <w:szCs w:val="24"/>
+          <w14:ligatures w14:val="none"/>
+        </w:rPr>
+      </w:r>
+      <w:r>
+        <w:rPr>
+          <w:rFonts w:ascii="Times New Roman" w:hAnsi="Times New Roman" w:eastAsia="Times New Roman" w:cs="Times New Roman"/>
+          <w:b/>
+          <w:bCs/>
+          <w:color w:val="000000"/>
+          <w:sz w:val="24"/>
+          <w:szCs w:val="24"/>
+          <w14:ligatures w14:val="none"/>
         </w:rPr>
       </w:r>
     </w:p>
@@ -5057,8 +5830,29 @@
       <w:r>
         <w:rPr>
           <w:highlight w:val="none"/>
+          <w14:ligatures w14:val="none"/>
         </w:rPr>
       </w:r>
+      <w:r>
+        <w:rPr>
+          <w:highlight w:val="none"/>
+          <w14:ligatures w14:val="none"/>
+        </w:rPr>
+      </w:r>
+    </w:p>
+    <w:p>
+      <w:pPr>
+        <w:pBdr/>
+        <w:spacing/>
+        <w:ind/>
+        <w:rPr/>
+      </w:pPr>
+      <w:r>
+        <w:rPr>
+          <w:highlight w:val="none"/>
+        </w:rPr>
+      </w:r>
+      <w:r/>
       <w:r/>
     </w:p>
     <w:p>

--- a/marais_r_sense_dossier_technique_partie_commune.docx
+++ b/marais_r_sense_dossier_technique_partie_commune.docx
@@ -469,7 +469,7 @@
                         </pic:cNvPicPr>
                         <pic:nvPr/>
                       </pic:nvPicPr>
-                      <pic:blipFill rotWithShape="1">
+                      <pic:blipFill>
                         <a:blip r:embed="rId11"/>
                         <a:stretch/>
                       </pic:blipFill>
@@ -624,7 +624,16 @@
         </w:rPr>
       </w:r>
       <w:bookmarkEnd w:id="1"/>
-      <w:r/>
+      <w:r>
+        <w:rPr>
+          <w:rFonts w:ascii="Times New Roman" w:hAnsi="Times New Roman" w:eastAsia="Times New Roman" w:cs="Times New Roman"/>
+          <w:b/>
+          <w:bCs/>
+          <w:sz w:val="48"/>
+          <w:szCs w:val="48"/>
+          <w:highlight w:val="none"/>
+        </w:rPr>
+      </w:r>
       <w:r>
         <w:rPr>
           <w:rFonts w:ascii="Times New Roman" w:hAnsi="Times New Roman" w:eastAsia="Times New Roman" w:cs="Times New Roman"/>
@@ -737,6 +746,12 @@
               <w:highlight w:val="none"/>
             </w:rPr>
           </w:r>
+          <w:r>
+            <w:rPr>
+              <w:rFonts w:ascii="Times New Roman" w:hAnsi="Times New Roman" w:eastAsia="Times New Roman" w:cs="Times New Roman"/>
+              <w:highlight w:val="none"/>
+            </w:rPr>
+          </w:r>
         </w:p>
         <w:p>
           <w:pPr>
@@ -752,6 +767,7 @@
               <w14:ligatures w14:val="none"/>
             </w:rPr>
           </w:pPr>
+          <w:r/>
           <w:hyperlink w:tooltip="#_Toc2" w:anchor="_Toc2" w:history="1">
             <w:r>
               <w:rPr>
@@ -808,6 +824,12 @@
               <w14:ligatures w14:val="none"/>
             </w:rPr>
           </w:r>
+          <w:r>
+            <w:rPr>
+              <w:highlight w:val="none"/>
+              <w14:ligatures w14:val="none"/>
+            </w:rPr>
+          </w:r>
         </w:p>
         <w:p>
           <w:pPr>
@@ -823,6 +845,7 @@
               <w:highlight w:val="none"/>
             </w:rPr>
           </w:pPr>
+          <w:r/>
           <w:hyperlink w:tooltip="#_Toc3" w:anchor="_Toc3" w:history="1">
             <w:r>
               <w:rPr>
@@ -859,6 +882,12 @@
               <w:highlight w:val="none"/>
             </w:rPr>
           </w:r>
+          <w:r>
+            <w:rPr>
+              <w:rFonts w:ascii="Times New Roman" w:hAnsi="Times New Roman" w:eastAsia="Times New Roman" w:cs="Times New Roman"/>
+              <w:highlight w:val="none"/>
+            </w:rPr>
+          </w:r>
         </w:p>
         <w:p>
           <w:pPr>
@@ -871,6 +900,7 @@
             <w:ind/>
             <w:rPr/>
           </w:pPr>
+          <w:r/>
           <w:hyperlink w:tooltip="#_Toc4" w:anchor="_Toc4" w:history="1">
             <w:r>
               <w:rPr>
@@ -910,6 +940,7 @@
             </w:r>
           </w:hyperlink>
           <w:r/>
+          <w:r/>
         </w:p>
         <w:p>
           <w:pPr>
@@ -922,6 +953,7 @@
             <w:ind/>
             <w:rPr/>
           </w:pPr>
+          <w:r/>
           <w:hyperlink w:tooltip="#_Toc5" w:anchor="_Toc5" w:history="1">
             <w:r>
               <w:rPr>
@@ -951,6 +983,7 @@
             </w:r>
           </w:hyperlink>
           <w:r/>
+          <w:r/>
         </w:p>
         <w:p>
           <w:pPr>
@@ -963,6 +996,7 @@
             <w:ind/>
             <w:rPr/>
           </w:pPr>
+          <w:r/>
           <w:hyperlink w:tooltip="#_Toc6" w:anchor="_Toc6" w:history="1">
             <w:r>
               <w:rPr>
@@ -992,6 +1026,7 @@
             </w:r>
           </w:hyperlink>
           <w:r/>
+          <w:r/>
         </w:p>
         <w:p>
           <w:pPr>
@@ -1007,6 +1042,7 @@
               <w:highlight w:val="none"/>
             </w:rPr>
           </w:pPr>
+          <w:r/>
           <w:hyperlink w:tooltip="#_Toc7" w:anchor="_Toc7" w:history="1">
             <w:r>
               <w:rPr>
@@ -1049,6 +1085,12 @@
               <w:highlight w:val="none"/>
             </w:rPr>
           </w:r>
+          <w:r>
+            <w:rPr>
+              <w:rFonts w:ascii="Times New Roman" w:hAnsi="Times New Roman" w:eastAsia="Times New Roman" w:cs="Times New Roman"/>
+              <w:highlight w:val="none"/>
+            </w:rPr>
+          </w:r>
         </w:p>
         <w:p>
           <w:pPr>
@@ -1064,6 +1106,7 @@
               <w:highlight w:val="none"/>
             </w:rPr>
           </w:pPr>
+          <w:r/>
           <w:hyperlink w:tooltip="#_Toc8" w:anchor="_Toc8" w:history="1">
             <w:r>
               <w:rPr>
@@ -1109,6 +1152,12 @@
               <w:highlight w:val="none"/>
             </w:rPr>
           </w:r>
+          <w:r>
+            <w:rPr>
+              <w:rFonts w:ascii="Times New Roman" w:hAnsi="Times New Roman" w:eastAsia="Times New Roman" w:cs="Times New Roman"/>
+              <w:highlight w:val="none"/>
+            </w:rPr>
+          </w:r>
         </w:p>
         <w:p>
           <w:pPr>
@@ -1124,6 +1173,7 @@
               <w14:ligatures w14:val="none"/>
             </w:rPr>
           </w:pPr>
+          <w:r/>
           <w:hyperlink w:tooltip="#_Toc9" w:anchor="_Toc9" w:history="1">
             <w:r>
               <w:rPr>
@@ -1161,6 +1211,12 @@
               <w14:ligatures w14:val="none"/>
             </w:rPr>
           </w:r>
+          <w:r>
+            <w:rPr>
+              <w:highlight w:val="none"/>
+              <w14:ligatures w14:val="none"/>
+            </w:rPr>
+          </w:r>
         </w:p>
         <w:p>
           <w:pPr>
@@ -1176,6 +1232,7 @@
               <w:highlight w:val="none"/>
             </w:rPr>
           </w:pPr>
+          <w:r/>
           <w:hyperlink w:tooltip="#_Toc10" w:anchor="_Toc10" w:history="1">
             <w:r>
               <w:rPr>
@@ -1214,6 +1271,12 @@
               <w:highlight w:val="none"/>
             </w:rPr>
           </w:r>
+          <w:r>
+            <w:rPr>
+              <w:rFonts w:ascii="Times New Roman" w:hAnsi="Times New Roman" w:eastAsia="Times New Roman" w:cs="Times New Roman"/>
+              <w:highlight w:val="none"/>
+            </w:rPr>
+          </w:r>
         </w:p>
         <w:p>
           <w:pPr>
@@ -1228,6 +1291,7 @@
               <w14:ligatures w14:val="none"/>
             </w:rPr>
           </w:pPr>
+          <w:r/>
           <w:hyperlink w:tooltip="#_Toc11" w:anchor="_Toc11" w:history="1">
             <w:r>
               <w:rPr>
@@ -1263,6 +1327,11 @@
               <w14:ligatures w14:val="none"/>
             </w:rPr>
           </w:r>
+          <w:r>
+            <w:rPr>
+              <w14:ligatures w14:val="none"/>
+            </w:rPr>
+          </w:r>
         </w:p>
         <w:p>
           <w:pPr>
@@ -1278,7 +1347,6 @@
               <w:highlight w:val="none"/>
             </w:rPr>
           </w:pPr>
-          <w:r/>
           <w:r>
             <w:fldChar w:fldCharType="end"/>
           </w:r>
@@ -1292,7 +1360,16 @@
               <w:highlight w:val="none"/>
             </w:rPr>
           </w:r>
-          <w:r/>
+          <w:r>
+            <w:rPr>
+              <w:rFonts w:ascii="Times New Roman" w:hAnsi="Times New Roman" w:eastAsia="Times New Roman" w:cs="Times New Roman"/>
+              <w:b/>
+              <w:bCs/>
+              <w:sz w:val="48"/>
+              <w:szCs w:val="48"/>
+              <w:highlight w:val="none"/>
+            </w:rPr>
+          </w:r>
         </w:p>
       </w:sdtContent>
     </w:sdt>
@@ -1381,7 +1458,12 @@
         </w:rPr>
       </w:r>
       <w:bookmarkEnd w:id="2"/>
-      <w:r/>
+      <w:r>
+        <w:rPr>
+          <w:highlight w:val="none"/>
+          <w14:ligatures w14:val="none"/>
+        </w:rPr>
+      </w:r>
       <w:r>
         <w:rPr>
           <w:highlight w:val="none"/>
@@ -1451,7 +1533,7 @@
                         </pic:cNvPicPr>
                         <pic:nvPr/>
                       </pic:nvPicPr>
-                      <pic:blipFill rotWithShape="1">
+                      <pic:blipFill>
                         <a:blip r:embed="rId12"/>
                         <a:srcRect l="17197" t="0" r="16622" b="0"/>
                         <a:stretch/>
@@ -1554,7 +1636,16 @@
         </w:rPr>
       </w:r>
       <w:bookmarkEnd w:id="3"/>
-      <w:r/>
+      <w:r>
+        <w:rPr>
+          <w:rFonts w:ascii="Times New Roman" w:hAnsi="Times New Roman" w:eastAsia="Times New Roman" w:cs="Times New Roman"/>
+          <w:b/>
+          <w:bCs/>
+          <w:sz w:val="48"/>
+          <w:szCs w:val="48"/>
+          <w:highlight w:val="none"/>
+        </w:rPr>
+      </w:r>
       <w:r>
         <w:rPr>
           <w:rFonts w:ascii="Times New Roman" w:hAnsi="Times New Roman" w:eastAsia="Times New Roman" w:cs="Times New Roman"/>
@@ -1638,7 +1729,12 @@
         </w:rPr>
       </w:r>
       <w:bookmarkEnd w:id="4"/>
-      <w:r/>
+      <w:r>
+        <w:rPr>
+          <w:sz w:val="36"/>
+          <w:szCs w:val="36"/>
+        </w:rPr>
+      </w:r>
       <w:r>
         <w:rPr>
           <w:sz w:val="36"/>
@@ -1682,7 +1778,7 @@
                         </pic:cNvPicPr>
                         <pic:nvPr/>
                       </pic:nvPicPr>
-                      <pic:blipFill rotWithShape="1">
+                      <pic:blipFill>
                         <a:blip r:embed="rId13"/>
                         <a:stretch/>
                       </pic:blipFill>
@@ -1746,7 +1842,6 @@
       <w:r>
         <w:t xml:space="preserve">Tableau description diagramme d’utilisation : </w:t>
       </w:r>
-      <w:r/>
       <w:bookmarkEnd w:id="5"/>
       <w:r/>
       <w:r/>
@@ -4483,10 +4578,13 @@
       <w:r>
         <w:t xml:space="preserve">Scénarios associés</w:t>
       </w:r>
-      <w:r/>
       <w:bookmarkEnd w:id="6"/>
       <w:r/>
-      <w:r/>
+      <w:r>
+        <w:rPr>
+          <w14:ligatures w14:val="none"/>
+        </w:rPr>
+      </w:r>
     </w:p>
     <w:p>
       <w:pPr>
@@ -4526,7 +4624,7 @@
                         </pic:cNvPicPr>
                         <pic:nvPr/>
                       </pic:nvPicPr>
-                      <pic:blipFill rotWithShape="1">
+                      <pic:blipFill>
                         <a:blip r:embed="rId14"/>
                         <a:stretch/>
                       </pic:blipFill>
@@ -4592,7 +4690,16 @@
         </w:rPr>
       </w:r>
       <w:bookmarkEnd w:id="7"/>
-      <w:r/>
+      <w:r>
+        <w:rPr>
+          <w:rFonts w:ascii="Times New Roman" w:hAnsi="Times New Roman" w:eastAsia="Times New Roman" w:cs="Times New Roman"/>
+          <w:b/>
+          <w:bCs/>
+          <w:sz w:val="48"/>
+          <w:szCs w:val="48"/>
+          <w:highlight w:val="none"/>
+        </w:rPr>
+      </w:r>
       <w:r>
         <w:rPr>
           <w:rFonts w:ascii="Times New Roman" w:hAnsi="Times New Roman" w:eastAsia="Times New Roman" w:cs="Times New Roman"/>
@@ -4657,7 +4764,7 @@
                         </pic:cNvPicPr>
                         <pic:nvPr/>
                       </pic:nvPicPr>
-                      <pic:blipFill rotWithShape="1">
+                      <pic:blipFill>
                         <a:blip r:embed="rId15"/>
                         <a:stretch/>
                       </pic:blipFill>
@@ -4735,7 +4842,16 @@
         </w:rPr>
       </w:r>
       <w:bookmarkEnd w:id="8"/>
-      <w:r/>
+      <w:r>
+        <w:rPr>
+          <w:rFonts w:ascii="Times New Roman" w:hAnsi="Times New Roman" w:eastAsia="Times New Roman" w:cs="Times New Roman"/>
+          <w:b/>
+          <w:bCs/>
+          <w:sz w:val="48"/>
+          <w:szCs w:val="48"/>
+          <w:highlight w:val="none"/>
+        </w:rPr>
+      </w:r>
       <w:r>
         <w:rPr>
           <w:rFonts w:ascii="Times New Roman" w:hAnsi="Times New Roman" w:eastAsia="Times New Roman" w:cs="Times New Roman"/>
@@ -4760,7 +4876,6 @@
       </w:pPr>
       <w:r/>
       <w:bookmarkStart w:id="9" w:name="_Toc9"/>
-      <w:r/>
       <w:r>
         <w:rPr>
           <w:highlight w:val="none"/>
@@ -4774,7 +4889,12 @@
         </w:rPr>
       </w:r>
       <w:bookmarkEnd w:id="9"/>
-      <w:r/>
+      <w:r>
+        <w:rPr>
+          <w:highlight w:val="none"/>
+          <w14:ligatures w14:val="none"/>
+        </w:rPr>
+      </w:r>
       <w:r>
         <w:rPr>
           <w:highlight w:val="none"/>
@@ -4822,7 +4942,7 @@
                         </pic:cNvPicPr>
                         <pic:nvPr/>
                       </pic:nvPicPr>
-                      <pic:blipFill rotWithShape="1">
+                      <pic:blipFill>
                         <a:blip r:embed="rId16"/>
                         <a:stretch/>
                       </pic:blipFill>
@@ -4925,12 +5045,16 @@
           <w:highlight w:val="none"/>
         </w:rPr>
       </w:r>
-      <w:r/>
+      <w:r>
+        <w:rPr>
+          <w:highlight w:val="none"/>
+        </w:rPr>
+      </w:r>
     </w:p>
     <w:p>
       <w:pPr>
         <w:pBdr/>
-        <w:shd w:val="nil"/>
+        <w:shd w:val="nil" w:color="auto"/>
         <w:spacing/>
         <w:ind/>
         <w:rPr/>
@@ -4938,7 +5062,6 @@
       <w:r>
         <w:br w:type="page" w:clear="all"/>
       </w:r>
-      <w:r/>
       <w:r/>
     </w:p>
     <w:p>
@@ -4980,7 +5103,16 @@
         </w:rPr>
       </w:r>
       <w:bookmarkEnd w:id="10"/>
-      <w:r/>
+      <w:r>
+        <w:rPr>
+          <w:rFonts w:ascii="Times New Roman" w:hAnsi="Times New Roman" w:eastAsia="Times New Roman" w:cs="Times New Roman"/>
+          <w:b/>
+          <w:bCs/>
+          <w:sz w:val="48"/>
+          <w:szCs w:val="48"/>
+          <w:highlight w:val="none"/>
+        </w:rPr>
+      </w:r>
       <w:r>
         <w:rPr>
           <w:rFonts w:ascii="Times New Roman" w:hAnsi="Times New Roman" w:eastAsia="Times New Roman" w:cs="Times New Roman"/>
@@ -4999,7 +5131,6 @@
         <w:ind/>
         <w:rPr/>
       </w:pPr>
-      <w:r/>
       <w:r/>
       <w:r/>
     </w:p>
@@ -5027,7 +5158,11 @@
         </w:rPr>
       </w:r>
       <w:bookmarkEnd w:id="11"/>
-      <w:r/>
+      <w:r>
+        <w:rPr>
+          <w14:ligatures w14:val="none"/>
+        </w:rPr>
+      </w:r>
       <w:r>
         <w:rPr>
           <w14:ligatures w14:val="none"/>
@@ -5075,7 +5210,7 @@
                         </pic:cNvPicPr>
                         <pic:nvPr/>
                       </pic:nvPicPr>
-                      <pic:blipFill rotWithShape="1">
+                      <pic:blipFill>
                         <a:blip r:embed="rId17"/>
                         <a:stretch/>
                       </pic:blipFill>
@@ -5842,41 +5977,190 @@
     </w:p>
     <w:p>
       <w:pPr>
-        <w:pBdr/>
-        <w:spacing/>
-        <w:ind/>
-        <w:rPr/>
-      </w:pPr>
+        <w:pStyle w:val="845"/>
+        <w:pBdr/>
+        <w:spacing/>
+        <w:ind/>
+        <w:rPr>
+          <w:rFonts w:ascii="Times New Roman" w:hAnsi="Times New Roman" w:eastAsia="Times New Roman" w:cs="Times New Roman"/>
+          <w:b/>
+          <w:bCs/>
+          <w:sz w:val="48"/>
+          <w:szCs w:val="48"/>
+          <w:highlight w:val="none"/>
+        </w:rPr>
+      </w:pPr>
+      <w:r/>
       <w:r>
         <w:rPr>
+          <w:rFonts w:ascii="Times New Roman" w:hAnsi="Times New Roman" w:eastAsia="Times New Roman" w:cs="Times New Roman"/>
+          <w:b/>
+          <w:bCs/>
+          <w:sz w:val="48"/>
+          <w:szCs w:val="48"/>
+          <w:highlight w:val="none"/>
+        </w:rPr>
+        <w:t xml:space="preserve">Recettes</w:t>
+      </w:r>
+      <w:r>
+        <w:rPr>
+          <w:rFonts w:ascii="Times New Roman" w:hAnsi="Times New Roman" w:eastAsia="Times New Roman" w:cs="Times New Roman"/>
+          <w:b/>
+          <w:bCs/>
+          <w:sz w:val="48"/>
+          <w:szCs w:val="48"/>
+          <w:highlight w:val="none"/>
+        </w:rPr>
+      </w:r>
+    </w:p>
+    <w:p>
+      <w:pPr>
+        <w:pBdr/>
+        <w:spacing/>
+        <w:ind/>
+        <w:jc w:val="center"/>
+        <w:rPr/>
+      </w:pPr>
+      <w:r/>
+      <w:r>
+        <mc:AlternateContent>
+          <mc:Choice Requires="wpg">
+            <w:drawing>
+              <wp:anchor xmlns:wp="http://schemas.openxmlformats.org/drawingml/2006/wordprocessingDrawing" xmlns:wp14="http://schemas.microsoft.com/office/word/2010/wordprocessingDrawing" distT="0" distB="0" distL="115200" distR="115200" simplePos="0" relativeHeight="18432" behindDoc="0" locked="0" layoutInCell="1" allowOverlap="1">
+                <wp:simplePos x="0" y="0"/>
+                <wp:positionH relativeFrom="column">
+                  <wp:posOffset>-1048555</wp:posOffset>
+                </wp:positionH>
+                <wp:positionV relativeFrom="paragraph">
+                  <wp:posOffset>117902</wp:posOffset>
+                </wp:positionV>
+                <wp:extent cx="7497150" cy="2308164"/>
+                <wp:effectExtent l="0" t="0" r="0" b="0"/>
+                <wp:wrapThrough wrapText="bothSides">
+                  <wp:wrapPolygon edited="1">
+                    <wp:start x="0" y="0"/>
+                    <wp:lineTo x="21600" y="0"/>
+                    <wp:lineTo x="21600" y="21600"/>
+                    <wp:lineTo x="0" y="21600"/>
+                  </wp:wrapPolygon>
+                </wp:wrapThrough>
+                <wp:docPr id="8" name=""/>
+                <wp:cNvGraphicFramePr>
+                  <a:graphicFrameLocks xmlns:a="http://schemas.openxmlformats.org/drawingml/2006/main" noChangeAspect="1"/>
+                </wp:cNvGraphicFramePr>
+                <a:graphic xmlns:a="http://schemas.openxmlformats.org/drawingml/2006/main">
+                  <a:graphicData uri="http://schemas.openxmlformats.org/drawingml/2006/picture">
+                    <pic:pic xmlns:pic="http://schemas.openxmlformats.org/drawingml/2006/picture">
+                      <pic:nvPicPr>
+                        <pic:cNvPr id="613348510" name=""/>
+                        <pic:cNvPicPr>
+                          <a:picLocks noChangeAspect="1"/>
+                        </pic:cNvPicPr>
+                        <pic:nvPr/>
+                      </pic:nvPicPr>
+                      <pic:blipFill>
+                        <a:blip r:embed="rId18"/>
+                        <a:stretch/>
+                      </pic:blipFill>
+                      <pic:spPr bwMode="auto">
+                        <a:xfrm flipH="0" flipV="0">
+                          <a:off x="0" y="0"/>
+                          <a:ext cx="7497149" cy="2308163"/>
+                        </a:xfrm>
+                        <a:prstGeom prst="rect">
+                          <a:avLst/>
+                        </a:prstGeom>
+                      </pic:spPr>
+                    </pic:pic>
+                  </a:graphicData>
+                </a:graphic>
+              </wp:anchor>
+            </w:drawing>
+          </mc:Choice>
+          <mc:Fallback>
+            <w:pict>
+              <v:shapetype id="_x0000_t75" coordsize="21600,21600" o:spt="75" o:preferrelative="t" path="m@4@5l@4@11@9@11@9@5xe" filled="f" stroked="f">
+                <v:stroke joinstyle="miter"/>
+                <v:formulas>
+                  <v:f eqn="if lineDrawn pixelLineWidth 0"/>
+                  <v:f eqn="sum @0 1 0"/>
+                  <v:f eqn="sum 0 0 @1"/>
+                  <v:f eqn="prod @2 1 2"/>
+                  <v:f eqn="prod @3 21600 pixelWidth"/>
+                  <v:f eqn="prod @3 21600 pixelHeight"/>
+                  <v:f eqn="sum @0 0 1"/>
+                  <v:f eqn="prod @6 1 2"/>
+                  <v:f eqn="prod @7 21600 pixelWidth"/>
+                  <v:f eqn="sum @8 21600 0"/>
+                  <v:f eqn="prod @7 21600 pixelHeight"/>
+                  <v:f eqn="sum @10 21600 0"/>
+                </v:formulas>
+                <v:path o:extrusionok="f" gradientshapeok="t" o:connecttype="rect"/>
+                <o:lock v:ext="edit" aspectratio="t"/>
+              </v:shapetype>
+              <v:shape id="_x0000_i7" o:spid="_x0000_s7" type="#_x0000_t75" style="position:absolute;z-index:18432;o:allowoverlap:true;o:allowincell:true;mso-position-horizontal-relative:text;margin-left:-82.56pt;mso-position-horizontal:absolute;mso-position-vertical-relative:text;margin-top:9.28pt;mso-position-vertical:absolute;width:590.33pt;height:181.75pt;mso-wrap-distance-left:9.07pt;mso-wrap-distance-top:0.00pt;mso-wrap-distance-right:9.07pt;mso-wrap-distance-bottom:0.00pt;z-index:1;" wrapcoords="0 0 100000 0 100000 100000 0 100000" stroked="false">
+                <w10:wrap type="through"/>
+                <v:imagedata r:id="rId18" o:title=""/>
+                <o:lock v:ext="edit" rotation="t"/>
+              </v:shape>
+            </w:pict>
+          </mc:Fallback>
+        </mc:AlternateContent>
+      </w:r>
+      <w:r/>
+      <w:r/>
+      <w:r/>
+    </w:p>
+    <w:p>
+      <w:pPr>
+        <w:pBdr/>
+        <w:spacing/>
+        <w:ind/>
+        <w:rPr/>
+      </w:pPr>
+      <w:r>
+        <w:rPr>
+          <w:rFonts w:ascii="Times New Roman" w:hAnsi="Times New Roman" w:eastAsia="Times New Roman" w:cs="Times New Roman"/>
+          <w:b/>
+          <w:bCs/>
+          <w:sz w:val="48"/>
+          <w:szCs w:val="48"/>
           <w:highlight w:val="none"/>
         </w:rPr>
       </w:r>
       <w:r/>
-      <w:r/>
-    </w:p>
-    <w:p>
-      <w:pPr>
-        <w:pBdr/>
-        <w:spacing/>
-        <w:ind/>
-        <w:rPr/>
-      </w:pPr>
       <w:r>
         <w:rPr>
+          <w:rFonts w:ascii="Times New Roman" w:hAnsi="Times New Roman" w:eastAsia="Times New Roman" w:cs="Times New Roman"/>
+          <w:b/>
+          <w:bCs/>
+          <w:sz w:val="48"/>
+          <w:szCs w:val="48"/>
+          <w:highlight w:val="none"/>
+        </w:rPr>
+      </w:r>
+      <w:r/>
+      <w:r>
+        <w:rPr>
+          <w:rFonts w:ascii="Times New Roman" w:hAnsi="Times New Roman" w:eastAsia="Times New Roman" w:cs="Times New Roman"/>
+          <w:b/>
+          <w:bCs/>
+          <w:sz w:val="48"/>
+          <w:szCs w:val="48"/>
           <w:highlight w:val="none"/>
         </w:rPr>
       </w:r>
       <w:r>
         <w:rPr>
+          <w:rFonts w:ascii="Times New Roman" w:hAnsi="Times New Roman" w:eastAsia="Times New Roman" w:cs="Times New Roman"/>
+          <w:b/>
+          <w:bCs/>
+          <w:sz w:val="48"/>
+          <w:szCs w:val="48"/>
           <w:highlight w:val="none"/>
         </w:rPr>
       </w:r>
-      <w:r>
-        <w:rPr>
-          <w:highlight w:val="none"/>
-        </w:rPr>
-      </w:r>
+      <w:r/>
     </w:p>
     <w:sectPr>
       <w:footerReference w:type="default" r:id="rId10"/>

--- a/marais_r_sense_dossier_technique_partie_commune.docx
+++ b/marais_r_sense_dossier_technique_partie_commune.docx
@@ -394,6 +394,17 @@
           <w:highlight w:val="none"/>
         </w:rPr>
       </w:r>
+      <w:r/>
+      <w:r>
+        <w:rPr>
+          <w:rFonts w:ascii="Times New Roman" w:hAnsi="Times New Roman" w:eastAsia="Times New Roman" w:cs="Times New Roman"/>
+          <w:b/>
+          <w:bCs/>
+          <w:sz w:val="32"/>
+          <w:szCs w:val="32"/>
+          <w:highlight w:val="none"/>
+        </w:rPr>
+      </w:r>
       <w:r>
         <w:rPr>
           <w:rFonts w:ascii="Times New Roman" w:hAnsi="Times New Roman" w:eastAsia="Times New Roman" w:cs="Times New Roman"/>
@@ -441,20 +452,20 @@
         </w:rPr>
       </w:r>
       <w:r>
-        <w:rPr>
-          <w:rFonts w:ascii="Times New Roman" w:hAnsi="Times New Roman" w:eastAsia="Times New Roman" w:cs="Times New Roman"/>
-          <w:b/>
-          <w:bCs/>
-          <w:sz w:val="32"/>
-          <w:szCs w:val="32"/>
-          <w:highlight w:val="none"/>
-        </w:rPr>
         <mc:AlternateContent>
           <mc:Choice Requires="wpg">
             <w:drawing>
-              <wp:inline xmlns:wp="http://schemas.openxmlformats.org/drawingml/2006/wordprocessingDrawing" distT="0" distB="0" distL="0" distR="0">
-                <wp:extent cx="2381250" cy="2362200"/>
+              <wp:anchor xmlns:wp="http://schemas.openxmlformats.org/drawingml/2006/wordprocessingDrawing" xmlns:wp14="http://schemas.microsoft.com/office/word/2010/wordprocessingDrawing" distT="0" distB="0" distL="115200" distR="115200" simplePos="0" relativeHeight="31744" behindDoc="0" locked="0" layoutInCell="1" allowOverlap="1">
+                <wp:simplePos x="0" y="0"/>
+                <wp:positionH relativeFrom="column">
+                  <wp:posOffset>-827972</wp:posOffset>
+                </wp:positionH>
+                <wp:positionV relativeFrom="paragraph">
+                  <wp:posOffset>62576</wp:posOffset>
+                </wp:positionV>
+                <wp:extent cx="3527992" cy="2237048"/>
                 <wp:effectExtent l="0" t="0" r="0" b="0"/>
+                <wp:wrapNone/>
                 <wp:docPr id="1" name=""/>
                 <wp:cNvGraphicFramePr>
                   <a:graphicFrameLocks xmlns:a="http://schemas.openxmlformats.org/drawingml/2006/main" noChangeAspect="1"/>
@@ -463,20 +474,20 @@
                   <a:graphicData uri="http://schemas.openxmlformats.org/drawingml/2006/picture">
                     <pic:pic xmlns:pic="http://schemas.openxmlformats.org/drawingml/2006/picture">
                       <pic:nvPicPr>
-                        <pic:cNvPr id="454844474" name=""/>
+                        <pic:cNvPr id="1220292816" name=""/>
                         <pic:cNvPicPr>
                           <a:picLocks noChangeAspect="1"/>
                         </pic:cNvPicPr>
                         <pic:nvPr/>
                       </pic:nvPicPr>
-                      <pic:blipFill>
+                      <pic:blipFill rotWithShape="1">
                         <a:blip r:embed="rId11"/>
                         <a:stretch/>
                       </pic:blipFill>
                       <pic:spPr bwMode="auto">
-                        <a:xfrm>
+                        <a:xfrm flipH="0" flipV="0">
                           <a:off x="0" y="0"/>
-                          <a:ext cx="2381249" cy="2362199"/>
+                          <a:ext cx="3527992" cy="2237047"/>
                         </a:xfrm>
                         <a:prstGeom prst="rect">
                           <a:avLst/>
@@ -485,7 +496,7 @@
                     </pic:pic>
                   </a:graphicData>
                 </a:graphic>
-              </wp:inline>
+              </wp:anchor>
             </w:drawing>
           </mc:Choice>
           <mc:Fallback>
@@ -509,8 +520,124 @@
                 <v:path o:extrusionok="f" gradientshapeok="t" o:connecttype="rect"/>
                 <o:lock v:ext="edit" aspectratio="t"/>
               </v:shapetype>
-              <v:shape id="_x0000_i0" o:spid="_x0000_s0" type="#_x0000_t75" style="width:187.50pt;height:186.00pt;mso-wrap-distance-left:0.00pt;mso-wrap-distance-top:0.00pt;mso-wrap-distance-right:0.00pt;mso-wrap-distance-bottom:0.00pt;z-index:1;" stroked="false">
+              <v:shape id="_x0000_i0" o:spid="_x0000_s0" type="#_x0000_t75" style="position:absolute;z-index:31744;o:allowoverlap:true;o:allowincell:true;mso-position-horizontal-relative:text;margin-left:-65.19pt;mso-position-horizontal:absolute;mso-position-vertical-relative:text;margin-top:4.93pt;mso-position-vertical:absolute;width:277.79pt;height:176.15pt;mso-wrap-distance-left:9.07pt;mso-wrap-distance-top:0.00pt;mso-wrap-distance-right:9.07pt;mso-wrap-distance-bottom:0.00pt;z-index:1;" stroked="false">
                 <v:imagedata r:id="rId11" o:title=""/>
+                <o:lock v:ext="edit" rotation="t"/>
+              </v:shape>
+            </w:pict>
+          </mc:Fallback>
+        </mc:AlternateContent>
+      </w:r>
+      <w:r>
+        <w:rPr>
+          <w:rFonts w:ascii="Times New Roman" w:hAnsi="Times New Roman" w:eastAsia="Times New Roman" w:cs="Times New Roman"/>
+          <w:b/>
+          <w:bCs/>
+          <w:sz w:val="32"/>
+          <w:szCs w:val="32"/>
+          <w:highlight w:val="none"/>
+        </w:rPr>
+      </w:r>
+      <w:r/>
+      <w:r>
+        <w:rPr>
+          <w:rFonts w:ascii="Times New Roman" w:hAnsi="Times New Roman" w:eastAsia="Times New Roman" w:cs="Times New Roman"/>
+          <w:b/>
+          <w:bCs/>
+          <w:sz w:val="32"/>
+          <w:szCs w:val="32"/>
+          <w:highlight w:val="none"/>
+        </w:rPr>
+      </w:r>
+      <w:r>
+        <w:rPr>
+          <w:rFonts w:ascii="Times New Roman" w:hAnsi="Times New Roman" w:eastAsia="Times New Roman" w:cs="Times New Roman"/>
+          <w:b/>
+          <w:bCs/>
+          <w:sz w:val="32"/>
+          <w:szCs w:val="32"/>
+          <w:highlight w:val="none"/>
+        </w:rPr>
+      </w:r>
+      <w:r>
+        <w:rPr>
+          <w:rFonts w:ascii="Times New Roman" w:hAnsi="Times New Roman" w:eastAsia="Times New Roman" w:cs="Times New Roman"/>
+          <w:b/>
+          <w:bCs/>
+          <w:sz w:val="32"/>
+          <w:szCs w:val="32"/>
+          <w:highlight w:val="none"/>
+        </w:rPr>
+        <mc:AlternateContent>
+          <mc:Choice Requires="wpg">
+            <w:drawing>
+              <wp:anchor xmlns:wp="http://schemas.openxmlformats.org/drawingml/2006/wordprocessingDrawing" xmlns:wp14="http://schemas.microsoft.com/office/word/2010/wordprocessingDrawing" distT="0" distB="0" distL="115200" distR="115200" simplePos="0" relativeHeight="2048" behindDoc="0" locked="0" layoutInCell="1" allowOverlap="1">
+                <wp:simplePos x="0" y="0"/>
+                <wp:positionH relativeFrom="column">
+                  <wp:posOffset>3559175</wp:posOffset>
+                </wp:positionH>
+                <wp:positionV relativeFrom="paragraph">
+                  <wp:posOffset>0</wp:posOffset>
+                </wp:positionV>
+                <wp:extent cx="2381250" cy="2362200"/>
+                <wp:effectExtent l="0" t="0" r="0" b="0"/>
+                <wp:wrapNone/>
+                <wp:docPr id="2" name=""/>
+                <wp:cNvGraphicFramePr>
+                  <a:graphicFrameLocks xmlns:a="http://schemas.openxmlformats.org/drawingml/2006/main" noChangeAspect="1"/>
+                </wp:cNvGraphicFramePr>
+                <a:graphic xmlns:a="http://schemas.openxmlformats.org/drawingml/2006/main">
+                  <a:graphicData uri="http://schemas.openxmlformats.org/drawingml/2006/picture">
+                    <pic:pic xmlns:pic="http://schemas.openxmlformats.org/drawingml/2006/picture">
+                      <pic:nvPicPr>
+                        <pic:cNvPr id="1727857752" name=""/>
+                        <pic:cNvPicPr>
+                          <a:picLocks noChangeAspect="1"/>
+                        </pic:cNvPicPr>
+                        <pic:nvPr/>
+                      </pic:nvPicPr>
+                      <pic:blipFill rotWithShape="1">
+                        <a:blip r:embed="rId12"/>
+                        <a:stretch/>
+                      </pic:blipFill>
+                      <pic:spPr bwMode="auto">
+                        <a:xfrm>
+                          <a:off x="0" y="0"/>
+                          <a:ext cx="2381248" cy="2362198"/>
+                        </a:xfrm>
+                        <a:prstGeom prst="rect">
+                          <a:avLst/>
+                        </a:prstGeom>
+                      </pic:spPr>
+                    </pic:pic>
+                  </a:graphicData>
+                </a:graphic>
+              </wp:anchor>
+            </w:drawing>
+          </mc:Choice>
+          <mc:Fallback>
+            <w:pict>
+              <v:shapetype id="_x0000_t75" coordsize="21600,21600" o:spt="75" o:preferrelative="t" path="m@4@5l@4@11@9@11@9@5xe" filled="f" stroked="f">
+                <v:stroke joinstyle="miter"/>
+                <v:formulas>
+                  <v:f eqn="if lineDrawn pixelLineWidth 0"/>
+                  <v:f eqn="sum @0 1 0"/>
+                  <v:f eqn="sum 0 0 @1"/>
+                  <v:f eqn="prod @2 1 2"/>
+                  <v:f eqn="prod @3 21600 pixelWidth"/>
+                  <v:f eqn="prod @3 21600 pixelHeight"/>
+                  <v:f eqn="sum @0 0 1"/>
+                  <v:f eqn="prod @6 1 2"/>
+                  <v:f eqn="prod @7 21600 pixelWidth"/>
+                  <v:f eqn="sum @8 21600 0"/>
+                  <v:f eqn="prod @7 21600 pixelHeight"/>
+                  <v:f eqn="sum @10 21600 0"/>
+                </v:formulas>
+                <v:path o:extrusionok="f" gradientshapeok="t" o:connecttype="rect"/>
+                <o:lock v:ext="edit" aspectratio="t"/>
+              </v:shapetype>
+              <v:shape id="_x0000_i1" o:spid="_x0000_s1" type="#_x0000_t75" style="position:absolute;z-index:2048;o:allowoverlap:true;o:allowincell:true;mso-position-horizontal-relative:text;margin-left:280.25pt;mso-position-horizontal:absolute;mso-position-vertical-relative:text;margin-top:0.00pt;mso-position-vertical:absolute;width:187.50pt;height:186.00pt;mso-wrap-distance-left:9.07pt;mso-wrap-distance-top:0.00pt;mso-wrap-distance-right:9.07pt;mso-wrap-distance-bottom:0.00pt;z-index:1;" stroked="false">
+                <v:imagedata r:id="rId12" o:title=""/>
                 <o:lock v:ext="edit" rotation="t"/>
               </v:shape>
             </w:pict>
@@ -537,13 +664,7 @@
           <w:highlight w:val="none"/>
         </w:rPr>
       </w:r>
-    </w:p>
-    <w:p>
-      <w:pPr>
-        <w:pBdr/>
-        <w:shd w:val="nil" w:color="auto"/>
-        <w:spacing/>
-        <w:ind/>
+      <w:r>
         <w:rPr>
           <w:rFonts w:ascii="Times New Roman" w:hAnsi="Times New Roman" w:eastAsia="Times New Roman" w:cs="Times New Roman"/>
           <w:b/>
@@ -552,7 +673,47 @@
           <w:szCs w:val="32"/>
           <w:highlight w:val="none"/>
         </w:rPr>
-      </w:pPr>
+      </w:r>
+    </w:p>
+    <w:p>
+      <w:pPr>
+        <w:pBdr/>
+        <w:shd w:val="nil" w:color="auto"/>
+        <w:spacing/>
+        <w:ind/>
+        <w:rPr>
+          <w:rFonts w:ascii="Times New Roman" w:hAnsi="Times New Roman" w:eastAsia="Times New Roman" w:cs="Times New Roman"/>
+          <w:b/>
+          <w:bCs/>
+          <w:sz w:val="32"/>
+          <w:szCs w:val="32"/>
+          <w:highlight w:val="none"/>
+        </w:rPr>
+      </w:pPr>
+      <w:r>
+        <w:rPr>
+          <w:rFonts w:ascii="Times New Roman" w:hAnsi="Times New Roman" w:eastAsia="Times New Roman" w:cs="Times New Roman"/>
+          <w:b/>
+          <w:bCs/>
+          <w:sz w:val="32"/>
+          <w:szCs w:val="32"/>
+          <w:highlight w:val="none"/>
+        </w:rPr>
+      </w:r>
+      <w:r/>
+      <w:r>
+        <w:rPr>
+          <w:rFonts w:ascii="Times New Roman" w:hAnsi="Times New Roman" w:eastAsia="Times New Roman" w:cs="Times New Roman"/>
+          <w:b/>
+          <w:bCs/>
+          <w:sz w:val="32"/>
+          <w:szCs w:val="32"/>
+          <w:highlight w:val="none"/>
+        </w:rPr>
+      </w:r>
+      <w:r/>
+      <w:r/>
+      <w:r/>
       <w:r>
         <w:rPr>
           <w:rFonts w:ascii="Times New Roman" w:hAnsi="Times New Roman" w:eastAsia="Times New Roman" w:cs="Times New Roman"/>
@@ -595,6 +756,7 @@
           <w:rFonts w:ascii="Times New Roman" w:hAnsi="Times New Roman" w:eastAsia="Times New Roman" w:cs="Times New Roman"/>
           <w:b/>
           <w:bCs/>
+          <w:color w:val="1f4f79" w:themeColor="accent1" w:themeShade="80"/>
           <w:sz w:val="48"/>
           <w:szCs w:val="48"/>
           <w:highlight w:val="none"/>
@@ -607,6 +769,7 @@
           <w:rFonts w:ascii="Times New Roman" w:hAnsi="Times New Roman" w:eastAsia="Times New Roman" w:cs="Times New Roman"/>
           <w:b/>
           <w:bCs/>
+          <w:color w:val="1f4f79" w:themeColor="accent1" w:themeShade="80"/>
           <w:sz w:val="48"/>
           <w:szCs w:val="48"/>
           <w:highlight w:val="none"/>
@@ -618,6 +781,7 @@
           <w:rFonts w:ascii="Times New Roman" w:hAnsi="Times New Roman" w:eastAsia="Times New Roman" w:cs="Times New Roman"/>
           <w:b/>
           <w:bCs/>
+          <w:color w:val="1f4f79" w:themeColor="accent1" w:themeShade="80"/>
           <w:sz w:val="48"/>
           <w:szCs w:val="48"/>
           <w:highlight w:val="none"/>
@@ -626,12 +790,7 @@
       <w:bookmarkEnd w:id="1"/>
       <w:r>
         <w:rPr>
-          <w:rFonts w:ascii="Times New Roman" w:hAnsi="Times New Roman" w:eastAsia="Times New Roman" w:cs="Times New Roman"/>
-          <w:b/>
-          <w:bCs/>
-          <w:sz w:val="48"/>
-          <w:szCs w:val="48"/>
-          <w:highlight w:val="none"/>
+          <w:color w:val="1f4f79" w:themeColor="accent1" w:themeShade="80"/>
         </w:rPr>
       </w:r>
       <w:r>
@@ -639,6 +798,7 @@
           <w:rFonts w:ascii="Times New Roman" w:hAnsi="Times New Roman" w:eastAsia="Times New Roman" w:cs="Times New Roman"/>
           <w:b/>
           <w:bCs/>
+          <w:color w:val="1f4f79" w:themeColor="accent1" w:themeShade="80"/>
           <w:sz w:val="48"/>
           <w:szCs w:val="48"/>
           <w:highlight w:val="none"/>
@@ -746,12 +906,6 @@
               <w:highlight w:val="none"/>
             </w:rPr>
           </w:r>
-          <w:r>
-            <w:rPr>
-              <w:rFonts w:ascii="Times New Roman" w:hAnsi="Times New Roman" w:eastAsia="Times New Roman" w:cs="Times New Roman"/>
-              <w:highlight w:val="none"/>
-            </w:rPr>
-          </w:r>
         </w:p>
         <w:p>
           <w:pPr>
@@ -767,7 +921,6 @@
               <w14:ligatures w14:val="none"/>
             </w:rPr>
           </w:pPr>
-          <w:r/>
           <w:hyperlink w:tooltip="#_Toc2" w:anchor="_Toc2" w:history="1">
             <w:r>
               <w:rPr>
@@ -778,27 +931,19 @@
               <w:rPr>
                 <w:rStyle w:val="890"/>
               </w:rPr>
-              <w:t xml:space="preserve">Contexte du projet </w:t>
-            </w:r>
-            <w:r>
-              <w:rPr>
-                <w:rStyle w:val="890"/>
-                <w:highlight w:val="none"/>
-              </w:rPr>
-              <w:t xml:space="preserve">(</w:t>
+              <w:t xml:space="preserve"> </w:t>
             </w:r>
             <w:r>
               <w:rPr>
                 <w:rStyle w:val="890"/>
               </w:rPr>
-              <w:t xml:space="preserve">diagramme de contexte</w:t>
+              <w:t xml:space="preserve">1 -  Situation du projet dans son contexte</w:t>
             </w:r>
             <w:r>
               <w:rPr>
                 <w:rStyle w:val="890"/>
-                <w:highlight w:val="none"/>
               </w:rPr>
-              <w:t xml:space="preserve">)</w:t>
+              <w:t xml:space="preserve"> </w:t>
             </w:r>
             <w:r>
               <w:rPr>
@@ -824,12 +969,54 @@
               <w14:ligatures w14:val="none"/>
             </w:rPr>
           </w:r>
-          <w:r>
-            <w:rPr>
-              <w:highlight w:val="none"/>
-              <w14:ligatures w14:val="none"/>
-            </w:rPr>
-          </w:r>
+        </w:p>
+        <w:p>
+          <w:pPr>
+            <w:pStyle w:val="893"/>
+            <w:pBdr/>
+            <w:tabs>
+              <w:tab w:val="right" w:leader="dot" w:pos="9355"/>
+            </w:tabs>
+            <w:spacing/>
+            <w:ind/>
+            <w:rPr/>
+          </w:pPr>
+          <w:hyperlink w:tooltip="#_Toc3" w:anchor="_Toc3" w:history="1">
+            <w:r>
+              <w:rPr>
+                <w:rStyle w:val="890"/>
+              </w:rPr>
+            </w:r>
+            <w:r>
+              <w:rPr>
+                <w:rStyle w:val="890"/>
+              </w:rPr>
+              <w:t xml:space="preserve">1.1  – </w:t>
+            </w:r>
+            <w:r>
+              <w:rPr>
+                <w:rStyle w:val="890"/>
+                <w:highlight w:val="none"/>
+              </w:rPr>
+              <w:t xml:space="preserve">Introduction du projet</w:t>
+            </w:r>
+            <w:r>
+              <w:rPr>
+                <w:rStyle w:val="890"/>
+              </w:rPr>
+            </w:r>
+            <w:r>
+              <w:tab/>
+            </w:r>
+            <w:r>
+              <w:fldChar w:fldCharType="begin"/>
+              <w:instrText xml:space="preserve">PAGEREF _Toc3 \h</w:instrText>
+              <w:fldChar w:fldCharType="separate"/>
+              <w:t xml:space="preserve">3</w:t>
+              <w:fldChar w:fldCharType="end"/>
+            </w:r>
+          </w:hyperlink>
+          <w:r/>
         </w:p>
         <w:p>
           <w:pPr>
@@ -845,8 +1032,7 @@
               <w:highlight w:val="none"/>
             </w:rPr>
           </w:pPr>
-          <w:r/>
-          <w:hyperlink w:tooltip="#_Toc3" w:anchor="_Toc3" w:history="1">
+          <w:hyperlink w:tooltip="#_Toc4" w:anchor="_Toc4" w:history="1">
             <w:r>
               <w:rPr>
                 <w:rStyle w:val="890"/>
@@ -856,7 +1042,7 @@
               <w:rPr>
                 <w:rStyle w:val="890"/>
               </w:rPr>
-              <w:t xml:space="preserve">Spécification fonctionnelle</w:t>
+              <w:t xml:space="preserve">2 - Spécification fonctionnelle</w:t>
             </w:r>
             <w:r>
               <w:rPr>
@@ -870,18 +1056,12 @@
             </w:r>
             <w:r>
               <w:fldChar w:fldCharType="begin"/>
-              <w:instrText xml:space="preserve">PAGEREF _Toc3 \h</w:instrText>
+              <w:instrText xml:space="preserve">PAGEREF _Toc4 \h</w:instrText>
               <w:fldChar w:fldCharType="separate"/>
               <w:t xml:space="preserve">4</w:t>
               <w:fldChar w:fldCharType="end"/>
             </w:r>
           </w:hyperlink>
-          <w:r>
-            <w:rPr>
-              <w:rFonts w:ascii="Times New Roman" w:hAnsi="Times New Roman" w:eastAsia="Times New Roman" w:cs="Times New Roman"/>
-              <w:highlight w:val="none"/>
-            </w:rPr>
-          </w:r>
           <w:r>
             <w:rPr>
               <w:rFonts w:ascii="Times New Roman" w:hAnsi="Times New Roman" w:eastAsia="Times New Roman" w:cs="Times New Roman"/>
@@ -900,60 +1080,6 @@
             <w:ind/>
             <w:rPr/>
           </w:pPr>
-          <w:r/>
-          <w:hyperlink w:tooltip="#_Toc4" w:anchor="_Toc4" w:history="1">
-            <w:r>
-              <w:rPr>
-                <w:rStyle w:val="890"/>
-              </w:rPr>
-            </w:r>
-            <w:r>
-              <w:rPr>
-                <w:rStyle w:val="890"/>
-                <w:rFonts w:ascii="Times New Roman" w:hAnsi="Times New Roman" w:eastAsia="Times New Roman" w:cs="Times New Roman"/>
-                <w:highlight w:val="none"/>
-              </w:rPr>
-              <w:t xml:space="preserve">Diagramme utilisation</w:t>
-            </w:r>
-            <w:r>
-              <w:rPr>
-                <w:rStyle w:val="890"/>
-                <w:rFonts w:ascii="Times New Roman" w:hAnsi="Times New Roman" w:eastAsia="Times New Roman" w:cs="Times New Roman"/>
-                <w:highlight w:val="none"/>
-              </w:rPr>
-              <w:t xml:space="preserve"> :</w:t>
-            </w:r>
-            <w:r>
-              <w:rPr>
-                <w:rStyle w:val="890"/>
-              </w:rPr>
-            </w:r>
-            <w:r>
-              <w:tab/>
-            </w:r>
-            <w:r>
-              <w:fldChar w:fldCharType="begin"/>
-              <w:instrText xml:space="preserve">PAGEREF _Toc4 \h</w:instrText>
-              <w:fldChar w:fldCharType="separate"/>
-              <w:t xml:space="preserve">4</w:t>
-              <w:fldChar w:fldCharType="end"/>
-            </w:r>
-          </w:hyperlink>
-          <w:r/>
-          <w:r/>
-        </w:p>
-        <w:p>
-          <w:pPr>
-            <w:pStyle w:val="893"/>
-            <w:pBdr/>
-            <w:tabs>
-              <w:tab w:val="right" w:leader="dot" w:pos="9355"/>
-            </w:tabs>
-            <w:spacing/>
-            <w:ind/>
-            <w:rPr/>
-          </w:pPr>
-          <w:r/>
           <w:hyperlink w:tooltip="#_Toc5" w:anchor="_Toc5" w:history="1">
             <w:r>
               <w:rPr>
@@ -963,8 +1089,9 @@
             <w:r>
               <w:rPr>
                 <w:rStyle w:val="890"/>
+                <w:highlight w:val="none"/>
               </w:rPr>
-              <w:t xml:space="preserve">Tableau description diagramme d’utilisation : </w:t>
+              <w:t xml:space="preserve">2.1 – Diagramme des cas d’utilisation</w:t>
             </w:r>
             <w:r>
               <w:rPr>
@@ -983,20 +1110,20 @@
             </w:r>
           </w:hyperlink>
           <w:r/>
-          <w:r/>
         </w:p>
         <w:p>
           <w:pPr>
-            <w:pStyle w:val="893"/>
+            <w:pStyle w:val="894"/>
             <w:pBdr/>
             <w:tabs>
               <w:tab w:val="right" w:leader="dot" w:pos="9355"/>
             </w:tabs>
             <w:spacing/>
             <w:ind/>
-            <w:rPr/>
+            <w:rPr>
+              <w:rFonts w:ascii="Times New Roman" w:hAnsi="Times New Roman" w:cs="Times New Roman"/>
+            </w:rPr>
           </w:pPr>
-          <w:r/>
           <w:hyperlink w:tooltip="#_Toc6" w:anchor="_Toc6" w:history="1">
             <w:r>
               <w:rPr>
@@ -1006,12 +1133,15 @@
             <w:r>
               <w:rPr>
                 <w:rStyle w:val="890"/>
+                <w:rFonts w:ascii="Times New Roman" w:hAnsi="Times New Roman" w:eastAsia="Times New Roman" w:cs="Times New Roman"/>
+                <w:highlight w:val="none"/>
               </w:rPr>
-              <w:t xml:space="preserve">Scénarios associés</w:t>
+              <w:t xml:space="preserve">2.1.1 – Description des cas d’utilisation</w:t>
             </w:r>
             <w:r>
               <w:rPr>
                 <w:rStyle w:val="890"/>
+                <w:rFonts w:ascii="Times New Roman" w:hAnsi="Times New Roman" w:cs="Times New Roman"/>
               </w:rPr>
             </w:r>
             <w:r>
@@ -1021,16 +1151,19 @@
               <w:fldChar w:fldCharType="begin"/>
               <w:instrText xml:space="preserve">PAGEREF _Toc6 \h</w:instrText>
               <w:fldChar w:fldCharType="separate"/>
-              <w:t xml:space="preserve">5</w:t>
+              <w:t xml:space="preserve">4</w:t>
               <w:fldChar w:fldCharType="end"/>
             </w:r>
           </w:hyperlink>
-          <w:r/>
-          <w:r/>
+          <w:r>
+            <w:rPr>
+              <w:rFonts w:ascii="Times New Roman" w:hAnsi="Times New Roman" w:cs="Times New Roman"/>
+            </w:rPr>
+          </w:r>
         </w:p>
         <w:p>
           <w:pPr>
-            <w:pStyle w:val="893"/>
+            <w:pStyle w:val="894"/>
             <w:pBdr/>
             <w:tabs>
               <w:tab w:val="right" w:leader="dot" w:pos="9355"/>
@@ -1038,17 +1171,10 @@
             <w:spacing/>
             <w:ind/>
             <w:rPr>
-              <w:rFonts w:ascii="Times New Roman" w:hAnsi="Times New Roman" w:eastAsia="Times New Roman" w:cs="Times New Roman"/>
               <w:highlight w:val="none"/>
             </w:rPr>
           </w:pPr>
-          <w:r/>
           <w:hyperlink w:tooltip="#_Toc7" w:anchor="_Toc7" w:history="1">
-            <w:r>
-              <w:rPr>
-                <w:rStyle w:val="890"/>
-              </w:rPr>
-            </w:r>
             <w:r>
               <w:rPr>
                 <w:rStyle w:val="890"/>
@@ -1059,12 +1185,11 @@
                 <w:rStyle w:val="890"/>
                 <w:rFonts w:ascii="Times New Roman" w:hAnsi="Times New Roman" w:eastAsia="Times New Roman" w:cs="Times New Roman"/>
               </w:rPr>
-              <w:t xml:space="preserve"> </w:t>
+              <w:t xml:space="preserve">2.1.2 – Principaux scénarios et prototypes associés</w:t>
             </w:r>
             <w:r>
               <w:rPr>
                 <w:rStyle w:val="890"/>
-                <w:rFonts w:ascii="Times New Roman" w:hAnsi="Times New Roman" w:eastAsia="Times New Roman" w:cs="Times New Roman"/>
                 <w:highlight w:val="none"/>
               </w:rPr>
             </w:r>
@@ -1075,10 +1200,15 @@
               <w:fldChar w:fldCharType="begin"/>
               <w:instrText xml:space="preserve">PAGEREF _Toc7 \h</w:instrText>
               <w:fldChar w:fldCharType="separate"/>
-              <w:t xml:space="preserve">5</w:t>
+              <w:t xml:space="preserve">4</w:t>
               <w:fldChar w:fldCharType="end"/>
             </w:r>
           </w:hyperlink>
+          <w:r>
+            <w:rPr>
+              <w:highlight w:val="none"/>
+            </w:rPr>
+          </w:r>
           <w:r>
             <w:rPr>
               <w:rFonts w:ascii="Times New Roman" w:hAnsi="Times New Roman" w:eastAsia="Times New Roman" w:cs="Times New Roman"/>
@@ -1091,70 +1221,8 @@
               <w:highlight w:val="none"/>
             </w:rPr>
           </w:r>
-        </w:p>
-        <w:p>
-          <w:pPr>
-            <w:pStyle w:val="893"/>
-            <w:pBdr/>
-            <w:tabs>
-              <w:tab w:val="right" w:leader="dot" w:pos="9355"/>
-            </w:tabs>
-            <w:spacing/>
-            <w:ind/>
-            <w:rPr>
-              <w:rFonts w:ascii="Times New Roman" w:hAnsi="Times New Roman" w:eastAsia="Times New Roman" w:cs="Times New Roman"/>
-              <w:highlight w:val="none"/>
-            </w:rPr>
-          </w:pPr>
-          <w:r/>
-          <w:hyperlink w:tooltip="#_Toc8" w:anchor="_Toc8" w:history="1">
-            <w:r>
-              <w:rPr>
-                <w:rStyle w:val="890"/>
-              </w:rPr>
-            </w:r>
-            <w:r>
-              <w:rPr>
-                <w:rStyle w:val="890"/>
-                <w:rFonts w:ascii="Times New Roman" w:hAnsi="Times New Roman" w:eastAsia="Times New Roman" w:cs="Times New Roman"/>
-              </w:rPr>
-              <w:t xml:space="preserve">IHM</w:t>
-            </w:r>
-            <w:r>
-              <w:rPr>
-                <w:rStyle w:val="890"/>
-                <w:rFonts w:ascii="Times New Roman" w:hAnsi="Times New Roman" w:eastAsia="Times New Roman" w:cs="Times New Roman"/>
-                <w:highlight w:val="none"/>
-              </w:rPr>
-              <w:t xml:space="preserve"> </w:t>
-            </w:r>
-            <w:r>
-              <w:rPr>
-                <w:rStyle w:val="890"/>
-                <w:rFonts w:ascii="Times New Roman" w:hAnsi="Times New Roman" w:eastAsia="Times New Roman" w:cs="Times New Roman"/>
-                <w:highlight w:val="none"/>
-              </w:rPr>
-            </w:r>
-            <w:r>
-              <w:tab/>
-            </w:r>
-            <w:r>
-              <w:fldChar w:fldCharType="begin"/>
-              <w:instrText xml:space="preserve">PAGEREF _Toc8 \h</w:instrText>
-              <w:fldChar w:fldCharType="separate"/>
-              <w:t xml:space="preserve">5</w:t>
-              <w:fldChar w:fldCharType="end"/>
-            </w:r>
-          </w:hyperlink>
           <w:r>
             <w:rPr>
-              <w:rFonts w:ascii="Times New Roman" w:hAnsi="Times New Roman" w:eastAsia="Times New Roman" w:cs="Times New Roman"/>
-              <w:highlight w:val="none"/>
-            </w:rPr>
-          </w:r>
-          <w:r>
-            <w:rPr>
-              <w:rFonts w:ascii="Times New Roman" w:hAnsi="Times New Roman" w:eastAsia="Times New Roman" w:cs="Times New Roman"/>
               <w:highlight w:val="none"/>
             </w:rPr>
           </w:r>
@@ -1170,10 +1238,8 @@
             <w:ind/>
             <w:rPr>
               <w:highlight w:val="none"/>
-              <w14:ligatures w14:val="none"/>
             </w:rPr>
           </w:pPr>
-          <w:r/>
           <w:hyperlink w:tooltip="#_Toc9" w:anchor="_Toc9" w:history="1">
             <w:r>
               <w:rPr>
@@ -1185,13 +1251,12 @@
                 <w:rStyle w:val="890"/>
                 <w:highlight w:val="none"/>
               </w:rPr>
-              <w:t xml:space="preserve">Contraintes diverses exprimées par le demandeur </w:t>
+              <w:t xml:space="preserve">2.2 - Contraintes diverses exprimées par le demandeur </w:t>
             </w:r>
             <w:r>
               <w:rPr>
                 <w:rStyle w:val="890"/>
                 <w:highlight w:val="none"/>
-                <w14:ligatures w14:val="none"/>
               </w:rPr>
             </w:r>
             <w:r>
@@ -1208,13 +1273,6 @@
           <w:r>
             <w:rPr>
               <w:highlight w:val="none"/>
-              <w14:ligatures w14:val="none"/>
-            </w:rPr>
-          </w:r>
-          <w:r>
-            <w:rPr>
-              <w:highlight w:val="none"/>
-              <w14:ligatures w14:val="none"/>
             </w:rPr>
           </w:r>
         </w:p>
@@ -1228,11 +1286,9 @@
             <w:spacing/>
             <w:ind/>
             <w:rPr>
-              <w:rFonts w:ascii="Times New Roman" w:hAnsi="Times New Roman" w:eastAsia="Times New Roman" w:cs="Times New Roman"/>
               <w:highlight w:val="none"/>
             </w:rPr>
           </w:pPr>
-          <w:r/>
           <w:hyperlink w:tooltip="#_Toc10" w:anchor="_Toc10" w:history="1">
             <w:r>
               <w:rPr>
@@ -1242,7 +1298,12 @@
             <w:r>
               <w:rPr>
                 <w:rStyle w:val="890"/>
-                <w:rFonts w:ascii="Times New Roman" w:hAnsi="Times New Roman" w:eastAsia="Times New Roman" w:cs="Times New Roman"/>
+              </w:rPr>
+              <w:t xml:space="preserve">3 – </w:t>
+            </w:r>
+            <w:r>
+              <w:rPr>
+                <w:rStyle w:val="890"/>
                 <w:highlight w:val="none"/>
               </w:rPr>
               <w:t xml:space="preserve">Étude préliminaire</w:t>
@@ -1250,7 +1311,6 @@
             <w:r>
               <w:rPr>
                 <w:rStyle w:val="890"/>
-                <w:rFonts w:ascii="Times New Roman" w:hAnsi="Times New Roman" w:eastAsia="Times New Roman" w:cs="Times New Roman"/>
                 <w:highlight w:val="none"/>
               </w:rPr>
             </w:r>
@@ -1267,13 +1327,6 @@
           </w:hyperlink>
           <w:r>
             <w:rPr>
-              <w:rFonts w:ascii="Times New Roman" w:hAnsi="Times New Roman" w:eastAsia="Times New Roman" w:cs="Times New Roman"/>
-              <w:highlight w:val="none"/>
-            </w:rPr>
-          </w:r>
-          <w:r>
-            <w:rPr>
-              <w:rFonts w:ascii="Times New Roman" w:hAnsi="Times New Roman" w:eastAsia="Times New Roman" w:cs="Times New Roman"/>
               <w:highlight w:val="none"/>
             </w:rPr>
           </w:r>
@@ -1287,11 +1340,8 @@
             </w:tabs>
             <w:spacing/>
             <w:ind/>
-            <w:rPr>
-              <w14:ligatures w14:val="none"/>
-            </w:rPr>
+            <w:rPr/>
           </w:pPr>
-          <w:r/>
           <w:hyperlink w:tooltip="#_Toc11" w:anchor="_Toc11" w:history="1">
             <w:r>
               <w:rPr>
@@ -1301,14 +1351,12 @@
             <w:r>
               <w:rPr>
                 <w:rStyle w:val="890"/>
-                <w:highlight w:val="none"/>
               </w:rPr>
-              <w:t xml:space="preserve">Diagramme de déploiement d’exploitation</w:t>
+              <w:t xml:space="preserve">3.1 – Diagramme de déploiement d’exploitation</w:t>
             </w:r>
             <w:r>
               <w:rPr>
                 <w:rStyle w:val="890"/>
-                <w14:ligatures w14:val="none"/>
               </w:rPr>
             </w:r>
             <w:r>
@@ -1322,14 +1370,58 @@
               <w:fldChar w:fldCharType="end"/>
             </w:r>
           </w:hyperlink>
+          <w:r/>
+        </w:p>
+        <w:p>
+          <w:pPr>
+            <w:pStyle w:val="892"/>
+            <w:pBdr/>
+            <w:tabs>
+              <w:tab w:val="right" w:leader="dot" w:pos="9355"/>
+            </w:tabs>
+            <w:spacing/>
+            <w:ind/>
+            <w:rPr>
+              <w:rFonts w:ascii="Times New Roman" w:hAnsi="Times New Roman" w:eastAsia="Times New Roman" w:cs="Times New Roman"/>
+              <w:highlight w:val="none"/>
+            </w:rPr>
+          </w:pPr>
+          <w:hyperlink w:tooltip="#_Toc12" w:anchor="_Toc12" w:history="1">
+            <w:r>
+              <w:rPr>
+                <w:rStyle w:val="890"/>
+              </w:rPr>
+            </w:r>
+            <w:r>
+              <w:rPr>
+                <w:rStyle w:val="890"/>
+                <w:rFonts w:ascii="Times New Roman" w:hAnsi="Times New Roman" w:eastAsia="Times New Roman" w:cs="Times New Roman"/>
+                <w:highlight w:val="none"/>
+              </w:rPr>
+              <w:t xml:space="preserve">4 – Recettes</w:t>
+            </w:r>
+            <w:r>
+              <w:rPr>
+                <w:rStyle w:val="890"/>
+                <w:rFonts w:ascii="Times New Roman" w:hAnsi="Times New Roman" w:eastAsia="Times New Roman" w:cs="Times New Roman"/>
+                <w:highlight w:val="none"/>
+              </w:rPr>
+            </w:r>
+            <w:r>
+              <w:tab/>
+            </w:r>
+            <w:r>
+              <w:fldChar w:fldCharType="begin"/>
+              <w:instrText xml:space="preserve">PAGEREF _Toc12 \h</w:instrText>
+              <w:fldChar w:fldCharType="separate"/>
+              <w:t xml:space="preserve">8</w:t>
+              <w:fldChar w:fldCharType="end"/>
+            </w:r>
+          </w:hyperlink>
           <w:r>
             <w:rPr>
-              <w14:ligatures w14:val="none"/>
-            </w:rPr>
-          </w:r>
-          <w:r>
-            <w:rPr>
-              <w14:ligatures w14:val="none"/>
+              <w:rFonts w:ascii="Times New Roman" w:hAnsi="Times New Roman" w:eastAsia="Times New Roman" w:cs="Times New Roman"/>
+              <w:highlight w:val="none"/>
             </w:rPr>
           </w:r>
         </w:p>
@@ -1347,6 +1439,7 @@
               <w:highlight w:val="none"/>
             </w:rPr>
           </w:pPr>
+          <w:r/>
           <w:r>
             <w:fldChar w:fldCharType="end"/>
           </w:r>
@@ -1360,16 +1453,7 @@
               <w:highlight w:val="none"/>
             </w:rPr>
           </w:r>
-          <w:r>
-            <w:rPr>
-              <w:rFonts w:ascii="Times New Roman" w:hAnsi="Times New Roman" w:eastAsia="Times New Roman" w:cs="Times New Roman"/>
-              <w:b/>
-              <w:bCs/>
-              <w:sz w:val="48"/>
-              <w:szCs w:val="48"/>
-              <w:highlight w:val="none"/>
-            </w:rPr>
-          </w:r>
+          <w:r/>
         </w:p>
       </w:sdtContent>
     </w:sdt>
@@ -1425,7 +1509,8 @@
         <w:pStyle w:val="845"/>
         <w:pBdr/>
         <w:spacing/>
-        <w:ind/>
+        <w:ind w:right="284" w:firstLine="0" w:left="-709"/>
+        <w:jc w:val="left"/>
         <w:rPr>
           <w:highlight w:val="none"/>
           <w14:ligatures w14:val="none"/>
@@ -1434,40 +1519,61 @@
       <w:r/>
       <w:bookmarkStart w:id="2" w:name="_Toc2"/>
       <w:r>
-        <w:t xml:space="preserve">Contexte du projet </w:t>
+        <w:t xml:space="preserve"> </w:t>
       </w:r>
       <w:r>
         <w:rPr>
-          <w:highlight w:val="none"/>
+          <w:rStyle w:val="855"/>
+          <w:color w:val="1f4f79" w:themeColor="accent1" w:themeShade="80"/>
         </w:rPr>
-        <w:t xml:space="preserve">(</w:t>
-      </w:r>
-      <w:r>
-        <w:t xml:space="preserve">diagramme de contexte</w:t>
+        <w:t xml:space="preserve">1 -  Situation du projet dans son contexte</w:t>
       </w:r>
       <w:r>
         <w:rPr>
-          <w:highlight w:val="none"/>
+          <w:rStyle w:val="855"/>
         </w:rPr>
-        <w:t xml:space="preserve">)</w:t>
+        <w:t xml:space="preserve"> </w:t>
       </w:r>
+      <w:bookmarkEnd w:id="2"/>
+      <w:r/>
       <w:r>
         <w:rPr>
           <w:highlight w:val="none"/>
           <w14:ligatures w14:val="none"/>
         </w:rPr>
       </w:r>
-      <w:bookmarkEnd w:id="2"/>
+    </w:p>
+    <w:p>
+      <w:pPr>
+        <w:pStyle w:val="846"/>
+        <w:pBdr/>
+        <w:spacing/>
+        <w:ind/>
+        <w:rPr>
+          <w:color w:val="1f4f79" w:themeColor="accent1" w:themeShade="80"/>
+          <w14:ligatures w14:val="none"/>
+        </w:rPr>
+      </w:pPr>
+      <w:r/>
+      <w:bookmarkStart w:id="3" w:name="_Toc3"/>
       <w:r>
         <w:rPr>
-          <w:highlight w:val="none"/>
-          <w14:ligatures w14:val="none"/>
+          <w:color w:val="1f4f79" w:themeColor="accent1" w:themeShade="80"/>
         </w:rPr>
+        <w:t xml:space="preserve">1.1  – </w:t>
       </w:r>
       <w:r>
         <w:rPr>
+          <w:color w:val="1f4f79" w:themeColor="accent1" w:themeShade="80"/>
           <w:highlight w:val="none"/>
-          <w14:ligatures w14:val="none"/>
+        </w:rPr>
+        <w:t xml:space="preserve">Introduction du projet</w:t>
+      </w:r>
+      <w:bookmarkEnd w:id="3"/>
+      <w:r/>
+      <w:r>
+        <w:rPr>
+          <w:color w:val="1f4f79" w:themeColor="accent1" w:themeShade="80"/>
         </w:rPr>
       </w:r>
     </w:p>
@@ -1514,12 +1620,12 @@
                   <wp:posOffset>-731468</wp:posOffset>
                 </wp:positionH>
                 <wp:positionV relativeFrom="paragraph">
-                  <wp:posOffset>345752</wp:posOffset>
+                  <wp:posOffset>458861</wp:posOffset>
                 </wp:positionV>
                 <wp:extent cx="7080674" cy="6020014"/>
                 <wp:effectExtent l="0" t="0" r="0" b="0"/>
                 <wp:wrapSquare wrapText="bothSides"/>
-                <wp:docPr id="2" name=""/>
+                <wp:docPr id="3" name=""/>
                 <wp:cNvGraphicFramePr>
                   <a:graphicFrameLocks xmlns:a="http://schemas.openxmlformats.org/drawingml/2006/main" noChangeAspect="1"/>
                 </wp:cNvGraphicFramePr>
@@ -1533,8 +1639,8 @@
                         </pic:cNvPicPr>
                         <pic:nvPr/>
                       </pic:nvPicPr>
-                      <pic:blipFill>
-                        <a:blip r:embed="rId12"/>
+                      <pic:blipFill rotWithShape="1">
+                        <a:blip r:embed="rId13"/>
                         <a:srcRect l="17197" t="0" r="16622" b="0"/>
                         <a:stretch/>
                       </pic:blipFill>
@@ -1574,15 +1680,20 @@
                 <v:path o:extrusionok="f" gradientshapeok="t" o:connecttype="rect"/>
                 <o:lock v:ext="edit" aspectratio="t"/>
               </v:shapetype>
-              <v:shape id="_x0000_i1" o:spid="_x0000_s1" type="#_x0000_t75" style="position:absolute;z-index:3072;o:allowoverlap:true;o:allowincell:true;mso-position-horizontal-relative:text;margin-left:-57.60pt;mso-position-horizontal:absolute;mso-position-vertical-relative:text;margin-top:27.22pt;mso-position-vertical:absolute;width:557.53pt;height:474.02pt;mso-wrap-distance-left:9.07pt;mso-wrap-distance-top:0.00pt;mso-wrap-distance-right:9.07pt;mso-wrap-distance-bottom:0.00pt;z-index:1;" stroked="false">
+              <v:shape id="_x0000_i2" o:spid="_x0000_s2" type="#_x0000_t75" style="position:absolute;z-index:3072;o:allowoverlap:true;o:allowincell:true;mso-position-horizontal-relative:text;margin-left:-57.60pt;mso-position-horizontal:absolute;mso-position-vertical-relative:text;margin-top:36.13pt;mso-position-vertical:absolute;width:557.53pt;height:474.02pt;mso-wrap-distance-left:9.07pt;mso-wrap-distance-top:0.00pt;mso-wrap-distance-right:9.07pt;mso-wrap-distance-bottom:0.00pt;z-index:1;" stroked="false">
                 <w10:wrap type="square"/>
-                <v:imagedata r:id="rId12" o:title="" croptop="0f" cropleft="11270f" cropbottom="0f" cropright="10893f"/>
+                <v:imagedata r:id="rId13" o:title="" croptop="0f" cropleft="11270f" cropbottom="0f" cropright="10893f"/>
                 <o:lock v:ext="edit" rotation="t"/>
               </v:shape>
             </w:pict>
           </mc:Fallback>
         </mc:AlternateContent>
-        <w:br w:type="page" w:clear="all"/>
+      </w:r>
+      <w:r>
+        <w:rPr>
+          <w:highlight w:val="none"/>
+        </w:rPr>
+        <w:t xml:space="preserve">Mr Yohann Avril, gérant de la société Benoit Marais Menuiserie à Valanjou (49) souhaite mettre en œuvre une solution afin de suivre le fonctionnement de son atelier de menuiserie.</w:t>
       </w:r>
       <w:r>
         <w:rPr>
@@ -1607,24 +1718,15 @@
     </w:p>
     <w:p>
       <w:pPr>
-        <w:pStyle w:val="845"/>
-        <w:pBdr/>
+        <w:pBdr/>
+        <w:shd w:val="nil" w:color="000000"/>
         <w:spacing/>
         <w:ind/>
         <w:rPr>
-          <w:rFonts w:ascii="Times New Roman" w:hAnsi="Times New Roman" w:eastAsia="Times New Roman" w:cs="Times New Roman"/>
-          <w:b/>
-          <w:bCs/>
-          <w:sz w:val="48"/>
-          <w:szCs w:val="48"/>
           <w:highlight w:val="none"/>
+          <w14:ligatures w14:val="none"/>
         </w:rPr>
       </w:pPr>
-      <w:r/>
-      <w:bookmarkStart w:id="3" w:name="_Toc3"/>
-      <w:r>
-        <w:t xml:space="preserve">Spécification fonctionnelle</w:t>
-      </w:r>
       <w:r>
         <w:rPr>
           <w:rFonts w:ascii="Times New Roman" w:hAnsi="Times New Roman" w:eastAsia="Times New Roman" w:cs="Times New Roman"/>
@@ -1635,7 +1737,45 @@
           <w:highlight w:val="none"/>
         </w:rPr>
       </w:r>
-      <w:bookmarkEnd w:id="3"/>
+      <w:r>
+        <w:rPr>
+          <w:highlight w:val="none"/>
+        </w:rPr>
+        <w:t xml:space="preserve">La mission principale du système à réaliser est de mettre en place un système de surveillance de la qualité de l’air au niveau des différentes pièces et machines de la menuiserie afin de pouvoir alerter sur un potentiel dépassement des seuils définis par la loi sur cette qualité de l’air. Les différentes sondes relèveront la concentration de particules dans l’air, le taux de TVOC et de CO2.</w:t>
+      </w:r>
+      <w:r>
+        <w:rPr>
+          <w:highlight w:val="none"/>
+        </w:rPr>
+      </w:r>
+    </w:p>
+    <w:p>
+      <w:pPr>
+        <w:pBdr/>
+        <w:shd w:val="nil" w:color="000000"/>
+        <w:spacing/>
+        <w:ind/>
+        <w:rPr>
+          <w:highlight w:val="none"/>
+          <w14:ligatures w14:val="none"/>
+        </w:rPr>
+      </w:pPr>
+      <w:r>
+        <w:rPr>
+          <w:highlight w:val="none"/>
+        </w:rPr>
+        <w:t xml:space="preserve">Le système assurera aussi un suivi sur un site WEB accessible par le gérant sur son poste de travail pour suivre les différentes données relevées et les potentielles alertes activées.</w:t>
+      </w:r>
+      <w:r>
+        <w:rPr>
+          <w:highlight w:val="none"/>
+        </w:rPr>
+      </w:r>
+      <w:r>
+        <w:rPr>
+          <w:highlight w:val="none"/>
+        </w:rPr>
+      </w:r>
       <w:r>
         <w:rPr>
           <w:rFonts w:ascii="Times New Roman" w:hAnsi="Times New Roman" w:eastAsia="Times New Roman" w:cs="Times New Roman"/>
@@ -1656,99 +1796,158 @@
           <w:highlight w:val="none"/>
         </w:rPr>
       </w:r>
-    </w:p>
-    <w:p>
-      <w:pPr>
-        <w:pBdr/>
-        <w:spacing/>
-        <w:ind/>
-        <w:rPr/>
-      </w:pPr>
-      <w:r/>
-      <w:r/>
-    </w:p>
-    <w:p>
-      <w:pPr>
-        <w:pBdr/>
-        <w:spacing/>
-        <w:ind/>
-        <w:rPr/>
-      </w:pPr>
-      <w:r/>
-      <w:r/>
-    </w:p>
-    <w:p>
-      <w:pPr>
-        <w:pBdr/>
-        <w:spacing/>
-        <w:ind/>
-        <w:rPr/>
-      </w:pPr>
-      <w:r/>
-      <w:r/>
-    </w:p>
-    <w:p>
-      <w:pPr>
-        <w:pStyle w:val="846"/>
-        <w:pBdr/>
-        <w:spacing/>
-        <w:ind/>
-        <w:rPr>
-          <w:sz w:val="36"/>
-          <w:szCs w:val="36"/>
-        </w:rPr>
-      </w:pPr>
-      <w:r/>
-      <w:bookmarkStart w:id="4" w:name="_Toc4"/>
       <w:r>
         <w:rPr>
           <w:rFonts w:ascii="Times New Roman" w:hAnsi="Times New Roman" w:eastAsia="Times New Roman" w:cs="Times New Roman"/>
           <w:b/>
           <w:bCs/>
-          <w:sz w:val="36"/>
-          <w:szCs w:val="36"/>
+          <w:sz w:val="48"/>
+          <w:szCs w:val="48"/>
           <w:highlight w:val="none"/>
         </w:rPr>
-        <w:t xml:space="preserve">Diagramme utilisation</w:t>
+      </w:r>
+      <w:r>
+        <w:rPr>
+          <w:highlight w:val="none"/>
+        </w:rPr>
+      </w:r>
+    </w:p>
+    <w:p>
+      <w:pPr>
+        <w:pStyle w:val="845"/>
+        <w:pBdr/>
+        <w:spacing/>
+        <w:ind/>
+        <w:jc w:val="left"/>
+        <w:rPr>
+          <w:rFonts w:ascii="Times New Roman" w:hAnsi="Times New Roman" w:eastAsia="Times New Roman" w:cs="Times New Roman"/>
+          <w:b/>
+          <w:bCs/>
+          <w:color w:val="1f4f79" w:themeColor="accent1" w:themeShade="80"/>
+          <w:sz w:val="48"/>
+          <w:szCs w:val="48"/>
+          <w:highlight w:val="none"/>
+        </w:rPr>
+      </w:pPr>
+      <w:r/>
+      <w:bookmarkStart w:id="4" w:name="_Toc4"/>
+      <w:r>
+        <w:rPr>
+          <w:color w:val="1f4f79" w:themeColor="accent1" w:themeShade="80"/>
+        </w:rPr>
+        <w:t xml:space="preserve">2 - Spécification fonctionnelle</w:t>
       </w:r>
       <w:r>
         <w:rPr>
           <w:rFonts w:ascii="Times New Roman" w:hAnsi="Times New Roman" w:eastAsia="Times New Roman" w:cs="Times New Roman"/>
           <w:b/>
           <w:bCs/>
-          <w:sz w:val="36"/>
-          <w:szCs w:val="36"/>
+          <w:color w:val="1f4f79" w:themeColor="accent1" w:themeShade="80"/>
+          <w:sz w:val="48"/>
+          <w:szCs w:val="48"/>
           <w:highlight w:val="none"/>
-        </w:rPr>
-        <w:t xml:space="preserve"> :</w:t>
-      </w:r>
-      <w:r>
-        <w:rPr>
-          <w:sz w:val="36"/>
-          <w:szCs w:val="36"/>
         </w:rPr>
       </w:r>
       <w:bookmarkEnd w:id="4"/>
       <w:r>
         <w:rPr>
-          <w:sz w:val="36"/>
-          <w:szCs w:val="36"/>
+          <w:color w:val="1f4f79" w:themeColor="accent1" w:themeShade="80"/>
         </w:rPr>
       </w:r>
       <w:r>
         <w:rPr>
-          <w:sz w:val="36"/>
-          <w:szCs w:val="36"/>
+          <w:rFonts w:ascii="Times New Roman" w:hAnsi="Times New Roman" w:eastAsia="Times New Roman" w:cs="Times New Roman"/>
+          <w:b/>
+          <w:bCs/>
+          <w:color w:val="1f4f79" w:themeColor="accent1" w:themeShade="80"/>
+          <w:sz w:val="48"/>
+          <w:szCs w:val="48"/>
+          <w:highlight w:val="none"/>
         </w:rPr>
       </w:r>
     </w:p>
     <w:p>
       <w:pPr>
-        <w:pBdr/>
-        <w:spacing/>
-        <w:ind/>
-        <w:rPr/>
-      </w:pPr>
+        <w:pStyle w:val="846"/>
+        <w:pBdr/>
+        <w:spacing/>
+        <w:ind/>
+        <w:rPr>
+          <w:color w:val="1f4f79" w:themeColor="accent1" w:themeShade="80"/>
+          <w14:ligatures w14:val="none"/>
+        </w:rPr>
+      </w:pPr>
+      <w:r/>
+      <w:bookmarkStart w:id="5" w:name="_Toc5"/>
+      <w:r>
+        <w:rPr>
+          <w:color w:val="1f4f79" w:themeColor="accent1" w:themeShade="80"/>
+          <w:highlight w:val="none"/>
+        </w:rPr>
+        <w:t xml:space="preserve">2.1 – Diagramme des cas d’utilisation</w:t>
+      </w:r>
+      <w:bookmarkEnd w:id="5"/>
+      <w:r>
+        <w:rPr>
+          <w:color w:val="1f4f79" w:themeColor="accent1" w:themeShade="80"/>
+        </w:rPr>
+      </w:r>
+      <w:r>
+        <w:rPr>
+          <w:color w:val="1f4f79" w:themeColor="accent1" w:themeShade="80"/>
+        </w:rPr>
+      </w:r>
+    </w:p>
+    <w:p>
+      <w:pPr>
+        <w:pStyle w:val="847"/>
+        <w:pBdr/>
+        <w:spacing/>
+        <w:ind/>
+        <w:rPr>
+          <w:rFonts w:ascii="Times New Roman" w:hAnsi="Times New Roman" w:cs="Times New Roman"/>
+          <w:color w:val="1f4f79" w:themeColor="accent1" w:themeShade="80"/>
+          <w14:ligatures w14:val="none"/>
+        </w:rPr>
+      </w:pPr>
+      <w:r/>
+      <w:bookmarkStart w:id="6" w:name="_Toc6"/>
+      <w:r>
+        <w:rPr>
+          <w:rFonts w:ascii="Times New Roman" w:hAnsi="Times New Roman" w:eastAsia="Times New Roman" w:cs="Times New Roman"/>
+          <w:color w:val="1f4f79" w:themeColor="accent1" w:themeShade="80"/>
+          <w:highlight w:val="none"/>
+        </w:rPr>
+        <w:t xml:space="preserve">2.1.1 – Description des cas d’utilisation</w:t>
+      </w:r>
+      <w:r>
+        <w:rPr>
+          <w:color w:val="1f4f79" w:themeColor="accent1" w:themeShade="80"/>
+        </w:rPr>
+      </w:r>
+      <w:bookmarkEnd w:id="6"/>
+      <w:r>
+        <w:rPr>
+          <w:color w:val="1f4f79" w:themeColor="accent1" w:themeShade="80"/>
+        </w:rPr>
+      </w:r>
+      <w:r>
+        <w:rPr>
+          <w:rFonts w:ascii="Times New Roman" w:hAnsi="Times New Roman" w:cs="Times New Roman"/>
+          <w:color w:val="1f4f79" w:themeColor="accent1" w:themeShade="80"/>
+        </w:rPr>
+      </w:r>
+    </w:p>
+    <w:p>
+      <w:pPr>
+        <w:pBdr/>
+        <w:spacing/>
+        <w:ind/>
+        <w:rPr>
+          <w14:ligatures w14:val="none"/>
+        </w:rPr>
+      </w:pPr>
+      <w:r/>
       <w:r>
         <mc:AlternateContent>
           <mc:Choice Requires="wpg">
@@ -1759,12 +1958,12 @@
                   <wp:posOffset>-911647</wp:posOffset>
                 </wp:positionH>
                 <wp:positionV relativeFrom="paragraph">
-                  <wp:posOffset>0</wp:posOffset>
+                  <wp:posOffset>234392</wp:posOffset>
                 </wp:positionV>
                 <wp:extent cx="7077102" cy="3580296"/>
                 <wp:effectExtent l="0" t="0" r="0" b="0"/>
                 <wp:wrapSquare wrapText="bothSides"/>
-                <wp:docPr id="3" name=""/>
+                <wp:docPr id="4" name=""/>
                 <wp:cNvGraphicFramePr>
                   <a:graphicFrameLocks xmlns:a="http://schemas.openxmlformats.org/drawingml/2006/main" noChangeAspect="1"/>
                 </wp:cNvGraphicFramePr>
@@ -1772,20 +1971,20 @@
                   <a:graphicData uri="http://schemas.openxmlformats.org/drawingml/2006/picture">
                     <pic:pic xmlns:pic="http://schemas.openxmlformats.org/drawingml/2006/picture">
                       <pic:nvPicPr>
-                        <pic:cNvPr id="2097838175" name=""/>
+                        <pic:cNvPr id="2056197915" name=""/>
                         <pic:cNvPicPr>
                           <a:picLocks noChangeAspect="1"/>
                         </pic:cNvPicPr>
                         <pic:nvPr/>
                       </pic:nvPicPr>
-                      <pic:blipFill>
-                        <a:blip r:embed="rId13"/>
+                      <pic:blipFill rotWithShape="1">
+                        <a:blip r:embed="rId14"/>
                         <a:stretch/>
                       </pic:blipFill>
                       <pic:spPr bwMode="auto">
                         <a:xfrm flipH="0" flipV="0">
                           <a:off x="0" y="0"/>
-                          <a:ext cx="7077100" cy="3580295"/>
+                          <a:ext cx="7077099" cy="3580294"/>
                         </a:xfrm>
                         <a:prstGeom prst="rect">
                           <a:avLst/>
@@ -1818,31 +2017,35 @@
                 <v:path o:extrusionok="f" gradientshapeok="t" o:connecttype="rect"/>
                 <o:lock v:ext="edit" aspectratio="t"/>
               </v:shapetype>
-              <v:shape id="_x0000_i2" o:spid="_x0000_s2" type="#_x0000_t75" style="position:absolute;z-index:12288;o:allowoverlap:true;o:allowincell:true;mso-position-horizontal-relative:text;margin-left:-71.78pt;mso-position-horizontal:absolute;mso-position-vertical-relative:text;margin-top:0.00pt;mso-position-vertical:absolute;width:557.25pt;height:281.91pt;mso-wrap-distance-left:9.07pt;mso-wrap-distance-top:0.00pt;mso-wrap-distance-right:9.07pt;mso-wrap-distance-bottom:0.00pt;z-index:1;" stroked="false">
+              <v:shape id="_x0000_i3" o:spid="_x0000_s3" type="#_x0000_t75" style="position:absolute;z-index:12288;o:allowoverlap:true;o:allowincell:true;mso-position-horizontal-relative:text;margin-left:-71.78pt;mso-position-horizontal:absolute;mso-position-vertical-relative:text;margin-top:18.46pt;mso-position-vertical:absolute;width:557.25pt;height:281.91pt;mso-wrap-distance-left:9.07pt;mso-wrap-distance-top:0.00pt;mso-wrap-distance-right:9.07pt;mso-wrap-distance-bottom:0.00pt;z-index:1;" stroked="false">
                 <w10:wrap type="square"/>
-                <v:imagedata r:id="rId13" o:title=""/>
+                <v:imagedata r:id="rId14" o:title=""/>
                 <o:lock v:ext="edit" rotation="t"/>
               </v:shape>
             </w:pict>
           </mc:Fallback>
         </mc:AlternateContent>
       </w:r>
+      <w:r>
+        <w:t xml:space="preserve">Diagramme de cas d’utilisation du projet :</w:t>
+      </w:r>
+      <w:r>
+        <w:rPr>
+          <w:rFonts w:ascii="Times New Roman" w:hAnsi="Times New Roman" w:cs="Times New Roman"/>
+          <w:color w:val="auto"/>
+        </w:rPr>
+      </w:r>
       <w:r/>
     </w:p>
     <w:p>
       <w:pPr>
-        <w:pStyle w:val="846"/>
         <w:pBdr/>
         <w:spacing/>
         <w:ind/>
         <w:rPr/>
       </w:pPr>
       <w:r/>
-      <w:bookmarkStart w:id="5" w:name="_Toc5"/>
-      <w:r>
-        <w:t xml:space="preserve">Tableau description diagramme d’utilisation : </w:t>
-      </w:r>
-      <w:bookmarkEnd w:id="5"/>
+      <w:r/>
       <w:r/>
       <w:r/>
     </w:p>
@@ -1858,12 +2061,56 @@
     </w:p>
     <w:p>
       <w:pPr>
+        <w:pStyle w:val="847"/>
+        <w:pBdr/>
+        <w:spacing/>
+        <w:ind/>
+        <w:rPr>
+          <w:color w:val="1f4f79" w:themeColor="accent1" w:themeShade="80"/>
+          <w:highlight w:val="none"/>
+        </w:rPr>
+      </w:pPr>
+      <w:r>
+        <w:rPr>
+          <w:color w:val="1f4f79" w:themeColor="accent1" w:themeShade="80"/>
+        </w:rPr>
+      </w:r>
+      <w:bookmarkStart w:id="7" w:name="_Toc7"/>
+      <w:r>
+        <w:rPr>
+          <w:rFonts w:ascii="Times New Roman" w:hAnsi="Times New Roman" w:eastAsia="Times New Roman" w:cs="Times New Roman"/>
+          <w:color w:val="1f4f79" w:themeColor="accent1" w:themeShade="80"/>
+        </w:rPr>
+        <w:t xml:space="preserve">2.1.2 – Principaux scénarios et prototypes associés</w:t>
+      </w:r>
+      <w:r>
+        <w:rPr>
+          <w:color w:val="1f4f79" w:themeColor="accent1" w:themeShade="80"/>
+        </w:rPr>
+      </w:r>
+      <w:bookmarkEnd w:id="7"/>
+      <w:r>
+        <w:rPr>
+          <w:color w:val="1f4f79" w:themeColor="accent1" w:themeShade="80"/>
+        </w:rPr>
+      </w:r>
+      <w:r>
+        <w:rPr>
+          <w:color w:val="1f4f79" w:themeColor="accent1" w:themeShade="80"/>
+          <w:highlight w:val="none"/>
+        </w:rPr>
+      </w:r>
+    </w:p>
+    <w:p>
+      <w:pPr>
         <w:pBdr/>
         <w:spacing/>
         <w:ind/>
         <w:rPr/>
       </w:pPr>
-      <w:r/>
+      <w:r>
+        <w:t xml:space="preserve">Tableau de la description du diagramme d’utilisation :</w:t>
+      </w:r>
       <w:r/>
     </w:p>
     <w:tbl>
@@ -4565,24 +4812,23 @@
     </w:p>
     <w:p>
       <w:pPr>
-        <w:pStyle w:val="846"/>
         <w:pBdr/>
         <w:spacing/>
         <w:ind/>
         <w:rPr>
+          <w:highlight w:val="none"/>
           <w14:ligatures w14:val="none"/>
         </w:rPr>
       </w:pPr>
-      <w:r/>
-      <w:bookmarkStart w:id="6" w:name="_Toc6"/>
-      <w:r>
-        <w:t xml:space="preserve">Scénarios associés</w:t>
-      </w:r>
-      <w:bookmarkEnd w:id="6"/>
-      <w:r/>
       <w:r>
         <w:rPr>
-          <w14:ligatures w14:val="none"/>
+          <w:highlight w:val="none"/>
+        </w:rPr>
+        <w:t xml:space="preserve">Scénario du projet, diagramme d’activité :</w:t>
+      </w:r>
+      <w:r>
+        <w:rPr>
+          <w:highlight w:val="none"/>
         </w:rPr>
       </w:r>
     </w:p>
@@ -4602,7 +4848,7 @@
         </w:rPr>
       </w:pPr>
       <w:r/>
-      <w:bookmarkStart w:id="7" w:name="_Toc7"/>
+      <w:bookmarkStart w:id="8" w:name="_Toc8"/>
       <w:r>
         <mc:AlternateContent>
           <mc:Choice Requires="wpg">
@@ -4610,7 +4856,7 @@
               <wp:inline xmlns:wp="http://schemas.openxmlformats.org/drawingml/2006/wordprocessingDrawing" distT="0" distB="0" distL="0" distR="0">
                 <wp:extent cx="6348435" cy="3612539"/>
                 <wp:effectExtent l="0" t="0" r="0" b="0"/>
-                <wp:docPr id="4" name=""/>
+                <wp:docPr id="5" name=""/>
                 <wp:cNvGraphicFramePr>
                   <a:graphicFrameLocks xmlns:a="http://schemas.openxmlformats.org/drawingml/2006/main" noChangeAspect="1"/>
                 </wp:cNvGraphicFramePr>
@@ -4624,8 +4870,8 @@
                         </pic:cNvPicPr>
                         <pic:nvPr/>
                       </pic:nvPicPr>
-                      <pic:blipFill>
-                        <a:blip r:embed="rId14"/>
+                      <pic:blipFill rotWithShape="1">
+                        <a:blip r:embed="rId15"/>
                         <a:stretch/>
                       </pic:blipFill>
                       <pic:spPr bwMode="auto">
@@ -4664,8 +4910,8 @@
                 <v:path o:extrusionok="f" gradientshapeok="t" o:connecttype="rect"/>
                 <o:lock v:ext="edit" aspectratio="t"/>
               </v:shapetype>
-              <v:shape id="_x0000_i3" o:spid="_x0000_s3" type="#_x0000_t75" style="width:499.88pt;height:284.45pt;mso-wrap-distance-left:0.00pt;mso-wrap-distance-top:0.00pt;mso-wrap-distance-right:0.00pt;mso-wrap-distance-bottom:0.00pt;z-index:1;" stroked="false">
-                <v:imagedata r:id="rId14" o:title=""/>
+              <v:shape id="_x0000_i4" o:spid="_x0000_s4" type="#_x0000_t75" style="width:499.88pt;height:284.45pt;mso-wrap-distance-left:0.00pt;mso-wrap-distance-top:0.00pt;mso-wrap-distance-right:0.00pt;mso-wrap-distance-bottom:0.00pt;z-index:1;" stroked="false">
+                <v:imagedata r:id="rId15" o:title=""/>
                 <o:lock v:ext="edit" rotation="t"/>
               </v:shape>
             </w:pict>
@@ -4689,17 +4935,8 @@
           <w:highlight w:val="none"/>
         </w:rPr>
       </w:r>
-      <w:bookmarkEnd w:id="7"/>
-      <w:r>
-        <w:rPr>
-          <w:rFonts w:ascii="Times New Roman" w:hAnsi="Times New Roman" w:eastAsia="Times New Roman" w:cs="Times New Roman"/>
-          <w:b/>
-          <w:bCs/>
-          <w:sz w:val="48"/>
-          <w:szCs w:val="48"/>
-          <w:highlight w:val="none"/>
-        </w:rPr>
-      </w:r>
+      <w:bookmarkEnd w:id="8"/>
+      <w:r/>
       <w:r>
         <w:rPr>
           <w:rFonts w:ascii="Times New Roman" w:hAnsi="Times New Roman" w:eastAsia="Times New Roman" w:cs="Times New Roman"/>
@@ -4713,7 +4950,6 @@
     </w:p>
     <w:p>
       <w:pPr>
-        <w:pStyle w:val="846"/>
         <w:pBdr/>
         <w:spacing/>
         <w:ind/>
@@ -4727,7 +4963,6 @@
         </w:rPr>
       </w:pPr>
       <w:r/>
-      <w:bookmarkStart w:id="8" w:name="_Toc8"/>
       <w:r>
         <mc:AlternateContent>
           <mc:Choice Requires="wpg">
@@ -4738,7 +4973,7 @@
                   <wp:posOffset>-360045</wp:posOffset>
                 </wp:positionH>
                 <wp:positionV relativeFrom="paragraph">
-                  <wp:posOffset>530679</wp:posOffset>
+                  <wp:posOffset>250882</wp:posOffset>
                 </wp:positionV>
                 <wp:extent cx="3567150" cy="2675363"/>
                 <wp:effectExtent l="0" t="0" r="0" b="0"/>
@@ -4750,7 +4985,7 @@
                     <wp:lineTo x="0" y="21600"/>
                   </wp:wrapPolygon>
                 </wp:wrapTight>
-                <wp:docPr id="5" name=""/>
+                <wp:docPr id="6" name=""/>
                 <wp:cNvGraphicFramePr>
                   <a:graphicFrameLocks xmlns:a="http://schemas.openxmlformats.org/drawingml/2006/main" noChangeAspect="1"/>
                 </wp:cNvGraphicFramePr>
@@ -4764,8 +4999,8 @@
                         </pic:cNvPicPr>
                         <pic:nvPr/>
                       </pic:nvPicPr>
-                      <pic:blipFill>
-                        <a:blip r:embed="rId15"/>
+                      <pic:blipFill rotWithShape="1">
+                        <a:blip r:embed="rId16"/>
                         <a:stretch/>
                       </pic:blipFill>
                       <pic:spPr bwMode="auto">
@@ -4804,9 +5039,9 @@
                 <v:path o:extrusionok="f" gradientshapeok="t" o:connecttype="rect"/>
                 <o:lock v:ext="edit" aspectratio="t"/>
               </v:shapetype>
-              <v:shape id="_x0000_i4" o:spid="_x0000_s4" type="#_x0000_t75" style="position:absolute;z-index:15360;o:allowoverlap:true;o:allowincell:true;mso-position-horizontal-relative:text;margin-left:-28.35pt;mso-position-horizontal:absolute;mso-position-vertical-relative:text;margin-top:41.79pt;mso-position-vertical:absolute;width:280.88pt;height:210.66pt;mso-wrap-distance-left:9.07pt;mso-wrap-distance-top:0.00pt;mso-wrap-distance-right:9.07pt;mso-wrap-distance-bottom:0.00pt;z-index:1;" wrapcoords="0 0 100000 0 100000 100000 0 100000" stroked="false">
+              <v:shape id="_x0000_i5" o:spid="_x0000_s5" type="#_x0000_t75" style="position:absolute;z-index:15360;o:allowoverlap:true;o:allowincell:true;mso-position-horizontal-relative:text;margin-left:-28.35pt;mso-position-horizontal:absolute;mso-position-vertical-relative:text;margin-top:19.75pt;mso-position-vertical:absolute;width:280.88pt;height:210.66pt;mso-wrap-distance-left:9.07pt;mso-wrap-distance-top:0.00pt;mso-wrap-distance-right:9.07pt;mso-wrap-distance-bottom:0.00pt;z-index:1;" wrapcoords="0 0 100000 0 100000 100000 0 100000" stroked="false">
                 <w10:wrap type="tight"/>
-                <v:imagedata r:id="rId15" o:title=""/>
+                <v:imagedata r:id="rId16" o:title=""/>
                 <o:lock v:ext="edit" rotation="t"/>
               </v:shape>
             </w:pict>
@@ -4815,33 +5050,10 @@
       </w:r>
       <w:r>
         <w:rPr>
-          <w:rStyle w:val="856"/>
-          <w:rFonts w:ascii="Times New Roman" w:hAnsi="Times New Roman" w:eastAsia="Times New Roman" w:cs="Times New Roman"/>
-        </w:rPr>
-        <w:t xml:space="preserve">IHM</w:t>
-      </w:r>
-      <w:r>
-        <w:rPr>
-          <w:rFonts w:ascii="Times New Roman" w:hAnsi="Times New Roman" w:eastAsia="Times New Roman" w:cs="Times New Roman"/>
-          <w:b/>
-          <w:bCs/>
-          <w:sz w:val="48"/>
-          <w:szCs w:val="48"/>
           <w:highlight w:val="none"/>
         </w:rPr>
-        <w:br w:type="page" w:clear="all"/>
+        <w:t xml:space="preserve">Prototype IHM :</w:t>
       </w:r>
-      <w:r>
-        <w:rPr>
-          <w:rFonts w:ascii="Times New Roman" w:hAnsi="Times New Roman" w:eastAsia="Times New Roman" w:cs="Times New Roman"/>
-          <w:b/>
-          <w:bCs/>
-          <w:sz w:val="48"/>
-          <w:szCs w:val="48"/>
-          <w:highlight w:val="none"/>
-        </w:rPr>
-      </w:r>
-      <w:bookmarkEnd w:id="8"/>
       <w:r>
         <w:rPr>
           <w:rFonts w:ascii="Times New Roman" w:hAnsi="Times New Roman" w:eastAsia="Times New Roman" w:cs="Times New Roman"/>
@@ -4865,40 +5077,32 @@
     </w:p>
     <w:p>
       <w:pPr>
-        <w:pStyle w:val="846"/>
-        <w:pBdr/>
-        <w:spacing/>
-        <w:ind/>
+        <w:pBdr/>
+        <w:spacing/>
+        <w:ind w:left="0"/>
         <w:rPr>
           <w:highlight w:val="none"/>
           <w14:ligatures w14:val="none"/>
         </w:rPr>
       </w:pPr>
-      <w:r/>
-      <w:bookmarkStart w:id="9" w:name="_Toc9"/>
       <w:r>
         <w:rPr>
+          <w:rFonts w:ascii="Times New Roman" w:hAnsi="Times New Roman" w:eastAsia="Times New Roman" w:cs="Times New Roman"/>
+          <w:b/>
+          <w:bCs/>
+          <w:sz w:val="48"/>
+          <w:szCs w:val="48"/>
           <w:highlight w:val="none"/>
-        </w:rPr>
-        <w:t xml:space="preserve">Contraintes diverses exprimées par le demandeur </w:t>
-      </w:r>
-      <w:r>
-        <w:rPr>
-          <w:highlight w:val="none"/>
-          <w14:ligatures w14:val="none"/>
-        </w:rPr>
-      </w:r>
-      <w:bookmarkEnd w:id="9"/>
-      <w:r>
-        <w:rPr>
-          <w:highlight w:val="none"/>
-          <w14:ligatures w14:val="none"/>
         </w:rPr>
       </w:r>
       <w:r>
         <w:rPr>
           <w:highlight w:val="none"/>
-          <w14:ligatures w14:val="none"/>
+        </w:rPr>
+      </w:r>
+      <w:r>
+        <w:rPr>
+          <w:highlight w:val="none"/>
         </w:rPr>
       </w:r>
     </w:p>
@@ -4907,9 +5111,330 @@
         <w:pBdr/>
         <w:spacing/>
         <w:ind/>
+        <w:rPr>
+          <w:rFonts w:ascii="Times New Roman" w:hAnsi="Times New Roman" w:eastAsia="Times New Roman" w:cs="Times New Roman"/>
+          <w:b/>
+          <w:bCs/>
+          <w:sz w:val="48"/>
+          <w:szCs w:val="48"/>
+          <w:highlight w:val="none"/>
+        </w:rPr>
+      </w:pPr>
+      <w:r>
+        <w:rPr>
+          <w:rFonts w:ascii="Times New Roman" w:hAnsi="Times New Roman" w:eastAsia="Times New Roman" w:cs="Times New Roman"/>
+          <w:b/>
+          <w:bCs/>
+          <w:sz w:val="48"/>
+          <w:szCs w:val="48"/>
+          <w:highlight w:val="none"/>
+        </w:rPr>
+      </w:r>
+      <w:r>
+        <w:rPr>
+          <w:rFonts w:ascii="Times New Roman" w:hAnsi="Times New Roman" w:eastAsia="Times New Roman" w:cs="Times New Roman"/>
+          <w:b/>
+          <w:bCs/>
+          <w:sz w:val="48"/>
+          <w:szCs w:val="48"/>
+          <w:highlight w:val="none"/>
+        </w:rPr>
+      </w:r>
+      <w:r>
+        <w:rPr>
+          <w:rFonts w:ascii="Times New Roman" w:hAnsi="Times New Roman" w:eastAsia="Times New Roman" w:cs="Times New Roman"/>
+          <w:b/>
+          <w:bCs/>
+          <w:sz w:val="48"/>
+          <w:szCs w:val="48"/>
+          <w:highlight w:val="none"/>
+        </w:rPr>
+      </w:r>
+    </w:p>
+    <w:p>
+      <w:pPr>
+        <w:pBdr/>
+        <w:spacing/>
+        <w:ind/>
+        <w:rPr>
+          <w:rFonts w:ascii="Times New Roman" w:hAnsi="Times New Roman" w:eastAsia="Times New Roman" w:cs="Times New Roman"/>
+          <w:b/>
+          <w:bCs/>
+          <w:sz w:val="48"/>
+          <w:szCs w:val="48"/>
+          <w:highlight w:val="none"/>
+        </w:rPr>
+      </w:pPr>
+      <w:r>
+        <w:rPr>
+          <w:rFonts w:ascii="Times New Roman" w:hAnsi="Times New Roman" w:eastAsia="Times New Roman" w:cs="Times New Roman"/>
+          <w:b/>
+          <w:bCs/>
+          <w:sz w:val="48"/>
+          <w:szCs w:val="48"/>
+          <w:highlight w:val="none"/>
+        </w:rPr>
+      </w:r>
+      <w:r>
+        <w:rPr>
+          <w:rFonts w:ascii="Times New Roman" w:hAnsi="Times New Roman" w:eastAsia="Times New Roman" w:cs="Times New Roman"/>
+          <w:b/>
+          <w:bCs/>
+          <w:sz w:val="48"/>
+          <w:szCs w:val="48"/>
+          <w:highlight w:val="none"/>
+        </w:rPr>
+      </w:r>
+      <w:r>
+        <w:rPr>
+          <w:rFonts w:ascii="Times New Roman" w:hAnsi="Times New Roman" w:eastAsia="Times New Roman" w:cs="Times New Roman"/>
+          <w:b/>
+          <w:bCs/>
+          <w:sz w:val="48"/>
+          <w:szCs w:val="48"/>
+          <w:highlight w:val="none"/>
+        </w:rPr>
+      </w:r>
+    </w:p>
+    <w:p>
+      <w:pPr>
+        <w:pBdr/>
+        <w:spacing/>
+        <w:ind/>
+        <w:rPr>
+          <w:rFonts w:ascii="Times New Roman" w:hAnsi="Times New Roman" w:eastAsia="Times New Roman" w:cs="Times New Roman"/>
+          <w:b/>
+          <w:bCs/>
+          <w:sz w:val="48"/>
+          <w:szCs w:val="48"/>
+          <w:highlight w:val="none"/>
+        </w:rPr>
+      </w:pPr>
+      <w:r>
+        <w:rPr>
+          <w:rFonts w:ascii="Times New Roman" w:hAnsi="Times New Roman" w:eastAsia="Times New Roman" w:cs="Times New Roman"/>
+          <w:b/>
+          <w:bCs/>
+          <w:sz w:val="48"/>
+          <w:szCs w:val="48"/>
+          <w:highlight w:val="none"/>
+        </w:rPr>
+      </w:r>
+      <w:r>
+        <w:rPr>
+          <w:rFonts w:ascii="Times New Roman" w:hAnsi="Times New Roman" w:eastAsia="Times New Roman" w:cs="Times New Roman"/>
+          <w:b/>
+          <w:bCs/>
+          <w:sz w:val="48"/>
+          <w:szCs w:val="48"/>
+          <w:highlight w:val="none"/>
+        </w:rPr>
+      </w:r>
+      <w:r>
+        <w:rPr>
+          <w:rFonts w:ascii="Times New Roman" w:hAnsi="Times New Roman" w:eastAsia="Times New Roman" w:cs="Times New Roman"/>
+          <w:b/>
+          <w:bCs/>
+          <w:sz w:val="48"/>
+          <w:szCs w:val="48"/>
+          <w:highlight w:val="none"/>
+        </w:rPr>
+      </w:r>
+    </w:p>
+    <w:p>
+      <w:pPr>
+        <w:pBdr/>
+        <w:spacing/>
+        <w:ind/>
+        <w:rPr>
+          <w:rFonts w:ascii="Times New Roman" w:hAnsi="Times New Roman" w:eastAsia="Times New Roman" w:cs="Times New Roman"/>
+          <w:b/>
+          <w:bCs/>
+          <w:sz w:val="48"/>
+          <w:szCs w:val="48"/>
+          <w:highlight w:val="none"/>
+        </w:rPr>
+      </w:pPr>
+      <w:r>
+        <w:rPr>
+          <w:rFonts w:ascii="Times New Roman" w:hAnsi="Times New Roman" w:eastAsia="Times New Roman" w:cs="Times New Roman"/>
+          <w:b/>
+          <w:bCs/>
+          <w:sz w:val="48"/>
+          <w:szCs w:val="48"/>
+          <w:highlight w:val="none"/>
+        </w:rPr>
+      </w:r>
+      <w:r>
+        <w:rPr>
+          <w:rFonts w:ascii="Times New Roman" w:hAnsi="Times New Roman" w:eastAsia="Times New Roman" w:cs="Times New Roman"/>
+          <w:b/>
+          <w:bCs/>
+          <w:sz w:val="48"/>
+          <w:szCs w:val="48"/>
+          <w:highlight w:val="none"/>
+        </w:rPr>
+      </w:r>
+      <w:r>
+        <w:rPr>
+          <w:rFonts w:ascii="Times New Roman" w:hAnsi="Times New Roman" w:eastAsia="Times New Roman" w:cs="Times New Roman"/>
+          <w:b/>
+          <w:bCs/>
+          <w:sz w:val="48"/>
+          <w:szCs w:val="48"/>
+          <w:highlight w:val="none"/>
+        </w:rPr>
+      </w:r>
+    </w:p>
+    <w:p>
+      <w:pPr>
+        <w:pBdr/>
+        <w:spacing/>
+        <w:ind/>
+        <w:rPr>
+          <w:rFonts w:ascii="Times New Roman" w:hAnsi="Times New Roman" w:eastAsia="Times New Roman" w:cs="Times New Roman"/>
+          <w:b/>
+          <w:bCs/>
+          <w:sz w:val="48"/>
+          <w:szCs w:val="48"/>
+          <w:highlight w:val="none"/>
+        </w:rPr>
+      </w:pPr>
+      <w:r>
+        <w:rPr>
+          <w:rFonts w:ascii="Times New Roman" w:hAnsi="Times New Roman" w:eastAsia="Times New Roman" w:cs="Times New Roman"/>
+          <w:b/>
+          <w:bCs/>
+          <w:sz w:val="48"/>
+          <w:szCs w:val="48"/>
+          <w:highlight w:val="none"/>
+        </w:rPr>
+      </w:r>
+      <w:r>
+        <w:rPr>
+          <w:rFonts w:ascii="Times New Roman" w:hAnsi="Times New Roman" w:eastAsia="Times New Roman" w:cs="Times New Roman"/>
+          <w:b/>
+          <w:bCs/>
+          <w:sz w:val="48"/>
+          <w:szCs w:val="48"/>
+          <w:highlight w:val="none"/>
+        </w:rPr>
+      </w:r>
+      <w:r>
+        <w:rPr>
+          <w:rFonts w:ascii="Times New Roman" w:hAnsi="Times New Roman" w:eastAsia="Times New Roman" w:cs="Times New Roman"/>
+          <w:b/>
+          <w:bCs/>
+          <w:sz w:val="48"/>
+          <w:szCs w:val="48"/>
+          <w:highlight w:val="none"/>
+        </w:rPr>
+      </w:r>
+    </w:p>
+    <w:p>
+      <w:pPr>
+        <w:pBdr/>
+        <w:spacing/>
+        <w:ind/>
+        <w:rPr>
+          <w:rFonts w:ascii="Times New Roman" w:hAnsi="Times New Roman" w:eastAsia="Times New Roman" w:cs="Times New Roman"/>
+          <w:b/>
+          <w:bCs/>
+          <w:sz w:val="48"/>
+          <w:szCs w:val="48"/>
+          <w:highlight w:val="none"/>
+        </w:rPr>
+      </w:pPr>
+      <w:r>
+        <w:rPr>
+          <w:rFonts w:ascii="Times New Roman" w:hAnsi="Times New Roman" w:eastAsia="Times New Roman" w:cs="Times New Roman"/>
+          <w:b/>
+          <w:bCs/>
+          <w:sz w:val="48"/>
+          <w:szCs w:val="48"/>
+          <w:highlight w:val="none"/>
+        </w:rPr>
+      </w:r>
+      <w:r>
+        <w:rPr>
+          <w:rFonts w:ascii="Times New Roman" w:hAnsi="Times New Roman" w:eastAsia="Times New Roman" w:cs="Times New Roman"/>
+          <w:b/>
+          <w:bCs/>
+          <w:sz w:val="48"/>
+          <w:szCs w:val="48"/>
+          <w:highlight w:val="none"/>
+        </w:rPr>
+      </w:r>
+      <w:r>
+        <w:rPr>
+          <w:rFonts w:ascii="Times New Roman" w:hAnsi="Times New Roman" w:eastAsia="Times New Roman" w:cs="Times New Roman"/>
+          <w:b/>
+          <w:bCs/>
+          <w:sz w:val="48"/>
+          <w:szCs w:val="48"/>
+          <w:highlight w:val="none"/>
+        </w:rPr>
+      </w:r>
+      <w:r>
+        <w:rPr>
+          <w:rFonts w:ascii="Times New Roman" w:hAnsi="Times New Roman" w:eastAsia="Times New Roman" w:cs="Times New Roman"/>
+          <w:b/>
+          <w:bCs/>
+          <w:sz w:val="48"/>
+          <w:szCs w:val="48"/>
+          <w:highlight w:val="none"/>
+        </w:rPr>
+      </w:r>
+    </w:p>
+    <w:p>
+      <w:pPr>
+        <w:pStyle w:val="846"/>
+        <w:pBdr/>
+        <w:spacing/>
+        <w:ind/>
+        <w:rPr>
+          <w:highlight w:val="none"/>
+          <w14:ligatures w14:val="none"/>
+        </w:rPr>
+      </w:pPr>
+      <w:r/>
+      <w:bookmarkStart w:id="9" w:name="_Toc9"/>
+      <w:r>
+        <w:rPr>
+          <w:color w:val="1f4f79" w:themeColor="accent1" w:themeShade="80"/>
+          <w:highlight w:val="none"/>
+        </w:rPr>
+        <w:t xml:space="preserve">2.2 - Contraintes diverses exprimées par le demandeur</w:t>
+      </w:r>
+      <w:r>
+        <w:rPr>
+          <w:highlight w:val="none"/>
+        </w:rPr>
+        <w:t xml:space="preserve"> </w:t>
+      </w:r>
+      <w:r>
+        <w:rPr>
+          <w:highlight w:val="none"/>
+        </w:rPr>
+      </w:r>
+      <w:bookmarkEnd w:id="9"/>
+      <w:r/>
+      <w:r>
+        <w:rPr>
+          <w:highlight w:val="none"/>
+        </w:rPr>
+      </w:r>
+    </w:p>
+    <w:p>
+      <w:pPr>
+        <w:pBdr/>
+        <w:spacing/>
+        <w:ind/>
         <w:rPr/>
       </w:pPr>
-      <w:r/>
+      <w:r>
+        <w:t xml:space="preserve">Diagramme d’exigences :</w:t>
+      </w:r>
       <w:r/>
     </w:p>
     <w:p>
@@ -4921,14 +5446,15 @@
           <w:highlight w:val="none"/>
         </w:rPr>
       </w:pPr>
+      <w:r/>
       <w:r>
         <mc:AlternateContent>
           <mc:Choice Requires="wpg">
             <w:drawing>
               <wp:inline xmlns:wp="http://schemas.openxmlformats.org/drawingml/2006/wordprocessingDrawing" distT="0" distB="0" distL="0" distR="0">
-                <wp:extent cx="6300810" cy="3428813"/>
+                <wp:extent cx="5940425" cy="3231890"/>
                 <wp:effectExtent l="0" t="0" r="0" b="0"/>
-                <wp:docPr id="6" name=""/>
+                <wp:docPr id="7" name=""/>
                 <wp:cNvGraphicFramePr>
                   <a:graphicFrameLocks xmlns:a="http://schemas.openxmlformats.org/drawingml/2006/main" noChangeAspect="1"/>
                 </wp:cNvGraphicFramePr>
@@ -4936,20 +5462,20 @@
                   <a:graphicData uri="http://schemas.openxmlformats.org/drawingml/2006/picture">
                     <pic:pic xmlns:pic="http://schemas.openxmlformats.org/drawingml/2006/picture">
                       <pic:nvPicPr>
-                        <pic:cNvPr id="1292193101" name=""/>
+                        <pic:cNvPr id="103093323" name=""/>
                         <pic:cNvPicPr>
                           <a:picLocks noChangeAspect="1"/>
                         </pic:cNvPicPr>
                         <pic:nvPr/>
                       </pic:nvPicPr>
-                      <pic:blipFill>
-                        <a:blip r:embed="rId16"/>
+                      <pic:blipFill rotWithShape="1">
+                        <a:blip r:embed="rId17"/>
                         <a:stretch/>
                       </pic:blipFill>
                       <pic:spPr bwMode="auto">
-                        <a:xfrm flipH="0" flipV="0">
+                        <a:xfrm>
                           <a:off x="0" y="0"/>
-                          <a:ext cx="6300810" cy="3428812"/>
+                          <a:ext cx="5940424" cy="3231889"/>
                         </a:xfrm>
                         <a:prstGeom prst="rect">
                           <a:avLst/>
@@ -4982,13 +5508,63 @@
                 <v:path o:extrusionok="f" gradientshapeok="t" o:connecttype="rect"/>
                 <o:lock v:ext="edit" aspectratio="t"/>
               </v:shapetype>
-              <v:shape id="_x0000_i5" o:spid="_x0000_s5" type="#_x0000_t75" style="width:496.13pt;height:269.99pt;mso-wrap-distance-left:0.00pt;mso-wrap-distance-top:0.00pt;mso-wrap-distance-right:0.00pt;mso-wrap-distance-bottom:0.00pt;z-index:1;" stroked="false">
-                <v:imagedata r:id="rId16" o:title=""/>
+              <v:shape id="_x0000_i6" o:spid="_x0000_s6" type="#_x0000_t75" style="width:467.75pt;height:254.48pt;mso-wrap-distance-left:0.00pt;mso-wrap-distance-top:0.00pt;mso-wrap-distance-right:0.00pt;mso-wrap-distance-bottom:0.00pt;z-index:1;" stroked="false">
+                <v:imagedata r:id="rId17" o:title=""/>
                 <o:lock v:ext="edit" rotation="t"/>
               </v:shape>
             </w:pict>
           </mc:Fallback>
         </mc:AlternateContent>
+      </w:r>
+      <w:r/>
+      <w:r/>
+      <w:r/>
+      <w:r>
+        <w:rPr>
+          <w:highlight w:val="none"/>
+        </w:rPr>
+      </w:r>
+      <w:r>
+        <w:rPr>
+          <w:highlight w:val="none"/>
+        </w:rPr>
+      </w:r>
+      <w:r/>
+      <w:r/>
+      <w:r>
+        <w:rPr>
+          <w:highlight w:val="none"/>
+        </w:rPr>
+      </w:r>
+    </w:p>
+    <w:p>
+      <w:pPr>
+        <w:pBdr/>
+        <w:spacing/>
+        <w:ind/>
+        <w:rPr>
+          <w:highlight w:val="none"/>
+        </w:rPr>
+      </w:pPr>
+      <w:r>
+        <w:rPr>
+          <w:highlight w:val="none"/>
+        </w:rPr>
+        <w:t xml:space="preserve">Le demandeur a notifié une demande sur les taux de CO2. La demande étant de savoir si elle pouvait prévenir </w:t>
+      </w:r>
+      <w:r>
+        <w:rPr>
+          <w:highlight w:val="none"/>
+        </w:rPr>
+        <w:t xml:space="preserve">d’un éventuel incendie dans le cas où les taux étaient suspect. </w:t>
+        <w:br/>
+        <w:t xml:space="preserve">Il est en e</w:t>
+      </w:r>
+      <w:r>
+        <w:rPr>
+          <w:highlight w:val="none"/>
+        </w:rPr>
+        <w:t xml:space="preserve">ffet possible de détourner l’utilisation du capteur de TVOC/CO2, pour détecter un éventuel départ de feu dans la menuiserie. Le demandeur étant très exposé à ce risque en vue de la quantité de matières inflammable dans sa menuiserie (colle, solvant et bois).</w:t>
       </w:r>
       <w:r>
         <w:rPr>
@@ -5004,56 +5580,6 @@
     <w:p>
       <w:pPr>
         <w:pBdr/>
-        <w:spacing/>
-        <w:ind/>
-        <w:rPr/>
-      </w:pPr>
-      <w:r/>
-      <w:r/>
-    </w:p>
-    <w:p>
-      <w:pPr>
-        <w:pBdr/>
-        <w:spacing/>
-        <w:ind/>
-        <w:rPr>
-          <w:highlight w:val="none"/>
-        </w:rPr>
-      </w:pPr>
-      <w:r>
-        <w:rPr>
-          <w:highlight w:val="none"/>
-        </w:rPr>
-        <w:t xml:space="preserve">Le demandeur a notifier une demande sur les taux de CO2. La demande étant de savoir si elle pouvait prévenir </w:t>
-      </w:r>
-      <w:r>
-        <w:rPr>
-          <w:highlight w:val="none"/>
-        </w:rPr>
-        <w:t xml:space="preserve">d’un éventuel incendie dans le cas au les taux étaient suspect. </w:t>
-        <w:br/>
-        <w:t xml:space="preserve">Il est en e</w:t>
-      </w:r>
-      <w:r>
-        <w:rPr>
-          <w:highlight w:val="none"/>
-        </w:rPr>
-        <w:t xml:space="preserve">ffet possible de détourner l’utilisation du capteur de TVOC/CO2, pour détecter un éventuel départ de feu dans la menuiserie. Le demander étant très exposer à ce risque en vu de la quantité de matières inflammable dans sa menuiserie(colle, solvant et bois).</w:t>
-      </w:r>
-      <w:r>
-        <w:rPr>
-          <w:highlight w:val="none"/>
-        </w:rPr>
-      </w:r>
-      <w:r>
-        <w:rPr>
-          <w:highlight w:val="none"/>
-        </w:rPr>
-      </w:r>
-    </w:p>
-    <w:p>
-      <w:pPr>
-        <w:pBdr/>
         <w:shd w:val="nil" w:color="auto"/>
         <w:spacing/>
         <w:ind/>
@@ -5070,104 +5596,97 @@
         <w:pBdr/>
         <w:spacing/>
         <w:ind/>
+        <w:jc w:val="left"/>
         <w:rPr>
-          <w:rFonts w:ascii="Times New Roman" w:hAnsi="Times New Roman" w:eastAsia="Times New Roman" w:cs="Times New Roman"/>
-          <w:b/>
-          <w:bCs/>
-          <w:sz w:val="48"/>
-          <w:szCs w:val="48"/>
+          <w:color w:val="1f4f79" w:themeColor="accent1" w:themeShade="80"/>
           <w:highlight w:val="none"/>
+          <w14:ligatures w14:val="none"/>
         </w:rPr>
       </w:pPr>
-      <w:r/>
+      <w:r>
+        <w:rPr>
+          <w:color w:val="1f4f79" w:themeColor="accent1" w:themeShade="80"/>
+        </w:rPr>
+      </w:r>
       <w:bookmarkStart w:id="10" w:name="_Toc10"/>
       <w:r>
         <w:rPr>
-          <w:rFonts w:ascii="Times New Roman" w:hAnsi="Times New Roman" w:eastAsia="Times New Roman" w:cs="Times New Roman"/>
-          <w:b/>
-          <w:bCs/>
-          <w:sz w:val="48"/>
-          <w:szCs w:val="48"/>
+          <w:color w:val="1f4f79" w:themeColor="accent1" w:themeShade="80"/>
+        </w:rPr>
+        <w:t xml:space="preserve">3 – </w:t>
+      </w:r>
+      <w:r>
+        <w:rPr>
+          <w:color w:val="1f4f79" w:themeColor="accent1" w:themeShade="80"/>
           <w:highlight w:val="none"/>
         </w:rPr>
         <w:t xml:space="preserve">Étude préliminaire</w:t>
       </w:r>
       <w:r>
         <w:rPr>
-          <w:rFonts w:ascii="Times New Roman" w:hAnsi="Times New Roman" w:eastAsia="Times New Roman" w:cs="Times New Roman"/>
-          <w:b/>
-          <w:bCs/>
-          <w:sz w:val="48"/>
-          <w:szCs w:val="48"/>
+          <w:color w:val="1f4f79" w:themeColor="accent1" w:themeShade="80"/>
           <w:highlight w:val="none"/>
         </w:rPr>
       </w:r>
       <w:bookmarkEnd w:id="10"/>
       <w:r>
         <w:rPr>
-          <w:rFonts w:ascii="Times New Roman" w:hAnsi="Times New Roman" w:eastAsia="Times New Roman" w:cs="Times New Roman"/>
-          <w:b/>
-          <w:bCs/>
-          <w:sz w:val="48"/>
-          <w:szCs w:val="48"/>
-          <w:highlight w:val="none"/>
+          <w:color w:val="1f4f79" w:themeColor="accent1" w:themeShade="80"/>
         </w:rPr>
       </w:r>
       <w:r>
         <w:rPr>
-          <w:rFonts w:ascii="Times New Roman" w:hAnsi="Times New Roman" w:eastAsia="Times New Roman" w:cs="Times New Roman"/>
-          <w:b/>
-          <w:bCs/>
-          <w:sz w:val="48"/>
-          <w:szCs w:val="48"/>
+          <w:color w:val="1f4f79" w:themeColor="accent1" w:themeShade="80"/>
           <w:highlight w:val="none"/>
         </w:rPr>
       </w:r>
     </w:p>
     <w:p>
       <w:pPr>
-        <w:pBdr/>
-        <w:spacing/>
-        <w:ind/>
-        <w:rPr/>
-      </w:pPr>
-      <w:r/>
-      <w:r/>
-    </w:p>
-    <w:p>
-      <w:pPr>
         <w:pStyle w:val="846"/>
         <w:pBdr/>
         <w:spacing/>
         <w:ind/>
         <w:rPr>
-          <w14:ligatures w14:val="none"/>
+          <w:color w:val="1f4f79" w:themeColor="accent1" w:themeShade="80"/>
         </w:rPr>
       </w:pPr>
-      <w:r/>
+      <w:r>
+        <w:rPr>
+          <w:color w:val="1f4f79" w:themeColor="accent1" w:themeShade="80"/>
+        </w:rPr>
+      </w:r>
       <w:bookmarkStart w:id="11" w:name="_Toc11"/>
       <w:r>
         <w:rPr>
-          <w:highlight w:val="none"/>
+          <w:color w:val="1f4f79" w:themeColor="accent1" w:themeShade="80"/>
         </w:rPr>
-        <w:t xml:space="preserve">Diagramme de déploiement d’exploitation</w:t>
-      </w:r>
-      <w:r>
-        <w:rPr>
-          <w14:ligatures w14:val="none"/>
-        </w:rPr>
+        <w:t xml:space="preserve">3.1 – Diagramme de déploiement d’exploitation</w:t>
       </w:r>
       <w:bookmarkEnd w:id="11"/>
       <w:r>
         <w:rPr>
-          <w14:ligatures w14:val="none"/>
+          <w:color w:val="1f4f79" w:themeColor="accent1" w:themeShade="80"/>
         </w:rPr>
       </w:r>
       <w:r>
         <w:rPr>
-          <w14:ligatures w14:val="none"/>
+          <w:color w:val="1f4f79" w:themeColor="accent1" w:themeShade="80"/>
         </w:rPr>
       </w:r>
+    </w:p>
+    <w:p>
+      <w:pPr>
+        <w:pBdr/>
+        <w:spacing/>
+        <w:ind/>
+        <w:rPr/>
+      </w:pPr>
+      <w:r>
+        <w:t xml:space="preserve">Diagramme de déploiement</w:t>
+      </w:r>
+      <w:r/>
+      <w:r/>
     </w:p>
     <w:p>
       <w:pPr>
@@ -5189,6 +5708,15 @@
           <w:highlight w:val="none"/>
         </w:rPr>
       </w:r>
+      <w:r/>
+      <w:r>
+        <w:rPr>
+          <w:rFonts w:ascii="Times New Roman" w:hAnsi="Times New Roman" w:eastAsia="Times New Roman" w:cs="Times New Roman"/>
+          <w:b/>
+          <w:color w:val="000000"/>
+          <w:sz w:val="24"/>
+        </w:rPr>
+      </w:r>
       <w:r>
         <mc:AlternateContent>
           <mc:Choice Requires="wpg">
@@ -5196,7 +5724,7 @@
               <wp:inline xmlns:wp="http://schemas.openxmlformats.org/drawingml/2006/wordprocessingDrawing" distT="0" distB="0" distL="0" distR="0">
                 <wp:extent cx="5940425" cy="4397934"/>
                 <wp:effectExtent l="0" t="0" r="0" b="0"/>
-                <wp:docPr id="7" name=""/>
+                <wp:docPr id="8" name=""/>
                 <wp:cNvGraphicFramePr>
                   <a:graphicFrameLocks xmlns:a="http://schemas.openxmlformats.org/drawingml/2006/main" noChangeAspect="1"/>
                 </wp:cNvGraphicFramePr>
@@ -5204,20 +5732,20 @@
                   <a:graphicData uri="http://schemas.openxmlformats.org/drawingml/2006/picture">
                     <pic:pic xmlns:pic="http://schemas.openxmlformats.org/drawingml/2006/picture">
                       <pic:nvPicPr>
-                        <pic:cNvPr id="698565566" name=""/>
+                        <pic:cNvPr id="1063057272" name=""/>
                         <pic:cNvPicPr>
                           <a:picLocks noChangeAspect="1"/>
                         </pic:cNvPicPr>
                         <pic:nvPr/>
                       </pic:nvPicPr>
-                      <pic:blipFill>
-                        <a:blip r:embed="rId17"/>
+                      <pic:blipFill rotWithShape="1">
+                        <a:blip r:embed="rId18"/>
                         <a:stretch/>
                       </pic:blipFill>
                       <pic:spPr bwMode="auto">
                         <a:xfrm>
                           <a:off x="0" y="0"/>
-                          <a:ext cx="5940423" cy="4397933"/>
+                          <a:ext cx="5940423" cy="4397932"/>
                         </a:xfrm>
                         <a:prstGeom prst="rect">
                           <a:avLst/>
@@ -5250,8 +5778,8 @@
                 <v:path o:extrusionok="f" gradientshapeok="t" o:connecttype="rect"/>
                 <o:lock v:ext="edit" aspectratio="t"/>
               </v:shapetype>
-              <v:shape id="_x0000_i6" o:spid="_x0000_s6" type="#_x0000_t75" style="width:467.75pt;height:346.29pt;mso-wrap-distance-left:0.00pt;mso-wrap-distance-top:0.00pt;mso-wrap-distance-right:0.00pt;mso-wrap-distance-bottom:0.00pt;z-index:1;" stroked="false">
-                <v:imagedata r:id="rId17" o:title=""/>
+              <v:shape id="_x0000_i7" o:spid="_x0000_s7" type="#_x0000_t75" style="width:467.75pt;height:346.29pt;mso-wrap-distance-left:0.00pt;mso-wrap-distance-top:0.00pt;mso-wrap-distance-right:0.00pt;mso-wrap-distance-bottom:0.00pt;z-index:1;" stroked="false">
+                <v:imagedata r:id="rId18" o:title=""/>
                 <o:lock v:ext="edit" rotation="t"/>
               </v:shape>
             </w:pict>
@@ -5981,32 +6509,58 @@
         <w:pBdr/>
         <w:spacing/>
         <w:ind/>
+        <w:jc w:val="left"/>
         <w:rPr>
           <w:rFonts w:ascii="Times New Roman" w:hAnsi="Times New Roman" w:eastAsia="Times New Roman" w:cs="Times New Roman"/>
           <w:b/>
           <w:bCs/>
+          <w:color w:val="1f4f79" w:themeColor="accent1" w:themeShade="80"/>
           <w:sz w:val="48"/>
           <w:szCs w:val="48"/>
           <w:highlight w:val="none"/>
         </w:rPr>
       </w:pPr>
-      <w:r/>
+      <w:r>
+        <w:rPr>
+          <w:color w:val="1f4f79" w:themeColor="accent1" w:themeShade="80"/>
+        </w:rPr>
+      </w:r>
+      <w:bookmarkStart w:id="12" w:name="_Toc12"/>
       <w:r>
         <w:rPr>
           <w:rFonts w:ascii="Times New Roman" w:hAnsi="Times New Roman" w:eastAsia="Times New Roman" w:cs="Times New Roman"/>
           <w:b/>
           <w:bCs/>
+          <w:color w:val="1f4f79" w:themeColor="accent1" w:themeShade="80"/>
           <w:sz w:val="48"/>
           <w:szCs w:val="48"/>
           <w:highlight w:val="none"/>
         </w:rPr>
-        <w:t xml:space="preserve">Recettes</w:t>
+        <w:t xml:space="preserve">4 – Recettes</w:t>
       </w:r>
       <w:r>
         <w:rPr>
           <w:rFonts w:ascii="Times New Roman" w:hAnsi="Times New Roman" w:eastAsia="Times New Roman" w:cs="Times New Roman"/>
           <w:b/>
           <w:bCs/>
+          <w:color w:val="1f4f79" w:themeColor="accent1" w:themeShade="80"/>
+          <w:sz w:val="48"/>
+          <w:szCs w:val="48"/>
+          <w:highlight w:val="none"/>
+        </w:rPr>
+      </w:r>
+      <w:bookmarkEnd w:id="12"/>
+      <w:r>
+        <w:rPr>
+          <w:color w:val="1f4f79" w:themeColor="accent1" w:themeShade="80"/>
+        </w:rPr>
+      </w:r>
+      <w:r>
+        <w:rPr>
+          <w:rFonts w:ascii="Times New Roman" w:hAnsi="Times New Roman" w:eastAsia="Times New Roman" w:cs="Times New Roman"/>
+          <w:b/>
+          <w:bCs/>
+          <w:color w:val="1f4f79" w:themeColor="accent1" w:themeShade="80"/>
           <w:sz w:val="48"/>
           <w:szCs w:val="48"/>
           <w:highlight w:val="none"/>
@@ -6021,7 +6575,6 @@
         <w:jc w:val="center"/>
         <w:rPr/>
       </w:pPr>
-      <w:r/>
       <w:r>
         <mc:AlternateContent>
           <mc:Choice Requires="wpg">
@@ -6044,7 +6597,7 @@
                     <wp:lineTo x="0" y="21600"/>
                   </wp:wrapPolygon>
                 </wp:wrapThrough>
-                <wp:docPr id="8" name=""/>
+                <wp:docPr id="9" name=""/>
                 <wp:cNvGraphicFramePr>
                   <a:graphicFrameLocks xmlns:a="http://schemas.openxmlformats.org/drawingml/2006/main" noChangeAspect="1"/>
                 </wp:cNvGraphicFramePr>
@@ -6058,8 +6611,8 @@
                         </pic:cNvPicPr>
                         <pic:nvPr/>
                       </pic:nvPicPr>
-                      <pic:blipFill>
-                        <a:blip r:embed="rId18"/>
+                      <pic:blipFill rotWithShape="1">
+                        <a:blip r:embed="rId19"/>
                         <a:stretch/>
                       </pic:blipFill>
                       <pic:spPr bwMode="auto">
@@ -6098,9 +6651,9 @@
                 <v:path o:extrusionok="f" gradientshapeok="t" o:connecttype="rect"/>
                 <o:lock v:ext="edit" aspectratio="t"/>
               </v:shapetype>
-              <v:shape id="_x0000_i7" o:spid="_x0000_s7" type="#_x0000_t75" style="position:absolute;z-index:18432;o:allowoverlap:true;o:allowincell:true;mso-position-horizontal-relative:text;margin-left:-82.56pt;mso-position-horizontal:absolute;mso-position-vertical-relative:text;margin-top:9.28pt;mso-position-vertical:absolute;width:590.33pt;height:181.75pt;mso-wrap-distance-left:9.07pt;mso-wrap-distance-top:0.00pt;mso-wrap-distance-right:9.07pt;mso-wrap-distance-bottom:0.00pt;z-index:1;" wrapcoords="0 0 100000 0 100000 100000 0 100000" stroked="false">
+              <v:shape id="_x0000_i8" o:spid="_x0000_s8" type="#_x0000_t75" style="position:absolute;z-index:18432;o:allowoverlap:true;o:allowincell:true;mso-position-horizontal-relative:text;margin-left:-82.56pt;mso-position-horizontal:absolute;mso-position-vertical-relative:text;margin-top:9.28pt;mso-position-vertical:absolute;width:590.33pt;height:181.75pt;mso-wrap-distance-left:9.07pt;mso-wrap-distance-top:0.00pt;mso-wrap-distance-right:9.07pt;mso-wrap-distance-bottom:0.00pt;z-index:1;" wrapcoords="0 0 100000 0 100000 100000 0 100000" stroked="false">
                 <w10:wrap type="through"/>
-                <v:imagedata r:id="rId18" o:title=""/>
+                <v:imagedata r:id="rId19" o:title=""/>
                 <o:lock v:ext="edit" rotation="t"/>
               </v:shape>
             </w:pict>
@@ -6108,8 +6661,6 @@
         </mc:AlternateContent>
       </w:r>
       <w:r/>
-      <w:r/>
-      <w:r/>
     </w:p>
     <w:p>
       <w:pPr>
@@ -6118,28 +6669,6 @@
         <w:ind/>
         <w:rPr/>
       </w:pPr>
-      <w:r>
-        <w:rPr>
-          <w:rFonts w:ascii="Times New Roman" w:hAnsi="Times New Roman" w:eastAsia="Times New Roman" w:cs="Times New Roman"/>
-          <w:b/>
-          <w:bCs/>
-          <w:sz w:val="48"/>
-          <w:szCs w:val="48"/>
-          <w:highlight w:val="none"/>
-        </w:rPr>
-      </w:r>
-      <w:r/>
-      <w:r>
-        <w:rPr>
-          <w:rFonts w:ascii="Times New Roman" w:hAnsi="Times New Roman" w:eastAsia="Times New Roman" w:cs="Times New Roman"/>
-          <w:b/>
-          <w:bCs/>
-          <w:sz w:val="48"/>
-          <w:szCs w:val="48"/>
-          <w:highlight w:val="none"/>
-        </w:rPr>
-      </w:r>
-      <w:r/>
       <w:r>
         <w:rPr>
           <w:rFonts w:ascii="Times New Roman" w:hAnsi="Times New Roman" w:eastAsia="Times New Roman" w:cs="Times New Roman"/>
@@ -6423,8 +6952,140 @@
       <w:suff w:val="tab"/>
     </w:lvl>
   </w:abstractNum>
+  <w:abstractNum w:abstractNumId="1">
+    <w:nsid w:val="347C9D94"/>
+    <w:lvl w:ilvl="0">
+      <w:isLgl w:val="false"/>
+      <w:lvlJc w:val="left"/>
+      <w:lvlText w:val="%1."/>
+      <w:numFmt w:val="decimal"/>
+      <w:pPr>
+        <w:pBdr/>
+        <w:spacing/>
+        <w:ind w:hanging="360" w:left="142"/>
+      </w:pPr>
+      <w:rPr/>
+      <w:start w:val="1"/>
+      <w:suff w:val="tab"/>
+    </w:lvl>
+    <w:lvl w:ilvl="1">
+      <w:isLgl w:val="false"/>
+      <w:lvlJc w:val="left"/>
+      <w:lvlText w:val="%2."/>
+      <w:numFmt w:val="lowerLetter"/>
+      <w:pPr>
+        <w:pBdr/>
+        <w:spacing/>
+        <w:ind w:hanging="360" w:left="862"/>
+      </w:pPr>
+      <w:rPr/>
+      <w:start w:val="1"/>
+      <w:suff w:val="tab"/>
+    </w:lvl>
+    <w:lvl w:ilvl="2">
+      <w:isLgl w:val="false"/>
+      <w:lvlJc w:val="right"/>
+      <w:lvlText w:val="%3."/>
+      <w:numFmt w:val="lowerRoman"/>
+      <w:pPr>
+        <w:pBdr/>
+        <w:spacing/>
+        <w:ind w:hanging="180" w:left="1582"/>
+      </w:pPr>
+      <w:rPr/>
+      <w:start w:val="1"/>
+      <w:suff w:val="tab"/>
+    </w:lvl>
+    <w:lvl w:ilvl="3">
+      <w:isLgl w:val="false"/>
+      <w:lvlJc w:val="left"/>
+      <w:lvlText w:val="%4."/>
+      <w:numFmt w:val="decimal"/>
+      <w:pPr>
+        <w:pBdr/>
+        <w:spacing/>
+        <w:ind w:hanging="360" w:left="2302"/>
+      </w:pPr>
+      <w:rPr/>
+      <w:start w:val="1"/>
+      <w:suff w:val="tab"/>
+    </w:lvl>
+    <w:lvl w:ilvl="4">
+      <w:isLgl w:val="false"/>
+      <w:lvlJc w:val="left"/>
+      <w:lvlText w:val="%5."/>
+      <w:numFmt w:val="lowerLetter"/>
+      <w:pPr>
+        <w:pBdr/>
+        <w:spacing/>
+        <w:ind w:hanging="360" w:left="3022"/>
+      </w:pPr>
+      <w:rPr/>
+      <w:start w:val="1"/>
+      <w:suff w:val="tab"/>
+    </w:lvl>
+    <w:lvl w:ilvl="5">
+      <w:isLgl w:val="false"/>
+      <w:lvlJc w:val="right"/>
+      <w:lvlText w:val="%6."/>
+      <w:numFmt w:val="lowerRoman"/>
+      <w:pPr>
+        <w:pBdr/>
+        <w:spacing/>
+        <w:ind w:hanging="180" w:left="3742"/>
+      </w:pPr>
+      <w:rPr/>
+      <w:start w:val="1"/>
+      <w:suff w:val="tab"/>
+    </w:lvl>
+    <w:lvl w:ilvl="6">
+      <w:isLgl w:val="false"/>
+      <w:lvlJc w:val="left"/>
+      <w:lvlText w:val="%7."/>
+      <w:numFmt w:val="decimal"/>
+      <w:pPr>
+        <w:pBdr/>
+        <w:spacing/>
+        <w:ind w:hanging="360" w:left="4462"/>
+      </w:pPr>
+      <w:rPr/>
+      <w:start w:val="1"/>
+      <w:suff w:val="tab"/>
+    </w:lvl>
+    <w:lvl w:ilvl="7">
+      <w:isLgl w:val="false"/>
+      <w:lvlJc w:val="left"/>
+      <w:lvlText w:val="%8."/>
+      <w:numFmt w:val="lowerLetter"/>
+      <w:pPr>
+        <w:pBdr/>
+        <w:spacing/>
+        <w:ind w:hanging="360" w:left="5182"/>
+      </w:pPr>
+      <w:rPr/>
+      <w:start w:val="1"/>
+      <w:suff w:val="tab"/>
+    </w:lvl>
+    <w:lvl w:ilvl="8">
+      <w:isLgl w:val="false"/>
+      <w:lvlJc w:val="right"/>
+      <w:lvlText w:val="%9."/>
+      <w:numFmt w:val="lowerRoman"/>
+      <w:pPr>
+        <w:pBdr/>
+        <w:spacing/>
+        <w:ind w:hanging="180" w:left="5902"/>
+      </w:pPr>
+      <w:rPr/>
+      <w:start w:val="1"/>
+      <w:suff w:val="tab"/>
+    </w:lvl>
+  </w:abstractNum>
   <w:num w:numId="1">
     <w:abstractNumId w:val="0"/>
+  </w:num>
+  <w:num w:numId="2">
+    <w:abstractNumId w:val="1"/>
   </w:num>
 </w:numbering>
 </file>

--- a/marais_r_sense_dossier_technique_partie_commune.docx
+++ b/marais_r_sense_dossier_technique_partie_commune.docx
@@ -384,17 +384,6 @@
           <w:highlight w:val="none"/>
         </w:rPr>
       </w:pPr>
-      <w:r>
-        <w:rPr>
-          <w:rFonts w:ascii="Times New Roman" w:hAnsi="Times New Roman" w:eastAsia="Times New Roman" w:cs="Times New Roman"/>
-          <w:b/>
-          <w:bCs/>
-          <w:sz w:val="32"/>
-          <w:szCs w:val="32"/>
-          <w:highlight w:val="none"/>
-        </w:rPr>
-      </w:r>
-      <w:r/>
       <w:r>
         <w:rPr>
           <w:rFonts w:ascii="Times New Roman" w:hAnsi="Times New Roman" w:eastAsia="Times New Roman" w:cs="Times New Roman"/>
@@ -527,37 +516,6 @@
             </w:pict>
           </mc:Fallback>
         </mc:AlternateContent>
-      </w:r>
-      <w:r>
-        <w:rPr>
-          <w:rFonts w:ascii="Times New Roman" w:hAnsi="Times New Roman" w:eastAsia="Times New Roman" w:cs="Times New Roman"/>
-          <w:b/>
-          <w:bCs/>
-          <w:sz w:val="32"/>
-          <w:szCs w:val="32"/>
-          <w:highlight w:val="none"/>
-        </w:rPr>
-      </w:r>
-      <w:r/>
-      <w:r>
-        <w:rPr>
-          <w:rFonts w:ascii="Times New Roman" w:hAnsi="Times New Roman" w:eastAsia="Times New Roman" w:cs="Times New Roman"/>
-          <w:b/>
-          <w:bCs/>
-          <w:sz w:val="32"/>
-          <w:szCs w:val="32"/>
-          <w:highlight w:val="none"/>
-        </w:rPr>
-      </w:r>
-      <w:r>
-        <w:rPr>
-          <w:rFonts w:ascii="Times New Roman" w:hAnsi="Times New Roman" w:eastAsia="Times New Roman" w:cs="Times New Roman"/>
-          <w:b/>
-          <w:bCs/>
-          <w:sz w:val="32"/>
-          <w:szCs w:val="32"/>
-          <w:highlight w:val="none"/>
-        </w:rPr>
       </w:r>
       <w:r>
         <w:rPr>
@@ -664,6 +622,22 @@
           <w:highlight w:val="none"/>
         </w:rPr>
       </w:r>
+    </w:p>
+    <w:p>
+      <w:pPr>
+        <w:pBdr/>
+        <w:shd w:val="nil" w:color="auto"/>
+        <w:spacing/>
+        <w:ind/>
+        <w:rPr>
+          <w:rFonts w:ascii="Times New Roman" w:hAnsi="Times New Roman" w:eastAsia="Times New Roman" w:cs="Times New Roman"/>
+          <w:b/>
+          <w:bCs/>
+          <w:sz w:val="32"/>
+          <w:szCs w:val="32"/>
+          <w:highlight w:val="none"/>
+        </w:rPr>
+      </w:pPr>
       <w:r>
         <w:rPr>
           <w:rFonts w:ascii="Times New Roman" w:hAnsi="Times New Roman" w:eastAsia="Times New Roman" w:cs="Times New Roman"/>
@@ -674,46 +648,6 @@
           <w:highlight w:val="none"/>
         </w:rPr>
       </w:r>
-    </w:p>
-    <w:p>
-      <w:pPr>
-        <w:pBdr/>
-        <w:shd w:val="nil" w:color="auto"/>
-        <w:spacing/>
-        <w:ind/>
-        <w:rPr>
-          <w:rFonts w:ascii="Times New Roman" w:hAnsi="Times New Roman" w:eastAsia="Times New Roman" w:cs="Times New Roman"/>
-          <w:b/>
-          <w:bCs/>
-          <w:sz w:val="32"/>
-          <w:szCs w:val="32"/>
-          <w:highlight w:val="none"/>
-        </w:rPr>
-      </w:pPr>
-      <w:r>
-        <w:rPr>
-          <w:rFonts w:ascii="Times New Roman" w:hAnsi="Times New Roman" w:eastAsia="Times New Roman" w:cs="Times New Roman"/>
-          <w:b/>
-          <w:bCs/>
-          <w:sz w:val="32"/>
-          <w:szCs w:val="32"/>
-          <w:highlight w:val="none"/>
-        </w:rPr>
-      </w:r>
-      <w:r/>
-      <w:r>
-        <w:rPr>
-          <w:rFonts w:ascii="Times New Roman" w:hAnsi="Times New Roman" w:eastAsia="Times New Roman" w:cs="Times New Roman"/>
-          <w:b/>
-          <w:bCs/>
-          <w:sz w:val="32"/>
-          <w:szCs w:val="32"/>
-          <w:highlight w:val="none"/>
-        </w:rPr>
-      </w:r>
-      <w:r/>
-      <w:r/>
-      <w:r/>
       <w:r>
         <w:rPr>
           <w:rFonts w:ascii="Times New Roman" w:hAnsi="Times New Roman" w:eastAsia="Times New Roman" w:cs="Times New Roman"/>
@@ -748,7 +682,7 @@
     </w:p>
     <w:p>
       <w:pPr>
-        <w:pStyle w:val="845"/>
+        <w:pStyle w:val="847"/>
         <w:pBdr/>
         <w:spacing/>
         <w:ind/>
@@ -790,7 +724,13 @@
       <w:bookmarkEnd w:id="1"/>
       <w:r>
         <w:rPr>
+          <w:rFonts w:ascii="Times New Roman" w:hAnsi="Times New Roman" w:eastAsia="Times New Roman" w:cs="Times New Roman"/>
+          <w:b/>
+          <w:bCs/>
           <w:color w:val="1f4f79" w:themeColor="accent1" w:themeShade="80"/>
+          <w:sz w:val="48"/>
+          <w:szCs w:val="48"/>
+          <w:highlight w:val="none"/>
         </w:rPr>
       </w:r>
       <w:r>
@@ -827,7 +767,7 @@
       <w:sdtContent>
         <w:p>
           <w:pPr>
-            <w:pStyle w:val="892"/>
+            <w:pStyle w:val="894"/>
             <w:pBdr/>
             <w:tabs>
               <w:tab w:val="right" w:leader="dot" w:pos="9355"/>
@@ -871,12 +811,12 @@
           <w:hyperlink w:tooltip="#_Toc1" w:anchor="_Toc1" w:history="1">
             <w:r>
               <w:rPr>
-                <w:rStyle w:val="890"/>
+                <w:rStyle w:val="892"/>
               </w:rPr>
             </w:r>
             <w:r>
               <w:rPr>
-                <w:rStyle w:val="890"/>
+                <w:rStyle w:val="892"/>
                 <w:rFonts w:ascii="Times New Roman" w:hAnsi="Times New Roman" w:eastAsia="Times New Roman" w:cs="Times New Roman"/>
                 <w:highlight w:val="none"/>
               </w:rPr>
@@ -884,7 +824,7 @@
             </w:r>
             <w:r>
               <w:rPr>
-                <w:rStyle w:val="890"/>
+                <w:rStyle w:val="892"/>
                 <w:rFonts w:ascii="Times New Roman" w:hAnsi="Times New Roman" w:eastAsia="Times New Roman" w:cs="Times New Roman"/>
                 <w:highlight w:val="none"/>
               </w:rPr>
@@ -906,10 +846,16 @@
               <w:highlight w:val="none"/>
             </w:rPr>
           </w:r>
+          <w:r>
+            <w:rPr>
+              <w:rFonts w:ascii="Times New Roman" w:hAnsi="Times New Roman" w:eastAsia="Times New Roman" w:cs="Times New Roman"/>
+              <w:highlight w:val="none"/>
+            </w:rPr>
+          </w:r>
         </w:p>
         <w:p>
           <w:pPr>
-            <w:pStyle w:val="892"/>
+            <w:pStyle w:val="894"/>
             <w:pBdr/>
             <w:tabs>
               <w:tab w:val="right" w:leader="dot" w:pos="9355"/>
@@ -921,33 +867,34 @@
               <w14:ligatures w14:val="none"/>
             </w:rPr>
           </w:pPr>
+          <w:r/>
           <w:hyperlink w:tooltip="#_Toc2" w:anchor="_Toc2" w:history="1">
             <w:r>
               <w:rPr>
-                <w:rStyle w:val="890"/>
+                <w:rStyle w:val="892"/>
               </w:rPr>
             </w:r>
             <w:r>
               <w:rPr>
-                <w:rStyle w:val="890"/>
+                <w:rStyle w:val="892"/>
               </w:rPr>
               <w:t xml:space="preserve"> </w:t>
             </w:r>
             <w:r>
               <w:rPr>
-                <w:rStyle w:val="890"/>
+                <w:rStyle w:val="892"/>
               </w:rPr>
               <w:t xml:space="preserve">1 -  Situation du projet dans son contexte</w:t>
             </w:r>
             <w:r>
               <w:rPr>
-                <w:rStyle w:val="890"/>
+                <w:rStyle w:val="892"/>
               </w:rPr>
               <w:t xml:space="preserve"> </w:t>
             </w:r>
             <w:r>
               <w:rPr>
-                <w:rStyle w:val="890"/>
+                <w:rStyle w:val="892"/>
                 <w:highlight w:val="none"/>
                 <w14:ligatures w14:val="none"/>
               </w:rPr>
@@ -969,10 +916,16 @@
               <w14:ligatures w14:val="none"/>
             </w:rPr>
           </w:r>
+          <w:r>
+            <w:rPr>
+              <w:highlight w:val="none"/>
+              <w14:ligatures w14:val="none"/>
+            </w:rPr>
+          </w:r>
         </w:p>
         <w:p>
           <w:pPr>
-            <w:pStyle w:val="893"/>
+            <w:pStyle w:val="895"/>
             <w:pBdr/>
             <w:tabs>
               <w:tab w:val="right" w:leader="dot" w:pos="9355"/>
@@ -981,28 +934,29 @@
             <w:ind/>
             <w:rPr/>
           </w:pPr>
+          <w:r/>
           <w:hyperlink w:tooltip="#_Toc3" w:anchor="_Toc3" w:history="1">
             <w:r>
               <w:rPr>
-                <w:rStyle w:val="890"/>
+                <w:rStyle w:val="892"/>
               </w:rPr>
             </w:r>
             <w:r>
               <w:rPr>
-                <w:rStyle w:val="890"/>
+                <w:rStyle w:val="892"/>
               </w:rPr>
               <w:t xml:space="preserve">1.1  – </w:t>
             </w:r>
             <w:r>
               <w:rPr>
-                <w:rStyle w:val="890"/>
+                <w:rStyle w:val="892"/>
                 <w:highlight w:val="none"/>
               </w:rPr>
               <w:t xml:space="preserve">Introduction du projet</w:t>
             </w:r>
             <w:r>
               <w:rPr>
-                <w:rStyle w:val="890"/>
+                <w:rStyle w:val="892"/>
               </w:rPr>
             </w:r>
             <w:r>
@@ -1017,10 +971,11 @@
             </w:r>
           </w:hyperlink>
           <w:r/>
+          <w:r/>
         </w:p>
         <w:p>
           <w:pPr>
-            <w:pStyle w:val="892"/>
+            <w:pStyle w:val="894"/>
             <w:pBdr/>
             <w:tabs>
               <w:tab w:val="right" w:leader="dot" w:pos="9355"/>
@@ -1032,21 +987,22 @@
               <w:highlight w:val="none"/>
             </w:rPr>
           </w:pPr>
+          <w:r/>
           <w:hyperlink w:tooltip="#_Toc4" w:anchor="_Toc4" w:history="1">
             <w:r>
               <w:rPr>
-                <w:rStyle w:val="890"/>
+                <w:rStyle w:val="892"/>
               </w:rPr>
             </w:r>
             <w:r>
               <w:rPr>
-                <w:rStyle w:val="890"/>
+                <w:rStyle w:val="892"/>
               </w:rPr>
               <w:t xml:space="preserve">2 - Spécification fonctionnelle</w:t>
             </w:r>
             <w:r>
               <w:rPr>
-                <w:rStyle w:val="890"/>
+                <w:rStyle w:val="892"/>
                 <w:rFonts w:ascii="Times New Roman" w:hAnsi="Times New Roman" w:eastAsia="Times New Roman" w:cs="Times New Roman"/>
                 <w:highlight w:val="none"/>
               </w:rPr>
@@ -1068,10 +1024,16 @@
               <w:highlight w:val="none"/>
             </w:rPr>
           </w:r>
+          <w:r>
+            <w:rPr>
+              <w:rFonts w:ascii="Times New Roman" w:hAnsi="Times New Roman" w:eastAsia="Times New Roman" w:cs="Times New Roman"/>
+              <w:highlight w:val="none"/>
+            </w:rPr>
+          </w:r>
         </w:p>
         <w:p>
           <w:pPr>
-            <w:pStyle w:val="893"/>
+            <w:pStyle w:val="895"/>
             <w:pBdr/>
             <w:tabs>
               <w:tab w:val="right" w:leader="dot" w:pos="9355"/>
@@ -1080,22 +1042,23 @@
             <w:ind/>
             <w:rPr/>
           </w:pPr>
+          <w:r/>
           <w:hyperlink w:tooltip="#_Toc5" w:anchor="_Toc5" w:history="1">
             <w:r>
               <w:rPr>
-                <w:rStyle w:val="890"/>
+                <w:rStyle w:val="892"/>
               </w:rPr>
             </w:r>
             <w:r>
               <w:rPr>
-                <w:rStyle w:val="890"/>
+                <w:rStyle w:val="892"/>
                 <w:highlight w:val="none"/>
               </w:rPr>
               <w:t xml:space="preserve">2.1 – Diagramme des cas d’utilisation</w:t>
             </w:r>
             <w:r>
               <w:rPr>
-                <w:rStyle w:val="890"/>
+                <w:rStyle w:val="892"/>
               </w:rPr>
             </w:r>
             <w:r>
@@ -1110,10 +1073,11 @@
             </w:r>
           </w:hyperlink>
           <w:r/>
+          <w:r/>
         </w:p>
         <w:p>
           <w:pPr>
-            <w:pStyle w:val="894"/>
+            <w:pStyle w:val="896"/>
             <w:pBdr/>
             <w:tabs>
               <w:tab w:val="right" w:leader="dot" w:pos="9355"/>
@@ -1124,15 +1088,16 @@
               <w:rFonts w:ascii="Times New Roman" w:hAnsi="Times New Roman" w:cs="Times New Roman"/>
             </w:rPr>
           </w:pPr>
+          <w:r/>
           <w:hyperlink w:tooltip="#_Toc6" w:anchor="_Toc6" w:history="1">
             <w:r>
               <w:rPr>
-                <w:rStyle w:val="890"/>
+                <w:rStyle w:val="892"/>
               </w:rPr>
             </w:r>
             <w:r>
               <w:rPr>
-                <w:rStyle w:val="890"/>
+                <w:rStyle w:val="892"/>
                 <w:rFonts w:ascii="Times New Roman" w:hAnsi="Times New Roman" w:eastAsia="Times New Roman" w:cs="Times New Roman"/>
                 <w:highlight w:val="none"/>
               </w:rPr>
@@ -1140,7 +1105,7 @@
             </w:r>
             <w:r>
               <w:rPr>
-                <w:rStyle w:val="890"/>
+                <w:rStyle w:val="892"/>
                 <w:rFonts w:ascii="Times New Roman" w:hAnsi="Times New Roman" w:cs="Times New Roman"/>
               </w:rPr>
             </w:r>
@@ -1160,10 +1125,15 @@
               <w:rFonts w:ascii="Times New Roman" w:hAnsi="Times New Roman" w:cs="Times New Roman"/>
             </w:rPr>
           </w:r>
+          <w:r>
+            <w:rPr>
+              <w:rFonts w:ascii="Times New Roman" w:hAnsi="Times New Roman" w:cs="Times New Roman"/>
+            </w:rPr>
+          </w:r>
         </w:p>
         <w:p>
           <w:pPr>
-            <w:pStyle w:val="894"/>
+            <w:pStyle w:val="896"/>
             <w:pBdr/>
             <w:tabs>
               <w:tab w:val="right" w:leader="dot" w:pos="9355"/>
@@ -1174,22 +1144,23 @@
               <w:highlight w:val="none"/>
             </w:rPr>
           </w:pPr>
+          <w:r/>
           <w:hyperlink w:tooltip="#_Toc7" w:anchor="_Toc7" w:history="1">
             <w:r>
               <w:rPr>
-                <w:rStyle w:val="890"/>
+                <w:rStyle w:val="892"/>
               </w:rPr>
             </w:r>
             <w:r>
               <w:rPr>
-                <w:rStyle w:val="890"/>
+                <w:rStyle w:val="892"/>
                 <w:rFonts w:ascii="Times New Roman" w:hAnsi="Times New Roman" w:eastAsia="Times New Roman" w:cs="Times New Roman"/>
               </w:rPr>
               <w:t xml:space="preserve">2.1.2 – Principaux scénarios et prototypes associés</w:t>
             </w:r>
             <w:r>
               <w:rPr>
-                <w:rStyle w:val="890"/>
+                <w:rStyle w:val="892"/>
                 <w:highlight w:val="none"/>
               </w:rPr>
             </w:r>
@@ -1211,25 +1182,13 @@
           </w:r>
           <w:r>
             <w:rPr>
-              <w:rFonts w:ascii="Times New Roman" w:hAnsi="Times New Roman" w:eastAsia="Times New Roman" w:cs="Times New Roman"/>
-              <w:highlight w:val="none"/>
-            </w:rPr>
-          </w:r>
-          <w:r>
-            <w:rPr>
-              <w:rFonts w:ascii="Times New Roman" w:hAnsi="Times New Roman" w:eastAsia="Times New Roman" w:cs="Times New Roman"/>
-              <w:highlight w:val="none"/>
-            </w:rPr>
-          </w:r>
-          <w:r>
-            <w:rPr>
               <w:highlight w:val="none"/>
             </w:rPr>
           </w:r>
         </w:p>
         <w:p>
           <w:pPr>
-            <w:pStyle w:val="893"/>
+            <w:pStyle w:val="895"/>
             <w:pBdr/>
             <w:tabs>
               <w:tab w:val="right" w:leader="dot" w:pos="9355"/>
@@ -1240,22 +1199,23 @@
               <w:highlight w:val="none"/>
             </w:rPr>
           </w:pPr>
+          <w:r/>
           <w:hyperlink w:tooltip="#_Toc9" w:anchor="_Toc9" w:history="1">
             <w:r>
               <w:rPr>
-                <w:rStyle w:val="890"/>
+                <w:rStyle w:val="892"/>
               </w:rPr>
             </w:r>
             <w:r>
               <w:rPr>
-                <w:rStyle w:val="890"/>
+                <w:rStyle w:val="892"/>
                 <w:highlight w:val="none"/>
               </w:rPr>
               <w:t xml:space="preserve">2.2 - Contraintes diverses exprimées par le demandeur </w:t>
             </w:r>
             <w:r>
               <w:rPr>
-                <w:rStyle w:val="890"/>
+                <w:rStyle w:val="892"/>
                 <w:highlight w:val="none"/>
               </w:rPr>
             </w:r>
@@ -1275,10 +1235,15 @@
               <w:highlight w:val="none"/>
             </w:rPr>
           </w:r>
+          <w:r>
+            <w:rPr>
+              <w:highlight w:val="none"/>
+            </w:rPr>
+          </w:r>
         </w:p>
         <w:p>
           <w:pPr>
-            <w:pStyle w:val="892"/>
+            <w:pStyle w:val="894"/>
             <w:pBdr/>
             <w:tabs>
               <w:tab w:val="right" w:leader="dot" w:pos="9355"/>
@@ -1289,28 +1254,29 @@
               <w:highlight w:val="none"/>
             </w:rPr>
           </w:pPr>
+          <w:r/>
           <w:hyperlink w:tooltip="#_Toc10" w:anchor="_Toc10" w:history="1">
             <w:r>
               <w:rPr>
-                <w:rStyle w:val="890"/>
+                <w:rStyle w:val="892"/>
               </w:rPr>
             </w:r>
             <w:r>
               <w:rPr>
-                <w:rStyle w:val="890"/>
+                <w:rStyle w:val="892"/>
               </w:rPr>
               <w:t xml:space="preserve">3 – </w:t>
             </w:r>
             <w:r>
               <w:rPr>
-                <w:rStyle w:val="890"/>
+                <w:rStyle w:val="892"/>
                 <w:highlight w:val="none"/>
               </w:rPr>
               <w:t xml:space="preserve">Étude préliminaire</w:t>
             </w:r>
             <w:r>
               <w:rPr>
-                <w:rStyle w:val="890"/>
+                <w:rStyle w:val="892"/>
                 <w:highlight w:val="none"/>
               </w:rPr>
             </w:r>
@@ -1330,10 +1296,15 @@
               <w:highlight w:val="none"/>
             </w:rPr>
           </w:r>
+          <w:r>
+            <w:rPr>
+              <w:highlight w:val="none"/>
+            </w:rPr>
+          </w:r>
         </w:p>
         <w:p>
           <w:pPr>
-            <w:pStyle w:val="893"/>
+            <w:pStyle w:val="895"/>
             <w:pBdr/>
             <w:tabs>
               <w:tab w:val="right" w:leader="dot" w:pos="9355"/>
@@ -1342,21 +1313,22 @@
             <w:ind/>
             <w:rPr/>
           </w:pPr>
+          <w:r/>
           <w:hyperlink w:tooltip="#_Toc11" w:anchor="_Toc11" w:history="1">
             <w:r>
               <w:rPr>
-                <w:rStyle w:val="890"/>
+                <w:rStyle w:val="892"/>
               </w:rPr>
             </w:r>
             <w:r>
               <w:rPr>
-                <w:rStyle w:val="890"/>
+                <w:rStyle w:val="892"/>
               </w:rPr>
               <w:t xml:space="preserve">3.1 – Diagramme de déploiement d’exploitation</w:t>
             </w:r>
             <w:r>
               <w:rPr>
-                <w:rStyle w:val="890"/>
+                <w:rStyle w:val="892"/>
               </w:rPr>
             </w:r>
             <w:r>
@@ -1371,10 +1343,11 @@
             </w:r>
           </w:hyperlink>
           <w:r/>
+          <w:r/>
         </w:p>
         <w:p>
           <w:pPr>
-            <w:pStyle w:val="892"/>
+            <w:pStyle w:val="894"/>
             <w:pBdr/>
             <w:tabs>
               <w:tab w:val="right" w:leader="dot" w:pos="9355"/>
@@ -1386,15 +1359,16 @@
               <w:highlight w:val="none"/>
             </w:rPr>
           </w:pPr>
+          <w:r/>
           <w:hyperlink w:tooltip="#_Toc12" w:anchor="_Toc12" w:history="1">
             <w:r>
               <w:rPr>
-                <w:rStyle w:val="890"/>
+                <w:rStyle w:val="892"/>
               </w:rPr>
             </w:r>
             <w:r>
               <w:rPr>
-                <w:rStyle w:val="890"/>
+                <w:rStyle w:val="892"/>
                 <w:rFonts w:ascii="Times New Roman" w:hAnsi="Times New Roman" w:eastAsia="Times New Roman" w:cs="Times New Roman"/>
                 <w:highlight w:val="none"/>
               </w:rPr>
@@ -1402,7 +1376,7 @@
             </w:r>
             <w:r>
               <w:rPr>
-                <w:rStyle w:val="890"/>
+                <w:rStyle w:val="892"/>
                 <w:rFonts w:ascii="Times New Roman" w:hAnsi="Times New Roman" w:eastAsia="Times New Roman" w:cs="Times New Roman"/>
                 <w:highlight w:val="none"/>
               </w:rPr>
@@ -1424,6 +1398,12 @@
               <w:highlight w:val="none"/>
             </w:rPr>
           </w:r>
+          <w:r>
+            <w:rPr>
+              <w:rFonts w:ascii="Times New Roman" w:hAnsi="Times New Roman" w:eastAsia="Times New Roman" w:cs="Times New Roman"/>
+              <w:highlight w:val="none"/>
+            </w:rPr>
+          </w:r>
         </w:p>
         <w:p>
           <w:pPr>
@@ -1439,7 +1419,6 @@
               <w:highlight w:val="none"/>
             </w:rPr>
           </w:pPr>
-          <w:r/>
           <w:r>
             <w:fldChar w:fldCharType="end"/>
           </w:r>
@@ -1453,7 +1432,16 @@
               <w:highlight w:val="none"/>
             </w:rPr>
           </w:r>
-          <w:r/>
+          <w:r>
+            <w:rPr>
+              <w:rFonts w:ascii="Times New Roman" w:hAnsi="Times New Roman" w:eastAsia="Times New Roman" w:cs="Times New Roman"/>
+              <w:b/>
+              <w:bCs/>
+              <w:sz w:val="48"/>
+              <w:szCs w:val="48"/>
+              <w:highlight w:val="none"/>
+            </w:rPr>
+          </w:r>
         </w:p>
       </w:sdtContent>
     </w:sdt>
@@ -1506,7 +1494,7 @@
     </w:p>
     <w:p>
       <w:pPr>
-        <w:pStyle w:val="845"/>
+        <w:pStyle w:val="847"/>
         <w:pBdr/>
         <w:spacing/>
         <w:ind w:right="284" w:firstLine="0" w:left="-709"/>
@@ -1523,19 +1511,24 @@
       </w:r>
       <w:r>
         <w:rPr>
-          <w:rStyle w:val="855"/>
+          <w:rStyle w:val="857"/>
           <w:color w:val="1f4f79" w:themeColor="accent1" w:themeShade="80"/>
         </w:rPr>
         <w:t xml:space="preserve">1 -  Situation du projet dans son contexte</w:t>
       </w:r>
       <w:r>
         <w:rPr>
-          <w:rStyle w:val="855"/>
+          <w:rStyle w:val="857"/>
         </w:rPr>
         <w:t xml:space="preserve"> </w:t>
       </w:r>
       <w:bookmarkEnd w:id="2"/>
-      <w:r/>
+      <w:r>
+        <w:rPr>
+          <w:highlight w:val="none"/>
+          <w14:ligatures w14:val="none"/>
+        </w:rPr>
+      </w:r>
       <w:r>
         <w:rPr>
           <w:highlight w:val="none"/>
@@ -1545,7 +1538,7 @@
     </w:p>
     <w:p>
       <w:pPr>
-        <w:pStyle w:val="846"/>
+        <w:pStyle w:val="848"/>
         <w:pBdr/>
         <w:spacing/>
         <w:ind/>
@@ -1570,10 +1563,15 @@
         <w:t xml:space="preserve">Introduction du projet</w:t>
       </w:r>
       <w:bookmarkEnd w:id="3"/>
-      <w:r/>
       <w:r>
         <w:rPr>
           <w:color w:val="1f4f79" w:themeColor="accent1" w:themeShade="80"/>
+        </w:rPr>
+      </w:r>
+      <w:r>
+        <w:rPr>
+          <w:color w:val="1f4f79" w:themeColor="accent1" w:themeShade="80"/>
+          <w14:ligatures w14:val="none"/>
         </w:rPr>
       </w:r>
     </w:p>
@@ -1741,11 +1739,23 @@
         <w:rPr>
           <w:highlight w:val="none"/>
         </w:rPr>
-        <w:t xml:space="preserve">La mission principale du système à réaliser est de mettre en place un système de surveillance de la qualité de l’air au niveau des différentes pièces et machines de la menuiserie afin de pouvoir alerter sur un potentiel dépassement des seuils définis par la loi sur cette qualité de l’air. Les différentes sondes relèveront la concentration de particules dans l’air, le taux de TVOC et de CO2.</w:t>
+        <w:t xml:space="preserve">La mission principale du système à réaliser est de mettre en place un système de surveillance de la qualité de l’air au niveau des différ</w:t>
       </w:r>
       <w:r>
         <w:rPr>
           <w:highlight w:val="none"/>
+        </w:rPr>
+        <w:t xml:space="preserve">entes pièces et machines de la menuiserie afin de pouvoir alerter sur un potentiel dépassement des seuils définis par la loi sur cette qualité de l’air. Les différentes sondes relèveront la concentration de particules dans l’air, le taux de TVOC et de CO2.</w:t>
+      </w:r>
+      <w:r>
+        <w:rPr>
+          <w:highlight w:val="none"/>
+        </w:rPr>
+      </w:r>
+      <w:r>
+        <w:rPr>
+          <w:highlight w:val="none"/>
+          <w14:ligatures w14:val="none"/>
         </w:rPr>
       </w:r>
     </w:p>
@@ -1774,47 +1784,13 @@
       <w:r>
         <w:rPr>
           <w:highlight w:val="none"/>
-        </w:rPr>
-      </w:r>
-      <w:r>
-        <w:rPr>
-          <w:rFonts w:ascii="Times New Roman" w:hAnsi="Times New Roman" w:eastAsia="Times New Roman" w:cs="Times New Roman"/>
-          <w:b/>
-          <w:bCs/>
-          <w:sz w:val="48"/>
-          <w:szCs w:val="48"/>
-          <w:highlight w:val="none"/>
-        </w:rPr>
-      </w:r>
-      <w:r>
-        <w:rPr>
-          <w:rFonts w:ascii="Times New Roman" w:hAnsi="Times New Roman" w:eastAsia="Times New Roman" w:cs="Times New Roman"/>
-          <w:b/>
-          <w:bCs/>
-          <w:sz w:val="48"/>
-          <w:szCs w:val="48"/>
-          <w:highlight w:val="none"/>
-        </w:rPr>
-      </w:r>
-      <w:r>
-        <w:rPr>
-          <w:rFonts w:ascii="Times New Roman" w:hAnsi="Times New Roman" w:eastAsia="Times New Roman" w:cs="Times New Roman"/>
-          <w:b/>
-          <w:bCs/>
-          <w:sz w:val="48"/>
-          <w:szCs w:val="48"/>
-          <w:highlight w:val="none"/>
-        </w:rPr>
-      </w:r>
-      <w:r>
-        <w:rPr>
-          <w:highlight w:val="none"/>
+          <w14:ligatures w14:val="none"/>
         </w:rPr>
       </w:r>
     </w:p>
     <w:p>
       <w:pPr>
-        <w:pStyle w:val="845"/>
+        <w:pStyle w:val="847"/>
         <w:pBdr/>
         <w:spacing/>
         <w:ind/>
@@ -1851,7 +1827,13 @@
       <w:bookmarkEnd w:id="4"/>
       <w:r>
         <w:rPr>
+          <w:rFonts w:ascii="Times New Roman" w:hAnsi="Times New Roman" w:eastAsia="Times New Roman" w:cs="Times New Roman"/>
+          <w:b/>
+          <w:bCs/>
           <w:color w:val="1f4f79" w:themeColor="accent1" w:themeShade="80"/>
+          <w:sz w:val="48"/>
+          <w:szCs w:val="48"/>
+          <w:highlight w:val="none"/>
         </w:rPr>
       </w:r>
       <w:r>
@@ -1868,7 +1850,7 @@
     </w:p>
     <w:p>
       <w:pPr>
-        <w:pStyle w:val="846"/>
+        <w:pStyle w:val="848"/>
         <w:pBdr/>
         <w:spacing/>
         <w:ind/>
@@ -1895,12 +1877,13 @@
       <w:r>
         <w:rPr>
           <w:color w:val="1f4f79" w:themeColor="accent1" w:themeShade="80"/>
+          <w14:ligatures w14:val="none"/>
         </w:rPr>
       </w:r>
     </w:p>
     <w:p>
       <w:pPr>
-        <w:pStyle w:val="847"/>
+        <w:pStyle w:val="849"/>
         <w:pBdr/>
         <w:spacing/>
         <w:ind/>
@@ -1928,6 +1911,7 @@
       <w:bookmarkEnd w:id="6"/>
       <w:r>
         <w:rPr>
+          <w:rFonts w:ascii="Times New Roman" w:hAnsi="Times New Roman" w:cs="Times New Roman"/>
           <w:color w:val="1f4f79" w:themeColor="accent1" w:themeShade="80"/>
         </w:rPr>
       </w:r>
@@ -1935,6 +1919,7 @@
         <w:rPr>
           <w:rFonts w:ascii="Times New Roman" w:hAnsi="Times New Roman" w:cs="Times New Roman"/>
           <w:color w:val="1f4f79" w:themeColor="accent1" w:themeShade="80"/>
+          <w14:ligatures w14:val="none"/>
         </w:rPr>
       </w:r>
     </w:p>
@@ -1947,7 +1932,6 @@
           <w14:ligatures w14:val="none"/>
         </w:rPr>
       </w:pPr>
-      <w:r/>
       <w:r>
         <mc:AlternateContent>
           <mc:Choice Requires="wpg">
@@ -2035,7 +2019,11 @@
           <w:color w:val="auto"/>
         </w:rPr>
       </w:r>
-      <w:r/>
+      <w:r>
+        <w:rPr>
+          <w14:ligatures w14:val="none"/>
+        </w:rPr>
+      </w:r>
     </w:p>
     <w:p>
       <w:pPr>
@@ -2044,8 +2032,6 @@
         <w:ind/>
         <w:rPr/>
       </w:pPr>
-      <w:r/>
-      <w:r/>
       <w:r/>
       <w:r/>
     </w:p>
@@ -2061,7 +2047,7 @@
     </w:p>
     <w:p>
       <w:pPr>
-        <w:pStyle w:val="847"/>
+        <w:pStyle w:val="849"/>
         <w:pBdr/>
         <w:spacing/>
         <w:ind/>
@@ -2092,6 +2078,7 @@
       <w:r>
         <w:rPr>
           <w:color w:val="1f4f79" w:themeColor="accent1" w:themeShade="80"/>
+          <w:highlight w:val="none"/>
         </w:rPr>
       </w:r>
       <w:r>
@@ -2115,7 +2102,7 @@
     </w:p>
     <w:tbl>
       <w:tblPr>
-        <w:tblStyle w:val="719"/>
+        <w:tblStyle w:val="721"/>
         <w:tblInd w:w="-709" w:type="dxa"/>
         <w:tblW w:w="0" w:type="auto"/>
         <w:tblBorders/>
@@ -4831,10 +4818,16 @@
           <w:highlight w:val="none"/>
         </w:rPr>
       </w:r>
+      <w:r>
+        <w:rPr>
+          <w:highlight w:val="none"/>
+          <w14:ligatures w14:val="none"/>
+        </w:rPr>
+      </w:r>
     </w:p>
     <w:p>
       <w:pPr>
-        <w:pStyle w:val="846"/>
+        <w:pStyle w:val="848"/>
         <w:pBdr/>
         <w:spacing/>
         <w:ind/>
@@ -4920,7 +4913,7 @@
       </w:r>
       <w:r>
         <w:rPr>
-          <w:rStyle w:val="856"/>
+          <w:rStyle w:val="858"/>
           <w:rFonts w:ascii="Times New Roman" w:hAnsi="Times New Roman" w:eastAsia="Times New Roman" w:cs="Times New Roman"/>
         </w:rPr>
         <w:t xml:space="preserve"> </w:t>
@@ -4936,7 +4929,16 @@
         </w:rPr>
       </w:r>
       <w:bookmarkEnd w:id="8"/>
-      <w:r/>
+      <w:r>
+        <w:rPr>
+          <w:rFonts w:ascii="Times New Roman" w:hAnsi="Times New Roman" w:eastAsia="Times New Roman" w:cs="Times New Roman"/>
+          <w:b/>
+          <w:bCs/>
+          <w:sz w:val="48"/>
+          <w:szCs w:val="48"/>
+          <w:highlight w:val="none"/>
+        </w:rPr>
+      </w:r>
       <w:r>
         <w:rPr>
           <w:rFonts w:ascii="Times New Roman" w:hAnsi="Times New Roman" w:eastAsia="Times New Roman" w:cs="Times New Roman"/>
@@ -4962,7 +4964,6 @@
           <w:highlight w:val="none"/>
         </w:rPr>
       </w:pPr>
-      <w:r/>
       <w:r>
         <mc:AlternateContent>
           <mc:Choice Requires="wpg">
@@ -5103,6 +5104,7 @@
       <w:r>
         <w:rPr>
           <w:highlight w:val="none"/>
+          <w14:ligatures w14:val="none"/>
         </w:rPr>
       </w:r>
     </w:p>
@@ -5375,20 +5377,10 @@
           <w:highlight w:val="none"/>
         </w:rPr>
       </w:r>
-      <w:r>
-        <w:rPr>
-          <w:rFonts w:ascii="Times New Roman" w:hAnsi="Times New Roman" w:eastAsia="Times New Roman" w:cs="Times New Roman"/>
-          <w:b/>
-          <w:bCs/>
-          <w:sz w:val="48"/>
-          <w:szCs w:val="48"/>
-          <w:highlight w:val="none"/>
-        </w:rPr>
-      </w:r>
     </w:p>
     <w:p>
       <w:pPr>
-        <w:pStyle w:val="846"/>
+        <w:pStyle w:val="848"/>
         <w:pBdr/>
         <w:spacing/>
         <w:ind/>
@@ -5418,10 +5410,15 @@
         </w:rPr>
       </w:r>
       <w:bookmarkEnd w:id="9"/>
-      <w:r/>
       <w:r>
         <w:rPr>
           <w:highlight w:val="none"/>
+        </w:rPr>
+      </w:r>
+      <w:r>
+        <w:rPr>
+          <w:highlight w:val="none"/>
+          <w14:ligatures w14:val="none"/>
         </w:rPr>
       </w:r>
     </w:p>
@@ -5446,7 +5443,6 @@
           <w:highlight w:val="none"/>
         </w:rPr>
       </w:pPr>
-      <w:r/>
       <w:r>
         <mc:AlternateContent>
           <mc:Choice Requires="wpg">
@@ -5516,21 +5512,11 @@
           </mc:Fallback>
         </mc:AlternateContent>
       </w:r>
-      <w:r/>
-      <w:r/>
-      <w:r/>
       <w:r>
         <w:rPr>
           <w:highlight w:val="none"/>
         </w:rPr>
       </w:r>
-      <w:r>
-        <w:rPr>
-          <w:highlight w:val="none"/>
-        </w:rPr>
-      </w:r>
-      <w:r/>
-      <w:r/>
       <w:r>
         <w:rPr>
           <w:highlight w:val="none"/>
@@ -5564,7 +5550,13 @@
         <w:rPr>
           <w:highlight w:val="none"/>
         </w:rPr>
-        <w:t xml:space="preserve">ffet possible de détourner l’utilisation du capteur de TVOC/CO2, pour détecter un éventuel départ de feu dans la menuiserie. Le demandeur étant très exposé à ce risque en vue de la quantité de matières inflammable dans sa menuiserie (colle, solvant et bois).</w:t>
+        <w:t xml:space="preserve">ff</w:t>
+      </w:r>
+      <w:r>
+        <w:rPr>
+          <w:highlight w:val="none"/>
+        </w:rPr>
+        <w:t xml:space="preserve">et possible de détourner l’utilisation du capteur de TVOC/CO2, pour détecter un éventuel départ de feu dans la menuiserie. Le demandeur étant très exposé à ce risque en vue de la quantité de matières inflammable dans sa menuiserie (colle, solvant et bois).</w:t>
       </w:r>
       <w:r>
         <w:rPr>
@@ -5592,7 +5584,7 @@
     </w:p>
     <w:p>
       <w:pPr>
-        <w:pStyle w:val="845"/>
+        <w:pStyle w:val="847"/>
         <w:pBdr/>
         <w:spacing/>
         <w:ind/>
@@ -5632,18 +5624,20 @@
       <w:r>
         <w:rPr>
           <w:color w:val="1f4f79" w:themeColor="accent1" w:themeShade="80"/>
+          <w:highlight w:val="none"/>
         </w:rPr>
       </w:r>
       <w:r>
         <w:rPr>
           <w:color w:val="1f4f79" w:themeColor="accent1" w:themeShade="80"/>
           <w:highlight w:val="none"/>
+          <w14:ligatures w14:val="none"/>
         </w:rPr>
       </w:r>
     </w:p>
     <w:p>
       <w:pPr>
-        <w:pStyle w:val="846"/>
+        <w:pStyle w:val="848"/>
         <w:pBdr/>
         <w:spacing/>
         <w:ind/>
@@ -5686,7 +5680,6 @@
         <w:t xml:space="preserve">Diagramme de déploiement</w:t>
       </w:r>
       <w:r/>
-      <w:r/>
     </w:p>
     <w:p>
       <w:pPr>
@@ -5706,15 +5699,6 @@
       <w:r>
         <w:rPr>
           <w:highlight w:val="none"/>
-        </w:rPr>
-      </w:r>
-      <w:r/>
-      <w:r>
-        <w:rPr>
-          <w:rFonts w:ascii="Times New Roman" w:hAnsi="Times New Roman" w:eastAsia="Times New Roman" w:cs="Times New Roman"/>
-          <w:b/>
-          <w:color w:val="000000"/>
-          <w:sz w:val="24"/>
         </w:rPr>
       </w:r>
       <w:r>
@@ -6505,7 +6489,7 @@
     </w:p>
     <w:p>
       <w:pPr>
-        <w:pStyle w:val="845"/>
+        <w:pStyle w:val="847"/>
         <w:pBdr/>
         <w:spacing/>
         <w:ind/>
@@ -6552,7 +6536,13 @@
       <w:bookmarkEnd w:id="12"/>
       <w:r>
         <w:rPr>
+          <w:rFonts w:ascii="Times New Roman" w:hAnsi="Times New Roman" w:eastAsia="Times New Roman" w:cs="Times New Roman"/>
+          <w:b/>
+          <w:bCs/>
           <w:color w:val="1f4f79" w:themeColor="accent1" w:themeShade="80"/>
+          <w:sz w:val="48"/>
+          <w:szCs w:val="48"/>
+          <w:highlight w:val="none"/>
         </w:rPr>
       </w:r>
       <w:r>
@@ -6741,7 +6731,7 @@
 <w:ftr xmlns:wpc="http://schemas.microsoft.com/office/word/2010/wordprocessingCanvas" xmlns:mc="http://schemas.openxmlformats.org/markup-compatibility/2006" xmlns:o="urn:schemas-microsoft-com:office:office" xmlns:r="http://schemas.openxmlformats.org/officeDocument/2006/relationships" xmlns:m="http://schemas.openxmlformats.org/officeDocument/2006/math" xmlns:v="urn:schemas-microsoft-com:vml" xmlns:wp14="http://schemas.microsoft.com/office/word/2010/wordprocessingDrawing" xmlns:wp="http://schemas.openxmlformats.org/drawingml/2006/wordprocessingDrawing" xmlns:w10="urn:schemas-microsoft-com:office:word" xmlns:w="http://schemas.openxmlformats.org/wordprocessingml/2006/main" xmlns:w14="http://schemas.microsoft.com/office/word/2010/wordml" xmlns:w15="http://schemas.microsoft.com/office/word/2012/wordml" xmlns:wpg="http://schemas.microsoft.com/office/word/2010/wordprocessingGroup" xmlns:wpi="http://schemas.microsoft.com/office/word/2010/wordprocessingInk" xmlns:wne="http://schemas.microsoft.com/office/word/2006/wordml" xmlns:a="http://schemas.openxmlformats.org/drawingml/2006/main" xmlns:wps="http://schemas.microsoft.com/office/word/2010/wordprocessingShape" mc:Ignorable="w14 w15 wp14">
   <w:p>
     <w:pPr>
-      <w:pStyle w:val="881"/>
+      <w:pStyle w:val="883"/>
       <w:pBdr/>
       <w:spacing/>
       <w:ind/>
@@ -6758,7 +6748,7 @@
   </w:p>
   <w:p>
     <w:pPr>
-      <w:pStyle w:val="881"/>
+      <w:pStyle w:val="883"/>
       <w:pBdr/>
       <w:spacing/>
       <w:ind/>
@@ -7248,9 +7238,9 @@
     <w:lsdException w:name="Bibliography" w:uiPriority="37"/>
     <w:lsdException w:name="TOC Heading" w:uiPriority="39" w:qFormat="1"/>
   </w:latentStyles>
-  <w:style w:type="table" w:styleId="719">
+  <w:style w:type="table" w:styleId="721">
     <w:name w:val="Table Grid"/>
-    <w:basedOn w:val="905"/>
+    <w:basedOn w:val="907"/>
     <w:uiPriority w:val="59"/>
     <w:pPr>
       <w:pBdr/>
@@ -7447,9 +7437,9 @@
       </w:tcPr>
     </w:tblStylePr>
   </w:style>
-  <w:style w:type="table" w:styleId="720">
+  <w:style w:type="table" w:styleId="722">
     <w:name w:val="Table Grid Light"/>
-    <w:basedOn w:val="905"/>
+    <w:basedOn w:val="907"/>
     <w:uiPriority w:val="59"/>
     <w:pPr>
       <w:pBdr/>
@@ -7646,9 +7636,9 @@
       </w:tcPr>
     </w:tblStylePr>
   </w:style>
-  <w:style w:type="table" w:styleId="721">
+  <w:style w:type="table" w:styleId="723">
     <w:name w:val="Plain Table 1"/>
-    <w:basedOn w:val="905"/>
+    <w:basedOn w:val="907"/>
     <w:uiPriority w:val="59"/>
     <w:pPr>
       <w:pBdr/>
@@ -7871,9 +7861,9 @@
       </w:tcPr>
     </w:tblStylePr>
   </w:style>
-  <w:style w:type="table" w:styleId="722">
+  <w:style w:type="table" w:styleId="724">
     <w:name w:val="Plain Table 2"/>
-    <w:basedOn w:val="905"/>
+    <w:basedOn w:val="907"/>
     <w:uiPriority w:val="59"/>
     <w:pPr>
       <w:pBdr/>
@@ -8104,9 +8094,9 @@
       </w:tcPr>
     </w:tblStylePr>
   </w:style>
-  <w:style w:type="table" w:styleId="723">
+  <w:style w:type="table" w:styleId="725">
     <w:name w:val="Plain Table 3"/>
-    <w:basedOn w:val="905"/>
+    <w:basedOn w:val="907"/>
     <w:uiPriority w:val="99"/>
     <w:pPr>
       <w:pBdr/>
@@ -8334,9 +8324,9 @@
       </w:tcPr>
     </w:tblStylePr>
   </w:style>
-  <w:style w:type="table" w:styleId="724">
+  <w:style w:type="table" w:styleId="726">
     <w:name w:val="Plain Table 4"/>
-    <w:basedOn w:val="905"/>
+    <w:basedOn w:val="907"/>
     <w:uiPriority w:val="99"/>
     <w:pPr>
       <w:pBdr/>
@@ -8550,9 +8540,9 @@
       </w:tcPr>
     </w:tblStylePr>
   </w:style>
-  <w:style w:type="table" w:styleId="725">
+  <w:style w:type="table" w:styleId="727">
     <w:name w:val="Plain Table 5"/>
-    <w:basedOn w:val="905"/>
+    <w:basedOn w:val="907"/>
     <w:uiPriority w:val="99"/>
     <w:pPr>
       <w:pBdr/>
@@ -8783,9 +8773,9 @@
       </w:tcPr>
     </w:tblStylePr>
   </w:style>
-  <w:style w:type="table" w:styleId="726">
+  <w:style w:type="table" w:styleId="728">
     <w:name w:val="Grid Table 1 Light"/>
-    <w:basedOn w:val="905"/>
+    <w:basedOn w:val="907"/>
     <w:uiPriority w:val="99"/>
     <w:pPr>
       <w:pBdr/>
@@ -9006,9 +8996,9 @@
       </w:tcPr>
     </w:tblStylePr>
   </w:style>
-  <w:style w:type="table" w:styleId="727">
+  <w:style w:type="table" w:styleId="729">
     <w:name w:val="Grid Table 1 Light - Accent 1"/>
-    <w:basedOn w:val="905"/>
+    <w:basedOn w:val="907"/>
     <w:uiPriority w:val="99"/>
     <w:pPr>
       <w:pBdr/>
@@ -9229,9 +9219,9 @@
       </w:tcPr>
     </w:tblStylePr>
   </w:style>
-  <w:style w:type="table" w:styleId="728">
+  <w:style w:type="table" w:styleId="730">
     <w:name w:val="Grid Table 1 Light - Accent 2"/>
-    <w:basedOn w:val="905"/>
+    <w:basedOn w:val="907"/>
     <w:uiPriority w:val="99"/>
     <w:pPr>
       <w:pBdr/>
@@ -9452,9 +9442,9 @@
       </w:tcPr>
     </w:tblStylePr>
   </w:style>
-  <w:style w:type="table" w:styleId="729">
+  <w:style w:type="table" w:styleId="731">
     <w:name w:val="Grid Table 1 Light - Accent 3"/>
-    <w:basedOn w:val="905"/>
+    <w:basedOn w:val="907"/>
     <w:uiPriority w:val="99"/>
     <w:pPr>
       <w:pBdr/>
@@ -9675,9 +9665,9 @@
       </w:tcPr>
     </w:tblStylePr>
   </w:style>
-  <w:style w:type="table" w:styleId="730">
+  <w:style w:type="table" w:styleId="732">
     <w:name w:val="Grid Table 1 Light - Accent 4"/>
-    <w:basedOn w:val="905"/>
+    <w:basedOn w:val="907"/>
     <w:uiPriority w:val="99"/>
     <w:pPr>
       <w:pBdr/>
@@ -9898,9 +9888,9 @@
       </w:tcPr>
     </w:tblStylePr>
   </w:style>
-  <w:style w:type="table" w:styleId="731">
+  <w:style w:type="table" w:styleId="733">
     <w:name w:val="Grid Table 1 Light - Accent 5"/>
-    <w:basedOn w:val="905"/>
+    <w:basedOn w:val="907"/>
     <w:uiPriority w:val="99"/>
     <w:pPr>
       <w:pBdr/>
@@ -10121,9 +10111,9 @@
       </w:tcPr>
     </w:tblStylePr>
   </w:style>
-  <w:style w:type="table" w:styleId="732">
+  <w:style w:type="table" w:styleId="734">
     <w:name w:val="Grid Table 1 Light - Accent 6"/>
-    <w:basedOn w:val="905"/>
+    <w:basedOn w:val="907"/>
     <w:uiPriority w:val="99"/>
     <w:pPr>
       <w:pBdr/>
@@ -10344,9 +10334,9 @@
       </w:tcPr>
     </w:tblStylePr>
   </w:style>
-  <w:style w:type="table" w:styleId="733">
+  <w:style w:type="table" w:styleId="735">
     <w:name w:val="Grid Table 2"/>
-    <w:basedOn w:val="905"/>
+    <w:basedOn w:val="907"/>
     <w:uiPriority w:val="99"/>
     <w:pPr>
       <w:pBdr/>
@@ -10576,9 +10566,9 @@
       </w:tcPr>
     </w:tblStylePr>
   </w:style>
-  <w:style w:type="table" w:styleId="734">
+  <w:style w:type="table" w:styleId="736">
     <w:name w:val="Grid Table 2 - Accent 1"/>
-    <w:basedOn w:val="905"/>
+    <w:basedOn w:val="907"/>
     <w:uiPriority w:val="99"/>
     <w:pPr>
       <w:pBdr/>
@@ -10808,9 +10798,9 @@
       </w:tcPr>
     </w:tblStylePr>
   </w:style>
-  <w:style w:type="table" w:styleId="735">
+  <w:style w:type="table" w:styleId="737">
     <w:name w:val="Grid Table 2 - Accent 2"/>
-    <w:basedOn w:val="905"/>
+    <w:basedOn w:val="907"/>
     <w:uiPriority w:val="99"/>
     <w:pPr>
       <w:pBdr/>
@@ -11040,9 +11030,9 @@
       </w:tcPr>
     </w:tblStylePr>
   </w:style>
-  <w:style w:type="table" w:styleId="736">
+  <w:style w:type="table" w:styleId="738">
     <w:name w:val="Grid Table 2 - Accent 3"/>
-    <w:basedOn w:val="905"/>
+    <w:basedOn w:val="907"/>
     <w:uiPriority w:val="99"/>
     <w:pPr>
       <w:pBdr/>
@@ -11272,9 +11262,9 @@
       </w:tcPr>
     </w:tblStylePr>
   </w:style>
-  <w:style w:type="table" w:styleId="737">
+  <w:style w:type="table" w:styleId="739">
     <w:name w:val="Grid Table 2 - Accent 4"/>
-    <w:basedOn w:val="905"/>
+    <w:basedOn w:val="907"/>
     <w:uiPriority w:val="99"/>
     <w:pPr>
       <w:pBdr/>
@@ -11504,9 +11494,9 @@
       </w:tcPr>
     </w:tblStylePr>
   </w:style>
-  <w:style w:type="table" w:styleId="738">
+  <w:style w:type="table" w:styleId="740">
     <w:name w:val="Grid Table 2 - Accent 5"/>
-    <w:basedOn w:val="905"/>
+    <w:basedOn w:val="907"/>
     <w:uiPriority w:val="99"/>
     <w:pPr>
       <w:pBdr/>
@@ -11736,9 +11726,9 @@
       </w:tcPr>
     </w:tblStylePr>
   </w:style>
-  <w:style w:type="table" w:styleId="739">
+  <w:style w:type="table" w:styleId="741">
     <w:name w:val="Grid Table 2 - Accent 6"/>
-    <w:basedOn w:val="905"/>
+    <w:basedOn w:val="907"/>
     <w:uiPriority w:val="99"/>
     <w:pPr>
       <w:pBdr/>
@@ -11968,9 +11958,9 @@
       </w:tcPr>
     </w:tblStylePr>
   </w:style>
-  <w:style w:type="table" w:styleId="740">
+  <w:style w:type="table" w:styleId="742">
     <w:name w:val="Grid Table 3"/>
-    <w:basedOn w:val="905"/>
+    <w:basedOn w:val="907"/>
     <w:uiPriority w:val="99"/>
     <w:pPr>
       <w:pBdr/>
@@ -12213,9 +12203,9 @@
       </w:tcPr>
     </w:tblStylePr>
   </w:style>
-  <w:style w:type="table" w:styleId="741">
+  <w:style w:type="table" w:styleId="743">
     <w:name w:val="Grid Table 3 - Accent 1"/>
-    <w:basedOn w:val="905"/>
+    <w:basedOn w:val="907"/>
     <w:uiPriority w:val="99"/>
     <w:pPr>
       <w:pBdr/>
@@ -12458,9 +12448,9 @@
       </w:tcPr>
     </w:tblStylePr>
   </w:style>
-  <w:style w:type="table" w:styleId="742">
+  <w:style w:type="table" w:styleId="744">
     <w:name w:val="Grid Table 3 - Accent 2"/>
-    <w:basedOn w:val="905"/>
+    <w:basedOn w:val="907"/>
     <w:uiPriority w:val="99"/>
     <w:pPr>
       <w:pBdr/>
@@ -12703,9 +12693,9 @@
       </w:tcPr>
     </w:tblStylePr>
   </w:style>
-  <w:style w:type="table" w:styleId="743">
+  <w:style w:type="table" w:styleId="745">
     <w:name w:val="Grid Table 3 - Accent 3"/>
-    <w:basedOn w:val="905"/>
+    <w:basedOn w:val="907"/>
     <w:uiPriority w:val="99"/>
     <w:pPr>
       <w:pBdr/>
@@ -12948,9 +12938,9 @@
       </w:tcPr>
     </w:tblStylePr>
   </w:style>
-  <w:style w:type="table" w:styleId="744">
+  <w:style w:type="table" w:styleId="746">
     <w:name w:val="Grid Table 3 - Accent 4"/>
-    <w:basedOn w:val="905"/>
+    <w:basedOn w:val="907"/>
     <w:uiPriority w:val="99"/>
     <w:pPr>
       <w:pBdr/>
@@ -13193,9 +13183,9 @@
       </w:tcPr>
     </w:tblStylePr>
   </w:style>
-  <w:style w:type="table" w:styleId="745">
+  <w:style w:type="table" w:styleId="747">
     <w:name w:val="Grid Table 3 - Accent 5"/>
-    <w:basedOn w:val="905"/>
+    <w:basedOn w:val="907"/>
     <w:uiPriority w:val="99"/>
     <w:pPr>
       <w:pBdr/>
@@ -13438,9 +13428,9 @@
       </w:tcPr>
     </w:tblStylePr>
   </w:style>
-  <w:style w:type="table" w:styleId="746">
+  <w:style w:type="table" w:styleId="748">
     <w:name w:val="Grid Table 3 - Accent 6"/>
-    <w:basedOn w:val="905"/>
+    <w:basedOn w:val="907"/>
     <w:uiPriority w:val="99"/>
     <w:pPr>
       <w:pBdr/>
@@ -13683,9 +13673,9 @@
       </w:tcPr>
     </w:tblStylePr>
   </w:style>
-  <w:style w:type="table" w:styleId="747">
+  <w:style w:type="table" w:styleId="749">
     <w:name w:val="Grid Table 4"/>
-    <w:basedOn w:val="905"/>
+    <w:basedOn w:val="907"/>
     <w:uiPriority w:val="59"/>
     <w:pPr>
       <w:pBdr/>
@@ -13916,9 +13906,9 @@
       </w:tcPr>
     </w:tblStylePr>
   </w:style>
-  <w:style w:type="table" w:styleId="748">
+  <w:style w:type="table" w:styleId="750">
     <w:name w:val="Grid Table 4 - Accent 1"/>
-    <w:basedOn w:val="905"/>
+    <w:basedOn w:val="907"/>
     <w:uiPriority w:val="59"/>
     <w:pPr>
       <w:pBdr/>
@@ -14149,9 +14139,9 @@
       </w:tcPr>
     </w:tblStylePr>
   </w:style>
-  <w:style w:type="table" w:styleId="749">
+  <w:style w:type="table" w:styleId="751">
     <w:name w:val="Grid Table 4 - Accent 2"/>
-    <w:basedOn w:val="905"/>
+    <w:basedOn w:val="907"/>
     <w:uiPriority w:val="59"/>
     <w:pPr>
       <w:pBdr/>
@@ -14382,9 +14372,9 @@
       </w:tcPr>
     </w:tblStylePr>
   </w:style>
-  <w:style w:type="table" w:styleId="750">
+  <w:style w:type="table" w:styleId="752">
     <w:name w:val="Grid Table 4 - Accent 3"/>
-    <w:basedOn w:val="905"/>
+    <w:basedOn w:val="907"/>
     <w:uiPriority w:val="59"/>
     <w:pPr>
       <w:pBdr/>
@@ -14615,9 +14605,9 @@
       </w:tcPr>
     </w:tblStylePr>
   </w:style>
-  <w:style w:type="table" w:styleId="751">
+  <w:style w:type="table" w:styleId="753">
     <w:name w:val="Grid Table 4 - Accent 4"/>
-    <w:basedOn w:val="905"/>
+    <w:basedOn w:val="907"/>
     <w:uiPriority w:val="59"/>
     <w:pPr>
       <w:pBdr/>
@@ -14848,9 +14838,9 @@
       </w:tcPr>
     </w:tblStylePr>
   </w:style>
-  <w:style w:type="table" w:styleId="752">
+  <w:style w:type="table" w:styleId="754">
     <w:name w:val="Grid Table 4 - Accent 5"/>
-    <w:basedOn w:val="905"/>
+    <w:basedOn w:val="907"/>
     <w:uiPriority w:val="59"/>
     <w:pPr>
       <w:pBdr/>
@@ -15081,9 +15071,9 @@
       </w:tcPr>
     </w:tblStylePr>
   </w:style>
-  <w:style w:type="table" w:styleId="753">
+  <w:style w:type="table" w:styleId="755">
     <w:name w:val="Grid Table 4 - Accent 6"/>
-    <w:basedOn w:val="905"/>
+    <w:basedOn w:val="907"/>
     <w:uiPriority w:val="59"/>
     <w:pPr>
       <w:pBdr/>
@@ -15314,9 +15304,9 @@
       </w:tcPr>
     </w:tblStylePr>
   </w:style>
-  <w:style w:type="table" w:styleId="754">
+  <w:style w:type="table" w:styleId="756">
     <w:name w:val="Grid Table 5 Dark"/>
-    <w:basedOn w:val="905"/>
+    <w:basedOn w:val="907"/>
     <w:uiPriority w:val="99"/>
     <w:pPr>
       <w:pBdr/>
@@ -15542,9 +15532,9 @@
       </w:tcPr>
     </w:tblStylePr>
   </w:style>
-  <w:style w:type="table" w:styleId="755">
+  <w:style w:type="table" w:styleId="757">
     <w:name w:val="Grid Table 5 Dark- Accent 1"/>
-    <w:basedOn w:val="905"/>
+    <w:basedOn w:val="907"/>
     <w:uiPriority w:val="99"/>
     <w:pPr>
       <w:pBdr/>
@@ -15770,9 +15760,9 @@
       </w:tcPr>
     </w:tblStylePr>
   </w:style>
-  <w:style w:type="table" w:styleId="756">
+  <w:style w:type="table" w:styleId="758">
     <w:name w:val="Grid Table 5 Dark - Accent 2"/>
-    <w:basedOn w:val="905"/>
+    <w:basedOn w:val="907"/>
     <w:uiPriority w:val="99"/>
     <w:pPr>
       <w:pBdr/>
@@ -15998,9 +15988,9 @@
       </w:tcPr>
     </w:tblStylePr>
   </w:style>
-  <w:style w:type="table" w:styleId="757">
+  <w:style w:type="table" w:styleId="759">
     <w:name w:val="Grid Table 5 Dark - Accent 3"/>
-    <w:basedOn w:val="905"/>
+    <w:basedOn w:val="907"/>
     <w:uiPriority w:val="99"/>
     <w:pPr>
       <w:pBdr/>
@@ -16226,9 +16216,9 @@
       </w:tcPr>
     </w:tblStylePr>
   </w:style>
-  <w:style w:type="table" w:styleId="758">
+  <w:style w:type="table" w:styleId="760">
     <w:name w:val="Grid Table 5 Dark- Accent 4"/>
-    <w:basedOn w:val="905"/>
+    <w:basedOn w:val="907"/>
     <w:uiPriority w:val="99"/>
     <w:pPr>
       <w:pBdr/>
@@ -16454,9 +16444,9 @@
       </w:tcPr>
     </w:tblStylePr>
   </w:style>
-  <w:style w:type="table" w:styleId="759">
+  <w:style w:type="table" w:styleId="761">
     <w:name w:val="Grid Table 5 Dark - Accent 5"/>
-    <w:basedOn w:val="905"/>
+    <w:basedOn w:val="907"/>
     <w:uiPriority w:val="99"/>
     <w:pPr>
       <w:pBdr/>
@@ -16682,9 +16672,9 @@
       </w:tcPr>
     </w:tblStylePr>
   </w:style>
-  <w:style w:type="table" w:styleId="760">
+  <w:style w:type="table" w:styleId="762">
     <w:name w:val="Grid Table 5 Dark - Accent 6"/>
-    <w:basedOn w:val="905"/>
+    <w:basedOn w:val="907"/>
     <w:uiPriority w:val="99"/>
     <w:pPr>
       <w:pBdr/>
@@ -16910,9 +16900,9 @@
       </w:tcPr>
     </w:tblStylePr>
   </w:style>
-  <w:style w:type="table" w:styleId="761">
+  <w:style w:type="table" w:styleId="763">
     <w:name w:val="Grid Table 6 Colorful"/>
-    <w:basedOn w:val="905"/>
+    <w:basedOn w:val="907"/>
     <w:uiPriority w:val="99"/>
     <w:pPr>
       <w:pBdr/>
@@ -17140,9 +17130,9 @@
       </w:tcPr>
     </w:tblStylePr>
   </w:style>
-  <w:style w:type="table" w:styleId="762">
+  <w:style w:type="table" w:styleId="764">
     <w:name w:val="Grid Table 6 Colorful - Accent 1"/>
-    <w:basedOn w:val="905"/>
+    <w:basedOn w:val="907"/>
     <w:uiPriority w:val="99"/>
     <w:pPr>
       <w:pBdr/>
@@ -17370,9 +17360,9 @@
       </w:tcPr>
     </w:tblStylePr>
   </w:style>
-  <w:style w:type="table" w:styleId="763">
+  <w:style w:type="table" w:styleId="765">
     <w:name w:val="Grid Table 6 Colorful - Accent 2"/>
-    <w:basedOn w:val="905"/>
+    <w:basedOn w:val="907"/>
     <w:uiPriority w:val="99"/>
     <w:pPr>
       <w:pBdr/>
@@ -17600,9 +17590,9 @@
       </w:tcPr>
     </w:tblStylePr>
   </w:style>
-  <w:style w:type="table" w:styleId="764">
+  <w:style w:type="table" w:styleId="766">
     <w:name w:val="Grid Table 6 Colorful - Accent 3"/>
-    <w:basedOn w:val="905"/>
+    <w:basedOn w:val="907"/>
     <w:uiPriority w:val="99"/>
     <w:pPr>
       <w:pBdr/>
@@ -17830,9 +17820,9 @@
       </w:tcPr>
     </w:tblStylePr>
   </w:style>
-  <w:style w:type="table" w:styleId="765">
+  <w:style w:type="table" w:styleId="767">
     <w:name w:val="Grid Table 6 Colorful - Accent 4"/>
-    <w:basedOn w:val="905"/>
+    <w:basedOn w:val="907"/>
     <w:uiPriority w:val="99"/>
     <w:pPr>
       <w:pBdr/>
@@ -18060,9 +18050,9 @@
       </w:tcPr>
     </w:tblStylePr>
   </w:style>
-  <w:style w:type="table" w:styleId="766">
+  <w:style w:type="table" w:styleId="768">
     <w:name w:val="Grid Table 6 Colorful - Accent 5"/>
-    <w:basedOn w:val="905"/>
+    <w:basedOn w:val="907"/>
     <w:uiPriority w:val="99"/>
     <w:pPr>
       <w:pBdr/>
@@ -18290,9 +18280,9 @@
       </w:tcPr>
     </w:tblStylePr>
   </w:style>
-  <w:style w:type="table" w:styleId="767">
+  <w:style w:type="table" w:styleId="769">
     <w:name w:val="Grid Table 6 Colorful - Accent 6"/>
-    <w:basedOn w:val="905"/>
+    <w:basedOn w:val="907"/>
     <w:uiPriority w:val="99"/>
     <w:pPr>
       <w:pBdr/>
@@ -18520,9 +18510,9 @@
       </w:tcPr>
     </w:tblStylePr>
   </w:style>
-  <w:style w:type="table" w:styleId="768">
+  <w:style w:type="table" w:styleId="770">
     <w:name w:val="Grid Table 7 Colorful"/>
-    <w:basedOn w:val="905"/>
+    <w:basedOn w:val="907"/>
     <w:uiPriority w:val="99"/>
     <w:pPr>
       <w:pBdr/>
@@ -18774,9 +18764,9 @@
       </w:tcPr>
     </w:tblStylePr>
   </w:style>
-  <w:style w:type="table" w:styleId="769">
+  <w:style w:type="table" w:styleId="771">
     <w:name w:val="Grid Table 7 Colorful - Accent 1"/>
-    <w:basedOn w:val="905"/>
+    <w:basedOn w:val="907"/>
     <w:uiPriority w:val="99"/>
     <w:pPr>
       <w:pBdr/>
@@ -19028,9 +19018,9 @@
       </w:tcPr>
     </w:tblStylePr>
   </w:style>
-  <w:style w:type="table" w:styleId="770">
+  <w:style w:type="table" w:styleId="772">
     <w:name w:val="Grid Table 7 Colorful - Accent 2"/>
-    <w:basedOn w:val="905"/>
+    <w:basedOn w:val="907"/>
     <w:uiPriority w:val="99"/>
     <w:pPr>
       <w:pBdr/>
@@ -19282,9 +19272,9 @@
       </w:tcPr>
     </w:tblStylePr>
   </w:style>
-  <w:style w:type="table" w:styleId="771">
+  <w:style w:type="table" w:styleId="773">
     <w:name w:val="Grid Table 7 Colorful - Accent 3"/>
-    <w:basedOn w:val="905"/>
+    <w:basedOn w:val="907"/>
     <w:uiPriority w:val="99"/>
     <w:pPr>
       <w:pBdr/>
@@ -19536,9 +19526,9 @@
       </w:tcPr>
     </w:tblStylePr>
   </w:style>
-  <w:style w:type="table" w:styleId="772">
+  <w:style w:type="table" w:styleId="774">
     <w:name w:val="Grid Table 7 Colorful - Accent 4"/>
-    <w:basedOn w:val="905"/>
+    <w:basedOn w:val="907"/>
     <w:uiPriority w:val="99"/>
     <w:pPr>
       <w:pBdr/>
@@ -19790,9 +19780,9 @@
       </w:tcPr>
     </w:tblStylePr>
   </w:style>
-  <w:style w:type="table" w:styleId="773">
+  <w:style w:type="table" w:styleId="775">
     <w:name w:val="Grid Table 7 Colorful - Accent 5"/>
-    <w:basedOn w:val="905"/>
+    <w:basedOn w:val="907"/>
     <w:uiPriority w:val="99"/>
     <w:pPr>
       <w:pBdr/>
@@ -20044,9 +20034,9 @@
       </w:tcPr>
     </w:tblStylePr>
   </w:style>
-  <w:style w:type="table" w:styleId="774">
+  <w:style w:type="table" w:styleId="776">
     <w:name w:val="Grid Table 7 Colorful - Accent 6"/>
-    <w:basedOn w:val="905"/>
+    <w:basedOn w:val="907"/>
     <w:uiPriority w:val="99"/>
     <w:pPr>
       <w:pBdr/>
@@ -20298,9 +20288,9 @@
       </w:tcPr>
     </w:tblStylePr>
   </w:style>
-  <w:style w:type="table" w:styleId="775">
+  <w:style w:type="table" w:styleId="777">
     <w:name w:val="List Table 1 Light"/>
-    <w:basedOn w:val="905"/>
+    <w:basedOn w:val="907"/>
     <w:uiPriority w:val="99"/>
     <w:pPr>
       <w:pBdr/>
@@ -20514,9 +20504,9 @@
       </w:tcPr>
     </w:tblStylePr>
   </w:style>
-  <w:style w:type="table" w:styleId="776">
+  <w:style w:type="table" w:styleId="778">
     <w:name w:val="List Table 1 Light - Accent 1"/>
-    <w:basedOn w:val="905"/>
+    <w:basedOn w:val="907"/>
     <w:uiPriority w:val="99"/>
     <w:pPr>
       <w:pBdr/>
@@ -20730,9 +20720,9 @@
       </w:tcPr>
     </w:tblStylePr>
   </w:style>
-  <w:style w:type="table" w:styleId="777">
+  <w:style w:type="table" w:styleId="779">
     <w:name w:val="List Table 1 Light - Accent 2"/>
-    <w:basedOn w:val="905"/>
+    <w:basedOn w:val="907"/>
     <w:uiPriority w:val="99"/>
     <w:pPr>
       <w:pBdr/>
@@ -20946,9 +20936,9 @@
       </w:tcPr>
     </w:tblStylePr>
   </w:style>
-  <w:style w:type="table" w:styleId="778">
+  <w:style w:type="table" w:styleId="780">
     <w:name w:val="List Table 1 Light - Accent 3"/>
-    <w:basedOn w:val="905"/>
+    <w:basedOn w:val="907"/>
     <w:uiPriority w:val="99"/>
     <w:pPr>
       <w:pBdr/>
@@ -21162,9 +21152,9 @@
       </w:tcPr>
     </w:tblStylePr>
   </w:style>
-  <w:style w:type="table" w:styleId="779">
+  <w:style w:type="table" w:styleId="781">
     <w:name w:val="List Table 1 Light - Accent 4"/>
-    <w:basedOn w:val="905"/>
+    <w:basedOn w:val="907"/>
     <w:uiPriority w:val="99"/>
     <w:pPr>
       <w:pBdr/>
@@ -21378,9 +21368,9 @@
       </w:tcPr>
     </w:tblStylePr>
   </w:style>
-  <w:style w:type="table" w:styleId="780">
+  <w:style w:type="table" w:styleId="782">
     <w:name w:val="List Table 1 Light - Accent 5"/>
-    <w:basedOn w:val="905"/>
+    <w:basedOn w:val="907"/>
     <w:uiPriority w:val="99"/>
     <w:pPr>
       <w:pBdr/>
@@ -21594,9 +21584,9 @@
       </w:tcPr>
     </w:tblStylePr>
   </w:style>
-  <w:style w:type="table" w:styleId="781">
+  <w:style w:type="table" w:styleId="783">
     <w:name w:val="List Table 1 Light - Accent 6"/>
-    <w:basedOn w:val="905"/>
+    <w:basedOn w:val="907"/>
     <w:uiPriority w:val="99"/>
     <w:pPr>
       <w:pBdr/>
@@ -21810,9 +21800,9 @@
       </w:tcPr>
     </w:tblStylePr>
   </w:style>
-  <w:style w:type="table" w:styleId="782">
+  <w:style w:type="table" w:styleId="784">
     <w:name w:val="List Table 2"/>
-    <w:basedOn w:val="905"/>
+    <w:basedOn w:val="907"/>
     <w:uiPriority w:val="99"/>
     <w:pPr>
       <w:pBdr/>
@@ -22048,9 +22038,9 @@
       </w:tcPr>
     </w:tblStylePr>
   </w:style>
-  <w:style w:type="table" w:styleId="783">
+  <w:style w:type="table" w:styleId="785">
     <w:name w:val="List Table 2 - Accent 1"/>
-    <w:basedOn w:val="905"/>
+    <w:basedOn w:val="907"/>
     <w:uiPriority w:val="99"/>
     <w:pPr>
       <w:pBdr/>
@@ -22286,9 +22276,9 @@
       </w:tcPr>
     </w:tblStylePr>
   </w:style>
-  <w:style w:type="table" w:styleId="784">
+  <w:style w:type="table" w:styleId="786">
     <w:name w:val="List Table 2 - Accent 2"/>
-    <w:basedOn w:val="905"/>
+    <w:basedOn w:val="907"/>
     <w:uiPriority w:val="99"/>
     <w:pPr>
       <w:pBdr/>
@@ -22524,9 +22514,9 @@
       </w:tcPr>
     </w:tblStylePr>
   </w:style>
-  <w:style w:type="table" w:styleId="785">
+  <w:style w:type="table" w:styleId="787">
     <w:name w:val="List Table 2 - Accent 3"/>
-    <w:basedOn w:val="905"/>
+    <w:basedOn w:val="907"/>
     <w:uiPriority w:val="99"/>
     <w:pPr>
       <w:pBdr/>
@@ -22762,9 +22752,9 @@
       </w:tcPr>
     </w:tblStylePr>
   </w:style>
-  <w:style w:type="table" w:styleId="786">
+  <w:style w:type="table" w:styleId="788">
     <w:name w:val="List Table 2 - Accent 4"/>
-    <w:basedOn w:val="905"/>
+    <w:basedOn w:val="907"/>
     <w:uiPriority w:val="99"/>
     <w:pPr>
       <w:pBdr/>
@@ -23000,9 +22990,9 @@
       </w:tcPr>
     </w:tblStylePr>
   </w:style>
-  <w:style w:type="table" w:styleId="787">
+  <w:style w:type="table" w:styleId="789">
     <w:name w:val="List Table 2 - Accent 5"/>
-    <w:basedOn w:val="905"/>
+    <w:basedOn w:val="907"/>
     <w:uiPriority w:val="99"/>
     <w:pPr>
       <w:pBdr/>
@@ -23238,9 +23228,9 @@
       </w:tcPr>
     </w:tblStylePr>
   </w:style>
-  <w:style w:type="table" w:styleId="788">
+  <w:style w:type="table" w:styleId="790">
     <w:name w:val="List Table 2 - Accent 6"/>
-    <w:basedOn w:val="905"/>
+    <w:basedOn w:val="907"/>
     <w:uiPriority w:val="99"/>
     <w:pPr>
       <w:pBdr/>
@@ -23476,9 +23466,9 @@
       </w:tcPr>
     </w:tblStylePr>
   </w:style>
-  <w:style w:type="table" w:styleId="789">
+  <w:style w:type="table" w:styleId="791">
     <w:name w:val="List Table 3"/>
-    <w:basedOn w:val="905"/>
+    <w:basedOn w:val="907"/>
     <w:uiPriority w:val="99"/>
     <w:pPr>
       <w:pBdr/>
@@ -23704,9 +23694,9 @@
       </w:tcPr>
     </w:tblStylePr>
   </w:style>
-  <w:style w:type="table" w:styleId="790">
+  <w:style w:type="table" w:styleId="792">
     <w:name w:val="List Table 3 - Accent 1"/>
-    <w:basedOn w:val="905"/>
+    <w:basedOn w:val="907"/>
     <w:uiPriority w:val="99"/>
     <w:pPr>
       <w:pBdr/>
@@ -23932,9 +23922,9 @@
       </w:tcPr>
     </w:tblStylePr>
   </w:style>
-  <w:style w:type="table" w:styleId="791">
+  <w:style w:type="table" w:styleId="793">
     <w:name w:val="List Table 3 - Accent 2"/>
-    <w:basedOn w:val="905"/>
+    <w:basedOn w:val="907"/>
     <w:uiPriority w:val="99"/>
     <w:pPr>
       <w:pBdr/>
@@ -24160,9 +24150,9 @@
       </w:tcPr>
     </w:tblStylePr>
   </w:style>
-  <w:style w:type="table" w:styleId="792">
+  <w:style w:type="table" w:styleId="794">
     <w:name w:val="List Table 3 - Accent 3"/>
-    <w:basedOn w:val="905"/>
+    <w:basedOn w:val="907"/>
     <w:uiPriority w:val="99"/>
     <w:pPr>
       <w:pBdr/>
@@ -24388,9 +24378,9 @@
       </w:tcPr>
     </w:tblStylePr>
   </w:style>
-  <w:style w:type="table" w:styleId="793">
+  <w:style w:type="table" w:styleId="795">
     <w:name w:val="List Table 3 - Accent 4"/>
-    <w:basedOn w:val="905"/>
+    <w:basedOn w:val="907"/>
     <w:uiPriority w:val="99"/>
     <w:pPr>
       <w:pBdr/>
@@ -24616,9 +24606,9 @@
       </w:tcPr>
     </w:tblStylePr>
   </w:style>
-  <w:style w:type="table" w:styleId="794">
+  <w:style w:type="table" w:styleId="796">
     <w:name w:val="List Table 3 - Accent 5"/>
-    <w:basedOn w:val="905"/>
+    <w:basedOn w:val="907"/>
     <w:uiPriority w:val="99"/>
     <w:pPr>
       <w:pBdr/>
@@ -24844,9 +24834,9 @@
       </w:tcPr>
     </w:tblStylePr>
   </w:style>
-  <w:style w:type="table" w:styleId="795">
+  <w:style w:type="table" w:styleId="797">
     <w:name w:val="List Table 3 - Accent 6"/>
-    <w:basedOn w:val="905"/>
+    <w:basedOn w:val="907"/>
     <w:uiPriority w:val="99"/>
     <w:pPr>
       <w:pBdr/>
@@ -25072,9 +25062,9 @@
       </w:tcPr>
     </w:tblStylePr>
   </w:style>
-  <w:style w:type="table" w:styleId="796">
+  <w:style w:type="table" w:styleId="798">
     <w:name w:val="List Table 4"/>
-    <w:basedOn w:val="905"/>
+    <w:basedOn w:val="907"/>
     <w:uiPriority w:val="99"/>
     <w:pPr>
       <w:pBdr/>
@@ -25297,9 +25287,9 @@
       </w:tcPr>
     </w:tblStylePr>
   </w:style>
-  <w:style w:type="table" w:styleId="797">
+  <w:style w:type="table" w:styleId="799">
     <w:name w:val="List Table 4 - Accent 1"/>
-    <w:basedOn w:val="905"/>
+    <w:basedOn w:val="907"/>
     <w:uiPriority w:val="99"/>
     <w:pPr>
       <w:pBdr/>
@@ -25522,9 +25512,9 @@
       </w:tcPr>
     </w:tblStylePr>
   </w:style>
-  <w:style w:type="table" w:styleId="798">
+  <w:style w:type="table" w:styleId="800">
     <w:name w:val="List Table 4 - Accent 2"/>
-    <w:basedOn w:val="905"/>
+    <w:basedOn w:val="907"/>
     <w:uiPriority w:val="99"/>
     <w:pPr>
       <w:pBdr/>
@@ -25747,9 +25737,9 @@
       </w:tcPr>
     </w:tblStylePr>
   </w:style>
-  <w:style w:type="table" w:styleId="799">
+  <w:style w:type="table" w:styleId="801">
     <w:name w:val="List Table 4 - Accent 3"/>
-    <w:basedOn w:val="905"/>
+    <w:basedOn w:val="907"/>
     <w:uiPriority w:val="99"/>
     <w:pPr>
       <w:pBdr/>
@@ -25972,9 +25962,9 @@
       </w:tcPr>
     </w:tblStylePr>
   </w:style>
-  <w:style w:type="table" w:styleId="800">
+  <w:style w:type="table" w:styleId="802">
     <w:name w:val="List Table 4 - Accent 4"/>
-    <w:basedOn w:val="905"/>
+    <w:basedOn w:val="907"/>
     <w:uiPriority w:val="99"/>
     <w:pPr>
       <w:pBdr/>
@@ -26197,9 +26187,9 @@
       </w:tcPr>
     </w:tblStylePr>
   </w:style>
-  <w:style w:type="table" w:styleId="801">
+  <w:style w:type="table" w:styleId="803">
     <w:name w:val="List Table 4 - Accent 5"/>
-    <w:basedOn w:val="905"/>
+    <w:basedOn w:val="907"/>
     <w:uiPriority w:val="99"/>
     <w:pPr>
       <w:pBdr/>
@@ -26422,9 +26412,9 @@
       </w:tcPr>
     </w:tblStylePr>
   </w:style>
-  <w:style w:type="table" w:styleId="802">
+  <w:style w:type="table" w:styleId="804">
     <w:name w:val="List Table 4 - Accent 6"/>
-    <w:basedOn w:val="905"/>
+    <w:basedOn w:val="907"/>
     <w:uiPriority w:val="99"/>
     <w:pPr>
       <w:pBdr/>
@@ -26647,9 +26637,9 @@
       </w:tcPr>
     </w:tblStylePr>
   </w:style>
-  <w:style w:type="table" w:styleId="803">
+  <w:style w:type="table" w:styleId="805">
     <w:name w:val="List Table 5 Dark"/>
-    <w:basedOn w:val="905"/>
+    <w:basedOn w:val="907"/>
     <w:uiPriority w:val="99"/>
     <w:pPr>
       <w:pBdr/>
@@ -26889,9 +26879,9 @@
       </w:tcPr>
     </w:tblStylePr>
   </w:style>
-  <w:style w:type="table" w:styleId="804">
+  <w:style w:type="table" w:styleId="806">
     <w:name w:val="List Table 5 Dark - Accent 1"/>
-    <w:basedOn w:val="905"/>
+    <w:basedOn w:val="907"/>
     <w:uiPriority w:val="99"/>
     <w:pPr>
       <w:pBdr/>
@@ -27131,9 +27121,9 @@
       </w:tcPr>
     </w:tblStylePr>
   </w:style>
-  <w:style w:type="table" w:styleId="805">
+  <w:style w:type="table" w:styleId="807">
     <w:name w:val="List Table 5 Dark - Accent 2"/>
-    <w:basedOn w:val="905"/>
+    <w:basedOn w:val="907"/>
     <w:uiPriority w:val="99"/>
     <w:pPr>
       <w:pBdr/>
@@ -27373,9 +27363,9 @@
       </w:tcPr>
     </w:tblStylePr>
   </w:style>
-  <w:style w:type="table" w:styleId="806">
+  <w:style w:type="table" w:styleId="808">
     <w:name w:val="List Table 5 Dark - Accent 3"/>
-    <w:basedOn w:val="905"/>
+    <w:basedOn w:val="907"/>
     <w:uiPriority w:val="99"/>
     <w:pPr>
       <w:pBdr/>
@@ -27615,9 +27605,9 @@
       </w:tcPr>
     </w:tblStylePr>
   </w:style>
-  <w:style w:type="table" w:styleId="807">
+  <w:style w:type="table" w:styleId="809">
     <w:name w:val="List Table 5 Dark - Accent 4"/>
-    <w:basedOn w:val="905"/>
+    <w:basedOn w:val="907"/>
     <w:uiPriority w:val="99"/>
     <w:pPr>
       <w:pBdr/>
@@ -27857,9 +27847,9 @@
       </w:tcPr>
     </w:tblStylePr>
   </w:style>
-  <w:style w:type="table" w:styleId="808">
+  <w:style w:type="table" w:styleId="810">
     <w:name w:val="List Table 5 Dark - Accent 5"/>
-    <w:basedOn w:val="905"/>
+    <w:basedOn w:val="907"/>
     <w:uiPriority w:val="99"/>
     <w:pPr>
       <w:pBdr/>
@@ -28099,9 +28089,9 @@
       </w:tcPr>
     </w:tblStylePr>
   </w:style>
-  <w:style w:type="table" w:styleId="809">
+  <w:style w:type="table" w:styleId="811">
     <w:name w:val="List Table 5 Dark - Accent 6"/>
-    <w:basedOn w:val="905"/>
+    <w:basedOn w:val="907"/>
     <w:uiPriority w:val="99"/>
     <w:pPr>
       <w:pBdr/>
@@ -28341,9 +28331,9 @@
       </w:tcPr>
     </w:tblStylePr>
   </w:style>
-  <w:style w:type="table" w:styleId="810">
+  <w:style w:type="table" w:styleId="812">
     <w:name w:val="List Table 6 Colorful"/>
-    <w:basedOn w:val="905"/>
+    <w:basedOn w:val="907"/>
     <w:uiPriority w:val="99"/>
     <w:pPr>
       <w:pBdr/>
@@ -28564,9 +28554,9 @@
       </w:tcPr>
     </w:tblStylePr>
   </w:style>
-  <w:style w:type="table" w:styleId="811">
+  <w:style w:type="table" w:styleId="813">
     <w:name w:val="List Table 6 Colorful - Accent 1"/>
-    <w:basedOn w:val="905"/>
+    <w:basedOn w:val="907"/>
     <w:uiPriority w:val="99"/>
     <w:pPr>
       <w:pBdr/>
@@ -28787,9 +28777,9 @@
       </w:tcPr>
     </w:tblStylePr>
   </w:style>
-  <w:style w:type="table" w:styleId="812">
+  <w:style w:type="table" w:styleId="814">
     <w:name w:val="List Table 6 Colorful - Accent 2"/>
-    <w:basedOn w:val="905"/>
+    <w:basedOn w:val="907"/>
     <w:uiPriority w:val="99"/>
     <w:pPr>
       <w:pBdr/>
@@ -29010,9 +29000,9 @@
       </w:tcPr>
     </w:tblStylePr>
   </w:style>
-  <w:style w:type="table" w:styleId="813">
+  <w:style w:type="table" w:styleId="815">
     <w:name w:val="List Table 6 Colorful - Accent 3"/>
-    <w:basedOn w:val="905"/>
+    <w:basedOn w:val="907"/>
     <w:uiPriority w:val="99"/>
     <w:pPr>
       <w:pBdr/>
@@ -29233,9 +29223,9 @@
       </w:tcPr>
     </w:tblStylePr>
   </w:style>
-  <w:style w:type="table" w:styleId="814">
+  <w:style w:type="table" w:styleId="816">
     <w:name w:val="List Table 6 Colorful - Accent 4"/>
-    <w:basedOn w:val="905"/>
+    <w:basedOn w:val="907"/>
     <w:uiPriority w:val="99"/>
     <w:pPr>
       <w:pBdr/>
@@ -29456,9 +29446,9 @@
       </w:tcPr>
     </w:tblStylePr>
   </w:style>
-  <w:style w:type="table" w:styleId="815">
+  <w:style w:type="table" w:styleId="817">
     <w:name w:val="List Table 6 Colorful - Accent 5"/>
-    <w:basedOn w:val="905"/>
+    <w:basedOn w:val="907"/>
     <w:uiPriority w:val="99"/>
     <w:pPr>
       <w:pBdr/>
@@ -29679,9 +29669,9 @@
       </w:tcPr>
     </w:tblStylePr>
   </w:style>
-  <w:style w:type="table" w:styleId="816">
+  <w:style w:type="table" w:styleId="818">
     <w:name w:val="List Table 6 Colorful - Accent 6"/>
-    <w:basedOn w:val="905"/>
+    <w:basedOn w:val="907"/>
     <w:uiPriority w:val="99"/>
     <w:pPr>
       <w:pBdr/>
@@ -29902,9 +29892,9 @@
       </w:tcPr>
     </w:tblStylePr>
   </w:style>
-  <w:style w:type="table" w:styleId="817">
+  <w:style w:type="table" w:styleId="819">
     <w:name w:val="List Table 7 Colorful"/>
-    <w:basedOn w:val="905"/>
+    <w:basedOn w:val="907"/>
     <w:uiPriority w:val="99"/>
     <w:pPr>
       <w:pBdr/>
@@ -30158,9 +30148,9 @@
       </w:tcPr>
     </w:tblStylePr>
   </w:style>
-  <w:style w:type="table" w:styleId="818">
+  <w:style w:type="table" w:styleId="820">
     <w:name w:val="List Table 7 Colorful - Accent 1"/>
-    <w:basedOn w:val="905"/>
+    <w:basedOn w:val="907"/>
     <w:uiPriority w:val="99"/>
     <w:pPr>
       <w:pBdr/>
@@ -30414,9 +30404,9 @@
       </w:tcPr>
     </w:tblStylePr>
   </w:style>
-  <w:style w:type="table" w:styleId="819">
+  <w:style w:type="table" w:styleId="821">
     <w:name w:val="List Table 7 Colorful - Accent 2"/>
-    <w:basedOn w:val="905"/>
+    <w:basedOn w:val="907"/>
     <w:uiPriority w:val="99"/>
     <w:pPr>
       <w:pBdr/>
@@ -30670,9 +30660,9 @@
       </w:tcPr>
     </w:tblStylePr>
   </w:style>
-  <w:style w:type="table" w:styleId="820">
+  <w:style w:type="table" w:styleId="822">
     <w:name w:val="List Table 7 Colorful - Accent 3"/>
-    <w:basedOn w:val="905"/>
+    <w:basedOn w:val="907"/>
     <w:uiPriority w:val="99"/>
     <w:pPr>
       <w:pBdr/>
@@ -30926,9 +30916,9 @@
       </w:tcPr>
     </w:tblStylePr>
   </w:style>
-  <w:style w:type="table" w:styleId="821">
+  <w:style w:type="table" w:styleId="823">
     <w:name w:val="List Table 7 Colorful - Accent 4"/>
-    <w:basedOn w:val="905"/>
+    <w:basedOn w:val="907"/>
     <w:uiPriority w:val="99"/>
     <w:pPr>
       <w:pBdr/>
@@ -31182,9 +31172,9 @@
       </w:tcPr>
     </w:tblStylePr>
   </w:style>
-  <w:style w:type="table" w:styleId="822">
+  <w:style w:type="table" w:styleId="824">
     <w:name w:val="List Table 7 Colorful - Accent 5"/>
-    <w:basedOn w:val="905"/>
+    <w:basedOn w:val="907"/>
     <w:uiPriority w:val="99"/>
     <w:pPr>
       <w:pBdr/>
@@ -31438,9 +31428,9 @@
       </w:tcPr>
     </w:tblStylePr>
   </w:style>
-  <w:style w:type="table" w:styleId="823">
+  <w:style w:type="table" w:styleId="825">
     <w:name w:val="List Table 7 Colorful - Accent 6"/>
-    <w:basedOn w:val="905"/>
+    <w:basedOn w:val="907"/>
     <w:uiPriority w:val="99"/>
     <w:pPr>
       <w:pBdr/>
@@ -31694,9 +31684,9 @@
       </w:tcPr>
     </w:tblStylePr>
   </w:style>
-  <w:style w:type="table" w:styleId="824">
+  <w:style w:type="table" w:styleId="826">
     <w:name w:val="Lined - Accent"/>
-    <w:basedOn w:val="905"/>
+    <w:basedOn w:val="907"/>
     <w:uiPriority w:val="99"/>
     <w:pPr>
       <w:pBdr/>
@@ -31931,9 +31921,9 @@
       </w:tcPr>
     </w:tblStylePr>
   </w:style>
-  <w:style w:type="table" w:styleId="825">
+  <w:style w:type="table" w:styleId="827">
     <w:name w:val="Lined - Accent 1"/>
-    <w:basedOn w:val="905"/>
+    <w:basedOn w:val="907"/>
     <w:uiPriority w:val="99"/>
     <w:pPr>
       <w:pBdr/>
@@ -32168,9 +32158,9 @@
       </w:tcPr>
     </w:tblStylePr>
   </w:style>
-  <w:style w:type="table" w:styleId="826">
+  <w:style w:type="table" w:styleId="828">
     <w:name w:val="Lined - Accent 2"/>
-    <w:basedOn w:val="905"/>
+    <w:basedOn w:val="907"/>
     <w:uiPriority w:val="99"/>
     <w:pPr>
       <w:pBdr/>
@@ -32405,9 +32395,9 @@
       </w:tcPr>
     </w:tblStylePr>
   </w:style>
-  <w:style w:type="table" w:styleId="827">
+  <w:style w:type="table" w:styleId="829">
     <w:name w:val="Lined - Accent 3"/>
-    <w:basedOn w:val="905"/>
+    <w:basedOn w:val="907"/>
     <w:uiPriority w:val="99"/>
     <w:pPr>
       <w:pBdr/>
@@ -32642,9 +32632,9 @@
       </w:tcPr>
     </w:tblStylePr>
   </w:style>
-  <w:style w:type="table" w:styleId="828">
+  <w:style w:type="table" w:styleId="830">
     <w:name w:val="Lined - Accent 4"/>
-    <w:basedOn w:val="905"/>
+    <w:basedOn w:val="907"/>
     <w:uiPriority w:val="99"/>
     <w:pPr>
       <w:pBdr/>
@@ -32879,9 +32869,9 @@
       </w:tcPr>
     </w:tblStylePr>
   </w:style>
-  <w:style w:type="table" w:styleId="829">
+  <w:style w:type="table" w:styleId="831">
     <w:name w:val="Lined - Accent 5"/>
-    <w:basedOn w:val="905"/>
+    <w:basedOn w:val="907"/>
     <w:uiPriority w:val="99"/>
     <w:pPr>
       <w:pBdr/>
@@ -33116,9 +33106,9 @@
       </w:tcPr>
     </w:tblStylePr>
   </w:style>
-  <w:style w:type="table" w:styleId="830">
+  <w:style w:type="table" w:styleId="832">
     <w:name w:val="Lined - Accent 6"/>
-    <w:basedOn w:val="905"/>
+    <w:basedOn w:val="907"/>
     <w:uiPriority w:val="99"/>
     <w:pPr>
       <w:pBdr/>
@@ -33353,9 +33343,9 @@
       </w:tcPr>
     </w:tblStylePr>
   </w:style>
-  <w:style w:type="table" w:styleId="831">
+  <w:style w:type="table" w:styleId="833">
     <w:name w:val="Bordered &amp; Lined - Accent"/>
-    <w:basedOn w:val="905"/>
+    <w:basedOn w:val="907"/>
     <w:uiPriority w:val="99"/>
     <w:pPr>
       <w:pBdr/>
@@ -33597,9 +33587,9 @@
       </w:tcPr>
     </w:tblStylePr>
   </w:style>
-  <w:style w:type="table" w:styleId="832">
+  <w:style w:type="table" w:styleId="834">
     <w:name w:val="Bordered &amp; Lined - Accent 1"/>
-    <w:basedOn w:val="905"/>
+    <w:basedOn w:val="907"/>
     <w:uiPriority w:val="99"/>
     <w:pPr>
       <w:pBdr/>
@@ -33841,9 +33831,9 @@
       </w:tcPr>
     </w:tblStylePr>
   </w:style>
-  <w:style w:type="table" w:styleId="833">
+  <w:style w:type="table" w:styleId="835">
     <w:name w:val="Bordered &amp; Lined - Accent 2"/>
-    <w:basedOn w:val="905"/>
+    <w:basedOn w:val="907"/>
     <w:uiPriority w:val="99"/>
     <w:pPr>
       <w:pBdr/>
@@ -34085,9 +34075,9 @@
       </w:tcPr>
     </w:tblStylePr>
   </w:style>
-  <w:style w:type="table" w:styleId="834">
+  <w:style w:type="table" w:styleId="836">
     <w:name w:val="Bordered &amp; Lined - Accent 3"/>
-    <w:basedOn w:val="905"/>
+    <w:basedOn w:val="907"/>
     <w:uiPriority w:val="99"/>
     <w:pPr>
       <w:pBdr/>
@@ -34329,9 +34319,9 @@
       </w:tcPr>
     </w:tblStylePr>
   </w:style>
-  <w:style w:type="table" w:styleId="835">
+  <w:style w:type="table" w:styleId="837">
     <w:name w:val="Bordered &amp; Lined - Accent 4"/>
-    <w:basedOn w:val="905"/>
+    <w:basedOn w:val="907"/>
     <w:uiPriority w:val="99"/>
     <w:pPr>
       <w:pBdr/>
@@ -34573,9 +34563,9 @@
       </w:tcPr>
     </w:tblStylePr>
   </w:style>
-  <w:style w:type="table" w:styleId="836">
+  <w:style w:type="table" w:styleId="838">
     <w:name w:val="Bordered &amp; Lined - Accent 5"/>
-    <w:basedOn w:val="905"/>
+    <w:basedOn w:val="907"/>
     <w:uiPriority w:val="99"/>
     <w:pPr>
       <w:pBdr/>
@@ -34817,9 +34807,9 @@
       </w:tcPr>
     </w:tblStylePr>
   </w:style>
-  <w:style w:type="table" w:styleId="837">
+  <w:style w:type="table" w:styleId="839">
     <w:name w:val="Bordered &amp; Lined - Accent 6"/>
-    <w:basedOn w:val="905"/>
+    <w:basedOn w:val="907"/>
     <w:uiPriority w:val="99"/>
     <w:pPr>
       <w:pBdr/>
@@ -35061,9 +35051,9 @@
       </w:tcPr>
     </w:tblStylePr>
   </w:style>
-  <w:style w:type="table" w:styleId="838">
+  <w:style w:type="table" w:styleId="840">
     <w:name w:val="Bordered"/>
-    <w:basedOn w:val="905"/>
+    <w:basedOn w:val="907"/>
     <w:uiPriority w:val="99"/>
     <w:pPr>
       <w:pBdr/>
@@ -35292,9 +35282,9 @@
       </w:tcPr>
     </w:tblStylePr>
   </w:style>
-  <w:style w:type="table" w:styleId="839">
+  <w:style w:type="table" w:styleId="841">
     <w:name w:val="Bordered - Accent 1"/>
-    <w:basedOn w:val="905"/>
+    <w:basedOn w:val="907"/>
     <w:uiPriority w:val="99"/>
     <w:pPr>
       <w:pBdr/>
@@ -35523,9 +35513,9 @@
       </w:tcPr>
     </w:tblStylePr>
   </w:style>
-  <w:style w:type="table" w:styleId="840">
+  <w:style w:type="table" w:styleId="842">
     <w:name w:val="Bordered - Accent 2"/>
-    <w:basedOn w:val="905"/>
+    <w:basedOn w:val="907"/>
     <w:uiPriority w:val="99"/>
     <w:pPr>
       <w:pBdr/>
@@ -35754,9 +35744,9 @@
       </w:tcPr>
     </w:tblStylePr>
   </w:style>
-  <w:style w:type="table" w:styleId="841">
+  <w:style w:type="table" w:styleId="843">
     <w:name w:val="Bordered - Accent 3"/>
-    <w:basedOn w:val="905"/>
+    <w:basedOn w:val="907"/>
     <w:uiPriority w:val="99"/>
     <w:pPr>
       <w:pBdr/>
@@ -35985,9 +35975,9 @@
       </w:tcPr>
     </w:tblStylePr>
   </w:style>
-  <w:style w:type="table" w:styleId="842">
+  <w:style w:type="table" w:styleId="844">
     <w:name w:val="Bordered - Accent 4"/>
-    <w:basedOn w:val="905"/>
+    <w:basedOn w:val="907"/>
     <w:uiPriority w:val="99"/>
     <w:pPr>
       <w:pBdr/>
@@ -36216,9 +36206,9 @@
       </w:tcPr>
     </w:tblStylePr>
   </w:style>
-  <w:style w:type="table" w:styleId="843">
+  <w:style w:type="table" w:styleId="845">
     <w:name w:val="Bordered - Accent 5"/>
-    <w:basedOn w:val="905"/>
+    <w:basedOn w:val="907"/>
     <w:uiPriority w:val="99"/>
     <w:pPr>
       <w:pBdr/>
@@ -36447,9 +36437,9 @@
       </w:tcPr>
     </w:tblStylePr>
   </w:style>
-  <w:style w:type="table" w:styleId="844">
+  <w:style w:type="table" w:styleId="846">
     <w:name w:val="Bordered - Accent 6"/>
-    <w:basedOn w:val="905"/>
+    <w:basedOn w:val="907"/>
     <w:uiPriority w:val="99"/>
     <w:pPr>
       <w:pBdr/>
@@ -36678,11 +36668,11 @@
       </w:tcPr>
     </w:tblStylePr>
   </w:style>
-  <w:style w:type="paragraph" w:styleId="845">
+  <w:style w:type="paragraph" w:styleId="847">
     <w:name w:val="Heading 1"/>
-    <w:basedOn w:val="904"/>
-    <w:next w:val="904"/>
-    <w:link w:val="855"/>
+    <w:basedOn w:val="906"/>
+    <w:next w:val="906"/>
+    <w:link w:val="857"/>
     <w:uiPriority w:val="9"/>
     <w:qFormat/>
     <w:pPr>
@@ -36699,11 +36689,11 @@
       <w:szCs w:val="48"/>
     </w:rPr>
   </w:style>
-  <w:style w:type="paragraph" w:styleId="846">
+  <w:style w:type="paragraph" w:styleId="848">
     <w:name w:val="Heading 2"/>
-    <w:basedOn w:val="904"/>
-    <w:next w:val="904"/>
-    <w:link w:val="856"/>
+    <w:basedOn w:val="906"/>
+    <w:next w:val="906"/>
+    <w:link w:val="858"/>
     <w:uiPriority w:val="9"/>
     <w:unhideWhenUsed/>
     <w:qFormat/>
@@ -36720,11 +36710,11 @@
       <w:szCs w:val="36"/>
     </w:rPr>
   </w:style>
-  <w:style w:type="paragraph" w:styleId="847">
+  <w:style w:type="paragraph" w:styleId="849">
     <w:name w:val="Heading 3"/>
-    <w:basedOn w:val="904"/>
-    <w:next w:val="904"/>
-    <w:link w:val="857"/>
+    <w:basedOn w:val="906"/>
+    <w:next w:val="906"/>
+    <w:link w:val="859"/>
     <w:uiPriority w:val="9"/>
     <w:unhideWhenUsed/>
     <w:qFormat/>
@@ -36743,11 +36733,11 @@
       <w:szCs w:val="28"/>
     </w:rPr>
   </w:style>
-  <w:style w:type="paragraph" w:styleId="848">
+  <w:style w:type="paragraph" w:styleId="850">
     <w:name w:val="Heading 4"/>
-    <w:basedOn w:val="904"/>
-    <w:next w:val="904"/>
-    <w:link w:val="858"/>
+    <w:basedOn w:val="906"/>
+    <w:next w:val="906"/>
+    <w:link w:val="860"/>
     <w:uiPriority w:val="9"/>
     <w:unhideWhenUsed/>
     <w:qFormat/>
@@ -36766,11 +36756,11 @@
       <w:color w:val="0f4761" w:themeColor="accent1" w:themeShade="BF"/>
     </w:rPr>
   </w:style>
-  <w:style w:type="paragraph" w:styleId="849">
+  <w:style w:type="paragraph" w:styleId="851">
     <w:name w:val="Heading 5"/>
-    <w:basedOn w:val="904"/>
-    <w:next w:val="904"/>
-    <w:link w:val="859"/>
+    <w:basedOn w:val="906"/>
+    <w:next w:val="906"/>
+    <w:link w:val="861"/>
     <w:uiPriority w:val="9"/>
     <w:unhideWhenUsed/>
     <w:qFormat/>
@@ -36787,11 +36777,11 @@
       <w:color w:val="0f4761" w:themeColor="accent1" w:themeShade="BF"/>
     </w:rPr>
   </w:style>
-  <w:style w:type="paragraph" w:styleId="850">
+  <w:style w:type="paragraph" w:styleId="852">
     <w:name w:val="Heading 6"/>
-    <w:basedOn w:val="904"/>
-    <w:next w:val="904"/>
-    <w:link w:val="860"/>
+    <w:basedOn w:val="906"/>
+    <w:next w:val="906"/>
+    <w:link w:val="862"/>
     <w:uiPriority w:val="9"/>
     <w:unhideWhenUsed/>
     <w:qFormat/>
@@ -36810,11 +36800,11 @@
       <w:color w:val="595959" w:themeColor="text1" w:themeTint="A6"/>
     </w:rPr>
   </w:style>
-  <w:style w:type="paragraph" w:styleId="851">
+  <w:style w:type="paragraph" w:styleId="853">
     <w:name w:val="Heading 7"/>
-    <w:basedOn w:val="904"/>
-    <w:next w:val="904"/>
-    <w:link w:val="861"/>
+    <w:basedOn w:val="906"/>
+    <w:next w:val="906"/>
+    <w:link w:val="863"/>
     <w:uiPriority w:val="9"/>
     <w:unhideWhenUsed/>
     <w:qFormat/>
@@ -36831,11 +36821,11 @@
       <w:color w:val="595959" w:themeColor="text1" w:themeTint="A6"/>
     </w:rPr>
   </w:style>
-  <w:style w:type="paragraph" w:styleId="852">
+  <w:style w:type="paragraph" w:styleId="854">
     <w:name w:val="Heading 8"/>
-    <w:basedOn w:val="904"/>
-    <w:next w:val="904"/>
-    <w:link w:val="862"/>
+    <w:basedOn w:val="906"/>
+    <w:next w:val="906"/>
+    <w:link w:val="864"/>
     <w:uiPriority w:val="9"/>
     <w:unhideWhenUsed/>
     <w:qFormat/>
@@ -36854,11 +36844,11 @@
       <w:color w:val="272727" w:themeColor="text1" w:themeTint="D8"/>
     </w:rPr>
   </w:style>
-  <w:style w:type="paragraph" w:styleId="853">
+  <w:style w:type="paragraph" w:styleId="855">
     <w:name w:val="Heading 9"/>
-    <w:basedOn w:val="904"/>
-    <w:next w:val="904"/>
-    <w:link w:val="863"/>
+    <w:basedOn w:val="906"/>
+    <w:next w:val="906"/>
+    <w:link w:val="865"/>
     <w:uiPriority w:val="9"/>
     <w:unhideWhenUsed/>
     <w:qFormat/>
@@ -36877,7 +36867,7 @@
       <w:color w:val="272727" w:themeColor="text1" w:themeTint="D8"/>
     </w:rPr>
   </w:style>
-  <w:style w:type="character" w:styleId="854" w:default="1">
+  <w:style w:type="character" w:styleId="856" w:default="1">
     <w:name w:val="Default Paragraph Font"/>
     <w:uiPriority w:val="1"/>
     <w:semiHidden/>
@@ -36888,9 +36878,9 @@
       <w:ind/>
     </w:pPr>
   </w:style>
-  <w:style w:type="character" w:styleId="855">
+  <w:style w:type="character" w:styleId="857">
     <w:name w:val="Heading 1 Char"/>
-    <w:link w:val="845"/>
+    <w:link w:val="847"/>
     <w:uiPriority w:val="9"/>
     <w:pPr>
       <w:pBdr/>
@@ -36905,9 +36895,9 @@
       <w:szCs w:val="48"/>
     </w:rPr>
   </w:style>
-  <w:style w:type="character" w:styleId="856">
+  <w:style w:type="character" w:styleId="858">
     <w:name w:val="Heading 2 Char"/>
-    <w:link w:val="846"/>
+    <w:link w:val="848"/>
     <w:uiPriority w:val="9"/>
     <w:pPr>
       <w:pBdr/>
@@ -36922,10 +36912,10 @@
       <w:szCs w:val="36"/>
     </w:rPr>
   </w:style>
-  <w:style w:type="character" w:styleId="857">
+  <w:style w:type="character" w:styleId="859">
     <w:name w:val="Heading 3 Char"/>
-    <w:basedOn w:val="854"/>
-    <w:link w:val="847"/>
+    <w:basedOn w:val="856"/>
+    <w:link w:val="849"/>
     <w:uiPriority w:val="9"/>
     <w:pPr>
       <w:pBdr/>
@@ -36939,10 +36929,10 @@
       <w:szCs w:val="28"/>
     </w:rPr>
   </w:style>
-  <w:style w:type="character" w:styleId="858">
+  <w:style w:type="character" w:styleId="860">
     <w:name w:val="Heading 4 Char"/>
-    <w:basedOn w:val="854"/>
-    <w:link w:val="848"/>
+    <w:basedOn w:val="856"/>
+    <w:link w:val="850"/>
     <w:uiPriority w:val="9"/>
     <w:pPr>
       <w:pBdr/>
@@ -36956,10 +36946,10 @@
       <w:color w:val="0f4761" w:themeColor="accent1" w:themeShade="BF"/>
     </w:rPr>
   </w:style>
-  <w:style w:type="character" w:styleId="859">
+  <w:style w:type="character" w:styleId="861">
     <w:name w:val="Heading 5 Char"/>
-    <w:basedOn w:val="854"/>
-    <w:link w:val="849"/>
+    <w:basedOn w:val="856"/>
+    <w:link w:val="851"/>
     <w:uiPriority w:val="9"/>
     <w:pPr>
       <w:pBdr/>
@@ -36971,10 +36961,10 @@
       <w:color w:val="0f4761" w:themeColor="accent1" w:themeShade="BF"/>
     </w:rPr>
   </w:style>
-  <w:style w:type="character" w:styleId="860">
+  <w:style w:type="character" w:styleId="862">
     <w:name w:val="Heading 6 Char"/>
-    <w:basedOn w:val="854"/>
-    <w:link w:val="850"/>
+    <w:basedOn w:val="856"/>
+    <w:link w:val="852"/>
     <w:uiPriority w:val="9"/>
     <w:pPr>
       <w:pBdr/>
@@ -36988,10 +36978,10 @@
       <w:color w:val="595959" w:themeColor="text1" w:themeTint="A6"/>
     </w:rPr>
   </w:style>
-  <w:style w:type="character" w:styleId="861">
+  <w:style w:type="character" w:styleId="863">
     <w:name w:val="Heading 7 Char"/>
-    <w:basedOn w:val="854"/>
-    <w:link w:val="851"/>
+    <w:basedOn w:val="856"/>
+    <w:link w:val="853"/>
     <w:uiPriority w:val="9"/>
     <w:pPr>
       <w:pBdr/>
@@ -37003,10 +36993,10 @@
       <w:color w:val="595959" w:themeColor="text1" w:themeTint="A6"/>
     </w:rPr>
   </w:style>
-  <w:style w:type="character" w:styleId="862">
+  <w:style w:type="character" w:styleId="864">
     <w:name w:val="Heading 8 Char"/>
-    <w:basedOn w:val="854"/>
-    <w:link w:val="852"/>
+    <w:basedOn w:val="856"/>
+    <w:link w:val="854"/>
     <w:uiPriority w:val="9"/>
     <w:pPr>
       <w:pBdr/>
@@ -37020,10 +37010,10 @@
       <w:color w:val="272727" w:themeColor="text1" w:themeTint="D8"/>
     </w:rPr>
   </w:style>
-  <w:style w:type="character" w:styleId="863">
+  <w:style w:type="character" w:styleId="865">
     <w:name w:val="Heading 9 Char"/>
-    <w:basedOn w:val="854"/>
-    <w:link w:val="853"/>
+    <w:basedOn w:val="856"/>
+    <w:link w:val="855"/>
     <w:uiPriority w:val="9"/>
     <w:pPr>
       <w:pBdr/>
@@ -37037,11 +37027,11 @@
       <w:color w:val="272727" w:themeColor="text1" w:themeTint="D8"/>
     </w:rPr>
   </w:style>
-  <w:style w:type="paragraph" w:styleId="864">
+  <w:style w:type="paragraph" w:styleId="866">
     <w:name w:val="Title"/>
-    <w:basedOn w:val="904"/>
-    <w:next w:val="904"/>
-    <w:link w:val="865"/>
+    <w:basedOn w:val="906"/>
+    <w:next w:val="906"/>
+    <w:link w:val="867"/>
     <w:uiPriority w:val="10"/>
     <w:qFormat/>
     <w:pPr>
@@ -37057,10 +37047,10 @@
       <w:szCs w:val="56"/>
     </w:rPr>
   </w:style>
-  <w:style w:type="character" w:styleId="865">
+  <w:style w:type="character" w:styleId="867">
     <w:name w:val="Title Char"/>
-    <w:basedOn w:val="854"/>
-    <w:link w:val="864"/>
+    <w:basedOn w:val="856"/>
+    <w:link w:val="866"/>
     <w:uiPriority w:val="10"/>
     <w:pPr>
       <w:pBdr/>
@@ -37074,11 +37064,11 @@
       <w:szCs w:val="56"/>
     </w:rPr>
   </w:style>
-  <w:style w:type="paragraph" w:styleId="866">
+  <w:style w:type="paragraph" w:styleId="868">
     <w:name w:val="Subtitle"/>
-    <w:basedOn w:val="904"/>
-    <w:next w:val="904"/>
-    <w:link w:val="867"/>
+    <w:basedOn w:val="906"/>
+    <w:next w:val="906"/>
+    <w:link w:val="869"/>
     <w:uiPriority w:val="11"/>
     <w:qFormat/>
     <w:pPr>
@@ -37096,10 +37086,10 @@
       <w:szCs w:val="28"/>
     </w:rPr>
   </w:style>
-  <w:style w:type="character" w:styleId="867">
+  <w:style w:type="character" w:styleId="869">
     <w:name w:val="Subtitle Char"/>
-    <w:basedOn w:val="854"/>
-    <w:link w:val="866"/>
+    <w:basedOn w:val="856"/>
+    <w:link w:val="868"/>
     <w:uiPriority w:val="11"/>
     <w:pPr>
       <w:pBdr/>
@@ -37113,11 +37103,11 @@
       <w:szCs w:val="28"/>
     </w:rPr>
   </w:style>
-  <w:style w:type="paragraph" w:styleId="868">
+  <w:style w:type="paragraph" w:styleId="870">
     <w:name w:val="Quote"/>
-    <w:basedOn w:val="904"/>
-    <w:next w:val="904"/>
-    <w:link w:val="869"/>
+    <w:basedOn w:val="906"/>
+    <w:next w:val="906"/>
+    <w:link w:val="871"/>
     <w:uiPriority w:val="29"/>
     <w:qFormat/>
     <w:pPr>
@@ -37132,10 +37122,10 @@
       <w:color w:val="404040" w:themeColor="text1" w:themeTint="BF"/>
     </w:rPr>
   </w:style>
-  <w:style w:type="character" w:styleId="869">
+  <w:style w:type="character" w:styleId="871">
     <w:name w:val="Quote Char"/>
-    <w:basedOn w:val="854"/>
-    <w:link w:val="868"/>
+    <w:basedOn w:val="856"/>
+    <w:link w:val="870"/>
     <w:uiPriority w:val="29"/>
     <w:pPr>
       <w:pBdr/>
@@ -37148,9 +37138,9 @@
       <w:color w:val="404040" w:themeColor="text1" w:themeTint="BF"/>
     </w:rPr>
   </w:style>
-  <w:style w:type="character" w:styleId="870">
+  <w:style w:type="character" w:styleId="872">
     <w:name w:val="Intense Emphasis"/>
-    <w:basedOn w:val="854"/>
+    <w:basedOn w:val="856"/>
     <w:uiPriority w:val="21"/>
     <w:qFormat/>
     <w:pPr>
@@ -37164,11 +37154,11 @@
       <w:color w:val="0f4761" w:themeColor="accent1" w:themeShade="BF"/>
     </w:rPr>
   </w:style>
-  <w:style w:type="paragraph" w:styleId="871">
+  <w:style w:type="paragraph" w:styleId="873">
     <w:name w:val="Intense Quote"/>
-    <w:basedOn w:val="904"/>
-    <w:next w:val="904"/>
-    <w:link w:val="872"/>
+    <w:basedOn w:val="906"/>
+    <w:next w:val="906"/>
+    <w:link w:val="874"/>
     <w:uiPriority w:val="30"/>
     <w:qFormat/>
     <w:pPr>
@@ -37186,10 +37176,10 @@
       <w:color w:val="0f4761" w:themeColor="accent1" w:themeShade="BF"/>
     </w:rPr>
   </w:style>
-  <w:style w:type="character" w:styleId="872">
+  <w:style w:type="character" w:styleId="874">
     <w:name w:val="Intense Quote Char"/>
-    <w:basedOn w:val="854"/>
-    <w:link w:val="871"/>
+    <w:basedOn w:val="856"/>
+    <w:link w:val="873"/>
     <w:uiPriority w:val="30"/>
     <w:pPr>
       <w:pBdr/>
@@ -37202,9 +37192,9 @@
       <w:color w:val="0f4761" w:themeColor="accent1" w:themeShade="BF"/>
     </w:rPr>
   </w:style>
-  <w:style w:type="character" w:styleId="873">
+  <w:style w:type="character" w:styleId="875">
     <w:name w:val="Intense Reference"/>
-    <w:basedOn w:val="854"/>
+    <w:basedOn w:val="856"/>
     <w:uiPriority w:val="32"/>
     <w:qFormat/>
     <w:pPr>
@@ -37220,9 +37210,9 @@
       <w:spacing w:val="5"/>
     </w:rPr>
   </w:style>
-  <w:style w:type="character" w:styleId="874">
+  <w:style w:type="character" w:styleId="876">
     <w:name w:val="Subtle Emphasis"/>
-    <w:basedOn w:val="854"/>
+    <w:basedOn w:val="856"/>
     <w:uiPriority w:val="19"/>
     <w:qFormat/>
     <w:pPr>
@@ -37236,9 +37226,9 @@
       <w:color w:val="404040" w:themeColor="text1" w:themeTint="BF"/>
     </w:rPr>
   </w:style>
-  <w:style w:type="character" w:styleId="875">
+  <w:style w:type="character" w:styleId="877">
     <w:name w:val="Emphasis"/>
-    <w:basedOn w:val="854"/>
+    <w:basedOn w:val="856"/>
     <w:uiPriority w:val="20"/>
     <w:qFormat/>
     <w:pPr>
@@ -37251,9 +37241,9 @@
       <w:iCs/>
     </w:rPr>
   </w:style>
-  <w:style w:type="character" w:styleId="876">
+  <w:style w:type="character" w:styleId="878">
     <w:name w:val="Strong"/>
-    <w:basedOn w:val="854"/>
+    <w:basedOn w:val="856"/>
     <w:uiPriority w:val="22"/>
     <w:qFormat/>
     <w:pPr>
@@ -37266,9 +37256,9 @@
       <w:bCs/>
     </w:rPr>
   </w:style>
-  <w:style w:type="character" w:styleId="877">
+  <w:style w:type="character" w:styleId="879">
     <w:name w:val="Subtle Reference"/>
-    <w:basedOn w:val="854"/>
+    <w:basedOn w:val="856"/>
     <w:uiPriority w:val="31"/>
     <w:qFormat/>
     <w:pPr>
@@ -37281,9 +37271,9 @@
       <w:color w:val="5a5a5a" w:themeColor="text1" w:themeTint="A5"/>
     </w:rPr>
   </w:style>
-  <w:style w:type="character" w:styleId="878">
+  <w:style w:type="character" w:styleId="880">
     <w:name w:val="Book Title"/>
-    <w:basedOn w:val="854"/>
+    <w:basedOn w:val="856"/>
     <w:uiPriority w:val="33"/>
     <w:qFormat/>
     <w:pPr>
@@ -37299,36 +37289,9 @@
       <w:spacing w:val="5"/>
     </w:rPr>
   </w:style>
-  <w:style w:type="paragraph" w:styleId="879">
+  <w:style w:type="paragraph" w:styleId="881">
     <w:name w:val="Header"/>
-    <w:basedOn w:val="904"/>
-    <w:link w:val="880"/>
-    <w:uiPriority w:val="99"/>
-    <w:unhideWhenUsed/>
-    <w:pPr>
-      <w:pBdr/>
-      <w:tabs>
-        <w:tab w:val="center" w:leader="none" w:pos="4844"/>
-        <w:tab w:val="right" w:leader="none" w:pos="9689"/>
-      </w:tabs>
-      <w:spacing w:after="0" w:line="240" w:lineRule="auto"/>
-      <w:ind/>
-    </w:pPr>
-  </w:style>
-  <w:style w:type="character" w:styleId="880">
-    <w:name w:val="Header Char"/>
-    <w:basedOn w:val="854"/>
-    <w:link w:val="879"/>
-    <w:uiPriority w:val="99"/>
-    <w:pPr>
-      <w:pBdr/>
-      <w:spacing/>
-      <w:ind/>
-    </w:pPr>
-  </w:style>
-  <w:style w:type="paragraph" w:styleId="881">
-    <w:name w:val="Footer"/>
-    <w:basedOn w:val="904"/>
+    <w:basedOn w:val="906"/>
     <w:link w:val="882"/>
     <w:uiPriority w:val="99"/>
     <w:unhideWhenUsed/>
@@ -37343,8 +37306,8 @@
     </w:pPr>
   </w:style>
   <w:style w:type="character" w:styleId="882">
-    <w:name w:val="Footer Char"/>
-    <w:basedOn w:val="854"/>
+    <w:name w:val="Header Char"/>
+    <w:basedOn w:val="856"/>
     <w:link w:val="881"/>
     <w:uiPriority w:val="99"/>
     <w:pPr>
@@ -37354,9 +37317,36 @@
     </w:pPr>
   </w:style>
   <w:style w:type="paragraph" w:styleId="883">
+    <w:name w:val="Footer"/>
+    <w:basedOn w:val="906"/>
+    <w:link w:val="884"/>
+    <w:uiPriority w:val="99"/>
+    <w:unhideWhenUsed/>
+    <w:pPr>
+      <w:pBdr/>
+      <w:tabs>
+        <w:tab w:val="center" w:leader="none" w:pos="4844"/>
+        <w:tab w:val="right" w:leader="none" w:pos="9689"/>
+      </w:tabs>
+      <w:spacing w:after="0" w:line="240" w:lineRule="auto"/>
+      <w:ind/>
+    </w:pPr>
+  </w:style>
+  <w:style w:type="character" w:styleId="884">
+    <w:name w:val="Footer Char"/>
+    <w:basedOn w:val="856"/>
+    <w:link w:val="883"/>
+    <w:uiPriority w:val="99"/>
+    <w:pPr>
+      <w:pBdr/>
+      <w:spacing/>
+      <w:ind/>
+    </w:pPr>
+  </w:style>
+  <w:style w:type="paragraph" w:styleId="885">
     <w:name w:val="Caption"/>
-    <w:basedOn w:val="904"/>
-    <w:next w:val="904"/>
+    <w:basedOn w:val="906"/>
+    <w:next w:val="906"/>
     <w:uiPriority w:val="35"/>
     <w:unhideWhenUsed/>
     <w:qFormat/>
@@ -37373,10 +37363,10 @@
       <w:szCs w:val="18"/>
     </w:rPr>
   </w:style>
-  <w:style w:type="paragraph" w:styleId="884">
+  <w:style w:type="paragraph" w:styleId="886">
     <w:name w:val="footnote text"/>
-    <w:basedOn w:val="904"/>
-    <w:link w:val="885"/>
+    <w:basedOn w:val="906"/>
+    <w:link w:val="887"/>
     <w:uiPriority w:val="99"/>
     <w:semiHidden/>
     <w:unhideWhenUsed/>
@@ -37390,10 +37380,10 @@
       <w:szCs w:val="20"/>
     </w:rPr>
   </w:style>
-  <w:style w:type="character" w:styleId="885">
+  <w:style w:type="character" w:styleId="887">
     <w:name w:val="Footnote Text Char"/>
-    <w:basedOn w:val="854"/>
-    <w:link w:val="884"/>
+    <w:basedOn w:val="856"/>
+    <w:link w:val="886"/>
     <w:uiPriority w:val="99"/>
     <w:semiHidden/>
     <w:pPr>
@@ -37406,9 +37396,9 @@
       <w:szCs w:val="20"/>
     </w:rPr>
   </w:style>
-  <w:style w:type="character" w:styleId="886">
+  <w:style w:type="character" w:styleId="888">
     <w:name w:val="footnote reference"/>
-    <w:basedOn w:val="854"/>
+    <w:basedOn w:val="856"/>
     <w:uiPriority w:val="99"/>
     <w:semiHidden/>
     <w:unhideWhenUsed/>
@@ -37421,10 +37411,10 @@
       <w:vertAlign w:val="superscript"/>
     </w:rPr>
   </w:style>
-  <w:style w:type="paragraph" w:styleId="887">
+  <w:style w:type="paragraph" w:styleId="889">
     <w:name w:val="endnote text"/>
-    <w:basedOn w:val="904"/>
-    <w:link w:val="888"/>
+    <w:basedOn w:val="906"/>
+    <w:link w:val="890"/>
     <w:uiPriority w:val="99"/>
     <w:semiHidden/>
     <w:unhideWhenUsed/>
@@ -37438,10 +37428,10 @@
       <w:szCs w:val="20"/>
     </w:rPr>
   </w:style>
-  <w:style w:type="character" w:styleId="888">
+  <w:style w:type="character" w:styleId="890">
     <w:name w:val="Endnote Text Char"/>
-    <w:basedOn w:val="854"/>
-    <w:link w:val="887"/>
+    <w:basedOn w:val="856"/>
+    <w:link w:val="889"/>
     <w:uiPriority w:val="99"/>
     <w:semiHidden/>
     <w:pPr>
@@ -37454,9 +37444,9 @@
       <w:szCs w:val="20"/>
     </w:rPr>
   </w:style>
-  <w:style w:type="character" w:styleId="889">
+  <w:style w:type="character" w:styleId="891">
     <w:name w:val="endnote reference"/>
-    <w:basedOn w:val="854"/>
+    <w:basedOn w:val="856"/>
     <w:uiPriority w:val="99"/>
     <w:semiHidden/>
     <w:unhideWhenUsed/>
@@ -37469,9 +37459,9 @@
       <w:vertAlign w:val="superscript"/>
     </w:rPr>
   </w:style>
-  <w:style w:type="character" w:styleId="890">
+  <w:style w:type="character" w:styleId="892">
     <w:name w:val="Hyperlink"/>
-    <w:basedOn w:val="854"/>
+    <w:basedOn w:val="856"/>
     <w:uiPriority w:val="99"/>
     <w:unhideWhenUsed/>
     <w:pPr>
@@ -37484,9 +37474,9 @@
       <w:u w:val="single"/>
     </w:rPr>
   </w:style>
-  <w:style w:type="character" w:styleId="891">
+  <w:style w:type="character" w:styleId="893">
     <w:name w:val="FollowedHyperlink"/>
-    <w:basedOn w:val="854"/>
+    <w:basedOn w:val="856"/>
     <w:uiPriority w:val="99"/>
     <w:semiHidden/>
     <w:unhideWhenUsed/>
@@ -37500,10 +37490,10 @@
       <w:u w:val="single"/>
     </w:rPr>
   </w:style>
-  <w:style w:type="paragraph" w:styleId="892">
+  <w:style w:type="paragraph" w:styleId="894">
     <w:name w:val="toc 1"/>
-    <w:basedOn w:val="904"/>
-    <w:next w:val="904"/>
+    <w:basedOn w:val="906"/>
+    <w:next w:val="906"/>
     <w:uiPriority w:val="39"/>
     <w:unhideWhenUsed/>
     <w:pPr>
@@ -37512,10 +37502,10 @@
       <w:ind/>
     </w:pPr>
   </w:style>
-  <w:style w:type="paragraph" w:styleId="893">
+  <w:style w:type="paragraph" w:styleId="895">
     <w:name w:val="toc 2"/>
-    <w:basedOn w:val="904"/>
-    <w:next w:val="904"/>
+    <w:basedOn w:val="906"/>
+    <w:next w:val="906"/>
     <w:uiPriority w:val="39"/>
     <w:unhideWhenUsed/>
     <w:pPr>
@@ -37524,10 +37514,10 @@
       <w:ind w:left="220"/>
     </w:pPr>
   </w:style>
-  <w:style w:type="paragraph" w:styleId="894">
+  <w:style w:type="paragraph" w:styleId="896">
     <w:name w:val="toc 3"/>
-    <w:basedOn w:val="904"/>
-    <w:next w:val="904"/>
+    <w:basedOn w:val="906"/>
+    <w:next w:val="906"/>
     <w:uiPriority w:val="39"/>
     <w:unhideWhenUsed/>
     <w:pPr>
@@ -37536,10 +37526,10 @@
       <w:ind w:left="440"/>
     </w:pPr>
   </w:style>
-  <w:style w:type="paragraph" w:styleId="895">
+  <w:style w:type="paragraph" w:styleId="897">
     <w:name w:val="toc 4"/>
-    <w:basedOn w:val="904"/>
-    <w:next w:val="904"/>
+    <w:basedOn w:val="906"/>
+    <w:next w:val="906"/>
     <w:uiPriority w:val="39"/>
     <w:unhideWhenUsed/>
     <w:pPr>
@@ -37548,10 +37538,10 @@
       <w:ind w:left="660"/>
     </w:pPr>
   </w:style>
-  <w:style w:type="paragraph" w:styleId="896">
+  <w:style w:type="paragraph" w:styleId="898">
     <w:name w:val="toc 5"/>
-    <w:basedOn w:val="904"/>
-    <w:next w:val="904"/>
+    <w:basedOn w:val="906"/>
+    <w:next w:val="906"/>
     <w:uiPriority w:val="39"/>
     <w:unhideWhenUsed/>
     <w:pPr>
@@ -37560,10 +37550,10 @@
       <w:ind w:left="880"/>
     </w:pPr>
   </w:style>
-  <w:style w:type="paragraph" w:styleId="897">
+  <w:style w:type="paragraph" w:styleId="899">
     <w:name w:val="toc 6"/>
-    <w:basedOn w:val="904"/>
-    <w:next w:val="904"/>
+    <w:basedOn w:val="906"/>
+    <w:next w:val="906"/>
     <w:uiPriority w:val="39"/>
     <w:unhideWhenUsed/>
     <w:pPr>
@@ -37572,10 +37562,10 @@
       <w:ind w:left="1100"/>
     </w:pPr>
   </w:style>
-  <w:style w:type="paragraph" w:styleId="898">
+  <w:style w:type="paragraph" w:styleId="900">
     <w:name w:val="toc 7"/>
-    <w:basedOn w:val="904"/>
-    <w:next w:val="904"/>
+    <w:basedOn w:val="906"/>
+    <w:next w:val="906"/>
     <w:uiPriority w:val="39"/>
     <w:unhideWhenUsed/>
     <w:pPr>
@@ -37584,10 +37574,10 @@
       <w:ind w:left="1320"/>
     </w:pPr>
   </w:style>
-  <w:style w:type="paragraph" w:styleId="899">
+  <w:style w:type="paragraph" w:styleId="901">
     <w:name w:val="toc 8"/>
-    <w:basedOn w:val="904"/>
-    <w:next w:val="904"/>
+    <w:basedOn w:val="906"/>
+    <w:next w:val="906"/>
     <w:uiPriority w:val="39"/>
     <w:unhideWhenUsed/>
     <w:pPr>
@@ -37596,10 +37586,10 @@
       <w:ind w:left="1540"/>
     </w:pPr>
   </w:style>
-  <w:style w:type="paragraph" w:styleId="900">
+  <w:style w:type="paragraph" w:styleId="902">
     <w:name w:val="toc 9"/>
-    <w:basedOn w:val="904"/>
-    <w:next w:val="904"/>
+    <w:basedOn w:val="906"/>
+    <w:next w:val="906"/>
     <w:uiPriority w:val="39"/>
     <w:unhideWhenUsed/>
     <w:pPr>
@@ -37608,9 +37598,9 @@
       <w:ind w:left="1760"/>
     </w:pPr>
   </w:style>
-  <w:style w:type="character" w:styleId="901">
+  <w:style w:type="character" w:styleId="903">
     <w:name w:val="Placeholder Text"/>
-    <w:basedOn w:val="854"/>
+    <w:basedOn w:val="856"/>
     <w:uiPriority w:val="99"/>
     <w:semiHidden/>
     <w:pPr>
@@ -37622,7 +37612,7 @@
       <w:color w:val="666666"/>
     </w:rPr>
   </w:style>
-  <w:style w:type="paragraph" w:styleId="902">
+  <w:style w:type="paragraph" w:styleId="904">
     <w:name w:val="TOC Heading"/>
     <w:uiPriority w:val="39"/>
     <w:unhideWhenUsed/>
@@ -37632,10 +37622,10 @@
       <w:ind/>
     </w:pPr>
   </w:style>
-  <w:style w:type="paragraph" w:styleId="903">
+  <w:style w:type="paragraph" w:styleId="905">
     <w:name w:val="table of figures"/>
-    <w:basedOn w:val="904"/>
-    <w:next w:val="904"/>
+    <w:basedOn w:val="906"/>
+    <w:next w:val="906"/>
     <w:uiPriority w:val="99"/>
     <w:unhideWhenUsed/>
     <w:pPr>
@@ -37644,7 +37634,7 @@
       <w:ind/>
     </w:pPr>
   </w:style>
-  <w:style w:type="paragraph" w:styleId="904" w:default="1">
+  <w:style w:type="paragraph" w:styleId="906" w:default="1">
     <w:name w:val="Normal"/>
     <w:qFormat/>
     <w:pPr>
@@ -37660,7 +37650,7 @@
       <w:szCs w:val="24"/>
     </w:rPr>
   </w:style>
-  <w:style w:type="table" w:styleId="905" w:default="1">
+  <w:style w:type="table" w:styleId="907" w:default="1">
     <w:name w:val="Normal Table"/>
     <w:uiPriority w:val="99"/>
     <w:semiHidden/>
@@ -37853,7 +37843,7 @@
       </w:tcPr>
     </w:tblStylePr>
   </w:style>
-  <w:style w:type="numbering" w:styleId="906" w:default="1">
+  <w:style w:type="numbering" w:styleId="908" w:default="1">
     <w:name w:val="No List"/>
     <w:uiPriority w:val="99"/>
     <w:semiHidden/>
@@ -37864,9 +37854,9 @@
       <w:ind/>
     </w:pPr>
   </w:style>
-  <w:style w:type="paragraph" w:styleId="907">
+  <w:style w:type="paragraph" w:styleId="909">
     <w:name w:val="No Spacing"/>
-    <w:basedOn w:val="904"/>
+    <w:basedOn w:val="906"/>
     <w:uiPriority w:val="1"/>
     <w:qFormat/>
     <w:pPr>
@@ -37875,9 +37865,9 @@
       <w:ind/>
     </w:pPr>
   </w:style>
-  <w:style w:type="paragraph" w:styleId="908">
+  <w:style w:type="paragraph" w:styleId="910">
     <w:name w:val="List Paragraph"/>
-    <w:basedOn w:val="904"/>
+    <w:basedOn w:val="906"/>
     <w:uiPriority w:val="34"/>
     <w:qFormat/>
     <w:pPr>
@@ -37917,7 +37907,7 @@
           </w:pPr>
           <w:r>
             <w:rPr>
-              <w:rStyle w:val="901"/>
+              <w:rStyle w:val="903"/>
             </w:rPr>
             <w:t xml:space="preserve">Votre texte ici</w:t>
           </w:r>
@@ -38199,7 +38189,7 @@
     <w:lsdException w:name="Bibliography" w:uiPriority="37"/>
     <w:lsdException w:name="TOC Heading" w:uiPriority="39" w:qFormat="1"/>
   </w:latentStyles>
-  <w:style w:type="table" w:styleId="1411" w:default="1">
+  <w:style w:type="table" w:styleId="1413" w:default="1">
     <w:name w:val="Normal Table"/>
     <w:uiPriority w:val="99"/>
     <w:semiHidden/>
@@ -38392,9 +38382,9 @@
       </w:tcPr>
     </w:tblStylePr>
   </w:style>
-  <w:style w:type="table" w:styleId="1412">
+  <w:style w:type="table" w:styleId="1414">
     <w:name w:val="Table Grid"/>
-    <w:basedOn w:val="1411"/>
+    <w:basedOn w:val="1413"/>
     <w:uiPriority w:val="59"/>
     <w:pPr>
       <w:pBdr/>
@@ -38591,9 +38581,9 @@
       </w:tcPr>
     </w:tblStylePr>
   </w:style>
-  <w:style w:type="table" w:styleId="1413">
+  <w:style w:type="table" w:styleId="1415">
     <w:name w:val="Table Grid Light"/>
-    <w:basedOn w:val="1411"/>
+    <w:basedOn w:val="1413"/>
     <w:uiPriority w:val="59"/>
     <w:pPr>
       <w:pBdr/>
@@ -38790,9 +38780,9 @@
       </w:tcPr>
     </w:tblStylePr>
   </w:style>
-  <w:style w:type="table" w:styleId="1414">
+  <w:style w:type="table" w:styleId="1416">
     <w:name w:val="Plain Table 1"/>
-    <w:basedOn w:val="1411"/>
+    <w:basedOn w:val="1413"/>
     <w:uiPriority w:val="59"/>
     <w:pPr>
       <w:pBdr/>
@@ -39015,9 +39005,9 @@
       </w:tcPr>
     </w:tblStylePr>
   </w:style>
-  <w:style w:type="table" w:styleId="1415">
+  <w:style w:type="table" w:styleId="1417">
     <w:name w:val="Plain Table 2"/>
-    <w:basedOn w:val="1411"/>
+    <w:basedOn w:val="1413"/>
     <w:uiPriority w:val="59"/>
     <w:pPr>
       <w:pBdr/>
@@ -39248,9 +39238,9 @@
       </w:tcPr>
     </w:tblStylePr>
   </w:style>
-  <w:style w:type="table" w:styleId="1416">
+  <w:style w:type="table" w:styleId="1418">
     <w:name w:val="Plain Table 3"/>
-    <w:basedOn w:val="1411"/>
+    <w:basedOn w:val="1413"/>
     <w:uiPriority w:val="99"/>
     <w:pPr>
       <w:pBdr/>
@@ -39478,9 +39468,9 @@
       </w:tcPr>
     </w:tblStylePr>
   </w:style>
-  <w:style w:type="table" w:styleId="1417">
+  <w:style w:type="table" w:styleId="1419">
     <w:name w:val="Plain Table 4"/>
-    <w:basedOn w:val="1411"/>
+    <w:basedOn w:val="1413"/>
     <w:uiPriority w:val="99"/>
     <w:pPr>
       <w:pBdr/>
@@ -39694,9 +39684,9 @@
       </w:tcPr>
     </w:tblStylePr>
   </w:style>
-  <w:style w:type="table" w:styleId="1418">
+  <w:style w:type="table" w:styleId="1420">
     <w:name w:val="Plain Table 5"/>
-    <w:basedOn w:val="1411"/>
+    <w:basedOn w:val="1413"/>
     <w:uiPriority w:val="99"/>
     <w:pPr>
       <w:pBdr/>
@@ -39927,9 +39917,9 @@
       </w:tcPr>
     </w:tblStylePr>
   </w:style>
-  <w:style w:type="table" w:styleId="1419">
+  <w:style w:type="table" w:styleId="1421">
     <w:name w:val="Grid Table 1 Light"/>
-    <w:basedOn w:val="1411"/>
+    <w:basedOn w:val="1413"/>
     <w:uiPriority w:val="99"/>
     <w:pPr>
       <w:pBdr/>
@@ -40150,9 +40140,9 @@
       </w:tcPr>
     </w:tblStylePr>
   </w:style>
-  <w:style w:type="table" w:styleId="1420">
+  <w:style w:type="table" w:styleId="1422">
     <w:name w:val="Grid Table 1 Light - Accent 1"/>
-    <w:basedOn w:val="1411"/>
+    <w:basedOn w:val="1413"/>
     <w:uiPriority w:val="99"/>
     <w:pPr>
       <w:pBdr/>
@@ -40373,9 +40363,9 @@
       </w:tcPr>
     </w:tblStylePr>
   </w:style>
-  <w:style w:type="table" w:styleId="1421">
+  <w:style w:type="table" w:styleId="1423">
     <w:name w:val="Grid Table 1 Light - Accent 2"/>
-    <w:basedOn w:val="1411"/>
+    <w:basedOn w:val="1413"/>
     <w:uiPriority w:val="99"/>
     <w:pPr>
       <w:pBdr/>
@@ -40596,9 +40586,9 @@
       </w:tcPr>
     </w:tblStylePr>
   </w:style>
-  <w:style w:type="table" w:styleId="1422">
+  <w:style w:type="table" w:styleId="1424">
     <w:name w:val="Grid Table 1 Light - Accent 3"/>
-    <w:basedOn w:val="1411"/>
+    <w:basedOn w:val="1413"/>
     <w:uiPriority w:val="99"/>
     <w:pPr>
       <w:pBdr/>
@@ -40819,9 +40809,9 @@
       </w:tcPr>
     </w:tblStylePr>
   </w:style>
-  <w:style w:type="table" w:styleId="1423">
+  <w:style w:type="table" w:styleId="1425">
     <w:name w:val="Grid Table 1 Light - Accent 4"/>
-    <w:basedOn w:val="1411"/>
+    <w:basedOn w:val="1413"/>
     <w:uiPriority w:val="99"/>
     <w:pPr>
       <w:pBdr/>
@@ -41042,9 +41032,9 @@
       </w:tcPr>
     </w:tblStylePr>
   </w:style>
-  <w:style w:type="table" w:styleId="1424">
+  <w:style w:type="table" w:styleId="1426">
     <w:name w:val="Grid Table 1 Light - Accent 5"/>
-    <w:basedOn w:val="1411"/>
+    <w:basedOn w:val="1413"/>
     <w:uiPriority w:val="99"/>
     <w:pPr>
       <w:pBdr/>
@@ -41265,9 +41255,9 @@
       </w:tcPr>
     </w:tblStylePr>
   </w:style>
-  <w:style w:type="table" w:styleId="1425">
+  <w:style w:type="table" w:styleId="1427">
     <w:name w:val="Grid Table 1 Light - Accent 6"/>
-    <w:basedOn w:val="1411"/>
+    <w:basedOn w:val="1413"/>
     <w:uiPriority w:val="99"/>
     <w:pPr>
       <w:pBdr/>
@@ -41488,9 +41478,9 @@
       </w:tcPr>
     </w:tblStylePr>
   </w:style>
-  <w:style w:type="table" w:styleId="1426">
+  <w:style w:type="table" w:styleId="1428">
     <w:name w:val="Grid Table 2"/>
-    <w:basedOn w:val="1411"/>
+    <w:basedOn w:val="1413"/>
     <w:uiPriority w:val="99"/>
     <w:pPr>
       <w:pBdr/>
@@ -41720,9 +41710,9 @@
       </w:tcPr>
     </w:tblStylePr>
   </w:style>
-  <w:style w:type="table" w:styleId="1427">
+  <w:style w:type="table" w:styleId="1429">
     <w:name w:val="Grid Table 2 - Accent 1"/>
-    <w:basedOn w:val="1411"/>
+    <w:basedOn w:val="1413"/>
     <w:uiPriority w:val="99"/>
     <w:pPr>
       <w:pBdr/>
@@ -41952,9 +41942,9 @@
       </w:tcPr>
     </w:tblStylePr>
   </w:style>
-  <w:style w:type="table" w:styleId="1428">
+  <w:style w:type="table" w:styleId="1430">
     <w:name w:val="Grid Table 2 - Accent 2"/>
-    <w:basedOn w:val="1411"/>
+    <w:basedOn w:val="1413"/>
     <w:uiPriority w:val="99"/>
     <w:pPr>
       <w:pBdr/>
@@ -42184,9 +42174,9 @@
       </w:tcPr>
     </w:tblStylePr>
   </w:style>
-  <w:style w:type="table" w:styleId="1429">
+  <w:style w:type="table" w:styleId="1431">
     <w:name w:val="Grid Table 2 - Accent 3"/>
-    <w:basedOn w:val="1411"/>
+    <w:basedOn w:val="1413"/>
     <w:uiPriority w:val="99"/>
     <w:pPr>
       <w:pBdr/>
@@ -42416,9 +42406,9 @@
       </w:tcPr>
     </w:tblStylePr>
   </w:style>
-  <w:style w:type="table" w:styleId="1430">
+  <w:style w:type="table" w:styleId="1432">
     <w:name w:val="Grid Table 2 - Accent 4"/>
-    <w:basedOn w:val="1411"/>
+    <w:basedOn w:val="1413"/>
     <w:uiPriority w:val="99"/>
     <w:pPr>
       <w:pBdr/>
@@ -42648,9 +42638,9 @@
       </w:tcPr>
     </w:tblStylePr>
   </w:style>
-  <w:style w:type="table" w:styleId="1431">
+  <w:style w:type="table" w:styleId="1433">
     <w:name w:val="Grid Table 2 - Accent 5"/>
-    <w:basedOn w:val="1411"/>
+    <w:basedOn w:val="1413"/>
     <w:uiPriority w:val="99"/>
     <w:pPr>
       <w:pBdr/>
@@ -42880,9 +42870,9 @@
       </w:tcPr>
     </w:tblStylePr>
   </w:style>
-  <w:style w:type="table" w:styleId="1432">
+  <w:style w:type="table" w:styleId="1434">
     <w:name w:val="Grid Table 2 - Accent 6"/>
-    <w:basedOn w:val="1411"/>
+    <w:basedOn w:val="1413"/>
     <w:uiPriority w:val="99"/>
     <w:pPr>
       <w:pBdr/>
@@ -43112,9 +43102,9 @@
       </w:tcPr>
     </w:tblStylePr>
   </w:style>
-  <w:style w:type="table" w:styleId="1433">
+  <w:style w:type="table" w:styleId="1435">
     <w:name w:val="Grid Table 3"/>
-    <w:basedOn w:val="1411"/>
+    <w:basedOn w:val="1413"/>
     <w:uiPriority w:val="99"/>
     <w:pPr>
       <w:pBdr/>
@@ -43357,9 +43347,9 @@
       </w:tcPr>
     </w:tblStylePr>
   </w:style>
-  <w:style w:type="table" w:styleId="1434">
+  <w:style w:type="table" w:styleId="1436">
     <w:name w:val="Grid Table 3 - Accent 1"/>
-    <w:basedOn w:val="1411"/>
+    <w:basedOn w:val="1413"/>
     <w:uiPriority w:val="99"/>
     <w:pPr>
       <w:pBdr/>
@@ -43602,9 +43592,9 @@
       </w:tcPr>
     </w:tblStylePr>
   </w:style>
-  <w:style w:type="table" w:styleId="1435">
+  <w:style w:type="table" w:styleId="1437">
     <w:name w:val="Grid Table 3 - Accent 2"/>
-    <w:basedOn w:val="1411"/>
+    <w:basedOn w:val="1413"/>
     <w:uiPriority w:val="99"/>
     <w:pPr>
       <w:pBdr/>
@@ -43847,9 +43837,9 @@
       </w:tcPr>
     </w:tblStylePr>
   </w:style>
-  <w:style w:type="table" w:styleId="1436">
+  <w:style w:type="table" w:styleId="1438">
     <w:name w:val="Grid Table 3 - Accent 3"/>
-    <w:basedOn w:val="1411"/>
+    <w:basedOn w:val="1413"/>
     <w:uiPriority w:val="99"/>
     <w:pPr>
       <w:pBdr/>
@@ -44092,9 +44082,9 @@
       </w:tcPr>
     </w:tblStylePr>
   </w:style>
-  <w:style w:type="table" w:styleId="1437">
+  <w:style w:type="table" w:styleId="1439">
     <w:name w:val="Grid Table 3 - Accent 4"/>
-    <w:basedOn w:val="1411"/>
+    <w:basedOn w:val="1413"/>
     <w:uiPriority w:val="99"/>
     <w:pPr>
       <w:pBdr/>
@@ -44337,9 +44327,9 @@
       </w:tcPr>
     </w:tblStylePr>
   </w:style>
-  <w:style w:type="table" w:styleId="1438">
+  <w:style w:type="table" w:styleId="1440">
     <w:name w:val="Grid Table 3 - Accent 5"/>
-    <w:basedOn w:val="1411"/>
+    <w:basedOn w:val="1413"/>
     <w:uiPriority w:val="99"/>
     <w:pPr>
       <w:pBdr/>
@@ -44582,9 +44572,9 @@
       </w:tcPr>
     </w:tblStylePr>
   </w:style>
-  <w:style w:type="table" w:styleId="1439">
+  <w:style w:type="table" w:styleId="1441">
     <w:name w:val="Grid Table 3 - Accent 6"/>
-    <w:basedOn w:val="1411"/>
+    <w:basedOn w:val="1413"/>
     <w:uiPriority w:val="99"/>
     <w:pPr>
       <w:pBdr/>
@@ -44827,9 +44817,9 @@
       </w:tcPr>
     </w:tblStylePr>
   </w:style>
-  <w:style w:type="table" w:styleId="1440">
+  <w:style w:type="table" w:styleId="1442">
     <w:name w:val="Grid Table 4"/>
-    <w:basedOn w:val="1411"/>
+    <w:basedOn w:val="1413"/>
     <w:uiPriority w:val="59"/>
     <w:pPr>
       <w:pBdr/>
@@ -45060,9 +45050,9 @@
       </w:tcPr>
     </w:tblStylePr>
   </w:style>
-  <w:style w:type="table" w:styleId="1441">
+  <w:style w:type="table" w:styleId="1443">
     <w:name w:val="Grid Table 4 - Accent 1"/>
-    <w:basedOn w:val="1411"/>
+    <w:basedOn w:val="1413"/>
     <w:uiPriority w:val="59"/>
     <w:pPr>
       <w:pBdr/>
@@ -45293,9 +45283,9 @@
       </w:tcPr>
     </w:tblStylePr>
   </w:style>
-  <w:style w:type="table" w:styleId="1442">
+  <w:style w:type="table" w:styleId="1444">
     <w:name w:val="Grid Table 4 - Accent 2"/>
-    <w:basedOn w:val="1411"/>
+    <w:basedOn w:val="1413"/>
     <w:uiPriority w:val="59"/>
     <w:pPr>
       <w:pBdr/>
@@ -45526,9 +45516,9 @@
       </w:tcPr>
     </w:tblStylePr>
   </w:style>
-  <w:style w:type="table" w:styleId="1443">
+  <w:style w:type="table" w:styleId="1445">
     <w:name w:val="Grid Table 4 - Accent 3"/>
-    <w:basedOn w:val="1411"/>
+    <w:basedOn w:val="1413"/>
     <w:uiPriority w:val="59"/>
     <w:pPr>
       <w:pBdr/>
@@ -45759,9 +45749,9 @@
       </w:tcPr>
     </w:tblStylePr>
   </w:style>
-  <w:style w:type="table" w:styleId="1444">
+  <w:style w:type="table" w:styleId="1446">
     <w:name w:val="Grid Table 4 - Accent 4"/>
-    <w:basedOn w:val="1411"/>
+    <w:basedOn w:val="1413"/>
     <w:uiPriority w:val="59"/>
     <w:pPr>
       <w:pBdr/>
@@ -45992,9 +45982,9 @@
       </w:tcPr>
     </w:tblStylePr>
   </w:style>
-  <w:style w:type="table" w:styleId="1445">
+  <w:style w:type="table" w:styleId="1447">
     <w:name w:val="Grid Table 4 - Accent 5"/>
-    <w:basedOn w:val="1411"/>
+    <w:basedOn w:val="1413"/>
     <w:uiPriority w:val="59"/>
     <w:pPr>
       <w:pBdr/>
@@ -46225,9 +46215,9 @@
       </w:tcPr>
     </w:tblStylePr>
   </w:style>
-  <w:style w:type="table" w:styleId="1446">
+  <w:style w:type="table" w:styleId="1448">
     <w:name w:val="Grid Table 4 - Accent 6"/>
-    <w:basedOn w:val="1411"/>
+    <w:basedOn w:val="1413"/>
     <w:uiPriority w:val="59"/>
     <w:pPr>
       <w:pBdr/>
@@ -46458,9 +46448,9 @@
       </w:tcPr>
     </w:tblStylePr>
   </w:style>
-  <w:style w:type="table" w:styleId="1447">
+  <w:style w:type="table" w:styleId="1449">
     <w:name w:val="Grid Table 5 Dark"/>
-    <w:basedOn w:val="1411"/>
+    <w:basedOn w:val="1413"/>
     <w:uiPriority w:val="99"/>
     <w:pPr>
       <w:pBdr/>
@@ -46686,9 +46676,9 @@
       </w:tcPr>
     </w:tblStylePr>
   </w:style>
-  <w:style w:type="table" w:styleId="1448">
+  <w:style w:type="table" w:styleId="1450">
     <w:name w:val="Grid Table 5 Dark- Accent 1"/>
-    <w:basedOn w:val="1411"/>
+    <w:basedOn w:val="1413"/>
     <w:uiPriority w:val="99"/>
     <w:pPr>
       <w:pBdr/>
@@ -46914,9 +46904,9 @@
       </w:tcPr>
     </w:tblStylePr>
   </w:style>
-  <w:style w:type="table" w:styleId="1449">
+  <w:style w:type="table" w:styleId="1451">
     <w:name w:val="Grid Table 5 Dark - Accent 2"/>
-    <w:basedOn w:val="1411"/>
+    <w:basedOn w:val="1413"/>
     <w:uiPriority w:val="99"/>
     <w:pPr>
       <w:pBdr/>
@@ -47142,9 +47132,9 @@
       </w:tcPr>
     </w:tblStylePr>
   </w:style>
-  <w:style w:type="table" w:styleId="1450">
+  <w:style w:type="table" w:styleId="1452">
     <w:name w:val="Grid Table 5 Dark - Accent 3"/>
-    <w:basedOn w:val="1411"/>
+    <w:basedOn w:val="1413"/>
     <w:uiPriority w:val="99"/>
     <w:pPr>
       <w:pBdr/>
@@ -47370,9 +47360,9 @@
       </w:tcPr>
     </w:tblStylePr>
   </w:style>
-  <w:style w:type="table" w:styleId="1451">
+  <w:style w:type="table" w:styleId="1453">
     <w:name w:val="Grid Table 5 Dark- Accent 4"/>
-    <w:basedOn w:val="1411"/>
+    <w:basedOn w:val="1413"/>
     <w:uiPriority w:val="99"/>
     <w:pPr>
       <w:pBdr/>
@@ -47598,9 +47588,9 @@
       </w:tcPr>
     </w:tblStylePr>
   </w:style>
-  <w:style w:type="table" w:styleId="1452">
+  <w:style w:type="table" w:styleId="1454">
     <w:name w:val="Grid Table 5 Dark - Accent 5"/>
-    <w:basedOn w:val="1411"/>
+    <w:basedOn w:val="1413"/>
     <w:uiPriority w:val="99"/>
     <w:pPr>
       <w:pBdr/>
@@ -47826,9 +47816,9 @@
       </w:tcPr>
     </w:tblStylePr>
   </w:style>
-  <w:style w:type="table" w:styleId="1453">
+  <w:style w:type="table" w:styleId="1455">
     <w:name w:val="Grid Table 5 Dark - Accent 6"/>
-    <w:basedOn w:val="1411"/>
+    <w:basedOn w:val="1413"/>
     <w:uiPriority w:val="99"/>
     <w:pPr>
       <w:pBdr/>
@@ -48054,9 +48044,9 @@
       </w:tcPr>
     </w:tblStylePr>
   </w:style>
-  <w:style w:type="table" w:styleId="1454">
+  <w:style w:type="table" w:styleId="1456">
     <w:name w:val="Grid Table 6 Colorful"/>
-    <w:basedOn w:val="1411"/>
+    <w:basedOn w:val="1413"/>
     <w:uiPriority w:val="99"/>
     <w:pPr>
       <w:pBdr/>
@@ -48284,9 +48274,9 @@
       </w:tcPr>
     </w:tblStylePr>
   </w:style>
-  <w:style w:type="table" w:styleId="1455">
+  <w:style w:type="table" w:styleId="1457">
     <w:name w:val="Grid Table 6 Colorful - Accent 1"/>
-    <w:basedOn w:val="1411"/>
+    <w:basedOn w:val="1413"/>
     <w:uiPriority w:val="99"/>
     <w:pPr>
       <w:pBdr/>
@@ -48514,9 +48504,9 @@
       </w:tcPr>
     </w:tblStylePr>
   </w:style>
-  <w:style w:type="table" w:styleId="1456">
+  <w:style w:type="table" w:styleId="1458">
     <w:name w:val="Grid Table 6 Colorful - Accent 2"/>
-    <w:basedOn w:val="1411"/>
+    <w:basedOn w:val="1413"/>
     <w:uiPriority w:val="99"/>
     <w:pPr>
       <w:pBdr/>
@@ -48744,9 +48734,9 @@
       </w:tcPr>
     </w:tblStylePr>
   </w:style>
-  <w:style w:type="table" w:styleId="1457">
+  <w:style w:type="table" w:styleId="1459">
     <w:name w:val="Grid Table 6 Colorful - Accent 3"/>
-    <w:basedOn w:val="1411"/>
+    <w:basedOn w:val="1413"/>
     <w:uiPriority w:val="99"/>
     <w:pPr>
       <w:pBdr/>
@@ -48974,9 +48964,9 @@
       </w:tcPr>
     </w:tblStylePr>
   </w:style>
-  <w:style w:type="table" w:styleId="1458">
+  <w:style w:type="table" w:styleId="1460">
     <w:name w:val="Grid Table 6 Colorful - Accent 4"/>
-    <w:basedOn w:val="1411"/>
+    <w:basedOn w:val="1413"/>
     <w:uiPriority w:val="99"/>
     <w:pPr>
       <w:pBdr/>
@@ -49204,9 +49194,9 @@
       </w:tcPr>
     </w:tblStylePr>
   </w:style>
-  <w:style w:type="table" w:styleId="1459">
+  <w:style w:type="table" w:styleId="1461">
     <w:name w:val="Grid Table 6 Colorful - Accent 5"/>
-    <w:basedOn w:val="1411"/>
+    <w:basedOn w:val="1413"/>
     <w:uiPriority w:val="99"/>
     <w:pPr>
       <w:pBdr/>
@@ -49434,9 +49424,9 @@
       </w:tcPr>
     </w:tblStylePr>
   </w:style>
-  <w:style w:type="table" w:styleId="1460">
+  <w:style w:type="table" w:styleId="1462">
     <w:name w:val="Grid Table 6 Colorful - Accent 6"/>
-    <w:basedOn w:val="1411"/>
+    <w:basedOn w:val="1413"/>
     <w:uiPriority w:val="99"/>
     <w:pPr>
       <w:pBdr/>
@@ -49664,9 +49654,9 @@
       </w:tcPr>
     </w:tblStylePr>
   </w:style>
-  <w:style w:type="table" w:styleId="1461">
+  <w:style w:type="table" w:styleId="1463">
     <w:name w:val="Grid Table 7 Colorful"/>
-    <w:basedOn w:val="1411"/>
+    <w:basedOn w:val="1413"/>
     <w:uiPriority w:val="99"/>
     <w:pPr>
       <w:pBdr/>
@@ -49918,9 +49908,9 @@
       </w:tcPr>
     </w:tblStylePr>
   </w:style>
-  <w:style w:type="table" w:styleId="1462">
+  <w:style w:type="table" w:styleId="1464">
     <w:name w:val="Grid Table 7 Colorful - Accent 1"/>
-    <w:basedOn w:val="1411"/>
+    <w:basedOn w:val="1413"/>
     <w:uiPriority w:val="99"/>
     <w:pPr>
       <w:pBdr/>
@@ -50172,9 +50162,9 @@
       </w:tcPr>
     </w:tblStylePr>
   </w:style>
-  <w:style w:type="table" w:styleId="1463">
+  <w:style w:type="table" w:styleId="1465">
     <w:name w:val="Grid Table 7 Colorful - Accent 2"/>
-    <w:basedOn w:val="1411"/>
+    <w:basedOn w:val="1413"/>
     <w:uiPriority w:val="99"/>
     <w:pPr>
       <w:pBdr/>
@@ -50426,9 +50416,9 @@
       </w:tcPr>
     </w:tblStylePr>
   </w:style>
-  <w:style w:type="table" w:styleId="1464">
+  <w:style w:type="table" w:styleId="1466">
     <w:name w:val="Grid Table 7 Colorful - Accent 3"/>
-    <w:basedOn w:val="1411"/>
+    <w:basedOn w:val="1413"/>
     <w:uiPriority w:val="99"/>
     <w:pPr>
       <w:pBdr/>
@@ -50680,9 +50670,9 @@
       </w:tcPr>
     </w:tblStylePr>
   </w:style>
-  <w:style w:type="table" w:styleId="1465">
+  <w:style w:type="table" w:styleId="1467">
     <w:name w:val="Grid Table 7 Colorful - Accent 4"/>
-    <w:basedOn w:val="1411"/>
+    <w:basedOn w:val="1413"/>
     <w:uiPriority w:val="99"/>
     <w:pPr>
       <w:pBdr/>
@@ -50934,9 +50924,9 @@
       </w:tcPr>
     </w:tblStylePr>
   </w:style>
-  <w:style w:type="table" w:styleId="1466">
+  <w:style w:type="table" w:styleId="1468">
     <w:name w:val="Grid Table 7 Colorful - Accent 5"/>
-    <w:basedOn w:val="1411"/>
+    <w:basedOn w:val="1413"/>
     <w:uiPriority w:val="99"/>
     <w:pPr>
       <w:pBdr/>
@@ -51188,9 +51178,9 @@
       </w:tcPr>
     </w:tblStylePr>
   </w:style>
-  <w:style w:type="table" w:styleId="1467">
+  <w:style w:type="table" w:styleId="1469">
     <w:name w:val="Grid Table 7 Colorful - Accent 6"/>
-    <w:basedOn w:val="1411"/>
+    <w:basedOn w:val="1413"/>
     <w:uiPriority w:val="99"/>
     <w:pPr>
       <w:pBdr/>
@@ -51442,9 +51432,9 @@
       </w:tcPr>
     </w:tblStylePr>
   </w:style>
-  <w:style w:type="table" w:styleId="1468">
+  <w:style w:type="table" w:styleId="1470">
     <w:name w:val="List Table 1 Light"/>
-    <w:basedOn w:val="1411"/>
+    <w:basedOn w:val="1413"/>
     <w:uiPriority w:val="99"/>
     <w:pPr>
       <w:pBdr/>
@@ -51658,9 +51648,9 @@
       </w:tcPr>
     </w:tblStylePr>
   </w:style>
-  <w:style w:type="table" w:styleId="1469">
+  <w:style w:type="table" w:styleId="1471">
     <w:name w:val="List Table 1 Light - Accent 1"/>
-    <w:basedOn w:val="1411"/>
+    <w:basedOn w:val="1413"/>
     <w:uiPriority w:val="99"/>
     <w:pPr>
       <w:pBdr/>
@@ -51874,9 +51864,9 @@
       </w:tcPr>
     </w:tblStylePr>
   </w:style>
-  <w:style w:type="table" w:styleId="1470">
+  <w:style w:type="table" w:styleId="1472">
     <w:name w:val="List Table 1 Light - Accent 2"/>
-    <w:basedOn w:val="1411"/>
+    <w:basedOn w:val="1413"/>
     <w:uiPriority w:val="99"/>
     <w:pPr>
       <w:pBdr/>
@@ -52090,9 +52080,9 @@
       </w:tcPr>
     </w:tblStylePr>
   </w:style>
-  <w:style w:type="table" w:styleId="1471">
+  <w:style w:type="table" w:styleId="1473">
     <w:name w:val="List Table 1 Light - Accent 3"/>
-    <w:basedOn w:val="1411"/>
+    <w:basedOn w:val="1413"/>
     <w:uiPriority w:val="99"/>
     <w:pPr>
       <w:pBdr/>
@@ -52306,9 +52296,9 @@
       </w:tcPr>
     </w:tblStylePr>
   </w:style>
-  <w:style w:type="table" w:styleId="1472">
+  <w:style w:type="table" w:styleId="1474">
     <w:name w:val="List Table 1 Light - Accent 4"/>
-    <w:basedOn w:val="1411"/>
+    <w:basedOn w:val="1413"/>
     <w:uiPriority w:val="99"/>
     <w:pPr>
       <w:pBdr/>
@@ -52522,9 +52512,9 @@
       </w:tcPr>
     </w:tblStylePr>
   </w:style>
-  <w:style w:type="table" w:styleId="1473">
+  <w:style w:type="table" w:styleId="1475">
     <w:name w:val="List Table 1 Light - Accent 5"/>
-    <w:basedOn w:val="1411"/>
+    <w:basedOn w:val="1413"/>
     <w:uiPriority w:val="99"/>
     <w:pPr>
       <w:pBdr/>
@@ -52738,9 +52728,9 @@
       </w:tcPr>
     </w:tblStylePr>
   </w:style>
-  <w:style w:type="table" w:styleId="1474">
+  <w:style w:type="table" w:styleId="1476">
     <w:name w:val="List Table 1 Light - Accent 6"/>
-    <w:basedOn w:val="1411"/>
+    <w:basedOn w:val="1413"/>
     <w:uiPriority w:val="99"/>
     <w:pPr>
       <w:pBdr/>
@@ -52954,9 +52944,9 @@
       </w:tcPr>
     </w:tblStylePr>
   </w:style>
-  <w:style w:type="table" w:styleId="1475">
+  <w:style w:type="table" w:styleId="1477">
     <w:name w:val="List Table 2"/>
-    <w:basedOn w:val="1411"/>
+    <w:basedOn w:val="1413"/>
     <w:uiPriority w:val="99"/>
     <w:pPr>
       <w:pBdr/>
@@ -53192,9 +53182,9 @@
       </w:tcPr>
     </w:tblStylePr>
   </w:style>
-  <w:style w:type="table" w:styleId="1476">
+  <w:style w:type="table" w:styleId="1478">
     <w:name w:val="List Table 2 - Accent 1"/>
-    <w:basedOn w:val="1411"/>
+    <w:basedOn w:val="1413"/>
     <w:uiPriority w:val="99"/>
     <w:pPr>
       <w:pBdr/>
@@ -53430,9 +53420,9 @@
       </w:tcPr>
     </w:tblStylePr>
   </w:style>
-  <w:style w:type="table" w:styleId="1477">
+  <w:style w:type="table" w:styleId="1479">
     <w:name w:val="List Table 2 - Accent 2"/>
-    <w:basedOn w:val="1411"/>
+    <w:basedOn w:val="1413"/>
     <w:uiPriority w:val="99"/>
     <w:pPr>
       <w:pBdr/>
@@ -53668,9 +53658,9 @@
       </w:tcPr>
     </w:tblStylePr>
   </w:style>
-  <w:style w:type="table" w:styleId="1478">
+  <w:style w:type="table" w:styleId="1480">
     <w:name w:val="List Table 2 - Accent 3"/>
-    <w:basedOn w:val="1411"/>
+    <w:basedOn w:val="1413"/>
     <w:uiPriority w:val="99"/>
     <w:pPr>
       <w:pBdr/>
@@ -53906,9 +53896,9 @@
       </w:tcPr>
     </w:tblStylePr>
   </w:style>
-  <w:style w:type="table" w:styleId="1479">
+  <w:style w:type="table" w:styleId="1481">
     <w:name w:val="List Table 2 - Accent 4"/>
-    <w:basedOn w:val="1411"/>
+    <w:basedOn w:val="1413"/>
     <w:uiPriority w:val="99"/>
     <w:pPr>
       <w:pBdr/>
@@ -54144,9 +54134,9 @@
       </w:tcPr>
     </w:tblStylePr>
   </w:style>
-  <w:style w:type="table" w:styleId="1480">
+  <w:style w:type="table" w:styleId="1482">
     <w:name w:val="List Table 2 - Accent 5"/>
-    <w:basedOn w:val="1411"/>
+    <w:basedOn w:val="1413"/>
     <w:uiPriority w:val="99"/>
     <w:pPr>
       <w:pBdr/>
@@ -54382,9 +54372,9 @@
       </w:tcPr>
     </w:tblStylePr>
   </w:style>
-  <w:style w:type="table" w:styleId="1481">
+  <w:style w:type="table" w:styleId="1483">
     <w:name w:val="List Table 2 - Accent 6"/>
-    <w:basedOn w:val="1411"/>
+    <w:basedOn w:val="1413"/>
     <w:uiPriority w:val="99"/>
     <w:pPr>
       <w:pBdr/>
@@ -54620,9 +54610,9 @@
       </w:tcPr>
     </w:tblStylePr>
   </w:style>
-  <w:style w:type="table" w:styleId="1482">
+  <w:style w:type="table" w:styleId="1484">
     <w:name w:val="List Table 3"/>
-    <w:basedOn w:val="1411"/>
+    <w:basedOn w:val="1413"/>
     <w:uiPriority w:val="99"/>
     <w:pPr>
       <w:pBdr/>
@@ -54848,9 +54838,9 @@
       </w:tcPr>
     </w:tblStylePr>
   </w:style>
-  <w:style w:type="table" w:styleId="1483">
+  <w:style w:type="table" w:styleId="1485">
     <w:name w:val="List Table 3 - Accent 1"/>
-    <w:basedOn w:val="1411"/>
+    <w:basedOn w:val="1413"/>
     <w:uiPriority w:val="99"/>
     <w:pPr>
       <w:pBdr/>
@@ -55076,9 +55066,9 @@
       </w:tcPr>
     </w:tblStylePr>
   </w:style>
-  <w:style w:type="table" w:styleId="1484">
+  <w:style w:type="table" w:styleId="1486">
     <w:name w:val="List Table 3 - Accent 2"/>
-    <w:basedOn w:val="1411"/>
+    <w:basedOn w:val="1413"/>
     <w:uiPriority w:val="99"/>
     <w:pPr>
       <w:pBdr/>
@@ -55304,9 +55294,9 @@
       </w:tcPr>
     </w:tblStylePr>
   </w:style>
-  <w:style w:type="table" w:styleId="1485">
+  <w:style w:type="table" w:styleId="1487">
     <w:name w:val="List Table 3 - Accent 3"/>
-    <w:basedOn w:val="1411"/>
+    <w:basedOn w:val="1413"/>
     <w:uiPriority w:val="99"/>
     <w:pPr>
       <w:pBdr/>
@@ -55532,9 +55522,9 @@
       </w:tcPr>
     </w:tblStylePr>
   </w:style>
-  <w:style w:type="table" w:styleId="1486">
+  <w:style w:type="table" w:styleId="1488">
     <w:name w:val="List Table 3 - Accent 4"/>
-    <w:basedOn w:val="1411"/>
+    <w:basedOn w:val="1413"/>
     <w:uiPriority w:val="99"/>
     <w:pPr>
       <w:pBdr/>
@@ -55760,9 +55750,9 @@
       </w:tcPr>
     </w:tblStylePr>
   </w:style>
-  <w:style w:type="table" w:styleId="1487">
+  <w:style w:type="table" w:styleId="1489">
     <w:name w:val="List Table 3 - Accent 5"/>
-    <w:basedOn w:val="1411"/>
+    <w:basedOn w:val="1413"/>
     <w:uiPriority w:val="99"/>
     <w:pPr>
       <w:pBdr/>
@@ -55988,9 +55978,9 @@
       </w:tcPr>
     </w:tblStylePr>
   </w:style>
-  <w:style w:type="table" w:styleId="1488">
+  <w:style w:type="table" w:styleId="1490">
     <w:name w:val="List Table 3 - Accent 6"/>
-    <w:basedOn w:val="1411"/>
+    <w:basedOn w:val="1413"/>
     <w:uiPriority w:val="99"/>
     <w:pPr>
       <w:pBdr/>
@@ -56216,9 +56206,9 @@
       </w:tcPr>
     </w:tblStylePr>
   </w:style>
-  <w:style w:type="table" w:styleId="1489">
+  <w:style w:type="table" w:styleId="1491">
     <w:name w:val="List Table 4"/>
-    <w:basedOn w:val="1411"/>
+    <w:basedOn w:val="1413"/>
     <w:uiPriority w:val="99"/>
     <w:pPr>
       <w:pBdr/>
@@ -56441,9 +56431,9 @@
       </w:tcPr>
     </w:tblStylePr>
   </w:style>
-  <w:style w:type="table" w:styleId="1490">
+  <w:style w:type="table" w:styleId="1492">
     <w:name w:val="List Table 4 - Accent 1"/>
-    <w:basedOn w:val="1411"/>
+    <w:basedOn w:val="1413"/>
     <w:uiPriority w:val="99"/>
     <w:pPr>
       <w:pBdr/>
@@ -56666,9 +56656,9 @@
       </w:tcPr>
     </w:tblStylePr>
   </w:style>
-  <w:style w:type="table" w:styleId="1491">
+  <w:style w:type="table" w:styleId="1493">
     <w:name w:val="List Table 4 - Accent 2"/>
-    <w:basedOn w:val="1411"/>
+    <w:basedOn w:val="1413"/>
     <w:uiPriority w:val="99"/>
     <w:pPr>
       <w:pBdr/>
@@ -56891,9 +56881,9 @@
       </w:tcPr>
     </w:tblStylePr>
   </w:style>
-  <w:style w:type="table" w:styleId="1492">
+  <w:style w:type="table" w:styleId="1494">
     <w:name w:val="List Table 4 - Accent 3"/>
-    <w:basedOn w:val="1411"/>
+    <w:basedOn w:val="1413"/>
     <w:uiPriority w:val="99"/>
     <w:pPr>
       <w:pBdr/>
@@ -57116,9 +57106,9 @@
       </w:tcPr>
     </w:tblStylePr>
   </w:style>
-  <w:style w:type="table" w:styleId="1493">
+  <w:style w:type="table" w:styleId="1495">
     <w:name w:val="List Table 4 - Accent 4"/>
-    <w:basedOn w:val="1411"/>
+    <w:basedOn w:val="1413"/>
     <w:uiPriority w:val="99"/>
     <w:pPr>
       <w:pBdr/>
@@ -57341,9 +57331,9 @@
       </w:tcPr>
     </w:tblStylePr>
   </w:style>
-  <w:style w:type="table" w:styleId="1494">
+  <w:style w:type="table" w:styleId="1496">
     <w:name w:val="List Table 4 - Accent 5"/>
-    <w:basedOn w:val="1411"/>
+    <w:basedOn w:val="1413"/>
     <w:uiPriority w:val="99"/>
     <w:pPr>
       <w:pBdr/>
@@ -57566,9 +57556,9 @@
       </w:tcPr>
     </w:tblStylePr>
   </w:style>
-  <w:style w:type="table" w:styleId="1495">
+  <w:style w:type="table" w:styleId="1497">
     <w:name w:val="List Table 4 - Accent 6"/>
-    <w:basedOn w:val="1411"/>
+    <w:basedOn w:val="1413"/>
     <w:uiPriority w:val="99"/>
     <w:pPr>
       <w:pBdr/>
@@ -57791,9 +57781,9 @@
       </w:tcPr>
     </w:tblStylePr>
   </w:style>
-  <w:style w:type="table" w:styleId="1496">
+  <w:style w:type="table" w:styleId="1498">
     <w:name w:val="List Table 5 Dark"/>
-    <w:basedOn w:val="1411"/>
+    <w:basedOn w:val="1413"/>
     <w:uiPriority w:val="99"/>
     <w:pPr>
       <w:pBdr/>
@@ -58033,9 +58023,9 @@
       </w:tcPr>
     </w:tblStylePr>
   </w:style>
-  <w:style w:type="table" w:styleId="1497">
+  <w:style w:type="table" w:styleId="1499">
     <w:name w:val="List Table 5 Dark - Accent 1"/>
-    <w:basedOn w:val="1411"/>
+    <w:basedOn w:val="1413"/>
     <w:uiPriority w:val="99"/>
     <w:pPr>
       <w:pBdr/>
@@ -58275,9 +58265,9 @@
       </w:tcPr>
     </w:tblStylePr>
   </w:style>
-  <w:style w:type="table" w:styleId="1498">
+  <w:style w:type="table" w:styleId="1500">
     <w:name w:val="List Table 5 Dark - Accent 2"/>
-    <w:basedOn w:val="1411"/>
+    <w:basedOn w:val="1413"/>
     <w:uiPriority w:val="99"/>
     <w:pPr>
       <w:pBdr/>
@@ -58517,9 +58507,9 @@
       </w:tcPr>
     </w:tblStylePr>
   </w:style>
-  <w:style w:type="table" w:styleId="1499">
+  <w:style w:type="table" w:styleId="1501">
     <w:name w:val="List Table 5 Dark - Accent 3"/>
-    <w:basedOn w:val="1411"/>
+    <w:basedOn w:val="1413"/>
     <w:uiPriority w:val="99"/>
     <w:pPr>
       <w:pBdr/>
@@ -58759,9 +58749,9 @@
       </w:tcPr>
     </w:tblStylePr>
   </w:style>
-  <w:style w:type="table" w:styleId="1500">
+  <w:style w:type="table" w:styleId="1502">
     <w:name w:val="List Table 5 Dark - Accent 4"/>
-    <w:basedOn w:val="1411"/>
+    <w:basedOn w:val="1413"/>
     <w:uiPriority w:val="99"/>
     <w:pPr>
       <w:pBdr/>
@@ -59001,9 +58991,9 @@
       </w:tcPr>
     </w:tblStylePr>
   </w:style>
-  <w:style w:type="table" w:styleId="1501">
+  <w:style w:type="table" w:styleId="1503">
     <w:name w:val="List Table 5 Dark - Accent 5"/>
-    <w:basedOn w:val="1411"/>
+    <w:basedOn w:val="1413"/>
     <w:uiPriority w:val="99"/>
     <w:pPr>
       <w:pBdr/>
@@ -59243,9 +59233,9 @@
       </w:tcPr>
     </w:tblStylePr>
   </w:style>
-  <w:style w:type="table" w:styleId="1502">
+  <w:style w:type="table" w:styleId="1504">
     <w:name w:val="List Table 5 Dark - Accent 6"/>
-    <w:basedOn w:val="1411"/>
+    <w:basedOn w:val="1413"/>
     <w:uiPriority w:val="99"/>
     <w:pPr>
       <w:pBdr/>
@@ -59485,9 +59475,9 @@
       </w:tcPr>
     </w:tblStylePr>
   </w:style>
-  <w:style w:type="table" w:styleId="1503">
+  <w:style w:type="table" w:styleId="1505">
     <w:name w:val="List Table 6 Colorful"/>
-    <w:basedOn w:val="1411"/>
+    <w:basedOn w:val="1413"/>
     <w:uiPriority w:val="99"/>
     <w:pPr>
       <w:pBdr/>
@@ -59708,9 +59698,9 @@
       </w:tcPr>
     </w:tblStylePr>
   </w:style>
-  <w:style w:type="table" w:styleId="1504">
+  <w:style w:type="table" w:styleId="1506">
     <w:name w:val="List Table 6 Colorful - Accent 1"/>
-    <w:basedOn w:val="1411"/>
+    <w:basedOn w:val="1413"/>
     <w:uiPriority w:val="99"/>
     <w:pPr>
       <w:pBdr/>
@@ -59931,9 +59921,9 @@
       </w:tcPr>
     </w:tblStylePr>
   </w:style>
-  <w:style w:type="table" w:styleId="1505">
+  <w:style w:type="table" w:styleId="1507">
     <w:name w:val="List Table 6 Colorful - Accent 2"/>
-    <w:basedOn w:val="1411"/>
+    <w:basedOn w:val="1413"/>
     <w:uiPriority w:val="99"/>
     <w:pPr>
       <w:pBdr/>
@@ -60154,9 +60144,9 @@
       </w:tcPr>
     </w:tblStylePr>
   </w:style>
-  <w:style w:type="table" w:styleId="1506">
+  <w:style w:type="table" w:styleId="1508">
     <w:name w:val="List Table 6 Colorful - Accent 3"/>
-    <w:basedOn w:val="1411"/>
+    <w:basedOn w:val="1413"/>
     <w:uiPriority w:val="99"/>
     <w:pPr>
       <w:pBdr/>
@@ -60377,9 +60367,9 @@
       </w:tcPr>
     </w:tblStylePr>
   </w:style>
-  <w:style w:type="table" w:styleId="1507">
+  <w:style w:type="table" w:styleId="1509">
     <w:name w:val="List Table 6 Colorful - Accent 4"/>
-    <w:basedOn w:val="1411"/>
+    <w:basedOn w:val="1413"/>
     <w:uiPriority w:val="99"/>
     <w:pPr>
       <w:pBdr/>
@@ -60600,9 +60590,9 @@
       </w:tcPr>
     </w:tblStylePr>
   </w:style>
-  <w:style w:type="table" w:styleId="1508">
+  <w:style w:type="table" w:styleId="1510">
     <w:name w:val="List Table 6 Colorful - Accent 5"/>
-    <w:basedOn w:val="1411"/>
+    <w:basedOn w:val="1413"/>
     <w:uiPriority w:val="99"/>
     <w:pPr>
       <w:pBdr/>
@@ -60823,9 +60813,9 @@
       </w:tcPr>
     </w:tblStylePr>
   </w:style>
-  <w:style w:type="table" w:styleId="1509">
+  <w:style w:type="table" w:styleId="1511">
     <w:name w:val="List Table 6 Colorful - Accent 6"/>
-    <w:basedOn w:val="1411"/>
+    <w:basedOn w:val="1413"/>
     <w:uiPriority w:val="99"/>
     <w:pPr>
       <w:pBdr/>
@@ -61046,9 +61036,9 @@
       </w:tcPr>
     </w:tblStylePr>
   </w:style>
-  <w:style w:type="table" w:styleId="1510">
+  <w:style w:type="table" w:styleId="1512">
     <w:name w:val="List Table 7 Colorful"/>
-    <w:basedOn w:val="1411"/>
+    <w:basedOn w:val="1413"/>
     <w:uiPriority w:val="99"/>
     <w:pPr>
       <w:pBdr/>
@@ -61302,9 +61292,9 @@
       </w:tcPr>
     </w:tblStylePr>
   </w:style>
-  <w:style w:type="table" w:styleId="1511">
+  <w:style w:type="table" w:styleId="1513">
     <w:name w:val="List Table 7 Colorful - Accent 1"/>
-    <w:basedOn w:val="1411"/>
+    <w:basedOn w:val="1413"/>
     <w:uiPriority w:val="99"/>
     <w:pPr>
       <w:pBdr/>
@@ -61558,9 +61548,9 @@
       </w:tcPr>
     </w:tblStylePr>
   </w:style>
-  <w:style w:type="table" w:styleId="1512">
+  <w:style w:type="table" w:styleId="1514">
     <w:name w:val="List Table 7 Colorful - Accent 2"/>
-    <w:basedOn w:val="1411"/>
+    <w:basedOn w:val="1413"/>
     <w:uiPriority w:val="99"/>
     <w:pPr>
       <w:pBdr/>
@@ -61814,9 +61804,9 @@
       </w:tcPr>
     </w:tblStylePr>
   </w:style>
-  <w:style w:type="table" w:styleId="1513">
+  <w:style w:type="table" w:styleId="1515">
     <w:name w:val="List Table 7 Colorful - Accent 3"/>
-    <w:basedOn w:val="1411"/>
+    <w:basedOn w:val="1413"/>
     <w:uiPriority w:val="99"/>
     <w:pPr>
       <w:pBdr/>
@@ -62070,9 +62060,9 @@
       </w:tcPr>
     </w:tblStylePr>
   </w:style>
-  <w:style w:type="table" w:styleId="1514">
+  <w:style w:type="table" w:styleId="1516">
     <w:name w:val="List Table 7 Colorful - Accent 4"/>
-    <w:basedOn w:val="1411"/>
+    <w:basedOn w:val="1413"/>
     <w:uiPriority w:val="99"/>
     <w:pPr>
       <w:pBdr/>
@@ -62326,9 +62316,9 @@
       </w:tcPr>
     </w:tblStylePr>
   </w:style>
-  <w:style w:type="table" w:styleId="1515">
+  <w:style w:type="table" w:styleId="1517">
     <w:name w:val="List Table 7 Colorful - Accent 5"/>
-    <w:basedOn w:val="1411"/>
+    <w:basedOn w:val="1413"/>
     <w:uiPriority w:val="99"/>
     <w:pPr>
       <w:pBdr/>
@@ -62582,9 +62572,9 @@
       </w:tcPr>
     </w:tblStylePr>
   </w:style>
-  <w:style w:type="table" w:styleId="1516">
+  <w:style w:type="table" w:styleId="1518">
     <w:name w:val="List Table 7 Colorful - Accent 6"/>
-    <w:basedOn w:val="1411"/>
+    <w:basedOn w:val="1413"/>
     <w:uiPriority w:val="99"/>
     <w:pPr>
       <w:pBdr/>
@@ -62838,9 +62828,9 @@
       </w:tcPr>
     </w:tblStylePr>
   </w:style>
-  <w:style w:type="table" w:styleId="1517">
+  <w:style w:type="table" w:styleId="1519">
     <w:name w:val="Lined - Accent"/>
-    <w:basedOn w:val="1411"/>
+    <w:basedOn w:val="1413"/>
     <w:uiPriority w:val="99"/>
     <w:pPr>
       <w:pBdr/>
@@ -63075,9 +63065,9 @@
       </w:tcPr>
     </w:tblStylePr>
   </w:style>
-  <w:style w:type="table" w:styleId="1518">
+  <w:style w:type="table" w:styleId="1520">
     <w:name w:val="Lined - Accent 1"/>
-    <w:basedOn w:val="1411"/>
+    <w:basedOn w:val="1413"/>
     <w:uiPriority w:val="99"/>
     <w:pPr>
       <w:pBdr/>
@@ -63312,9 +63302,9 @@
       </w:tcPr>
     </w:tblStylePr>
   </w:style>
-  <w:style w:type="table" w:styleId="1519">
+  <w:style w:type="table" w:styleId="1521">
     <w:name w:val="Lined - Accent 2"/>
-    <w:basedOn w:val="1411"/>
+    <w:basedOn w:val="1413"/>
     <w:uiPriority w:val="99"/>
     <w:pPr>
       <w:pBdr/>
@@ -63549,9 +63539,9 @@
       </w:tcPr>
     </w:tblStylePr>
   </w:style>
-  <w:style w:type="table" w:styleId="1520">
+  <w:style w:type="table" w:styleId="1522">
     <w:name w:val="Lined - Accent 3"/>
-    <w:basedOn w:val="1411"/>
+    <w:basedOn w:val="1413"/>
     <w:uiPriority w:val="99"/>
     <w:pPr>
       <w:pBdr/>
@@ -63786,9 +63776,9 @@
       </w:tcPr>
     </w:tblStylePr>
   </w:style>
-  <w:style w:type="table" w:styleId="1521">
+  <w:style w:type="table" w:styleId="1523">
     <w:name w:val="Lined - Accent 4"/>
-    <w:basedOn w:val="1411"/>
+    <w:basedOn w:val="1413"/>
     <w:uiPriority w:val="99"/>
     <w:pPr>
       <w:pBdr/>
@@ -64023,9 +64013,9 @@
       </w:tcPr>
     </w:tblStylePr>
   </w:style>
-  <w:style w:type="table" w:styleId="1522">
+  <w:style w:type="table" w:styleId="1524">
     <w:name w:val="Lined - Accent 5"/>
-    <w:basedOn w:val="1411"/>
+    <w:basedOn w:val="1413"/>
     <w:uiPriority w:val="99"/>
     <w:pPr>
       <w:pBdr/>
@@ -64260,9 +64250,9 @@
       </w:tcPr>
     </w:tblStylePr>
   </w:style>
-  <w:style w:type="table" w:styleId="1523">
+  <w:style w:type="table" w:styleId="1525">
     <w:name w:val="Lined - Accent 6"/>
-    <w:basedOn w:val="1411"/>
+    <w:basedOn w:val="1413"/>
     <w:uiPriority w:val="99"/>
     <w:pPr>
       <w:pBdr/>
@@ -64497,9 +64487,9 @@
       </w:tcPr>
     </w:tblStylePr>
   </w:style>
-  <w:style w:type="table" w:styleId="1524">
+  <w:style w:type="table" w:styleId="1526">
     <w:name w:val="Bordered &amp; Lined - Accent"/>
-    <w:basedOn w:val="1411"/>
+    <w:basedOn w:val="1413"/>
     <w:uiPriority w:val="99"/>
     <w:pPr>
       <w:pBdr/>
@@ -64741,9 +64731,9 @@
       </w:tcPr>
     </w:tblStylePr>
   </w:style>
-  <w:style w:type="table" w:styleId="1525">
+  <w:style w:type="table" w:styleId="1527">
     <w:name w:val="Bordered &amp; Lined - Accent 1"/>
-    <w:basedOn w:val="1411"/>
+    <w:basedOn w:val="1413"/>
     <w:uiPriority w:val="99"/>
     <w:pPr>
       <w:pBdr/>
@@ -64985,9 +64975,9 @@
       </w:tcPr>
     </w:tblStylePr>
   </w:style>
-  <w:style w:type="table" w:styleId="1526">
+  <w:style w:type="table" w:styleId="1528">
     <w:name w:val="Bordered &amp; Lined - Accent 2"/>
-    <w:basedOn w:val="1411"/>
+    <w:basedOn w:val="1413"/>
     <w:uiPriority w:val="99"/>
     <w:pPr>
       <w:pBdr/>
@@ -65229,9 +65219,9 @@
       </w:tcPr>
     </w:tblStylePr>
   </w:style>
-  <w:style w:type="table" w:styleId="1527">
+  <w:style w:type="table" w:styleId="1529">
     <w:name w:val="Bordered &amp; Lined - Accent 3"/>
-    <w:basedOn w:val="1411"/>
+    <w:basedOn w:val="1413"/>
     <w:uiPriority w:val="99"/>
     <w:pPr>
       <w:pBdr/>
@@ -65473,9 +65463,9 @@
       </w:tcPr>
     </w:tblStylePr>
   </w:style>
-  <w:style w:type="table" w:styleId="1528">
+  <w:style w:type="table" w:styleId="1530">
     <w:name w:val="Bordered &amp; Lined - Accent 4"/>
-    <w:basedOn w:val="1411"/>
+    <w:basedOn w:val="1413"/>
     <w:uiPriority w:val="99"/>
     <w:pPr>
       <w:pBdr/>
@@ -65717,9 +65707,9 @@
       </w:tcPr>
     </w:tblStylePr>
   </w:style>
-  <w:style w:type="table" w:styleId="1529">
+  <w:style w:type="table" w:styleId="1531">
     <w:name w:val="Bordered &amp; Lined - Accent 5"/>
-    <w:basedOn w:val="1411"/>
+    <w:basedOn w:val="1413"/>
     <w:uiPriority w:val="99"/>
     <w:pPr>
       <w:pBdr/>
@@ -65961,9 +65951,9 @@
       </w:tcPr>
     </w:tblStylePr>
   </w:style>
-  <w:style w:type="table" w:styleId="1530">
+  <w:style w:type="table" w:styleId="1532">
     <w:name w:val="Bordered &amp; Lined - Accent 6"/>
-    <w:basedOn w:val="1411"/>
+    <w:basedOn w:val="1413"/>
     <w:uiPriority w:val="99"/>
     <w:pPr>
       <w:pBdr/>
@@ -66205,9 +66195,9 @@
       </w:tcPr>
     </w:tblStylePr>
   </w:style>
-  <w:style w:type="table" w:styleId="1531">
+  <w:style w:type="table" w:styleId="1533">
     <w:name w:val="Bordered"/>
-    <w:basedOn w:val="1411"/>
+    <w:basedOn w:val="1413"/>
     <w:uiPriority w:val="99"/>
     <w:pPr>
       <w:pBdr/>
@@ -66436,9 +66426,9 @@
       </w:tcPr>
     </w:tblStylePr>
   </w:style>
-  <w:style w:type="table" w:styleId="1532">
+  <w:style w:type="table" w:styleId="1534">
     <w:name w:val="Bordered - Accent 1"/>
-    <w:basedOn w:val="1411"/>
+    <w:basedOn w:val="1413"/>
     <w:uiPriority w:val="99"/>
     <w:pPr>
       <w:pBdr/>
@@ -66667,9 +66657,9 @@
       </w:tcPr>
     </w:tblStylePr>
   </w:style>
-  <w:style w:type="table" w:styleId="1533">
+  <w:style w:type="table" w:styleId="1535">
     <w:name w:val="Bordered - Accent 2"/>
-    <w:basedOn w:val="1411"/>
+    <w:basedOn w:val="1413"/>
     <w:uiPriority w:val="99"/>
     <w:pPr>
       <w:pBdr/>
@@ -66898,9 +66888,9 @@
       </w:tcPr>
     </w:tblStylePr>
   </w:style>
-  <w:style w:type="table" w:styleId="1534">
+  <w:style w:type="table" w:styleId="1536">
     <w:name w:val="Bordered - Accent 3"/>
-    <w:basedOn w:val="1411"/>
+    <w:basedOn w:val="1413"/>
     <w:uiPriority w:val="99"/>
     <w:pPr>
       <w:pBdr/>
@@ -67129,9 +67119,9 @@
       </w:tcPr>
     </w:tblStylePr>
   </w:style>
-  <w:style w:type="table" w:styleId="1535">
+  <w:style w:type="table" w:styleId="1537">
     <w:name w:val="Bordered - Accent 4"/>
-    <w:basedOn w:val="1411"/>
+    <w:basedOn w:val="1413"/>
     <w:uiPriority w:val="99"/>
     <w:pPr>
       <w:pBdr/>
@@ -67360,9 +67350,9 @@
       </w:tcPr>
     </w:tblStylePr>
   </w:style>
-  <w:style w:type="table" w:styleId="1536">
+  <w:style w:type="table" w:styleId="1538">
     <w:name w:val="Bordered - Accent 5"/>
-    <w:basedOn w:val="1411"/>
+    <w:basedOn w:val="1413"/>
     <w:uiPriority w:val="99"/>
     <w:pPr>
       <w:pBdr/>
@@ -67591,9 +67581,9 @@
       </w:tcPr>
     </w:tblStylePr>
   </w:style>
-  <w:style w:type="table" w:styleId="1537">
+  <w:style w:type="table" w:styleId="1539">
     <w:name w:val="Bordered - Accent 6"/>
-    <w:basedOn w:val="1411"/>
+    <w:basedOn w:val="1413"/>
     <w:uiPriority w:val="99"/>
     <w:pPr>
       <w:pBdr/>
@@ -67822,7 +67812,7 @@
       </w:tcPr>
     </w:tblStylePr>
   </w:style>
-  <w:style w:type="paragraph" w:styleId="1538" w:default="1">
+  <w:style w:type="paragraph" w:styleId="1540" w:default="1">
     <w:name w:val="Normal"/>
     <w:qFormat/>
     <w:pPr>
@@ -67831,11 +67821,11 @@
       <w:ind/>
     </w:pPr>
   </w:style>
-  <w:style w:type="paragraph" w:styleId="1539">
+  <w:style w:type="paragraph" w:styleId="1541">
     <w:name w:val="Heading 1"/>
-    <w:basedOn w:val="1538"/>
-    <w:next w:val="1538"/>
-    <w:link w:val="1550"/>
+    <w:basedOn w:val="1540"/>
+    <w:next w:val="1540"/>
+    <w:link w:val="1552"/>
     <w:uiPriority w:val="9"/>
     <w:qFormat/>
     <w:pPr>
@@ -67853,11 +67843,11 @@
       <w:szCs w:val="40"/>
     </w:rPr>
   </w:style>
-  <w:style w:type="paragraph" w:styleId="1540">
+  <w:style w:type="paragraph" w:styleId="1542">
     <w:name w:val="Heading 2"/>
-    <w:basedOn w:val="1538"/>
-    <w:next w:val="1538"/>
-    <w:link w:val="1551"/>
+    <w:basedOn w:val="1540"/>
+    <w:next w:val="1540"/>
+    <w:link w:val="1553"/>
     <w:uiPriority w:val="9"/>
     <w:unhideWhenUsed/>
     <w:qFormat/>
@@ -67876,11 +67866,11 @@
       <w:szCs w:val="32"/>
     </w:rPr>
   </w:style>
-  <w:style w:type="paragraph" w:styleId="1541">
+  <w:style w:type="paragraph" w:styleId="1543">
     <w:name w:val="Heading 3"/>
-    <w:basedOn w:val="1538"/>
-    <w:next w:val="1538"/>
-    <w:link w:val="1552"/>
+    <w:basedOn w:val="1540"/>
+    <w:next w:val="1540"/>
+    <w:link w:val="1554"/>
     <w:uiPriority w:val="9"/>
     <w:unhideWhenUsed/>
     <w:qFormat/>
@@ -67899,11 +67889,11 @@
       <w:szCs w:val="28"/>
     </w:rPr>
   </w:style>
-  <w:style w:type="paragraph" w:styleId="1542">
+  <w:style w:type="paragraph" w:styleId="1544">
     <w:name w:val="Heading 4"/>
-    <w:basedOn w:val="1538"/>
-    <w:next w:val="1538"/>
-    <w:link w:val="1553"/>
+    <w:basedOn w:val="1540"/>
+    <w:next w:val="1540"/>
+    <w:link w:val="1555"/>
     <w:uiPriority w:val="9"/>
     <w:unhideWhenUsed/>
     <w:qFormat/>
@@ -67922,11 +67912,11 @@
       <w:color w:val="0f4761" w:themeColor="accent1" w:themeShade="BF"/>
     </w:rPr>
   </w:style>
-  <w:style w:type="paragraph" w:styleId="1543">
+  <w:style w:type="paragraph" w:styleId="1545">
     <w:name w:val="Heading 5"/>
-    <w:basedOn w:val="1538"/>
-    <w:next w:val="1538"/>
-    <w:link w:val="1554"/>
+    <w:basedOn w:val="1540"/>
+    <w:next w:val="1540"/>
+    <w:link w:val="1556"/>
     <w:uiPriority w:val="9"/>
     <w:unhideWhenUsed/>
     <w:qFormat/>
@@ -67943,11 +67933,11 @@
       <w:color w:val="0f4761" w:themeColor="accent1" w:themeShade="BF"/>
     </w:rPr>
   </w:style>
-  <w:style w:type="paragraph" w:styleId="1544">
+  <w:style w:type="paragraph" w:styleId="1546">
     <w:name w:val="Heading 6"/>
-    <w:basedOn w:val="1538"/>
-    <w:next w:val="1538"/>
-    <w:link w:val="1555"/>
+    <w:basedOn w:val="1540"/>
+    <w:next w:val="1540"/>
+    <w:link w:val="1557"/>
     <w:uiPriority w:val="9"/>
     <w:unhideWhenUsed/>
     <w:qFormat/>
@@ -67966,11 +67956,11 @@
       <w:color w:val="595959" w:themeColor="text1" w:themeTint="A6"/>
     </w:rPr>
   </w:style>
-  <w:style w:type="paragraph" w:styleId="1545">
+  <w:style w:type="paragraph" w:styleId="1547">
     <w:name w:val="Heading 7"/>
-    <w:basedOn w:val="1538"/>
-    <w:next w:val="1538"/>
-    <w:link w:val="1556"/>
+    <w:basedOn w:val="1540"/>
+    <w:next w:val="1540"/>
+    <w:link w:val="1558"/>
     <w:uiPriority w:val="9"/>
     <w:unhideWhenUsed/>
     <w:qFormat/>
@@ -67987,11 +67977,11 @@
       <w:color w:val="595959" w:themeColor="text1" w:themeTint="A6"/>
     </w:rPr>
   </w:style>
-  <w:style w:type="paragraph" w:styleId="1546">
+  <w:style w:type="paragraph" w:styleId="1548">
     <w:name w:val="Heading 8"/>
-    <w:basedOn w:val="1538"/>
-    <w:next w:val="1538"/>
-    <w:link w:val="1557"/>
+    <w:basedOn w:val="1540"/>
+    <w:next w:val="1540"/>
+    <w:link w:val="1559"/>
     <w:uiPriority w:val="9"/>
     <w:unhideWhenUsed/>
     <w:qFormat/>
@@ -68010,11 +68000,11 @@
       <w:color w:val="272727" w:themeColor="text1" w:themeTint="D8"/>
     </w:rPr>
   </w:style>
-  <w:style w:type="paragraph" w:styleId="1547">
+  <w:style w:type="paragraph" w:styleId="1549">
     <w:name w:val="Heading 9"/>
-    <w:basedOn w:val="1538"/>
-    <w:next w:val="1538"/>
-    <w:link w:val="1558"/>
+    <w:basedOn w:val="1540"/>
+    <w:next w:val="1540"/>
+    <w:link w:val="1560"/>
     <w:uiPriority w:val="9"/>
     <w:unhideWhenUsed/>
     <w:qFormat/>
@@ -68033,7 +68023,7 @@
       <w:color w:val="272727" w:themeColor="text1" w:themeTint="D8"/>
     </w:rPr>
   </w:style>
-  <w:style w:type="character" w:styleId="1548" w:default="1">
+  <w:style w:type="character" w:styleId="1550" w:default="1">
     <w:name w:val="Default Paragraph Font"/>
     <w:uiPriority w:val="1"/>
     <w:semiHidden/>
@@ -68044,7 +68034,7 @@
       <w:ind/>
     </w:pPr>
   </w:style>
-  <w:style w:type="numbering" w:styleId="1549" w:default="1">
+  <w:style w:type="numbering" w:styleId="1551" w:default="1">
     <w:name w:val="No List"/>
     <w:uiPriority w:val="99"/>
     <w:semiHidden/>
@@ -68055,10 +68045,10 @@
       <w:ind/>
     </w:pPr>
   </w:style>
-  <w:style w:type="character" w:styleId="1550">
+  <w:style w:type="character" w:styleId="1552">
     <w:name w:val="Heading 1 Char"/>
-    <w:basedOn w:val="1548"/>
-    <w:link w:val="1539"/>
+    <w:basedOn w:val="1550"/>
+    <w:link w:val="1541"/>
     <w:uiPriority w:val="9"/>
     <w:pPr>
       <w:pBdr/>
@@ -68072,10 +68062,10 @@
       <w:szCs w:val="40"/>
     </w:rPr>
   </w:style>
-  <w:style w:type="character" w:styleId="1551">
+  <w:style w:type="character" w:styleId="1553">
     <w:name w:val="Heading 2 Char"/>
-    <w:basedOn w:val="1548"/>
-    <w:link w:val="1540"/>
+    <w:basedOn w:val="1550"/>
+    <w:link w:val="1542"/>
     <w:uiPriority w:val="9"/>
     <w:pPr>
       <w:pBdr/>
@@ -68089,10 +68079,10 @@
       <w:szCs w:val="32"/>
     </w:rPr>
   </w:style>
-  <w:style w:type="character" w:styleId="1552">
+  <w:style w:type="character" w:styleId="1554">
     <w:name w:val="Heading 3 Char"/>
-    <w:basedOn w:val="1548"/>
-    <w:link w:val="1541"/>
+    <w:basedOn w:val="1550"/>
+    <w:link w:val="1543"/>
     <w:uiPriority w:val="9"/>
     <w:pPr>
       <w:pBdr/>
@@ -68106,10 +68096,10 @@
       <w:szCs w:val="28"/>
     </w:rPr>
   </w:style>
-  <w:style w:type="character" w:styleId="1553">
+  <w:style w:type="character" w:styleId="1555">
     <w:name w:val="Heading 4 Char"/>
-    <w:basedOn w:val="1548"/>
-    <w:link w:val="1542"/>
+    <w:basedOn w:val="1550"/>
+    <w:link w:val="1544"/>
     <w:uiPriority w:val="9"/>
     <w:pPr>
       <w:pBdr/>
@@ -68123,10 +68113,10 @@
       <w:color w:val="0f4761" w:themeColor="accent1" w:themeShade="BF"/>
     </w:rPr>
   </w:style>
-  <w:style w:type="character" w:styleId="1554">
+  <w:style w:type="character" w:styleId="1556">
     <w:name w:val="Heading 5 Char"/>
-    <w:basedOn w:val="1548"/>
-    <w:link w:val="1543"/>
+    <w:basedOn w:val="1550"/>
+    <w:link w:val="1545"/>
     <w:uiPriority w:val="9"/>
     <w:pPr>
       <w:pBdr/>
@@ -68138,10 +68128,10 @@
       <w:color w:val="0f4761" w:themeColor="accent1" w:themeShade="BF"/>
     </w:rPr>
   </w:style>
-  <w:style w:type="character" w:styleId="1555">
+  <w:style w:type="character" w:styleId="1557">
     <w:name w:val="Heading 6 Char"/>
-    <w:basedOn w:val="1548"/>
-    <w:link w:val="1544"/>
+    <w:basedOn w:val="1550"/>
+    <w:link w:val="1546"/>
     <w:uiPriority w:val="9"/>
     <w:pPr>
       <w:pBdr/>
@@ -68155,10 +68145,10 @@
       <w:color w:val="595959" w:themeColor="text1" w:themeTint="A6"/>
     </w:rPr>
   </w:style>
-  <w:style w:type="character" w:styleId="1556">
+  <w:style w:type="character" w:styleId="1558">
     <w:name w:val="Heading 7 Char"/>
-    <w:basedOn w:val="1548"/>
-    <w:link w:val="1545"/>
+    <w:basedOn w:val="1550"/>
+    <w:link w:val="1547"/>
     <w:uiPriority w:val="9"/>
     <w:pPr>
       <w:pBdr/>
@@ -68170,10 +68160,10 @@
       <w:color w:val="595959" w:themeColor="text1" w:themeTint="A6"/>
     </w:rPr>
   </w:style>
-  <w:style w:type="character" w:styleId="1557">
+  <w:style w:type="character" w:styleId="1559">
     <w:name w:val="Heading 8 Char"/>
-    <w:basedOn w:val="1548"/>
-    <w:link w:val="1546"/>
+    <w:basedOn w:val="1550"/>
+    <w:link w:val="1548"/>
     <w:uiPriority w:val="9"/>
     <w:pPr>
       <w:pBdr/>
@@ -68187,10 +68177,10 @@
       <w:color w:val="272727" w:themeColor="text1" w:themeTint="D8"/>
     </w:rPr>
   </w:style>
-  <w:style w:type="character" w:styleId="1558">
+  <w:style w:type="character" w:styleId="1560">
     <w:name w:val="Heading 9 Char"/>
-    <w:basedOn w:val="1548"/>
-    <w:link w:val="1547"/>
+    <w:basedOn w:val="1550"/>
+    <w:link w:val="1549"/>
     <w:uiPriority w:val="9"/>
     <w:pPr>
       <w:pBdr/>
@@ -68204,11 +68194,11 @@
       <w:color w:val="272727" w:themeColor="text1" w:themeTint="D8"/>
     </w:rPr>
   </w:style>
-  <w:style w:type="paragraph" w:styleId="1559">
+  <w:style w:type="paragraph" w:styleId="1561">
     <w:name w:val="Title"/>
-    <w:basedOn w:val="1538"/>
-    <w:next w:val="1538"/>
-    <w:link w:val="1560"/>
+    <w:basedOn w:val="1540"/>
+    <w:next w:val="1540"/>
+    <w:link w:val="1562"/>
     <w:uiPriority w:val="10"/>
     <w:qFormat/>
     <w:pPr>
@@ -68224,10 +68214,10 @@
       <w:szCs w:val="56"/>
     </w:rPr>
   </w:style>
-  <w:style w:type="character" w:styleId="1560">
+  <w:style w:type="character" w:styleId="1562">
     <w:name w:val="Title Char"/>
-    <w:basedOn w:val="1548"/>
-    <w:link w:val="1559"/>
+    <w:basedOn w:val="1550"/>
+    <w:link w:val="1561"/>
     <w:uiPriority w:val="10"/>
     <w:pPr>
       <w:pBdr/>
@@ -68241,11 +68231,11 @@
       <w:szCs w:val="56"/>
     </w:rPr>
   </w:style>
-  <w:style w:type="paragraph" w:styleId="1561">
+  <w:style w:type="paragraph" w:styleId="1563">
     <w:name w:val="Subtitle"/>
-    <w:basedOn w:val="1538"/>
-    <w:next w:val="1538"/>
-    <w:link w:val="1562"/>
+    <w:basedOn w:val="1540"/>
+    <w:next w:val="1540"/>
+    <w:link w:val="1564"/>
     <w:uiPriority w:val="11"/>
     <w:qFormat/>
     <w:pPr>
@@ -68263,10 +68253,10 @@
       <w:szCs w:val="28"/>
     </w:rPr>
   </w:style>
-  <w:style w:type="character" w:styleId="1562">
+  <w:style w:type="character" w:styleId="1564">
     <w:name w:val="Subtitle Char"/>
-    <w:basedOn w:val="1548"/>
-    <w:link w:val="1561"/>
+    <w:basedOn w:val="1550"/>
+    <w:link w:val="1563"/>
     <w:uiPriority w:val="11"/>
     <w:pPr>
       <w:pBdr/>
@@ -68280,11 +68270,11 @@
       <w:szCs w:val="28"/>
     </w:rPr>
   </w:style>
-  <w:style w:type="paragraph" w:styleId="1563">
+  <w:style w:type="paragraph" w:styleId="1565">
     <w:name w:val="Quote"/>
-    <w:basedOn w:val="1538"/>
-    <w:next w:val="1538"/>
-    <w:link w:val="1564"/>
+    <w:basedOn w:val="1540"/>
+    <w:next w:val="1540"/>
+    <w:link w:val="1566"/>
     <w:uiPriority w:val="29"/>
     <w:qFormat/>
     <w:pPr>
@@ -68299,10 +68289,10 @@
       <w:color w:val="404040" w:themeColor="text1" w:themeTint="BF"/>
     </w:rPr>
   </w:style>
-  <w:style w:type="character" w:styleId="1564">
+  <w:style w:type="character" w:styleId="1566">
     <w:name w:val="Quote Char"/>
-    <w:basedOn w:val="1548"/>
-    <w:link w:val="1563"/>
+    <w:basedOn w:val="1550"/>
+    <w:link w:val="1565"/>
     <w:uiPriority w:val="29"/>
     <w:pPr>
       <w:pBdr/>
@@ -68315,9 +68305,9 @@
       <w:color w:val="404040" w:themeColor="text1" w:themeTint="BF"/>
     </w:rPr>
   </w:style>
-  <w:style w:type="paragraph" w:styleId="1565">
+  <w:style w:type="paragraph" w:styleId="1567">
     <w:name w:val="List Paragraph"/>
-    <w:basedOn w:val="1538"/>
+    <w:basedOn w:val="1540"/>
     <w:uiPriority w:val="34"/>
     <w:qFormat/>
     <w:pPr>
@@ -68327,9 +68317,9 @@
       <w:contextualSpacing w:val="true"/>
     </w:pPr>
   </w:style>
-  <w:style w:type="character" w:styleId="1566">
+  <w:style w:type="character" w:styleId="1568">
     <w:name w:val="Intense Emphasis"/>
-    <w:basedOn w:val="1548"/>
+    <w:basedOn w:val="1550"/>
     <w:uiPriority w:val="21"/>
     <w:qFormat/>
     <w:pPr>
@@ -68343,11 +68333,11 @@
       <w:color w:val="0f4761" w:themeColor="accent1" w:themeShade="BF"/>
     </w:rPr>
   </w:style>
-  <w:style w:type="paragraph" w:styleId="1567">
+  <w:style w:type="paragraph" w:styleId="1569">
     <w:name w:val="Intense Quote"/>
-    <w:basedOn w:val="1538"/>
-    <w:next w:val="1538"/>
-    <w:link w:val="1568"/>
+    <w:basedOn w:val="1540"/>
+    <w:next w:val="1540"/>
+    <w:link w:val="1570"/>
     <w:uiPriority w:val="30"/>
     <w:qFormat/>
     <w:pPr>
@@ -68365,10 +68355,10 @@
       <w:color w:val="0f4761" w:themeColor="accent1" w:themeShade="BF"/>
     </w:rPr>
   </w:style>
-  <w:style w:type="character" w:styleId="1568">
+  <w:style w:type="character" w:styleId="1570">
     <w:name w:val="Intense Quote Char"/>
-    <w:basedOn w:val="1548"/>
-    <w:link w:val="1567"/>
+    <w:basedOn w:val="1550"/>
+    <w:link w:val="1569"/>
     <w:uiPriority w:val="30"/>
     <w:pPr>
       <w:pBdr/>
@@ -68381,9 +68371,9 @@
       <w:color w:val="0f4761" w:themeColor="accent1" w:themeShade="BF"/>
     </w:rPr>
   </w:style>
-  <w:style w:type="character" w:styleId="1569">
+  <w:style w:type="character" w:styleId="1571">
     <w:name w:val="Intense Reference"/>
-    <w:basedOn w:val="1548"/>
+    <w:basedOn w:val="1550"/>
     <w:uiPriority w:val="32"/>
     <w:qFormat/>
     <w:pPr>
@@ -68399,9 +68389,9 @@
       <w:spacing w:val="5"/>
     </w:rPr>
   </w:style>
-  <w:style w:type="paragraph" w:styleId="1570">
+  <w:style w:type="paragraph" w:styleId="1572">
     <w:name w:val="No Spacing"/>
-    <w:basedOn w:val="1538"/>
+    <w:basedOn w:val="1540"/>
     <w:uiPriority w:val="1"/>
     <w:qFormat/>
     <w:pPr>
@@ -68410,9 +68400,9 @@
       <w:ind/>
     </w:pPr>
   </w:style>
-  <w:style w:type="character" w:styleId="1571">
+  <w:style w:type="character" w:styleId="1573">
     <w:name w:val="Subtle Emphasis"/>
-    <w:basedOn w:val="1548"/>
+    <w:basedOn w:val="1550"/>
     <w:uiPriority w:val="19"/>
     <w:qFormat/>
     <w:pPr>
@@ -68426,9 +68416,9 @@
       <w:color w:val="404040" w:themeColor="text1" w:themeTint="BF"/>
     </w:rPr>
   </w:style>
-  <w:style w:type="character" w:styleId="1572">
+  <w:style w:type="character" w:styleId="1574">
     <w:name w:val="Emphasis"/>
-    <w:basedOn w:val="1548"/>
+    <w:basedOn w:val="1550"/>
     <w:uiPriority w:val="20"/>
     <w:qFormat/>
     <w:pPr>
@@ -68441,9 +68431,9 @@
       <w:iCs/>
     </w:rPr>
   </w:style>
-  <w:style w:type="character" w:styleId="1573">
+  <w:style w:type="character" w:styleId="1575">
     <w:name w:val="Strong"/>
-    <w:basedOn w:val="1548"/>
+    <w:basedOn w:val="1550"/>
     <w:uiPriority w:val="22"/>
     <w:qFormat/>
     <w:pPr>
@@ -68456,9 +68446,9 @@
       <w:bCs/>
     </w:rPr>
   </w:style>
-  <w:style w:type="character" w:styleId="1574">
+  <w:style w:type="character" w:styleId="1576">
     <w:name w:val="Subtle Reference"/>
-    <w:basedOn w:val="1548"/>
+    <w:basedOn w:val="1550"/>
     <w:uiPriority w:val="31"/>
     <w:qFormat/>
     <w:pPr>
@@ -68471,9 +68461,9 @@
       <w:color w:val="5a5a5a" w:themeColor="text1" w:themeTint="A5"/>
     </w:rPr>
   </w:style>
-  <w:style w:type="character" w:styleId="1575">
+  <w:style w:type="character" w:styleId="1577">
     <w:name w:val="Book Title"/>
-    <w:basedOn w:val="1548"/>
+    <w:basedOn w:val="1550"/>
     <w:uiPriority w:val="33"/>
     <w:qFormat/>
     <w:pPr>
@@ -68489,36 +68479,9 @@
       <w:spacing w:val="5"/>
     </w:rPr>
   </w:style>
-  <w:style w:type="paragraph" w:styleId="1576">
+  <w:style w:type="paragraph" w:styleId="1578">
     <w:name w:val="Header"/>
-    <w:basedOn w:val="1538"/>
-    <w:link w:val="1577"/>
-    <w:uiPriority w:val="99"/>
-    <w:unhideWhenUsed/>
-    <w:pPr>
-      <w:pBdr/>
-      <w:tabs>
-        <w:tab w:val="center" w:leader="none" w:pos="4844"/>
-        <w:tab w:val="right" w:leader="none" w:pos="9689"/>
-      </w:tabs>
-      <w:spacing w:after="0" w:line="240" w:lineRule="auto"/>
-      <w:ind/>
-    </w:pPr>
-  </w:style>
-  <w:style w:type="character" w:styleId="1577">
-    <w:name w:val="Header Char"/>
-    <w:basedOn w:val="1548"/>
-    <w:link w:val="1576"/>
-    <w:uiPriority w:val="99"/>
-    <w:pPr>
-      <w:pBdr/>
-      <w:spacing/>
-      <w:ind/>
-    </w:pPr>
-  </w:style>
-  <w:style w:type="paragraph" w:styleId="1578">
-    <w:name w:val="Footer"/>
-    <w:basedOn w:val="1538"/>
+    <w:basedOn w:val="1540"/>
     <w:link w:val="1579"/>
     <w:uiPriority w:val="99"/>
     <w:unhideWhenUsed/>
@@ -68533,8 +68496,8 @@
     </w:pPr>
   </w:style>
   <w:style w:type="character" w:styleId="1579">
-    <w:name w:val="Footer Char"/>
-    <w:basedOn w:val="1548"/>
+    <w:name w:val="Header Char"/>
+    <w:basedOn w:val="1550"/>
     <w:link w:val="1578"/>
     <w:uiPriority w:val="99"/>
     <w:pPr>
@@ -68544,9 +68507,36 @@
     </w:pPr>
   </w:style>
   <w:style w:type="paragraph" w:styleId="1580">
+    <w:name w:val="Footer"/>
+    <w:basedOn w:val="1540"/>
+    <w:link w:val="1581"/>
+    <w:uiPriority w:val="99"/>
+    <w:unhideWhenUsed/>
+    <w:pPr>
+      <w:pBdr/>
+      <w:tabs>
+        <w:tab w:val="center" w:leader="none" w:pos="4844"/>
+        <w:tab w:val="right" w:leader="none" w:pos="9689"/>
+      </w:tabs>
+      <w:spacing w:after="0" w:line="240" w:lineRule="auto"/>
+      <w:ind/>
+    </w:pPr>
+  </w:style>
+  <w:style w:type="character" w:styleId="1581">
+    <w:name w:val="Footer Char"/>
+    <w:basedOn w:val="1550"/>
+    <w:link w:val="1580"/>
+    <w:uiPriority w:val="99"/>
+    <w:pPr>
+      <w:pBdr/>
+      <w:spacing/>
+      <w:ind/>
+    </w:pPr>
+  </w:style>
+  <w:style w:type="paragraph" w:styleId="1582">
     <w:name w:val="Caption"/>
-    <w:basedOn w:val="1538"/>
-    <w:next w:val="1538"/>
+    <w:basedOn w:val="1540"/>
+    <w:next w:val="1540"/>
     <w:uiPriority w:val="35"/>
     <w:unhideWhenUsed/>
     <w:qFormat/>
@@ -68563,10 +68553,10 @@
       <w:szCs w:val="18"/>
     </w:rPr>
   </w:style>
-  <w:style w:type="paragraph" w:styleId="1581">
+  <w:style w:type="paragraph" w:styleId="1583">
     <w:name w:val="footnote text"/>
-    <w:basedOn w:val="1538"/>
-    <w:link w:val="1582"/>
+    <w:basedOn w:val="1540"/>
+    <w:link w:val="1584"/>
     <w:uiPriority w:val="99"/>
     <w:semiHidden/>
     <w:unhideWhenUsed/>
@@ -68580,10 +68570,10 @@
       <w:szCs w:val="20"/>
     </w:rPr>
   </w:style>
-  <w:style w:type="character" w:styleId="1582">
+  <w:style w:type="character" w:styleId="1584">
     <w:name w:val="Footnote Text Char"/>
-    <w:basedOn w:val="1548"/>
-    <w:link w:val="1581"/>
+    <w:basedOn w:val="1550"/>
+    <w:link w:val="1583"/>
     <w:uiPriority w:val="99"/>
     <w:semiHidden/>
     <w:pPr>
@@ -68596,9 +68586,9 @@
       <w:szCs w:val="20"/>
     </w:rPr>
   </w:style>
-  <w:style w:type="character" w:styleId="1583">
+  <w:style w:type="character" w:styleId="1585">
     <w:name w:val="footnote reference"/>
-    <w:basedOn w:val="1548"/>
+    <w:basedOn w:val="1550"/>
     <w:uiPriority w:val="99"/>
     <w:semiHidden/>
     <w:unhideWhenUsed/>
@@ -68611,10 +68601,10 @@
       <w:vertAlign w:val="superscript"/>
     </w:rPr>
   </w:style>
-  <w:style w:type="paragraph" w:styleId="1584">
+  <w:style w:type="paragraph" w:styleId="1586">
     <w:name w:val="endnote text"/>
-    <w:basedOn w:val="1538"/>
-    <w:link w:val="1585"/>
+    <w:basedOn w:val="1540"/>
+    <w:link w:val="1587"/>
     <w:uiPriority w:val="99"/>
     <w:semiHidden/>
     <w:unhideWhenUsed/>
@@ -68628,10 +68618,10 @@
       <w:szCs w:val="20"/>
     </w:rPr>
   </w:style>
-  <w:style w:type="character" w:styleId="1585">
+  <w:style w:type="character" w:styleId="1587">
     <w:name w:val="Endnote Text Char"/>
-    <w:basedOn w:val="1548"/>
-    <w:link w:val="1584"/>
+    <w:basedOn w:val="1550"/>
+    <w:link w:val="1586"/>
     <w:uiPriority w:val="99"/>
     <w:semiHidden/>
     <w:pPr>
@@ -68644,9 +68634,9 @@
       <w:szCs w:val="20"/>
     </w:rPr>
   </w:style>
-  <w:style w:type="character" w:styleId="1586">
+  <w:style w:type="character" w:styleId="1588">
     <w:name w:val="endnote reference"/>
-    <w:basedOn w:val="1548"/>
+    <w:basedOn w:val="1550"/>
     <w:uiPriority w:val="99"/>
     <w:semiHidden/>
     <w:unhideWhenUsed/>
@@ -68659,9 +68649,9 @@
       <w:vertAlign w:val="superscript"/>
     </w:rPr>
   </w:style>
-  <w:style w:type="character" w:styleId="1587">
+  <w:style w:type="character" w:styleId="1589">
     <w:name w:val="Hyperlink"/>
-    <w:basedOn w:val="1548"/>
+    <w:basedOn w:val="1550"/>
     <w:uiPriority w:val="99"/>
     <w:unhideWhenUsed/>
     <w:pPr>
@@ -68674,9 +68664,9 @@
       <w:u w:val="single"/>
     </w:rPr>
   </w:style>
-  <w:style w:type="character" w:styleId="1588">
+  <w:style w:type="character" w:styleId="1590">
     <w:name w:val="FollowedHyperlink"/>
-    <w:basedOn w:val="1548"/>
+    <w:basedOn w:val="1550"/>
     <w:uiPriority w:val="99"/>
     <w:semiHidden/>
     <w:unhideWhenUsed/>
@@ -68690,10 +68680,10 @@
       <w:u w:val="single"/>
     </w:rPr>
   </w:style>
-  <w:style w:type="paragraph" w:styleId="1589">
+  <w:style w:type="paragraph" w:styleId="1591">
     <w:name w:val="toc 1"/>
-    <w:basedOn w:val="1538"/>
-    <w:next w:val="1538"/>
+    <w:basedOn w:val="1540"/>
+    <w:next w:val="1540"/>
     <w:uiPriority w:val="39"/>
     <w:unhideWhenUsed/>
     <w:pPr>
@@ -68702,10 +68692,10 @@
       <w:ind/>
     </w:pPr>
   </w:style>
-  <w:style w:type="paragraph" w:styleId="1590">
+  <w:style w:type="paragraph" w:styleId="1592">
     <w:name w:val="toc 2"/>
-    <w:basedOn w:val="1538"/>
-    <w:next w:val="1538"/>
+    <w:basedOn w:val="1540"/>
+    <w:next w:val="1540"/>
     <w:uiPriority w:val="39"/>
     <w:unhideWhenUsed/>
     <w:pPr>
@@ -68714,10 +68704,10 @@
       <w:ind w:left="220"/>
     </w:pPr>
   </w:style>
-  <w:style w:type="paragraph" w:styleId="1591">
+  <w:style w:type="paragraph" w:styleId="1593">
     <w:name w:val="toc 3"/>
-    <w:basedOn w:val="1538"/>
-    <w:next w:val="1538"/>
+    <w:basedOn w:val="1540"/>
+    <w:next w:val="1540"/>
     <w:uiPriority w:val="39"/>
     <w:unhideWhenUsed/>
     <w:pPr>
@@ -68726,10 +68716,10 @@
       <w:ind w:left="440"/>
     </w:pPr>
   </w:style>
-  <w:style w:type="paragraph" w:styleId="1592">
+  <w:style w:type="paragraph" w:styleId="1594">
     <w:name w:val="toc 4"/>
-    <w:basedOn w:val="1538"/>
-    <w:next w:val="1538"/>
+    <w:basedOn w:val="1540"/>
+    <w:next w:val="1540"/>
     <w:uiPriority w:val="39"/>
     <w:unhideWhenUsed/>
     <w:pPr>
@@ -68738,10 +68728,10 @@
       <w:ind w:left="660"/>
     </w:pPr>
   </w:style>
-  <w:style w:type="paragraph" w:styleId="1593">
+  <w:style w:type="paragraph" w:styleId="1595">
     <w:name w:val="toc 5"/>
-    <w:basedOn w:val="1538"/>
-    <w:next w:val="1538"/>
+    <w:basedOn w:val="1540"/>
+    <w:next w:val="1540"/>
     <w:uiPriority w:val="39"/>
     <w:unhideWhenUsed/>
     <w:pPr>
@@ -68750,10 +68740,10 @@
       <w:ind w:left="880"/>
     </w:pPr>
   </w:style>
-  <w:style w:type="paragraph" w:styleId="1594">
+  <w:style w:type="paragraph" w:styleId="1596">
     <w:name w:val="toc 6"/>
-    <w:basedOn w:val="1538"/>
-    <w:next w:val="1538"/>
+    <w:basedOn w:val="1540"/>
+    <w:next w:val="1540"/>
     <w:uiPriority w:val="39"/>
     <w:unhideWhenUsed/>
     <w:pPr>
@@ -68762,10 +68752,10 @@
       <w:ind w:left="1100"/>
     </w:pPr>
   </w:style>
-  <w:style w:type="paragraph" w:styleId="1595">
+  <w:style w:type="paragraph" w:styleId="1597">
     <w:name w:val="toc 7"/>
-    <w:basedOn w:val="1538"/>
-    <w:next w:val="1538"/>
+    <w:basedOn w:val="1540"/>
+    <w:next w:val="1540"/>
     <w:uiPriority w:val="39"/>
     <w:unhideWhenUsed/>
     <w:pPr>
@@ -68774,10 +68764,10 @@
       <w:ind w:left="1320"/>
     </w:pPr>
   </w:style>
-  <w:style w:type="paragraph" w:styleId="1596">
+  <w:style w:type="paragraph" w:styleId="1598">
     <w:name w:val="toc 8"/>
-    <w:basedOn w:val="1538"/>
-    <w:next w:val="1538"/>
+    <w:basedOn w:val="1540"/>
+    <w:next w:val="1540"/>
     <w:uiPriority w:val="39"/>
     <w:unhideWhenUsed/>
     <w:pPr>
@@ -68786,10 +68776,10 @@
       <w:ind w:left="1540"/>
     </w:pPr>
   </w:style>
-  <w:style w:type="paragraph" w:styleId="1597">
+  <w:style w:type="paragraph" w:styleId="1599">
     <w:name w:val="toc 9"/>
-    <w:basedOn w:val="1538"/>
-    <w:next w:val="1538"/>
+    <w:basedOn w:val="1540"/>
+    <w:next w:val="1540"/>
     <w:uiPriority w:val="39"/>
     <w:unhideWhenUsed/>
     <w:pPr>
@@ -68798,9 +68788,9 @@
       <w:ind w:left="1760"/>
     </w:pPr>
   </w:style>
-  <w:style w:type="character" w:styleId="1598">
+  <w:style w:type="character" w:styleId="1600">
     <w:name w:val="Placeholder Text"/>
-    <w:basedOn w:val="1548"/>
+    <w:basedOn w:val="1550"/>
     <w:uiPriority w:val="99"/>
     <w:semiHidden/>
     <w:pPr>
@@ -68812,7 +68802,7 @@
       <w:color w:val="666666"/>
     </w:rPr>
   </w:style>
-  <w:style w:type="paragraph" w:styleId="1599">
+  <w:style w:type="paragraph" w:styleId="1601">
     <w:name w:val="TOC Heading"/>
     <w:uiPriority w:val="39"/>
     <w:unhideWhenUsed/>
@@ -68822,10 +68812,10 @@
       <w:ind/>
     </w:pPr>
   </w:style>
-  <w:style w:type="paragraph" w:styleId="1600">
+  <w:style w:type="paragraph" w:styleId="1602">
     <w:name w:val="table of figures"/>
-    <w:basedOn w:val="1538"/>
-    <w:next w:val="1538"/>
+    <w:basedOn w:val="1540"/>
+    <w:next w:val="1540"/>
     <w:uiPriority w:val="99"/>
     <w:unhideWhenUsed/>
     <w:pPr>
